--- a/docs/Отчет_производственная_практика_2_очеловечивание.docx
+++ b/docs/Отчет_производственная_практика_2_очеловечивание.docx
@@ -3218,7 +3218,39 @@
           <w:sz w:val="28"/>
           <w:szCs w:val="28"/>
         </w:rPr>
-        <w:t>Качество учета клиентских обращений для ИТ-компании напрямую сказывается на качестве обслуживания, а в итоге - на конкурентоспособности. Базой производственной практики стало ТОО «Фирма ГЕМ СК» (г. Петропавловск) - официальный партнер-франчайзи фирмы «1С», который занимается автоматизацией и комплексным сопровождением программных продуктов «1</w:t>
+        <w:t>Качество учета клиентских обращений для ИТ-компании напрямую сказывается на качестве обслуживания, а в итоге - на конкурентоспособности. Базой производственной практики стало ТОО «Фирма ГЕМ СК» (г. Петропавловск) - официальный партнер-франчайзи фирмы «1С», который занимается</w:t>
+      </w:r>
+      <w:r>
+        <w:rPr>
+          <w:rFonts w:eastAsia="Times New Roman"/>
+          <w:sz w:val="28"/>
+          <w:szCs w:val="28"/>
+        </w:rPr>
+        <w:t xml:space="preserve"> продажей, </w:t>
+      </w:r>
+      <w:r>
+        <w:rPr>
+          <w:rFonts w:eastAsia="Times New Roman"/>
+          <w:sz w:val="28"/>
+          <w:szCs w:val="28"/>
+        </w:rPr>
+        <w:t>комплексным сопровождением</w:t>
+      </w:r>
+      <w:r>
+        <w:rPr>
+          <w:rFonts w:eastAsia="Times New Roman"/>
+          <w:sz w:val="28"/>
+          <w:szCs w:val="28"/>
+        </w:rPr>
+        <w:t xml:space="preserve"> и</w:t>
+      </w:r>
+      <w:r>
+        <w:rPr>
+          <w:rFonts w:eastAsia="Times New Roman"/>
+          <w:sz w:val="28"/>
+          <w:szCs w:val="28"/>
+        </w:rPr>
+        <w:t xml:space="preserve"> автоматизацией </w:t>
       </w:r>
       <w:proofErr w:type="gramStart"/>
       <w:r>
@@ -3227,6 +3259,32 @@
           <w:sz w:val="28"/>
           <w:szCs w:val="28"/>
         </w:rPr>
+        <w:t>бизнес процессов</w:t>
+      </w:r>
+      <w:proofErr w:type="gramEnd"/>
+      <w:r>
+        <w:rPr>
+          <w:rFonts w:eastAsia="Times New Roman"/>
+          <w:sz w:val="28"/>
+          <w:szCs w:val="28"/>
+        </w:rPr>
+        <w:t xml:space="preserve"> </w:t>
+      </w:r>
+      <w:r>
+        <w:rPr>
+          <w:rFonts w:eastAsia="Times New Roman"/>
+          <w:sz w:val="28"/>
+          <w:szCs w:val="28"/>
+        </w:rPr>
+        <w:t>программных продуктов «1</w:t>
+      </w:r>
+      <w:proofErr w:type="gramStart"/>
+      <w:r>
+        <w:rPr>
+          <w:rFonts w:eastAsia="Times New Roman"/>
+          <w:sz w:val="28"/>
+          <w:szCs w:val="28"/>
+        </w:rPr>
         <w:t>С:Предприятие</w:t>
       </w:r>
       <w:proofErr w:type="gramEnd"/>
@@ -3236,7 +3294,39 @@
           <w:sz w:val="28"/>
           <w:szCs w:val="28"/>
         </w:rPr>
-        <w:t>». Обследование показало, что учет обращений клиентов на предприятии разорван между несколькими системами (1С-Коннект, Битрикс24, табели учета рабочего времени, «1С:КА»): данные по каждому обращению вводятся вручную по нескольку раз, единого экрана заявки нет, а сроки и трудозатраты сводятся вручную в конце месяца. Это оборачивается лишними затратами рабочего времени и риском упустить обращение - отсюда и актуальность темы работы.</w:t>
+        <w:t>». Обследование показало, что учет обращений клиентов на предприятии разорван между несколькими системами (1С-Коннект, Битрикс24, табел</w:t>
+      </w:r>
+      <w:r>
+        <w:rPr>
+          <w:rFonts w:eastAsia="Times New Roman"/>
+          <w:sz w:val="28"/>
+          <w:szCs w:val="28"/>
+        </w:rPr>
+        <w:t>я</w:t>
+      </w:r>
+      <w:r>
+        <w:rPr>
+          <w:rFonts w:eastAsia="Times New Roman"/>
+          <w:sz w:val="28"/>
+          <w:szCs w:val="28"/>
+        </w:rPr>
+        <w:t xml:space="preserve"> учета рабочего времени, «1С:КА»): данные по каждому обращению вводятся вручную по нескольк</w:t>
+      </w:r>
+      <w:r>
+        <w:rPr>
+          <w:rFonts w:eastAsia="Times New Roman"/>
+          <w:sz w:val="28"/>
+          <w:szCs w:val="28"/>
+        </w:rPr>
+        <w:t>о</w:t>
+      </w:r>
+      <w:r>
+        <w:rPr>
+          <w:rFonts w:eastAsia="Times New Roman"/>
+          <w:sz w:val="28"/>
+          <w:szCs w:val="28"/>
+        </w:rPr>
+        <w:t xml:space="preserve"> раз, единого экрана заявки нет, а сроки и трудозатраты сводятся вручную в конце месяца. Это оборачивается лишними затратами рабочего времени и риском упустить обращение - отсюда и актуальность темы работы.</w:t>
       </w:r>
     </w:p>
     <w:p>
@@ -3274,7 +3364,23 @@
           <w:sz w:val="28"/>
           <w:szCs w:val="28"/>
         </w:rPr>
-        <w:t>Объект исследования - деятельность ТОО «Фирма ГЕМ СК» по сопровождению клиентов; предмет - процессы учета клиентских обращений и их информационное обеспечение. Макет написан на современном стеке: React и Vite на клиентской стороне, Node.js с фреймворком Express на серверной, СУБД SQLite для хранения данных. Отчет состоит из введения, аналитической и проектной глав, заключения и списка литературы.</w:t>
+        <w:t xml:space="preserve">Объект исследования - деятельность ТОО «Фирма ГЕМ СК» по сопровождению клиентов; предмет - процессы учета клиентских обращений и их информационное обеспечение. Макет написан на современном стеке: React и Vite на клиентской стороне, Node.js с фреймворком Express на серверной, СУБД SQLite для хранения данных. Отчет состоит из введения, аналитической и проектной </w:t>
+      </w:r>
+      <w:r>
+        <w:rPr>
+          <w:rFonts w:eastAsia="Times New Roman"/>
+          <w:sz w:val="28"/>
+          <w:szCs w:val="28"/>
+        </w:rPr>
+        <w:t>части</w:t>
+      </w:r>
+      <w:r>
+        <w:rPr>
+          <w:rFonts w:eastAsia="Times New Roman"/>
+          <w:sz w:val="28"/>
+          <w:szCs w:val="28"/>
+        </w:rPr>
+        <w:t>, заключения и списка литературы.</w:t>
       </w:r>
     </w:p>
     <w:p>
@@ -3384,7 +3490,21 @@
           <w:sz w:val="28"/>
           <w:szCs w:val="28"/>
         </w:rPr>
-        <w:t>База производственной практики - Товарищество с ограниченной ответственностью «Фирма ГЕМ СК» (1С:Франчайзи ГЕМ) по адресу: Республика Казахстан, Северо-Казахстанская область, город Петропавловск, улица Интернациональная, дом 18, н.п. 2. Фирма работает с 1994 года, когда начала поставку и внедрение «1С:Бухгалтерии» в Петропавловске; в январе 2000 года подписан договор о франчайзинге с фирмой «1С», и с тех пор компания остается ее постоянным партнером. Это субъект малого предпринимательства с частной формой собственности, в штате 13 человек. За четверть века непрерывной работы накоплена база из более чем 360 обслуживаемых клиентов. Информация об услугах и тарифах размещена на официальном сайте gem.kz.</w:t>
+        <w:t>База производственной практики - Товарищество с ограниченной ответственностью «Фирма ГЕМ СК» (1С:Франчайзи ГЕМ) по адресу: Республика Казахстан, Северо-Казахстанская область, город Петропавловск, улица Интернациональная, дом 18, н.п. 2. Фирма работает с 1994 года, когда начала поставку и внедрение «1С:Бухгалтерии» в Петропавловске; в январе 2000 года подписан договор о франчайзинге с фирмой «1С», и с тех пор компания остается ее постоянным партнером. Это субъект малого предпринимательства с частной формой собственности, в штате 13 человек. За четверть века непрерывной работы накоплена база из более чем 3</w:t>
+      </w:r>
+      <w:r>
+        <w:rPr>
+          <w:sz w:val="28"/>
+          <w:szCs w:val="28"/>
+        </w:rPr>
+        <w:t>8</w:t>
+      </w:r>
+      <w:r>
+        <w:rPr>
+          <w:sz w:val="28"/>
+          <w:szCs w:val="28"/>
+        </w:rPr>
+        <w:t>0 обслуживаемых клиентов. Информация об услугах и тарифах размещена на официальном сайте gem.kz.</w:t>
       </w:r>
     </w:p>
     <w:p>
@@ -3402,7 +3522,56 @@
           <w:sz w:val="28"/>
           <w:szCs w:val="28"/>
         </w:rPr>
-        <w:t>Компания занимается автоматизацией и комплексным сопровождением программных продуктов на платформе «1</w:t>
+        <w:t>Компания занимается</w:t>
+      </w:r>
+      <w:r>
+        <w:rPr>
+          <w:sz w:val="28"/>
+          <w:szCs w:val="28"/>
+        </w:rPr>
+        <w:t xml:space="preserve"> продажей,</w:t>
+      </w:r>
+      <w:r>
+        <w:rPr>
+          <w:sz w:val="28"/>
+          <w:szCs w:val="28"/>
+        </w:rPr>
+        <w:t xml:space="preserve"> </w:t>
+      </w:r>
+      <w:r>
+        <w:rPr>
+          <w:sz w:val="28"/>
+          <w:szCs w:val="28"/>
+        </w:rPr>
+        <w:t>комплексным сопровождением</w:t>
+      </w:r>
+      <w:r>
+        <w:rPr>
+          <w:sz w:val="28"/>
+          <w:szCs w:val="28"/>
+        </w:rPr>
+        <w:t xml:space="preserve"> </w:t>
+      </w:r>
+      <w:r>
+        <w:rPr>
+          <w:sz w:val="28"/>
+          <w:szCs w:val="28"/>
+        </w:rPr>
+        <w:t xml:space="preserve">программных продуктов </w:t>
+      </w:r>
+      <w:r>
+        <w:rPr>
+          <w:sz w:val="28"/>
+          <w:szCs w:val="28"/>
+        </w:rPr>
+        <w:t xml:space="preserve">и </w:t>
+      </w:r>
+      <w:r>
+        <w:rPr>
+          <w:sz w:val="28"/>
+          <w:szCs w:val="28"/>
+        </w:rPr>
+        <w:t xml:space="preserve">автоматизацией </w:t>
       </w:r>
       <w:proofErr w:type="gramStart"/>
       <w:r>
@@ -3410,6 +3579,29 @@
           <w:sz w:val="28"/>
           <w:szCs w:val="28"/>
         </w:rPr>
+        <w:t>бизнес процессов</w:t>
+      </w:r>
+      <w:proofErr w:type="gramEnd"/>
+      <w:r>
+        <w:rPr>
+          <w:sz w:val="28"/>
+          <w:szCs w:val="28"/>
+        </w:rPr>
+        <w:t xml:space="preserve"> </w:t>
+      </w:r>
+      <w:r>
+        <w:rPr>
+          <w:sz w:val="28"/>
+          <w:szCs w:val="28"/>
+        </w:rPr>
+        <w:t>на платформе «1</w:t>
+      </w:r>
+      <w:proofErr w:type="gramStart"/>
+      <w:r>
+        <w:rPr>
+          <w:sz w:val="28"/>
+          <w:szCs w:val="28"/>
+        </w:rPr>
         <w:t>С:Предприятие</w:t>
       </w:r>
       <w:proofErr w:type="gramEnd"/>
@@ -3418,7 +3610,77 @@
           <w:sz w:val="28"/>
           <w:szCs w:val="28"/>
         </w:rPr>
-        <w:t>» для малого и среднего бизнеса. Среди клиентов - организации самых разных отраслей: сельское хозяйство и элеваторы, строительство, производство (машиностроение, молочная и мясная продукция, строительные материалы), оптовая торговля. Помимо продажи и внедрения «1С» компания настраивает, дорабатывает, сопровождает и обновляет программы - по бухгалтерскому, налоговому и управленческому учету, а также обучает пользователей в собственном Центре сертифицированного обучения (ЦСО) и Авторизованном центре сертификации (АЦС). Для удержания постоянных клиентов действуют программы лояльности: льготные часы экспресс-анализов, скидки на обучение, бонусные часы за участие в клиентских семинарах.</w:t>
+        <w:t>» для малого</w:t>
+      </w:r>
+      <w:r>
+        <w:rPr>
+          <w:sz w:val="28"/>
+          <w:szCs w:val="28"/>
+        </w:rPr>
+        <w:t xml:space="preserve">, </w:t>
+      </w:r>
+      <w:r>
+        <w:rPr>
+          <w:sz w:val="28"/>
+          <w:szCs w:val="28"/>
+        </w:rPr>
+        <w:t xml:space="preserve">среднего </w:t>
+      </w:r>
+      <w:r>
+        <w:rPr>
+          <w:sz w:val="28"/>
+          <w:szCs w:val="28"/>
+        </w:rPr>
+        <w:t xml:space="preserve">и крупного </w:t>
+      </w:r>
+      <w:r>
+        <w:rPr>
+          <w:sz w:val="28"/>
+          <w:szCs w:val="28"/>
+        </w:rPr>
+        <w:t>бизнес</w:t>
+      </w:r>
+      <w:r>
+        <w:rPr>
+          <w:sz w:val="28"/>
+          <w:szCs w:val="28"/>
+        </w:rPr>
+        <w:t>ов</w:t>
+      </w:r>
+      <w:r>
+        <w:rPr>
+          <w:sz w:val="28"/>
+          <w:szCs w:val="28"/>
+        </w:rPr>
+        <w:t xml:space="preserve">. Среди клиентов - организации самых разных отраслей: сельское хозяйство и элеваторы, производство (машиностроение, молочная и мясная продукция, строительные материалы), </w:t>
+      </w:r>
+      <w:r>
+        <w:rPr>
+          <w:sz w:val="28"/>
+          <w:szCs w:val="28"/>
+        </w:rPr>
+        <w:t xml:space="preserve">розничная и </w:t>
+      </w:r>
+      <w:r>
+        <w:rPr>
+          <w:sz w:val="28"/>
+          <w:szCs w:val="28"/>
+        </w:rPr>
+        <w:t>оптовая торговля. Помимо продажи и внедрения «1С» компания настраивает, дорабатывает, сопровождает и обновляет программы - по бухгалтерскому, налоговому и управленческому учету, а также обучает пользователей в собственном Центре сертифицированного обучения (ЦСО) и Авторизованном центре сертификации (АЦС). Для удержания постоянных клиентов действуют программы лояльности: льготные часы</w:t>
+      </w:r>
+      <w:r>
+        <w:rPr>
+          <w:sz w:val="28"/>
+          <w:szCs w:val="28"/>
+        </w:rPr>
+        <w:t xml:space="preserve"> на </w:t>
+      </w:r>
+      <w:r>
+        <w:rPr>
+          <w:sz w:val="28"/>
+          <w:szCs w:val="28"/>
+        </w:rPr>
+        <w:t>экспресс-анализ, скидки на обучение, бонусные часы за участие в клиентских семинарах.</w:t>
       </w:r>
     </w:p>
     <w:p>
@@ -3452,7 +3714,21 @@
           <w:sz w:val="28"/>
           <w:szCs w:val="28"/>
         </w:rPr>
-        <w:t xml:space="preserve"> директор, заместитель директора (он же главный бухгалтер), офис-менеджер и менеджер по продажам. Центр сопровождения (ЦС) объединяет технических специалистов: ведущего специалиста, специалистов по сопровождению, программистов и программиста-аналитика. Специалисты ЦС устанавливают, настраивают, обновляют и дорабатывают продукты «1С» у клиентов; АУП отвечает за административное руководство, продажи, документооборот и финансы.</w:t>
+        <w:t xml:space="preserve"> директор, заместитель директора (он же главный бухгалтер), офис-менеджер и менеджер по продажам. Центр сопровождения (ЦС) объединяет технических специалистов: ведущего специалиста, специалистов по сопровождению, программистов и программиста-аналитика. Специалисты ЦС устанавливают, настраивают, обновляют и дорабатывают продукты «1С» </w:t>
+      </w:r>
+      <w:r>
+        <w:rPr>
+          <w:sz w:val="28"/>
+          <w:szCs w:val="28"/>
+        </w:rPr>
+        <w:t>для</w:t>
+      </w:r>
+      <w:r>
+        <w:rPr>
+          <w:sz w:val="28"/>
+          <w:szCs w:val="28"/>
+        </w:rPr>
+        <w:t xml:space="preserve"> клиентов; АУП отвечает за административное руководство, продажи, документооборот и финансы.</w:t>
       </w:r>
     </w:p>
     <w:p>
@@ -3470,7 +3746,49 @@
           <w:sz w:val="28"/>
           <w:szCs w:val="28"/>
         </w:rPr>
-        <w:t xml:space="preserve">Задачи обработки информации на предприятии такие: регистрация и обработка обращений клиентов; постановка задач исполнителям и контроль сроков; учет затраченного рабочего времени специалистов; ведение клиентской базы и договоров обслуживания; бухгалтерский, налоговый и управленческий учет; формирование и отправка документов - счетов, электронных счетов-фактур (ЭСФ), электронных актов выполненных работ (ЭАВР), сопроводительных накладных на товар (СНТ); подготовка налоговой, </w:t>
+        <w:t xml:space="preserve">Задачи обработки информации на предприятии такие: регистрация и обработка обращений клиентов; постановка задач исполнителям и контроль сроков; учет затраченного рабочего времени специалистов; ведение клиентской базы и договоров </w:t>
+      </w:r>
+      <w:r>
+        <w:rPr>
+          <w:sz w:val="28"/>
+          <w:szCs w:val="28"/>
+        </w:rPr>
+        <w:t>сопровождения</w:t>
+      </w:r>
+      <w:r>
+        <w:rPr>
+          <w:sz w:val="28"/>
+          <w:szCs w:val="28"/>
+        </w:rPr>
+        <w:t xml:space="preserve">; бухгалтерский, налоговый и управленческий учет; формирование и отправка документов </w:t>
+      </w:r>
+      <w:r>
+        <w:rPr>
+          <w:sz w:val="28"/>
+          <w:szCs w:val="28"/>
+        </w:rPr>
+        <w:t>–</w:t>
+      </w:r>
+      <w:r>
+        <w:rPr>
+          <w:sz w:val="28"/>
+          <w:szCs w:val="28"/>
+        </w:rPr>
+        <w:t xml:space="preserve"> счетов</w:t>
+      </w:r>
+      <w:r>
+        <w:rPr>
+          <w:sz w:val="28"/>
+          <w:szCs w:val="28"/>
+        </w:rPr>
+        <w:t xml:space="preserve"> на оплату</w:t>
+      </w:r>
+      <w:r>
+        <w:rPr>
+          <w:sz w:val="28"/>
+          <w:szCs w:val="28"/>
+        </w:rPr>
+        <w:t xml:space="preserve">, электронных счетов-фактур (ЭСФ), электронных актов выполненных </w:t>
       </w:r>
       <w:r>
         <w:rPr>
@@ -3478,7 +3796,7 @@
           <w:szCs w:val="28"/>
         </w:rPr>
         <w:lastRenderedPageBreak/>
-        <w:t>финансовой и статистической отчетности и управленческих отчетов для руководства.</w:t>
+        <w:t>работ (ЭАВР), сопроводительных накладных на товар (СНТ); подготовка налоговой, финансовой и статистической отчетности и управленческих отчетов для руководства.</w:t>
       </w:r>
     </w:p>
     <w:p>
@@ -3528,7 +3846,77 @@
           <w:sz w:val="28"/>
           <w:szCs w:val="28"/>
         </w:rPr>
-        <w:t>). Сведения о клиентах, их программных продуктах и истории взаимодействий хранятся в CRM-системе. Закончив работу по обращению, специалист заполняет табель учета рабочего времени - сколько времени потрачено и что именно сделано; в конце месяца из табелей собирается свод, по которому клиентам выставляются акты выполненных работ.</w:t>
+        <w:t xml:space="preserve">). Сведения о клиентах, их программных продуктах и истории взаимодействий хранятся в CRM-системе. Закончив работу по обращению, специалист заполняет табель учета рабочего времени - сколько времени потрачено и что именно сделано; в конце месяца из табелей </w:t>
+      </w:r>
+      <w:r>
+        <w:rPr>
+          <w:sz w:val="28"/>
+          <w:szCs w:val="28"/>
+        </w:rPr>
+        <w:t>формируется</w:t>
+      </w:r>
+      <w:r>
+        <w:rPr>
+          <w:sz w:val="28"/>
+          <w:szCs w:val="28"/>
+        </w:rPr>
+        <w:t xml:space="preserve"> свод</w:t>
+      </w:r>
+      <w:r>
+        <w:rPr>
+          <w:sz w:val="28"/>
+          <w:szCs w:val="28"/>
+        </w:rPr>
+        <w:t xml:space="preserve"> учета рабочего врем</w:t>
+      </w:r>
+      <w:r>
+        <w:rPr>
+          <w:sz w:val="28"/>
+          <w:szCs w:val="28"/>
+        </w:rPr>
+        <w:t>е</w:t>
+      </w:r>
+      <w:r>
+        <w:rPr>
+          <w:sz w:val="28"/>
+          <w:szCs w:val="28"/>
+        </w:rPr>
+        <w:t>ни</w:t>
+      </w:r>
+      <w:r>
+        <w:rPr>
+          <w:sz w:val="28"/>
+          <w:szCs w:val="28"/>
+        </w:rPr>
+        <w:t xml:space="preserve">, </w:t>
+      </w:r>
+      <w:r>
+        <w:rPr>
+          <w:sz w:val="28"/>
+          <w:szCs w:val="28"/>
+        </w:rPr>
+        <w:t xml:space="preserve">на основании которого </w:t>
+      </w:r>
+      <w:r>
+        <w:rPr>
+          <w:sz w:val="28"/>
+          <w:szCs w:val="28"/>
+        </w:rPr>
+        <w:t xml:space="preserve">клиентам выставляются </w:t>
+      </w:r>
+      <w:r>
+        <w:rPr>
+          <w:sz w:val="28"/>
+          <w:szCs w:val="28"/>
+        </w:rPr>
+        <w:t xml:space="preserve">электронные </w:t>
+      </w:r>
+      <w:r>
+        <w:rPr>
+          <w:sz w:val="28"/>
+          <w:szCs w:val="28"/>
+        </w:rPr>
+        <w:t>акты выполненных работ.</w:t>
       </w:r>
     </w:p>
     <w:p>
@@ -3562,7 +3950,21 @@
           <w:sz w:val="28"/>
           <w:szCs w:val="28"/>
         </w:rPr>
-        <w:t>». Оперативная - обращения клиентов и переписка по ним (1С-Коннект), задачи со сроками и исполнителями (Битрикс24), табели учета рабочего времени и расчетные документы (1С:КА).</w:t>
+        <w:t>». Оперативная - обращения клиентов и переписка по ним (1С-Коннект), задачи со сроками и исполнителями (Битрикс24), табел</w:t>
+      </w:r>
+      <w:r>
+        <w:rPr>
+          <w:sz w:val="28"/>
+          <w:szCs w:val="28"/>
+        </w:rPr>
+        <w:t>я</w:t>
+      </w:r>
+      <w:r>
+        <w:rPr>
+          <w:sz w:val="28"/>
+          <w:szCs w:val="28"/>
+        </w:rPr>
+        <w:t xml:space="preserve"> учета рабочего времени и расчетные документы (1С:КА).</w:t>
       </w:r>
     </w:p>
     <w:p>
@@ -3580,7 +3982,70 @@
           <w:sz w:val="28"/>
           <w:szCs w:val="28"/>
         </w:rPr>
-        <w:t>Входная информация в основном текстовая и числовая. Обращения поступают через 1С-Коннект, по телефону и при личных контактах с закрепленными специалистами; внутренние задачи могут ставиться напрямую в Битрикс24. Каждый запрос проходит один и тот же регламент: проверка клиента, передача профильному специалисту, выполнение (письменная консультация, удаленное подключение или очная встреча), подтверждение решения клиентом, фиксация результата в учетной системе и закрытие задачи. Во все системы данные вводятся вручную через диалоговые окна.</w:t>
+        <w:t>Входящая</w:t>
+      </w:r>
+      <w:r>
+        <w:rPr>
+          <w:sz w:val="28"/>
+          <w:szCs w:val="28"/>
+        </w:rPr>
+        <w:t xml:space="preserve"> информация в основном текстовая и числовая. Обращения поступают через 1С-Коннект, по телефону и при личных контактах с закрепленными специалистами</w:t>
+      </w:r>
+      <w:r>
+        <w:rPr>
+          <w:sz w:val="28"/>
+          <w:szCs w:val="28"/>
+        </w:rPr>
+        <w:t xml:space="preserve"> (кураторами)</w:t>
+      </w:r>
+      <w:r>
+        <w:rPr>
+          <w:sz w:val="28"/>
+          <w:szCs w:val="28"/>
+        </w:rPr>
+        <w:t xml:space="preserve">; внутренние задачи могут ставиться напрямую в Битрикс24. Каждый запрос </w:t>
+      </w:r>
+      <w:r>
+        <w:rPr>
+          <w:sz w:val="28"/>
+          <w:szCs w:val="28"/>
+        </w:rPr>
+        <w:t>отрабатывается согласно</w:t>
+      </w:r>
+      <w:r>
+        <w:rPr>
+          <w:sz w:val="28"/>
+          <w:szCs w:val="28"/>
+        </w:rPr>
+        <w:t xml:space="preserve"> од</w:t>
+      </w:r>
+      <w:r>
+        <w:rPr>
+          <w:sz w:val="28"/>
+          <w:szCs w:val="28"/>
+        </w:rPr>
+        <w:t xml:space="preserve">ного </w:t>
+      </w:r>
+      <w:r>
+        <w:rPr>
+          <w:sz w:val="28"/>
+          <w:szCs w:val="28"/>
+        </w:rPr>
+        <w:t>и тот же регламент</w:t>
+      </w:r>
+      <w:r>
+        <w:rPr>
+          <w:sz w:val="28"/>
+          <w:szCs w:val="28"/>
+        </w:rPr>
+        <w:t>а</w:t>
+      </w:r>
+      <w:r>
+        <w:rPr>
+          <w:sz w:val="28"/>
+          <w:szCs w:val="28"/>
+        </w:rPr>
+        <w:t>: проверка клиента, передача профильному специалисту, выполнение (консультация, удаленное подключение или очная встреча), подтверждение решения клиентом, фиксация результата в учетной системе и закрытие задачи. Во все системы данные вводятся вручную через диалоговые окна.</w:t>
       </w:r>
     </w:p>
     <w:p>
@@ -3616,7 +4081,7 @@
           <w:sz w:val="28"/>
           <w:szCs w:val="28"/>
         </w:rPr>
-        <w:t xml:space="preserve">Системное программное обеспечение: на рабочих станциях - Microsoft Windows 10, на сервере - Windows Server 2019 Standard. Все рабочие места защищены антивирусом Kaspersky; используются программы резервного копирования рабочих баз и конфигураций. Прикладное программное обеспечение - «1С:Комплексная автоматизация», CRM-система, сервисы 1С-Коннект и Битрикс24, офисный пакет, почтовые клиенты и средства </w:t>
+        <w:t xml:space="preserve">Системное программное обеспечение: на рабочих станциях - Microsoft Windows 10, на сервере - Windows Server 2019 Standard. Все рабочие места защищены антивирусом Kaspersky; используются программы резервного </w:t>
       </w:r>
       <w:r>
         <w:rPr>
@@ -3624,7 +4089,7 @@
           <w:szCs w:val="28"/>
         </w:rPr>
         <w:lastRenderedPageBreak/>
-        <w:t>электронного документооборота. Программное обеспечение типовое, адаптированное под условия предприятия; конфигурации «1С» регулярно обновляются в рамках партнерской подписки.</w:t>
+        <w:t>копирования рабочих баз и конфигураций. Прикладное программное обеспечение - «1С:Комплексная автоматизация», CRM-система, сервисы 1С-Коннект и Битрикс24, офисный пакет, почтовые клиенты и средства электронного документооборота. Программное обеспечение типовое, адаптированное под условия предприятия; конфигурации «1С» регулярно обновляются в рамках партнерской подписки.</w:t>
       </w:r>
     </w:p>
     <w:p>
@@ -3660,7 +4125,72 @@
           <w:sz w:val="28"/>
           <w:szCs w:val="28"/>
         </w:rPr>
-        <w:t>На выходе система формирует акты выполненных работ (на основании табелей учета рабочего времени), счета, ЭСФ, ЭАВР, СНТ, налоговую, финансовую и статистическую отчетность, а также управленческие отчеты по клиентам, закрытым задачам и выставленным счетам. Часть документов передается клиентам на бумаге для подписания. Эти результаты нужны для расчетов с клиентами, контроля загрузки и производительности специалистов, своевременной реакции на обращения и принятия управленческих решений руководством.</w:t>
+        <w:t>На выходе система формирует</w:t>
+      </w:r>
+      <w:r>
+        <w:rPr>
+          <w:sz w:val="28"/>
+          <w:szCs w:val="28"/>
+        </w:rPr>
+        <w:t xml:space="preserve"> электронные</w:t>
+      </w:r>
+      <w:r>
+        <w:rPr>
+          <w:sz w:val="28"/>
+          <w:szCs w:val="28"/>
+        </w:rPr>
+        <w:t xml:space="preserve"> акты выполненных работ (на основании табелей учета рабочего времени),</w:t>
+      </w:r>
+      <w:r>
+        <w:rPr>
+          <w:sz w:val="28"/>
+          <w:szCs w:val="28"/>
+        </w:rPr>
+        <w:t xml:space="preserve"> которые можно отправить через сервис 1</w:t>
+      </w:r>
+      <w:proofErr w:type="gramStart"/>
+      <w:r>
+        <w:rPr>
+          <w:sz w:val="28"/>
+          <w:szCs w:val="28"/>
+        </w:rPr>
+        <w:t>С:ЭДО</w:t>
+      </w:r>
+      <w:proofErr w:type="gramEnd"/>
+      <w:r>
+        <w:rPr>
+          <w:sz w:val="28"/>
+          <w:szCs w:val="28"/>
+        </w:rPr>
+        <w:t xml:space="preserve"> (встроен в функционал 1С),</w:t>
+      </w:r>
+      <w:r>
+        <w:rPr>
+          <w:sz w:val="28"/>
+          <w:szCs w:val="28"/>
+        </w:rPr>
+        <w:t xml:space="preserve"> ЭСФ, СНТ, налоговую, финансовую и статистическую отчетность, а также управленческие отчеты по клиентам, закрытым задачам и выставленным счетам. Часть документов передается клиентам на бумаге для подписания.</w:t>
+      </w:r>
+      <w:r>
+        <w:rPr>
+          <w:sz w:val="28"/>
+          <w:szCs w:val="28"/>
+        </w:rPr>
+        <w:t xml:space="preserve"> С 2026 года </w:t>
+      </w:r>
+      <w:r>
+        <w:rPr>
+          <w:sz w:val="28"/>
+          <w:szCs w:val="28"/>
+        </w:rPr>
+        <w:t xml:space="preserve"> </w:t>
+      </w:r>
+      <w:r>
+        <w:rPr>
+          <w:sz w:val="28"/>
+          <w:szCs w:val="28"/>
+        </w:rPr>
+        <w:t xml:space="preserve"> Эти результаты нужны для расчетов с клиентами, контроля загрузки и производительности специалистов, своевременной реакции на обращения и принятия управленческих решений руководством.</w:t>
       </w:r>
     </w:p>
     <w:p>
@@ -3696,7 +4226,15 @@
           <w:sz w:val="28"/>
           <w:szCs w:val="28"/>
         </w:rPr>
-        <w:t>Анализ показал, что учет обращений клиентов хоть и автоматизирован, но разорван между четырьмя независимыми системами: регистрация обращения и переписка - в 1С-Коннект, задача со сроком и исполнителем - в Битрикс24, затраченное время - в табеле, расчетные документы - в «1С:КА», сведения о клиенте - в CRM. По каждому обращению специалист несколько раз вводит одно и то же: закрывает обращение в 1С-Коннект, закрывает задачу в Битрикс24, заполняет табель, а офис-менеджер и заместитель директора в конце месяца вручную сводят все это для выставления актов. Экрана, где по конкретной заявке сразу видны статус, срок, ответственный, история выполненных работ и накопленные трудозатраты, ни в одной из систем нет; сводки о просроченных обращениях и часах по сотрудникам тоже собираются вручную из разных источников. Вдобавок облачные сервисы тарифицируются по числу пользователей, а обращения по телефону или при личной встрече регистрируются с задержкой и могут просто потеряться.</w:t>
+        <w:t xml:space="preserve">Анализ показал, что учет обращений клиентов хоть и автоматизирован, но разорван между четырьмя независимыми системами: регистрация обращения и переписка - в 1С-Коннект, задача со сроком и исполнителем - в Битрикс24, затраченное время - в табеле, расчетные документы - в «1С:КА», сведения о клиенте - в CRM. По каждому обращению специалист несколько раз вводит одно и то же: закрывает обращение в 1С-Коннект, закрывает задачу в Битрикс24, заполняет табель, а офис-менеджер и заместитель директора в конце месяца вручную сводят все это для выставления актов. Экрана, где по конкретной заявке сразу видны статус, срок, ответственный, история выполненных работ и накопленные трудозатраты, ни в одной из систем нет; сводки о просроченных обращениях и часах по сотрудникам тоже собираются вручную из разных источников. Вдобавок облачные сервисы тарифицируются </w:t>
+      </w:r>
+      <w:r>
+        <w:rPr>
+          <w:sz w:val="28"/>
+          <w:szCs w:val="28"/>
+        </w:rPr>
+        <w:lastRenderedPageBreak/>
+        <w:t>по числу пользователей, а обращения по телефону или при личной встрече регистрируются с задержкой и могут просто потеряться.</w:t>
       </w:r>
     </w:p>
     <w:p>
@@ -3714,15 +4252,7 @@
           <w:sz w:val="28"/>
           <w:szCs w:val="28"/>
         </w:rPr>
-        <w:t xml:space="preserve">Устранить эти недостатки можно единым рабочим местом учета заявок - веб-приложением, в котором собраны регистрация обращений, назначение исполнителей, контроль статусов и сроков с автоматическим выявлением </w:t>
-      </w:r>
-      <w:r>
-        <w:rPr>
-          <w:sz w:val="28"/>
-          <w:szCs w:val="28"/>
-        </w:rPr>
-        <w:lastRenderedPageBreak/>
-        <w:t>просроченных заявок, история выполненных работ с трудозатратами (аналог табеля) и отчеты. Готовые универсальные продукты этого класса избыточны по функциональности и требуют подписки за каждого пользователя, поэтому предприятию выгоднее собственное легковесное веб-приложение, повторяющее сложившийся регламент обработки обращений. Макет такой системы и разрабатывается в рамках производственной практики.</w:t>
+        <w:t>Устранить эти недостатки можно единым рабочим местом учета заявок - веб-приложением, в котором собраны регистрация обращений, назначение исполнителей, контроль статусов и сроков с автоматическим выявлением просроченных заявок, история выполненных работ с трудозатратами (аналог табеля) и отчеты. Готовые универсальные продукты этого класса избыточны по функциональности и требуют подписки за каждого пользователя, поэтому предприятию выгоднее собственное легковесное веб-приложение, повторяющее сложившийся регламент обработки обращений. Макет такой системы и разрабатывается в рамках производственной практики.</w:t>
       </w:r>
     </w:p>
     <w:p>
@@ -3826,7 +4356,15 @@
           <w:sz w:val="28"/>
           <w:szCs w:val="28"/>
         </w:rPr>
-        <w:t>Результатная информация системы: сводный дашборд с количественными показателями (всего заявок, по статусам, просроченных) и диаграммами распределения заявок по статусам и категориям; список заявок с поиском по теме и описанию, фильтром просроченных и подсветкой нарушенных сроков; карточка заявки с полной историей выполненных работ; отчет «Заявки за период» за задаваемый диапазон дат; отчет «Часы по сотрудникам» с суммарными трудозатратами каждого исполнителя. Любой сформированный отчет выгружается в файл CSV для дальнейшей обработки в табличных процессорах.</w:t>
+        <w:t xml:space="preserve">Результатная информация системы: сводный дашборд с количественными показателями (всего заявок, по статусам, просроченных) и диаграммами распределения заявок по статусам и категориям; список заявок с поиском по теме и описанию, фильтром просроченных и подсветкой нарушенных сроков; карточка заявки с полной историей выполненных работ; отчет «Заявки за период» за задаваемый диапазон дат; отчет «Часы по сотрудникам» с суммарными трудозатратами каждого исполнителя. Любой </w:t>
+      </w:r>
+      <w:r>
+        <w:rPr>
+          <w:sz w:val="28"/>
+          <w:szCs w:val="28"/>
+        </w:rPr>
+        <w:lastRenderedPageBreak/>
+        <w:t>сформированный отчет выгружается в файл CSV для дальнейшей обработки в табличных процессорах.</w:t>
       </w:r>
     </w:p>
     <w:p>
@@ -3844,15 +4382,7 @@
           <w:sz w:val="28"/>
           <w:szCs w:val="28"/>
         </w:rPr>
-        <w:t xml:space="preserve">Функциональные требования сформулированы по результатам обследования бизнес-процесса: регистрация заявки с обязательным указанием договора, категории, статуса, ответственного сотрудника, темы и приоритета; редактирование заявки, включая смену статуса по мере выполнения; </w:t>
-      </w:r>
-      <w:r>
-        <w:rPr>
-          <w:sz w:val="28"/>
-          <w:szCs w:val="28"/>
-        </w:rPr>
-        <w:lastRenderedPageBreak/>
-        <w:t>жизненный цикл заявки по фиксированной цепочке состояний от «Новая» до «Закрыта»; автоматическое выявление просроченных заявок (дедлайн прошел, заявка не закрыта) с визуальным выделением и отдельным фильтром; текстовый поиск по теме и описанию; справочники клиентов, договоров и сотрудников с защитой от удаления связанных записей; накопление истории выполненных работ с трудозатратами; два отчета с выгрузкой в CSV. Нефункциональные требования скромнее: работа в браузере без установки клиентского ПО, отклик интерфейса не более одной-двух секунд на характерных объемах данных, автоматическое развертывание базы при первом запуске и наполнение демонстрационными данными для показа заказчику.</w:t>
+        <w:t>Функциональные требования сформулированы по результатам обследования бизнес-процесса: регистрация заявки с обязательным указанием договора, категории, статуса, ответственного сотрудника, темы и приоритета; редактирование заявки, включая смену статуса по мере выполнения; жизненный цикл заявки по фиксированной цепочке состояний от «Новая» до «Закрыта»; автоматическое выявление просроченных заявок (дедлайн прошел, заявка не закрыта) с визуальным выделением и отдельным фильтром; текстовый поиск по теме и описанию; справочники клиентов, договоров и сотрудников с защитой от удаления связанных записей; накопление истории выполненных работ с трудозатратами; два отчета с выгрузкой в CSV. Нефункциональные требования скромнее: работа в браузере без установки клиентского ПО, отклик интерфейса не более одной-двух секунд на характерных объемах данных, автоматическое развертывание базы при первом запуске и наполнение демонстрационными данными для показа заказчику.</w:t>
       </w:r>
     </w:p>
     <w:p>
@@ -4068,6 +4598,7 @@
                 <w:sz w:val="28"/>
                 <w:szCs w:val="28"/>
               </w:rPr>
+              <w:lastRenderedPageBreak/>
               <w:t>Экранная форма</w:t>
             </w:r>
           </w:p>
@@ -4191,7 +4722,6 @@
                 <w:sz w:val="28"/>
                 <w:szCs w:val="28"/>
               </w:rPr>
-              <w:lastRenderedPageBreak/>
               <w:t>Форма создания/редактирования заявки</w:t>
             </w:r>
           </w:p>
@@ -4992,7 +5522,7 @@
           <w:sz w:val="28"/>
           <w:szCs w:val="28"/>
         </w:rPr>
-        <w:t xml:space="preserve">Информационная база организована как интегрированная база данных с локальной организацией: все семь таблиц лежат в одном файле СУБД SQLite [15]. Этот способ выбран вместо совокупности локальных файлов, потому что дает централизованный контроль целостности связей между сущностями, исключает дублирование данных и упрощает резервное копирование - </w:t>
+        <w:t xml:space="preserve">Информационная база организована как интегрированная база данных с локальной организацией: все семь таблиц лежат в одном файле СУБД SQLite [15]. Этот способ выбран вместо совокупности локальных файлов, потому что </w:t>
       </w:r>
       <w:r>
         <w:rPr>
@@ -5000,7 +5530,7 @@
           <w:szCs w:val="28"/>
         </w:rPr>
         <w:lastRenderedPageBreak/>
-        <w:t>копируется один файл, что хорошо ложится на принятую на предприятии практику.</w:t>
+        <w:t>дает централизованный контроль целостности связей между сущностями, исключает дублирование данных и упрощает резервное копирование - копируется один файл, что хорошо ложится на принятую на предприятии практику.</w:t>
       </w:r>
     </w:p>
     <w:p>
@@ -5138,7 +5668,7 @@
           <w:sz w:val="28"/>
           <w:szCs w:val="28"/>
         </w:rPr>
-        <w:t xml:space="preserve">Выдача результатной информации построена на немедленном отображении актуальных данных: после каждого сохранения списки и сводки запрашиваются с сервера заново, так что пользователь видит текущее состояние базы, а не устаревшую копию. Ошибки, с которыми он может </w:t>
+        <w:t xml:space="preserve">Выдача результатной информации построена на немедленном отображении актуальных данных: после каждого сохранения списки и сводки </w:t>
       </w:r>
       <w:r>
         <w:rPr>
@@ -5146,7 +5676,7 @@
           <w:szCs w:val="28"/>
         </w:rPr>
         <w:lastRenderedPageBreak/>
-        <w:t>столкнуться, обрабатываются по-разному: незаполненная форма (не выбран договор, не указана тема) - сообщение у соответствующего поля еще до отправки данных; нарушение целостности (попытка удалить клиента с договорами) - сообщение с указанием причины и связанной сущности; обрыв связи с сервером - экран состояния с предложением повторить запрос; пустая выборка (нет заявок за выбранный период) - поясняющее состояние «данных нет» вместо пустой таблицы.</w:t>
+        <w:t>запрашиваются с сервера заново, так что пользователь видит текущее состояние базы, а не устаревшую копию. Ошибки, с которыми он может столкнуться, обрабатываются по-разному: незаполненная форма (не выбран договор, не указана тема) - сообщение у соответствующего поля еще до отправки данных; нарушение целостности (попытка удалить клиента с договорами) - сообщение с указанием причины и связанной сущности; обрыв связи с сервером - экран состояния с предложением повторить запрос; пустая выборка (нет заявок за выбранный период) - поясняющее состояние «данных нет» вместо пустой таблицы.</w:t>
       </w:r>
     </w:p>
     <w:p>
@@ -6299,6 +6829,7 @@
                 <w:sz w:val="28"/>
                 <w:szCs w:val="28"/>
               </w:rPr>
+              <w:lastRenderedPageBreak/>
               <w:t>Многопользовательская работа</w:t>
             </w:r>
           </w:p>
@@ -6484,7 +7015,6 @@
                 <w:sz w:val="28"/>
                 <w:szCs w:val="28"/>
               </w:rPr>
-              <w:lastRenderedPageBreak/>
               <w:t>Резервное копирование</w:t>
             </w:r>
           </w:p>
@@ -7739,6 +8269,7 @@
           <w:sz w:val="28"/>
           <w:szCs w:val="28"/>
         </w:rPr>
+        <w:lastRenderedPageBreak/>
         <w:br w:type="page"/>
       </w:r>
     </w:p>
@@ -25164,7 +25695,49 @@
           <w:sz w:val="28"/>
           <w:szCs w:val="28"/>
         </w:rPr>
-        <w:t xml:space="preserve">В ходе производственной практики в ТОО «Фирма ГЕМ СК» решена актуальная для предприятия задача единого учета обращений клиентов; поставленная цель достигнута. Обследование показало, что сведения об обращениях были разнесены по нескольким системам (1С-Коннект, Битрикс24, табели учета рабочего времени, «1С:КА») без единого экрана заявки и автоматического контроля сроков, а данные по каждому обращению вводились вручную по нескольку раз. Проанализированы информационные потоки, поставлена задача в терминах баз данных, обоснованы проектные решения по всем видам обеспечения, включая программный стек: React и Vite, Node.js с фреймворком Express, СУБД </w:t>
+        <w:t xml:space="preserve">В ходе производственной практики в ТОО «Фирма ГЕМ СК» решена актуальная для предприятия задача единого учета обращений клиентов; поставленная цель достигнута. </w:t>
+      </w:r>
+      <w:r>
+        <w:rPr>
+          <w:sz w:val="28"/>
+          <w:szCs w:val="28"/>
+        </w:rPr>
+        <w:t>Анализ</w:t>
+      </w:r>
+      <w:r>
+        <w:rPr>
+          <w:sz w:val="28"/>
+          <w:szCs w:val="28"/>
+        </w:rPr>
+        <w:t xml:space="preserve"> показал, что сведения об обращениях были разнесены по нескольким системам (1С-Коннект, Битрикс24, табел</w:t>
+      </w:r>
+      <w:r>
+        <w:rPr>
+          <w:sz w:val="28"/>
+          <w:szCs w:val="28"/>
+        </w:rPr>
+        <w:t>я</w:t>
+      </w:r>
+      <w:r>
+        <w:rPr>
+          <w:sz w:val="28"/>
+          <w:szCs w:val="28"/>
+        </w:rPr>
+        <w:t xml:space="preserve"> учета рабочего времени, «1С:КА») без единого экрана заявки и автоматического контроля сроков, а данные по каждому обращению вводились вручную по нескольк</w:t>
+      </w:r>
+      <w:r>
+        <w:rPr>
+          <w:sz w:val="28"/>
+          <w:szCs w:val="28"/>
+        </w:rPr>
+        <w:t>о</w:t>
+      </w:r>
+      <w:r>
+        <w:rPr>
+          <w:sz w:val="28"/>
+          <w:szCs w:val="28"/>
+        </w:rPr>
+        <w:t xml:space="preserve"> раз. Проанализированы информационные потоки, поставлена задача в терминах баз данных, обоснованы проектные решения по всем видам обеспечения, включая программный стек: React и Vite, Node.js с фреймворком Express, СУБД </w:t>
       </w:r>
       <w:proofErr w:type="spellStart"/>
       <w:r>
@@ -25197,7 +25770,42 @@
           <w:sz w:val="28"/>
           <w:szCs w:val="28"/>
         </w:rPr>
-        <w:t>Главный результат работы - спроектированная база данных из семи отношений: «Клиенты», «Договоры», «Сотрудники», «Заявки», «Статусы», «Категории заявок», «Работы по заявке». Для каждого отношения определены первичные и внешние ключи с правилами поддержания ссылочной целостности, выполнена нормализация до третьей нормальной формы; связь «многие-ко-многим» между заявками и сотрудниками декомпозирована через отношение работ. На этой базе разработан действующий макет веб-приложения с трехслойной архитектурой: регистрация и редактирование заявок, назначение исполнителей, автоматическое выявление просроченных обращений, справочники с защитой от удаления связанных записей, история работ с учетом трудозатрат (аналог табеля), дашборд и отчеты с выгрузкой в CSV - все в одном рабочем месте. Работоспособность макета подтверждена на демонстрационных данных.</w:t>
+        <w:t xml:space="preserve">Главный результат работы - спроектированная база данных из семи отношений: «Клиенты», «Договоры», «Сотрудники», «Заявки», «Статусы», «Категории заявок», «Работы по заявке». Для каждого отношения определены первичные и внешние ключи с правилами поддержания ссылочной целостности, выполнена нормализация до третьей нормальной формы; связь «многие-ко-многим» между заявками и сотрудниками декомпозирована через отношение работ. На этой базе разработан действующий макет веб-приложения с трехслойной архитектурой: регистрация и редактирование заявок, назначение исполнителей, автоматическое выявление просроченных обращений, справочники с защитой от удаления связанных записей, история работ с учетом трудозатрат (аналог табеля), дашборд и отчеты с выгрузкой в CSV - все в одном рабочем месте. Работоспособность </w:t>
+      </w:r>
+      <w:r>
+        <w:rPr>
+          <w:sz w:val="28"/>
+          <w:szCs w:val="28"/>
+        </w:rPr>
+        <w:t>модели</w:t>
+      </w:r>
+      <w:r>
+        <w:rPr>
+          <w:sz w:val="28"/>
+          <w:szCs w:val="28"/>
+        </w:rPr>
+        <w:t xml:space="preserve"> подтверждена </w:t>
+      </w:r>
+      <w:r>
+        <w:rPr>
+          <w:sz w:val="28"/>
+          <w:szCs w:val="28"/>
+        </w:rPr>
+        <w:t>по результата</w:t>
+      </w:r>
+      <w:r>
+        <w:rPr>
+          <w:sz w:val="28"/>
+          <w:szCs w:val="28"/>
+        </w:rPr>
+        <w:t xml:space="preserve">м тестирования </w:t>
+      </w:r>
+      <w:r>
+        <w:rPr>
+          <w:sz w:val="28"/>
+          <w:szCs w:val="28"/>
+        </w:rPr>
+        <w:t>на демонстрационных данных.</w:t>
       </w:r>
     </w:p>
     <w:p>
@@ -25214,7 +25822,126 @@
           <w:sz w:val="28"/>
           <w:szCs w:val="28"/>
         </w:rPr>
-        <w:t>Внедрение системы избавит от многократного ручного ввода, даст по каждой заявке статус, срок, историю и трудозатраты на одном экране и автоматические сводные отчеты. Развивать систему есть куда: авторизация и роли, многопользовательский режим, уведомления о дедлайнах, интеграция с действующими сервисами предприятия. Практика дала навыки обследования предприятия, проектирования и нормализации баз данных, разработки клиент-серверных приложений и пользовательского интерфейса.</w:t>
+        <w:t xml:space="preserve">Внедрение системы </w:t>
+      </w:r>
+      <w:r>
+        <w:rPr>
+          <w:sz w:val="28"/>
+          <w:szCs w:val="28"/>
+        </w:rPr>
+        <w:t>освободит</w:t>
+      </w:r>
+      <w:r>
+        <w:rPr>
+          <w:sz w:val="28"/>
+          <w:szCs w:val="28"/>
+        </w:rPr>
+        <w:t xml:space="preserve"> от многократного ручного ввода</w:t>
+      </w:r>
+      <w:r>
+        <w:rPr>
+          <w:sz w:val="28"/>
+          <w:szCs w:val="28"/>
+        </w:rPr>
+        <w:t xml:space="preserve"> и </w:t>
+      </w:r>
+      <w:r>
+        <w:rPr>
+          <w:sz w:val="28"/>
+          <w:szCs w:val="28"/>
+        </w:rPr>
+        <w:t>по</w:t>
+      </w:r>
+      <w:r>
+        <w:rPr>
+          <w:sz w:val="28"/>
+          <w:szCs w:val="28"/>
+        </w:rPr>
+        <w:t>может отследить по</w:t>
+      </w:r>
+      <w:r>
+        <w:rPr>
+          <w:sz w:val="28"/>
+          <w:szCs w:val="28"/>
+        </w:rPr>
+        <w:t xml:space="preserve"> каждой заявке статус, срок, историю и трудозатраты </w:t>
+      </w:r>
+      <w:r>
+        <w:rPr>
+          <w:sz w:val="28"/>
+          <w:szCs w:val="28"/>
+        </w:rPr>
+        <w:t xml:space="preserve">в </w:t>
+      </w:r>
+      <w:r>
+        <w:rPr>
+          <w:sz w:val="28"/>
+          <w:szCs w:val="28"/>
+        </w:rPr>
+        <w:t>одном экране и</w:t>
+      </w:r>
+      <w:r>
+        <w:rPr>
+          <w:sz w:val="28"/>
+          <w:szCs w:val="28"/>
+        </w:rPr>
+        <w:t xml:space="preserve"> сформировать </w:t>
+      </w:r>
+      <w:r>
+        <w:rPr>
+          <w:sz w:val="28"/>
+          <w:szCs w:val="28"/>
+        </w:rPr>
+        <w:t xml:space="preserve">отчеты. Развивать систему </w:t>
+      </w:r>
+      <w:r>
+        <w:rPr>
+          <w:sz w:val="28"/>
+          <w:szCs w:val="28"/>
+        </w:rPr>
+        <w:t>можно в следующих направлениях</w:t>
+      </w:r>
+      <w:r>
+        <w:rPr>
+          <w:sz w:val="28"/>
+          <w:szCs w:val="28"/>
+        </w:rPr>
+        <w:t xml:space="preserve">: авторизация и роли, многопользовательский режим, уведомления о дедлайнах, интеграция с действующими сервисами предприятия. Практика дала навыки </w:t>
+      </w:r>
+      <w:r>
+        <w:rPr>
+          <w:sz w:val="28"/>
+          <w:szCs w:val="28"/>
+        </w:rPr>
+        <w:t xml:space="preserve">проведения анализа </w:t>
+      </w:r>
+      <w:r>
+        <w:rPr>
+          <w:sz w:val="28"/>
+          <w:szCs w:val="28"/>
+        </w:rPr>
+        <w:t xml:space="preserve">предприятия, </w:t>
+      </w:r>
+      <w:r>
+        <w:rPr>
+          <w:sz w:val="28"/>
+          <w:szCs w:val="28"/>
+        </w:rPr>
+        <w:t>рабочих процессов,</w:t>
+      </w:r>
+      <w:r>
+        <w:rPr>
+          <w:sz w:val="28"/>
+          <w:szCs w:val="28"/>
+        </w:rPr>
+        <w:t xml:space="preserve"> проектирования</w:t>
+      </w:r>
+      <w:r>
+        <w:rPr>
+          <w:sz w:val="28"/>
+          <w:szCs w:val="28"/>
+        </w:rPr>
+        <w:t xml:space="preserve"> и нормализации баз данных, разработки клиент-серверных приложений и пользовательского интерфейса.</w:t>
       </w:r>
     </w:p>
     <w:p>
@@ -26990,7 +27717,6 @@
   <w:style w:type="character" w:default="1" w:styleId="a0">
     <w:name w:val="Default Paragraph Font"/>
     <w:uiPriority w:val="1"/>
-    <w:semiHidden/>
     <w:unhideWhenUsed/>
   </w:style>
   <w:style w:type="table" w:default="1" w:styleId="a1">

--- a/docs/Отчет_производственная_практика_2_очеловечивание.docx
+++ b/docs/Отчет_производственная_практика_2_очеловечивание.docx
@@ -1191,7 +1191,7 @@
                 <w:noProof/>
                 <w:webHidden/>
               </w:rPr>
-              <w:t>9</w:t>
+              <w:t>8</w:t>
             </w:r>
             <w:r>
               <w:rPr>
@@ -1354,7 +1354,7 @@
                 <w:noProof/>
                 <w:webHidden/>
               </w:rPr>
-              <w:t>9</w:t>
+              <w:t>8</w:t>
             </w:r>
             <w:r>
               <w:rPr>
@@ -2955,7 +2955,7 @@
                 <w:noProof/>
                 <w:webHidden/>
               </w:rPr>
-              <w:t>30</w:t>
+              <w:t>29</w:t>
             </w:r>
             <w:r>
               <w:rPr>
@@ -3242,6 +3242,40 @@
           <w:sz w:val="28"/>
           <w:szCs w:val="28"/>
         </w:rPr>
+        <w:t xml:space="preserve"> </w:t>
+      </w:r>
+      <w:r>
+        <w:rPr>
+          <w:rFonts w:eastAsia="Times New Roman"/>
+          <w:sz w:val="28"/>
+          <w:szCs w:val="28"/>
+        </w:rPr>
+        <w:t>программных продуктов «1</w:t>
+      </w:r>
+      <w:proofErr w:type="gramStart"/>
+      <w:r>
+        <w:rPr>
+          <w:rFonts w:eastAsia="Times New Roman"/>
+          <w:sz w:val="28"/>
+          <w:szCs w:val="28"/>
+        </w:rPr>
+        <w:t>С:Предприятие</w:t>
+      </w:r>
+      <w:proofErr w:type="gramEnd"/>
+      <w:r>
+        <w:rPr>
+          <w:rFonts w:eastAsia="Times New Roman"/>
+          <w:sz w:val="28"/>
+          <w:szCs w:val="28"/>
+        </w:rPr>
+        <w:t>»</w:t>
+      </w:r>
+      <w:r>
+        <w:rPr>
+          <w:rFonts w:eastAsia="Times New Roman"/>
+          <w:sz w:val="28"/>
+          <w:szCs w:val="28"/>
+        </w:rPr>
         <w:t xml:space="preserve"> и</w:t>
       </w:r>
       <w:r>
@@ -3268,7 +3302,7 @@
           <w:sz w:val="28"/>
           <w:szCs w:val="28"/>
         </w:rPr>
-        <w:t xml:space="preserve"> </w:t>
+        <w:t xml:space="preserve">. </w:t>
       </w:r>
       <w:r>
         <w:rPr>
@@ -3276,25 +3310,23 @@
           <w:sz w:val="28"/>
           <w:szCs w:val="28"/>
         </w:rPr>
-        <w:t>программных продуктов «1</w:t>
-      </w:r>
-      <w:proofErr w:type="gramStart"/>
+        <w:t>Анализ</w:t>
+      </w:r>
       <w:r>
         <w:rPr>
           <w:rFonts w:eastAsia="Times New Roman"/>
           <w:sz w:val="28"/>
           <w:szCs w:val="28"/>
         </w:rPr>
-        <w:t>С:Предприятие</w:t>
-      </w:r>
-      <w:proofErr w:type="gramEnd"/>
+        <w:t xml:space="preserve"> показал, что учет обращений клиентов на предприятии разорван между несколькими системами (1С-Коннект, Битрикс24, табел</w:t>
+      </w:r>
       <w:r>
         <w:rPr>
           <w:rFonts w:eastAsia="Times New Roman"/>
           <w:sz w:val="28"/>
           <w:szCs w:val="28"/>
         </w:rPr>
-        <w:t>». Обследование показало, что учет обращений клиентов на предприятии разорван между несколькими системами (1С-Коннект, Битрикс24, табел</w:t>
+        <w:t>я</w:t>
       </w:r>
       <w:r>
         <w:rPr>
@@ -3302,7 +3334,7 @@
           <w:sz w:val="28"/>
           <w:szCs w:val="28"/>
         </w:rPr>
-        <w:t>я</w:t>
+        <w:t xml:space="preserve"> учета рабочего времени, «1С:КА»): данные по каждому обращению вводятся вручную по нескольк</w:t>
       </w:r>
       <w:r>
         <w:rPr>
@@ -3310,7 +3342,7 @@
           <w:sz w:val="28"/>
           <w:szCs w:val="28"/>
         </w:rPr>
-        <w:t xml:space="preserve"> учета рабочего времени, «1С:КА»): данные по каждому обращению вводятся вручную по нескольк</w:t>
+        <w:t>о</w:t>
       </w:r>
       <w:r>
         <w:rPr>
@@ -3318,7 +3350,7 @@
           <w:sz w:val="28"/>
           <w:szCs w:val="28"/>
         </w:rPr>
-        <w:t>о</w:t>
+        <w:t xml:space="preserve"> раз, единого экрана заявки нет, а сроки и трудозатраты сводятся вручную в конце месяца. Это оборачивается лишними затратами рабочего времени и риском упустить обращение - отсюда </w:t>
       </w:r>
       <w:r>
         <w:rPr>
@@ -3326,7 +3358,31 @@
           <w:sz w:val="28"/>
           <w:szCs w:val="28"/>
         </w:rPr>
-        <w:t xml:space="preserve"> раз, единого экрана заявки нет, а сроки и трудозатраты сводятся вручную в конце месяца. Это оборачивается лишними затратами рабочего времени и риском упустить обращение - отсюда и актуальность темы работы.</w:t>
+        <w:t xml:space="preserve">вытекает </w:t>
+      </w:r>
+      <w:r>
+        <w:rPr>
+          <w:rFonts w:eastAsia="Times New Roman"/>
+          <w:sz w:val="28"/>
+          <w:szCs w:val="28"/>
+        </w:rPr>
+        <w:t xml:space="preserve">актуальность темы </w:t>
+      </w:r>
+      <w:r>
+        <w:rPr>
+          <w:rFonts w:eastAsia="Times New Roman"/>
+          <w:sz w:val="28"/>
+          <w:szCs w:val="28"/>
+        </w:rPr>
+        <w:t xml:space="preserve">и </w:t>
+      </w:r>
+      <w:r>
+        <w:rPr>
+          <w:rFonts w:eastAsia="Times New Roman"/>
+          <w:sz w:val="28"/>
+          <w:szCs w:val="28"/>
+        </w:rPr>
+        <w:t>работы.</w:t>
       </w:r>
     </w:p>
     <w:p>
@@ -3345,7 +3401,23 @@
           <w:sz w:val="28"/>
           <w:szCs w:val="28"/>
         </w:rPr>
-        <w:t>Цель практики - выбрать актуальную проблему предприятия, требующую информационной поддержки, подобрать методы ее решения, спроектировать базу данных и разработать макет информационной системы учета обращений клиентов. Для этого проведен анализ деятельности предприятия и его информационных потоков, поставлена задача в терминах баз данных, обоснованы проектные решения по информационному, технологическому, программному и техническому обеспечению. Затем спроектирована реляционная база данных из семи отношений - с первичными и внешними ключами и нормализацией до третьей нормальной формы, построена инфологическая модель и разработан макет веб-приложения. Макет объединяет в одном рабочем месте регистрацию заявок, назначение исполнителей, контроль статусов и сроков, ведение истории работ с трудозатратами и отчеты с экспортом в CSV.</w:t>
+        <w:t xml:space="preserve">Цель практики - </w:t>
+      </w:r>
+      <w:r>
+        <w:rPr>
+          <w:rFonts w:eastAsia="Times New Roman"/>
+          <w:sz w:val="28"/>
+          <w:szCs w:val="28"/>
+        </w:rPr>
+        <w:t>определить</w:t>
+      </w:r>
+      <w:r>
+        <w:rPr>
+          <w:rFonts w:eastAsia="Times New Roman"/>
+          <w:sz w:val="28"/>
+          <w:szCs w:val="28"/>
+        </w:rPr>
+        <w:t xml:space="preserve"> проблему предприятия, требующую информационной поддержки, подобрать методы ее решения, спроектировать базу данных и разработать макет информационной системы учета обращений клиентов. Для этого проведен анализ деятельности предприятия и его информационных потоков, поставлена задача в терминах баз данных, обоснованы проектные решения по информационному, технологическому, программному и техническому обеспечению. Затем спроектирована реляционная база данных из семи отношений - с первичными и внешними ключами и нормализацией до третьей нормальной формы, построена инфологическая модель и разработан макет веб-приложения. Макет объединяет в одном рабочем месте регистрацию заявок, назначение исполнителей, контроль статусов и сроков, ведение истории работ с трудозатратами и отчеты с экспортом в CSV.</w:t>
       </w:r>
     </w:p>
     <w:p>
@@ -3490,7 +3562,49 @@
           <w:sz w:val="28"/>
           <w:szCs w:val="28"/>
         </w:rPr>
-        <w:t>База производственной практики - Товарищество с ограниченной ответственностью «Фирма ГЕМ СК» (1С:Франчайзи ГЕМ) по адресу: Республика Казахстан, Северо-Казахстанская область, город Петропавловск, улица Интернациональная, дом 18, н.п. 2. Фирма работает с 1994 года, когда начала поставку и внедрение «1С:Бухгалтерии» в Петропавловске; в январе 2000 года подписан договор о франчайзинге с фирмой «1С», и с тех пор компания остается ее постоянным партнером. Это субъект малого предпринимательства с частной формой собственности, в штате 13 человек. За четверть века непрерывной работы накоплена база из более чем 3</w:t>
+        <w:t xml:space="preserve">База производственной практики - Товарищество с ограниченной ответственностью «Фирма ГЕМ СК» (1С:Франчайзи ГЕМ) по адресу: Республика Казахстан, Северо-Казахстанская область, город Петропавловск, улица Интернациональная, дом 18, н.п. 2. Фирма работает с 1994 года, когда начала поставку и внедрение «1С:Бухгалтерии» в Петропавловске; в январе 2000 года подписан договор о франчайзинге с фирмой «1С», и с тех пор компания остается ее постоянным партнером. Это субъект малого предпринимательства с частной формой собственности, в штате 13 человек. За </w:t>
+      </w:r>
+      <w:r>
+        <w:rPr>
+          <w:sz w:val="28"/>
+          <w:szCs w:val="28"/>
+        </w:rPr>
+        <w:t>время</w:t>
+      </w:r>
+      <w:r>
+        <w:rPr>
+          <w:sz w:val="28"/>
+          <w:szCs w:val="28"/>
+        </w:rPr>
+        <w:t xml:space="preserve"> непрерывной работы </w:t>
+      </w:r>
+      <w:r>
+        <w:rPr>
+          <w:sz w:val="28"/>
+          <w:szCs w:val="28"/>
+        </w:rPr>
+        <w:t xml:space="preserve">создана своя клиентская </w:t>
+      </w:r>
+      <w:r>
+        <w:rPr>
+          <w:sz w:val="28"/>
+          <w:szCs w:val="28"/>
+        </w:rPr>
+        <w:t>база</w:t>
+      </w:r>
+      <w:r>
+        <w:rPr>
+          <w:sz w:val="28"/>
+          <w:szCs w:val="28"/>
+        </w:rPr>
+        <w:t>, включающая в себя</w:t>
+      </w:r>
+      <w:r>
+        <w:rPr>
+          <w:sz w:val="28"/>
+          <w:szCs w:val="28"/>
+        </w:rPr>
+        <w:t xml:space="preserve"> более 3</w:t>
       </w:r>
       <w:r>
         <w:rPr>
@@ -3504,7 +3618,7 @@
           <w:sz w:val="28"/>
           <w:szCs w:val="28"/>
         </w:rPr>
-        <w:t>0 обслуживаемых клиентов. Информация об услугах и тарифах размещена на официальном сайте gem.kz.</w:t>
+        <w:t>0 клиентов. Информация об услугах и тарифах размещена на официальном сайте gem.kz.</w:t>
       </w:r>
     </w:p>
     <w:p>
@@ -3557,7 +3671,37 @@
           <w:sz w:val="28"/>
           <w:szCs w:val="28"/>
         </w:rPr>
-        <w:t xml:space="preserve">программных продуктов </w:t>
+        <w:t>программных продуктов</w:t>
+      </w:r>
+      <w:r>
+        <w:rPr>
+          <w:sz w:val="28"/>
+          <w:szCs w:val="28"/>
+        </w:rPr>
+        <w:t xml:space="preserve"> </w:t>
+      </w:r>
+      <w:r>
+        <w:rPr>
+          <w:sz w:val="28"/>
+          <w:szCs w:val="28"/>
+        </w:rPr>
+        <w:t>на платформе «1</w:t>
+      </w:r>
+      <w:proofErr w:type="gramStart"/>
+      <w:r>
+        <w:rPr>
+          <w:sz w:val="28"/>
+          <w:szCs w:val="28"/>
+        </w:rPr>
+        <w:t>С:Предприятие</w:t>
+      </w:r>
+      <w:proofErr w:type="gramEnd"/>
+      <w:r>
+        <w:rPr>
+          <w:sz w:val="28"/>
+          <w:szCs w:val="28"/>
+        </w:rPr>
+        <w:t xml:space="preserve">» </w:t>
       </w:r>
       <w:r>
         <w:rPr>
@@ -3594,23 +3738,7 @@
           <w:sz w:val="28"/>
           <w:szCs w:val="28"/>
         </w:rPr>
-        <w:t>на платформе «1</w:t>
-      </w:r>
-      <w:proofErr w:type="gramStart"/>
-      <w:r>
-        <w:rPr>
-          <w:sz w:val="28"/>
-          <w:szCs w:val="28"/>
-        </w:rPr>
-        <w:t>С:Предприятие</w:t>
-      </w:r>
-      <w:proofErr w:type="gramEnd"/>
-      <w:r>
-        <w:rPr>
-          <w:sz w:val="28"/>
-          <w:szCs w:val="28"/>
-        </w:rPr>
-        <w:t>» для малого</w:t>
+        <w:t>для малого</w:t>
       </w:r>
       <w:r>
         <w:rPr>
@@ -3714,7 +3842,21 @@
           <w:sz w:val="28"/>
           <w:szCs w:val="28"/>
         </w:rPr>
-        <w:t xml:space="preserve"> директор, заместитель директора (он же главный бухгалтер), офис-менеджер и менеджер по продажам. Центр сопровождения (ЦС) объединяет технических специалистов: ведущего специалиста, специалистов по сопровождению, программистов и программиста-аналитика. Специалисты ЦС устанавливают, настраивают, обновляют и дорабатывают продукты «1С» </w:t>
+        <w:t xml:space="preserve"> директор, заместитель директора (он же главный бухгалтер), офис-менеджер и менеджер по продажам. Центр сопровождения (ЦС) объединяет технических специалистов: ведущего специалиста, специалистов по сопровождению, программистов и программиста-аналитика. Специалисты ЦС устанавливают, настраивают, обновляют и дорабатывают </w:t>
+      </w:r>
+      <w:r>
+        <w:rPr>
+          <w:sz w:val="28"/>
+          <w:szCs w:val="28"/>
+        </w:rPr>
+        <w:t xml:space="preserve">программные </w:t>
+      </w:r>
+      <w:r>
+        <w:rPr>
+          <w:sz w:val="28"/>
+          <w:szCs w:val="28"/>
+        </w:rPr>
+        <w:t xml:space="preserve">продукты «1С» </w:t>
       </w:r>
       <w:r>
         <w:rPr>
@@ -3746,14 +3888,42 @@
           <w:sz w:val="28"/>
           <w:szCs w:val="28"/>
         </w:rPr>
-        <w:t xml:space="preserve">Задачи обработки информации на предприятии такие: регистрация и обработка обращений клиентов; постановка задач исполнителям и контроль сроков; учет затраченного рабочего времени специалистов; ведение клиентской базы и договоров </w:t>
-      </w:r>
-      <w:r>
-        <w:rPr>
-          <w:sz w:val="28"/>
-          <w:szCs w:val="28"/>
-        </w:rPr>
-        <w:t>сопровождения</w:t>
+        <w:t xml:space="preserve">Задачи обработки информации на предприятии такие: регистрация и обработка обращений клиентов; постановка задач исполнителям и контроль сроков; учет затраченного рабочего времени специалистов; ведение клиентской базы и </w:t>
+      </w:r>
+      <w:r>
+        <w:rPr>
+          <w:sz w:val="28"/>
+          <w:szCs w:val="28"/>
+        </w:rPr>
+        <w:t xml:space="preserve">заключение </w:t>
+      </w:r>
+      <w:r>
+        <w:rPr>
+          <w:sz w:val="28"/>
+          <w:szCs w:val="28"/>
+        </w:rPr>
+        <w:t xml:space="preserve">договоров </w:t>
+      </w:r>
+      <w:r>
+        <w:rPr>
+          <w:sz w:val="28"/>
+          <w:szCs w:val="28"/>
+        </w:rPr>
+        <w:t xml:space="preserve">на </w:t>
+      </w:r>
+      <w:r>
+        <w:rPr>
+          <w:sz w:val="28"/>
+          <w:szCs w:val="28"/>
+        </w:rPr>
+        <w:t>сопровождени</w:t>
+      </w:r>
+      <w:r>
+        <w:rPr>
+          <w:sz w:val="28"/>
+          <w:szCs w:val="28"/>
+        </w:rPr>
+        <w:t>е</w:t>
       </w:r>
       <w:r>
         <w:rPr>
@@ -3788,7 +3958,7 @@
           <w:sz w:val="28"/>
           <w:szCs w:val="28"/>
         </w:rPr>
-        <w:t xml:space="preserve">, электронных счетов-фактур (ЭСФ), электронных актов выполненных </w:t>
+        <w:t xml:space="preserve">, электронных счетов-фактур (ЭСФ), электронных актов </w:t>
       </w:r>
       <w:r>
         <w:rPr>
@@ -3796,7 +3966,7 @@
           <w:szCs w:val="28"/>
         </w:rPr>
         <w:lastRenderedPageBreak/>
-        <w:t>работ (ЭАВР), сопроводительных накладных на товар (СНТ); подготовка налоговой, финансовой и статистической отчетности и управленческих отчетов для руководства.</w:t>
+        <w:t>выполненных работ (ЭАВР), сопроводительных накладных на товар (СНТ); подготовка налоговой, финансовой и статистической отчетности и управленческих отчетов для руководства.</w:t>
       </w:r>
     </w:p>
     <w:p>
@@ -3916,7 +4086,21 @@
           <w:sz w:val="28"/>
           <w:szCs w:val="28"/>
         </w:rPr>
-        <w:t>акты выполненных работ.</w:t>
+        <w:t>акты выполненных работ</w:t>
+      </w:r>
+      <w:r>
+        <w:rPr>
+          <w:sz w:val="28"/>
+          <w:szCs w:val="28"/>
+        </w:rPr>
+        <w:t xml:space="preserve"> и ЭСФ</w:t>
+      </w:r>
+      <w:r>
+        <w:rPr>
+          <w:sz w:val="28"/>
+          <w:szCs w:val="28"/>
+        </w:rPr>
+        <w:t>.</w:t>
       </w:r>
     </w:p>
     <w:p>
@@ -4089,7 +4273,7 @@
           <w:szCs w:val="28"/>
         </w:rPr>
         <w:lastRenderedPageBreak/>
-        <w:t>копирования рабочих баз и конфигураций. Прикладное программное обеспечение - «1С:Комплексная автоматизация», CRM-система, сервисы 1С-Коннект и Битрикс24, офисный пакет, почтовые клиенты и средства электронного документооборота. Программное обеспечение типовое, адаптированное под условия предприятия; конфигурации «1С» регулярно обновляются в рамках партнерской подписки.</w:t>
+        <w:t>копирования рабочих баз и конфигураций. Прикладное программное обеспечение - «1С:Комплексная автоматизация», CRM-система, сервисы 1С-Коннект и Битрикс24, офисный пакет, почтовые клиенты и средства электронного документооборота. Программное обеспечение типовое, адаптированное под условия предприятия; конфигурации «1С» регулярно обновляются.</w:t>
       </w:r>
     </w:p>
     <w:p>
@@ -4125,7 +4309,14 @@
           <w:sz w:val="28"/>
           <w:szCs w:val="28"/>
         </w:rPr>
-        <w:t>На выходе система формирует</w:t>
+        <w:t>С</w:t>
+      </w:r>
+      <w:r>
+        <w:rPr>
+          <w:sz w:val="28"/>
+          <w:szCs w:val="28"/>
+        </w:rPr>
+        <w:t>истема формирует</w:t>
       </w:r>
       <w:r>
         <w:rPr>
@@ -4146,7 +4337,28 @@
           <w:sz w:val="28"/>
           <w:szCs w:val="28"/>
         </w:rPr>
-        <w:t xml:space="preserve"> которые можно отправить через сервис 1</w:t>
+        <w:t xml:space="preserve"> </w:t>
+      </w:r>
+      <w:r>
+        <w:rPr>
+          <w:sz w:val="28"/>
+          <w:szCs w:val="28"/>
+        </w:rPr>
+        <w:t>ЭСФ, СНТ, налоговую, финансовую и статистическую отчетность, а также управленческие отчеты по клиентам, закрытым задачам и выставленным счетам. Часть документов передается клиентам на бумаге для подписания</w:t>
+      </w:r>
+      <w:r>
+        <w:rPr>
+          <w:sz w:val="28"/>
+          <w:szCs w:val="28"/>
+        </w:rPr>
+        <w:t xml:space="preserve">, другую часть </w:t>
+      </w:r>
+      <w:r>
+        <w:rPr>
+          <w:sz w:val="28"/>
+          <w:szCs w:val="28"/>
+        </w:rPr>
+        <w:t>можно отправить через сервис 1</w:t>
       </w:r>
       <w:proofErr w:type="gramStart"/>
       <w:r>
@@ -4162,35 +4374,56 @@
           <w:sz w:val="28"/>
           <w:szCs w:val="28"/>
         </w:rPr>
-        <w:t xml:space="preserve"> (встроен в функционал 1С),</w:t>
-      </w:r>
-      <w:r>
-        <w:rPr>
-          <w:sz w:val="28"/>
-          <w:szCs w:val="28"/>
-        </w:rPr>
-        <w:t xml:space="preserve"> ЭСФ, СНТ, налоговую, финансовую и статистическую отчетность, а также управленческие отчеты по клиентам, закрытым задачам и выставленным счетам. Часть документов передается клиентам на бумаге для подписания.</w:t>
-      </w:r>
-      <w:r>
-        <w:rPr>
-          <w:sz w:val="28"/>
-          <w:szCs w:val="28"/>
-        </w:rPr>
-        <w:t xml:space="preserve"> С 2026 года </w:t>
-      </w:r>
-      <w:r>
-        <w:rPr>
-          <w:sz w:val="28"/>
-          <w:szCs w:val="28"/>
-        </w:rPr>
-        <w:t xml:space="preserve"> </w:t>
-      </w:r>
-      <w:r>
-        <w:rPr>
-          <w:sz w:val="28"/>
-          <w:szCs w:val="28"/>
-        </w:rPr>
-        <w:t xml:space="preserve"> Эти результаты нужны для расчетов с клиентами, контроля загрузки и производительности специалистов, своевременной реакции на обращения и принятия управленческих решений руководством.</w:t>
+        <w:t xml:space="preserve"> (Электронный документооборот), который</w:t>
+      </w:r>
+      <w:r>
+        <w:rPr>
+          <w:sz w:val="28"/>
+          <w:szCs w:val="28"/>
+        </w:rPr>
+        <w:t xml:space="preserve"> встроен в функционал 1С</w:t>
+      </w:r>
+      <w:r>
+        <w:rPr>
+          <w:sz w:val="28"/>
+          <w:szCs w:val="28"/>
+        </w:rPr>
+        <w:t xml:space="preserve">. </w:t>
+      </w:r>
+      <w:r>
+        <w:rPr>
+          <w:sz w:val="28"/>
+          <w:szCs w:val="28"/>
+        </w:rPr>
+        <w:t xml:space="preserve">Эти результаты нужны для </w:t>
+      </w:r>
+      <w:r>
+        <w:rPr>
+          <w:sz w:val="28"/>
+          <w:szCs w:val="28"/>
+        </w:rPr>
+        <w:t>взаимо</w:t>
+      </w:r>
+      <w:r>
+        <w:rPr>
+          <w:sz w:val="28"/>
+          <w:szCs w:val="28"/>
+        </w:rPr>
+        <w:t xml:space="preserve">расчетов с клиентами, контроля загрузки и </w:t>
+      </w:r>
+      <w:r>
+        <w:rPr>
+          <w:sz w:val="28"/>
+          <w:szCs w:val="28"/>
+        </w:rPr>
+        <w:t xml:space="preserve">эффективности </w:t>
+      </w:r>
+      <w:r>
+        <w:rPr>
+          <w:sz w:val="28"/>
+          <w:szCs w:val="28"/>
+        </w:rPr>
+        <w:t>специалистов, своевременной реакции на обращения и принятия управленческих решений руководством.</w:t>
       </w:r>
     </w:p>
     <w:p>
@@ -4226,7 +4459,35 @@
           <w:sz w:val="28"/>
           <w:szCs w:val="28"/>
         </w:rPr>
-        <w:t xml:space="preserve">Анализ показал, что учет обращений клиентов хоть и автоматизирован, но разорван между четырьмя независимыми системами: регистрация обращения и переписка - в 1С-Коннект, задача со сроком и исполнителем - в Битрикс24, затраченное время - в табеле, расчетные документы - в «1С:КА», сведения о клиенте - в CRM. По каждому обращению специалист несколько раз вводит одно и то же: закрывает обращение в 1С-Коннект, закрывает задачу в Битрикс24, заполняет табель, а офис-менеджер и заместитель директора в конце месяца вручную сводят все это для выставления актов. Экрана, где по конкретной заявке сразу видны статус, срок, ответственный, история выполненных работ и накопленные трудозатраты, ни в одной из систем нет; сводки о просроченных обращениях и часах по сотрудникам тоже собираются вручную из разных источников. Вдобавок облачные сервисы тарифицируются </w:t>
+        <w:t xml:space="preserve">Анализ показал, что учет обращений клиентов хоть и автоматизирован, но разорван между четырьмя независимыми системами: регистрация обращения и переписка - в 1С-Коннект, задача со сроком и исполнителем - в Битрикс24, затраченное время - в табеле, расчетные документы - в «1С:КА», сведения о клиенте - в CRM. По каждому обращению специалист несколько раз вводит одно и то же: закрывает обращение в 1С-Коннект, закрывает задачу в Битрикс24, заполняет табель, а офис-менеджер и заместитель директора в конце месяца вручную сводят все это для выставления актов. </w:t>
+      </w:r>
+      <w:r>
+        <w:rPr>
+          <w:sz w:val="28"/>
+          <w:szCs w:val="28"/>
+        </w:rPr>
+        <w:t>Системы</w:t>
+      </w:r>
+      <w:r>
+        <w:rPr>
+          <w:sz w:val="28"/>
+          <w:szCs w:val="28"/>
+        </w:rPr>
+        <w:t>, где по конкретной заявке сразу видны статус, срок, ответственный, история выполненных работ и накопленные трудозатраты, ни в одной из систем нет; сводки о просроченных обращениях и часах по сотрудникам тоже собираются вручную из разных источников. Вдобавок</w:t>
+      </w:r>
+      <w:r>
+        <w:rPr>
+          <w:sz w:val="28"/>
+          <w:szCs w:val="28"/>
+        </w:rPr>
+        <w:t>,</w:t>
+      </w:r>
+      <w:r>
+        <w:rPr>
+          <w:sz w:val="28"/>
+          <w:szCs w:val="28"/>
+        </w:rPr>
+        <w:t xml:space="preserve"> облачные сервисы </w:t>
       </w:r>
       <w:r>
         <w:rPr>
@@ -4234,7 +4495,7 @@
           <w:szCs w:val="28"/>
         </w:rPr>
         <w:lastRenderedPageBreak/>
-        <w:t>по числу пользователей, а обращения по телефону или при личной встрече регистрируются с задержкой и могут просто потеряться.</w:t>
+        <w:t>тарифицируются по числу пользователей, а обращения по телефону или при личной встрече регистрируются с задержкой и могут просто потеряться.</w:t>
       </w:r>
     </w:p>
     <w:p>
@@ -4252,7 +4513,21 @@
           <w:sz w:val="28"/>
           <w:szCs w:val="28"/>
         </w:rPr>
-        <w:t>Устранить эти недостатки можно единым рабочим местом учета заявок - веб-приложением, в котором собраны регистрация обращений, назначение исполнителей, контроль статусов и сроков с автоматическим выявлением просроченных заявок, история выполненных работ с трудозатратами (аналог табеля) и отчеты. Готовые универсальные продукты этого класса избыточны по функциональности и требуют подписки за каждого пользователя, поэтому предприятию выгоднее собственное легковесное веб-приложение, повторяющее сложившийся регламент обработки обращений. Макет такой системы и разрабатывается в рамках производственной практики.</w:t>
+        <w:t xml:space="preserve">Устранить эти недостатки можно </w:t>
+      </w:r>
+      <w:r>
+        <w:rPr>
+          <w:sz w:val="28"/>
+          <w:szCs w:val="28"/>
+        </w:rPr>
+        <w:t xml:space="preserve">системой </w:t>
+      </w:r>
+      <w:r>
+        <w:rPr>
+          <w:sz w:val="28"/>
+          <w:szCs w:val="28"/>
+        </w:rPr>
+        <w:t>учета заявок - веб-приложением, в котором собраны регистрация обращений, назначение исполнителей, контроль статусов и сроков с автоматическим выявлением просроченных заявок, история выполненных работ с трудозатратами (аналог табеля) и отчеты. Готовые универсальные продукты этого класса избыточны по функциональности и требуют подписки за каждого пользователя, поэтому предприятию выгоднее собственное легковесное веб-приложение, повторяющее сложившийся регламент обработки обращений. Макет такой системы и разрабатывается в рамках производственной практики.</w:t>
       </w:r>
     </w:p>
     <w:p>
@@ -4338,7 +4613,14 @@
           <w:sz w:val="28"/>
           <w:szCs w:val="28"/>
         </w:rPr>
-        <w:t>Входная информация проектируемой базы данных: реквизиты клиентов (наименование, БИН/ИИН, контактное лицо, телефон, email, адрес); сведения о договорах (клиент, номер, даты начала и окончания, тип сопровождения, тариф); сведения о сотрудниках (ФИО, должность, телефон, email); данные заявок (договор, категория, статус, ответственный сотрудник, тема, описание, приоритет, дедлайн); записи о выполненных работах (заявка, исполнитель, дата, описание, затраченные часы). Состав выбран не произвольно: это сведения, реально циркулирующие в процессе сопровождения клиентов, - реквизиты заявки повторяют регламент регистрации обращения, а запись о работе соответствует строке табеля учета рабочего времени.</w:t>
+        <w:t>Входящая</w:t>
+      </w:r>
+      <w:r>
+        <w:rPr>
+          <w:sz w:val="28"/>
+          <w:szCs w:val="28"/>
+        </w:rPr>
+        <w:t xml:space="preserve"> информация проектируемой базы данных: реквизиты клиентов (наименование, БИН/ИИН, контактное лицо, телефон, email, адрес); сведения о договорах (клиент, номер, даты начала и окончания, тип сопровождения, тариф); сведения о сотрудниках (ФИО, должность, телефон, email); данные заявок (договор, категория, статус, ответственный сотрудник, тема, описание, приоритет, дедлайн); записи о выполненных работах (заявка, исполнитель, дата, описание, затраченные часы). Состав выбран не произвольно: это сведения, реально циркулирующие в процессе сопровождения клиентов, - реквизиты заявки повторяют регламент регистрации обращения, а запись о работе соответствует строке табеля учета рабочего времени.</w:t>
       </w:r>
     </w:p>
     <w:p>
@@ -25913,14 +26195,14 @@
           <w:sz w:val="28"/>
           <w:szCs w:val="28"/>
         </w:rPr>
-        <w:t xml:space="preserve">проведения анализа </w:t>
-      </w:r>
-      <w:r>
-        <w:rPr>
-          <w:sz w:val="28"/>
-          <w:szCs w:val="28"/>
-        </w:rPr>
-        <w:t xml:space="preserve">предприятия, </w:t>
+        <w:t>проведения анализа</w:t>
+      </w:r>
+      <w:r>
+        <w:rPr>
+          <w:sz w:val="28"/>
+          <w:szCs w:val="28"/>
+        </w:rPr>
+        <w:t xml:space="preserve"> </w:t>
       </w:r>
       <w:r>
         <w:rPr>
@@ -27717,6 +27999,7 @@
   <w:style w:type="character" w:default="1" w:styleId="a0">
     <w:name w:val="Default Paragraph Font"/>
     <w:uiPriority w:val="1"/>
+    <w:semiHidden/>
     <w:unhideWhenUsed/>
   </w:style>
   <w:style w:type="table" w:default="1" w:styleId="a1">

--- a/docs/Отчет_производственная_практика_2_очеловечивание.docx
+++ b/docs/Отчет_производственная_практика_2_очеловечивание.docx
@@ -3318,23 +3318,7 @@
           <w:sz w:val="28"/>
           <w:szCs w:val="28"/>
         </w:rPr>
-        <w:t xml:space="preserve"> показал, что учет обращений клиентов на предприятии разорван между несколькими системами (1С-Коннект, Битрикс24, табел</w:t>
-      </w:r>
-      <w:r>
-        <w:rPr>
-          <w:rFonts w:eastAsia="Times New Roman"/>
-          <w:sz w:val="28"/>
-          <w:szCs w:val="28"/>
-        </w:rPr>
-        <w:t>я</w:t>
-      </w:r>
-      <w:r>
-        <w:rPr>
-          <w:rFonts w:eastAsia="Times New Roman"/>
-          <w:sz w:val="28"/>
-          <w:szCs w:val="28"/>
-        </w:rPr>
-        <w:t xml:space="preserve"> учета рабочего времени, «1С:КА»): данные по каждому обращению вводятся вручную по нескольк</w:t>
+        <w:t xml:space="preserve"> показал, что учет обращений клиентов на предприятии разорван между несколькими системами (1С-Коннект, Битрикс24): данные по каждому обращению вводятся вручную по нескольк</w:t>
       </w:r>
       <w:r>
         <w:rPr>
@@ -4291,7 +4275,35 @@
           <w:sz w:val="28"/>
           <w:szCs w:val="28"/>
         </w:rPr>
-        <w:t>Технически информационная система предприятия построена на 17 персональных компьютерах: один работает сервером, остальные 16 - рабочие станции. Основная часть станций оснащена процессорами Intel Core i7-4770 с тактовой частотой 3,40 ГГц, оперативной памятью 32 ГБ, SSD-накопителями 128 ГБ под систему и HDD-дисками 1 ТБ под рабочие данные; на каждом рабочем месте по два монитора Samsung 23,5 дюйма с разрешением 1920×1080. В офисе шесть многофункциональных устройств с двусторонней печатью. Сервер собран на процессоре Intel Core i9-11900 с 32 ГБ оперативной памяти и дисковым массивом из двух SSD по 2 ТБ (актуальные базы данных) и двух HDD по 2 ТБ (архивы и резервные копии). Все компьютеры объединены в локальную сеть через централизованный маршрутизатор.</w:t>
+        <w:t>Технически информационная система предприятия построена на 1</w:t>
+      </w:r>
+      <w:r>
+        <w:rPr>
+          <w:sz w:val="28"/>
+          <w:szCs w:val="28"/>
+        </w:rPr>
+        <w:t>5</w:t>
+      </w:r>
+      <w:r>
+        <w:rPr>
+          <w:sz w:val="28"/>
+          <w:szCs w:val="28"/>
+        </w:rPr>
+        <w:t xml:space="preserve"> персональных компьютерах: один работает сервером, остальные 1</w:t>
+      </w:r>
+      <w:r>
+        <w:rPr>
+          <w:sz w:val="28"/>
+          <w:szCs w:val="28"/>
+        </w:rPr>
+        <w:t>4</w:t>
+      </w:r>
+      <w:r>
+        <w:rPr>
+          <w:sz w:val="28"/>
+          <w:szCs w:val="28"/>
+        </w:rPr>
+        <w:t xml:space="preserve"> - рабочие станции. Основная часть станций оснащена процессорами Intel Core i7-4770 с тактовой частотой 3,40 ГГц, оперативной памятью 32 ГБ, SSD-накопителями 128 ГБ под систему и HDD-дисками 1 ТБ под рабочие данные; на каждом рабочем месте по два монитора Samsung 23,5 дюйма с разрешением 1920×1080. В офисе шесть многофункциональных устройств с двусторонней печатью. Сервер собран на процессоре Intel Core i9-11900 с 32 ГБ оперативной памяти и дисковым массивом из двух SSD по 2 ТБ (актуальные базы данных) и двух HDD по 2 ТБ (архивы и резервные копии). Все компьютеры объединены в локальную сеть через централизованный маршрутизатор.</w:t>
       </w:r>
     </w:p>
     <w:p>
@@ -4309,14 +4321,37 @@
           <w:sz w:val="28"/>
           <w:szCs w:val="28"/>
         </w:rPr>
-        <w:t>С</w:t>
-      </w:r>
-      <w:r>
-        <w:rPr>
-          <w:sz w:val="28"/>
-          <w:szCs w:val="28"/>
-        </w:rPr>
-        <w:t>истема формирует</w:t>
+        <w:t>1</w:t>
+      </w:r>
+      <w:proofErr w:type="gramStart"/>
+      <w:r>
+        <w:rPr>
+          <w:sz w:val="28"/>
+          <w:szCs w:val="28"/>
+        </w:rPr>
+        <w:t>С:Комплексная</w:t>
+      </w:r>
+      <w:proofErr w:type="gramEnd"/>
+      <w:r>
+        <w:rPr>
+          <w:sz w:val="28"/>
+          <w:szCs w:val="28"/>
+        </w:rPr>
+        <w:t xml:space="preserve"> автоматизация</w:t>
+      </w:r>
+      <w:r>
+        <w:rPr>
+          <w:sz w:val="28"/>
+          <w:szCs w:val="28"/>
+        </w:rPr>
+        <w:t xml:space="preserve"> </w:t>
+      </w:r>
+      <w:r>
+        <w:rPr>
+          <w:sz w:val="28"/>
+          <w:szCs w:val="28"/>
+        </w:rPr>
+        <w:t>формирует</w:t>
       </w:r>
       <w:r>
         <w:rPr>
@@ -4351,14 +4386,7 @@
           <w:sz w:val="28"/>
           <w:szCs w:val="28"/>
         </w:rPr>
-        <w:t xml:space="preserve">, другую часть </w:t>
-      </w:r>
-      <w:r>
-        <w:rPr>
-          <w:sz w:val="28"/>
-          <w:szCs w:val="28"/>
-        </w:rPr>
-        <w:t>можно отправить через сервис 1</w:t>
+        <w:t>, другую часть можно отправить через сервис 1</w:t>
       </w:r>
       <w:proofErr w:type="gramStart"/>
       <w:r>
@@ -4374,14 +4402,7 @@
           <w:sz w:val="28"/>
           <w:szCs w:val="28"/>
         </w:rPr>
-        <w:t xml:space="preserve"> (Электронный документооборот), который</w:t>
-      </w:r>
-      <w:r>
-        <w:rPr>
-          <w:sz w:val="28"/>
-          <w:szCs w:val="28"/>
-        </w:rPr>
-        <w:t xml:space="preserve"> встроен в функционал 1С</w:t>
+        <w:t xml:space="preserve"> (Электронный документооборот), который встроен в функционал 1С</w:t>
       </w:r>
       <w:r>
         <w:rPr>
@@ -4441,7 +4462,35 @@
           <w:sz w:val="28"/>
           <w:szCs w:val="28"/>
         </w:rPr>
-        <w:t>У предприятия постоянный выход в Интернет: через него работают облачные 1С-Коннект и Битрикс24, скачиваются обновления конфигураций с портала «1С», выполняются удаленные подключения к информационным базам клиентов, обмен электронной почтой и электронными документами. Есть собственный сайт gem.kz с информацией об услугах, тарифах и сервисах.</w:t>
+        <w:t>У предприятия постоянный выход в Интернет: через него работают облачные 1С-Коннект и Битрикс24, скачиваются обновления конфигураций с портала «1С», выполняются удаленные подключения к</w:t>
+      </w:r>
+      <w:r>
+        <w:rPr>
+          <w:sz w:val="28"/>
+          <w:szCs w:val="28"/>
+        </w:rPr>
+        <w:t xml:space="preserve"> </w:t>
+      </w:r>
+      <w:r>
+        <w:rPr>
+          <w:sz w:val="28"/>
+          <w:szCs w:val="28"/>
+        </w:rPr>
+        <w:t>клиент</w:t>
+      </w:r>
+      <w:r>
+        <w:rPr>
+          <w:sz w:val="28"/>
+          <w:szCs w:val="28"/>
+        </w:rPr>
+        <w:t>ам</w:t>
+      </w:r>
+      <w:r>
+        <w:rPr>
+          <w:sz w:val="28"/>
+          <w:szCs w:val="28"/>
+        </w:rPr>
+        <w:t>, обмен электронной почтой и электронными документами. Есть собственный сайт gem.kz с информацией об услугах, тарифах и сервисах.</w:t>
       </w:r>
     </w:p>
     <w:p>

--- a/docs/Отчет_производственная_практика_2_очеловечивание.docx
+++ b/docs/Отчет_производственная_практика_2_очеловечивание.docx
@@ -6,15 +6,12 @@
       <w:pPr>
         <w:jc w:val="center"/>
         <w:rPr>
-          <w:b/>
-          <w:sz w:val="28"/>
-          <w:szCs w:val="28"/>
-        </w:rPr>
-      </w:pPr>
-      <w:r>
-        <w:rPr>
-          <w:b/>
-          <w:bCs/>
+          <w:sz w:val="28"/>
+          <w:szCs w:val="28"/>
+        </w:rPr>
+      </w:pPr>
+      <w:r>
+        <w:rPr>
           <w:sz w:val="28"/>
           <w:szCs w:val="28"/>
         </w:rPr>
@@ -24,14 +21,12 @@
     <w:p>
       <w:pPr>
         <w:rPr>
-          <w:b/>
-          <w:sz w:val="28"/>
-          <w:szCs w:val="28"/>
-        </w:rPr>
-      </w:pPr>
-      <w:r>
-        <w:rPr>
-          <w:b/>
+          <w:sz w:val="28"/>
+          <w:szCs w:val="28"/>
+        </w:rPr>
+      </w:pPr>
+      <w:r>
+        <w:rPr>
           <w:sz w:val="28"/>
           <w:szCs w:val="28"/>
         </w:rPr>
@@ -40,7 +35,6 @@
       <w:proofErr w:type="spellStart"/>
       <w:r>
         <w:rPr>
-          <w:b/>
           <w:sz w:val="28"/>
           <w:szCs w:val="28"/>
         </w:rPr>
@@ -51,7 +45,6 @@
     <w:p>
       <w:pPr>
         <w:rPr>
-          <w:b/>
           <w:sz w:val="28"/>
           <w:szCs w:val="28"/>
         </w:rPr>
@@ -61,14 +54,12 @@
       <w:pPr>
         <w:jc w:val="center"/>
         <w:rPr>
-          <w:b/>
-          <w:sz w:val="28"/>
-          <w:szCs w:val="28"/>
-        </w:rPr>
-      </w:pPr>
-      <w:r>
-        <w:rPr>
-          <w:b/>
+          <w:sz w:val="28"/>
+          <w:szCs w:val="28"/>
+        </w:rPr>
+      </w:pPr>
+      <w:r>
+        <w:rPr>
           <w:sz w:val="28"/>
           <w:szCs w:val="28"/>
         </w:rPr>
@@ -78,16 +69,14 @@
     <w:p>
       <w:pPr>
         <w:rPr>
-          <w:b/>
-          <w:sz w:val="28"/>
-          <w:szCs w:val="28"/>
-        </w:rPr>
-      </w:pPr>
-    </w:p>
-    <w:p>
-      <w:pPr>
-        <w:rPr>
-          <w:b/>
+          <w:sz w:val="28"/>
+          <w:szCs w:val="28"/>
+        </w:rPr>
+      </w:pPr>
+    </w:p>
+    <w:p>
+      <w:pPr>
+        <w:rPr>
           <w:sz w:val="28"/>
           <w:szCs w:val="28"/>
         </w:rPr>
@@ -97,14 +86,12 @@
       <w:pPr>
         <w:jc w:val="center"/>
         <w:rPr>
-          <w:b/>
-          <w:sz w:val="28"/>
-          <w:szCs w:val="28"/>
-        </w:rPr>
-      </w:pPr>
-      <w:r>
-        <w:rPr>
-          <w:b/>
+          <w:sz w:val="28"/>
+          <w:szCs w:val="28"/>
+        </w:rPr>
+      </w:pPr>
+      <w:r>
+        <w:rPr>
           <w:sz w:val="28"/>
           <w:szCs w:val="28"/>
         </w:rPr>
@@ -115,14 +102,12 @@
       <w:pPr>
         <w:jc w:val="center"/>
         <w:rPr>
-          <w:b/>
-          <w:sz w:val="28"/>
-          <w:szCs w:val="28"/>
-        </w:rPr>
-      </w:pPr>
-      <w:r>
-        <w:rPr>
-          <w:b/>
+          <w:sz w:val="28"/>
+          <w:szCs w:val="28"/>
+        </w:rPr>
+      </w:pPr>
+      <w:r>
+        <w:rPr>
           <w:sz w:val="28"/>
           <w:szCs w:val="28"/>
         </w:rPr>
@@ -132,7 +117,6 @@
     <w:p>
       <w:pPr>
         <w:rPr>
-          <w:b/>
           <w:sz w:val="28"/>
           <w:szCs w:val="28"/>
         </w:rPr>
@@ -142,14 +126,12 @@
       <w:pPr>
         <w:jc w:val="center"/>
         <w:rPr>
-          <w:b/>
-          <w:sz w:val="28"/>
-          <w:szCs w:val="28"/>
-        </w:rPr>
-      </w:pPr>
-      <w:r>
-        <w:rPr>
-          <w:b/>
+          <w:sz w:val="28"/>
+          <w:szCs w:val="28"/>
+        </w:rPr>
+      </w:pPr>
+      <w:r>
+        <w:rPr>
           <w:sz w:val="28"/>
           <w:szCs w:val="28"/>
         </w:rPr>
@@ -237,11 +219,10 @@
       </w:pPr>
       <w:r>
         <w:rPr>
-          <w:b/>
-          <w:sz w:val="28"/>
-          <w:szCs w:val="28"/>
-        </w:rPr>
-        <w:t xml:space="preserve">Обучающийся </w:t>
+          <w:sz w:val="28"/>
+          <w:szCs w:val="28"/>
+        </w:rPr>
+        <w:t>Обучающийся ____</w:t>
       </w:r>
       <w:r>
         <w:rPr>
@@ -255,13 +236,6 @@
           <w:sz w:val="28"/>
           <w:szCs w:val="28"/>
         </w:rPr>
-        <w:t>____</w:t>
-      </w:r>
-      <w:r>
-        <w:rPr>
-          <w:sz w:val="28"/>
-          <w:szCs w:val="28"/>
-        </w:rPr>
         <w:t>__________ Ф.И.О</w:t>
       </w:r>
     </w:p>
@@ -276,14 +250,12 @@
     <w:p>
       <w:pPr>
         <w:rPr>
-          <w:b/>
-          <w:sz w:val="28"/>
-          <w:szCs w:val="28"/>
-        </w:rPr>
-      </w:pPr>
-      <w:r>
-        <w:rPr>
-          <w:b/>
+          <w:sz w:val="28"/>
+          <w:szCs w:val="28"/>
+        </w:rPr>
+      </w:pPr>
+      <w:r>
+        <w:rPr>
           <w:sz w:val="28"/>
           <w:szCs w:val="28"/>
         </w:rPr>
@@ -316,14 +288,12 @@
     <w:p>
       <w:pPr>
         <w:rPr>
-          <w:b/>
-          <w:sz w:val="28"/>
-          <w:szCs w:val="28"/>
-        </w:rPr>
-      </w:pPr>
-      <w:r>
-        <w:rPr>
-          <w:b/>
+          <w:sz w:val="28"/>
+          <w:szCs w:val="28"/>
+        </w:rPr>
+      </w:pPr>
+      <w:r>
+        <w:rPr>
           <w:sz w:val="28"/>
           <w:szCs w:val="28"/>
         </w:rPr>
@@ -332,7 +302,6 @@
       <w:proofErr w:type="spellStart"/>
       <w:r>
         <w:rPr>
-          <w:b/>
           <w:sz w:val="28"/>
           <w:szCs w:val="28"/>
         </w:rPr>
@@ -382,106 +351,94 @@
     <w:p>
       <w:pPr>
         <w:rPr>
-          <w:b/>
-          <w:sz w:val="28"/>
-          <w:szCs w:val="28"/>
-        </w:rPr>
-      </w:pPr>
-    </w:p>
-    <w:p>
-      <w:pPr>
-        <w:rPr>
-          <w:b/>
-          <w:sz w:val="28"/>
-          <w:szCs w:val="28"/>
-        </w:rPr>
-      </w:pPr>
-    </w:p>
-    <w:p>
-      <w:pPr>
-        <w:rPr>
-          <w:b/>
-          <w:sz w:val="28"/>
-          <w:szCs w:val="28"/>
-        </w:rPr>
-      </w:pPr>
-    </w:p>
-    <w:p>
-      <w:pPr>
-        <w:rPr>
-          <w:b/>
-          <w:sz w:val="28"/>
-          <w:szCs w:val="28"/>
-        </w:rPr>
-      </w:pPr>
-    </w:p>
-    <w:p>
-      <w:pPr>
-        <w:rPr>
-          <w:b/>
-          <w:sz w:val="28"/>
-          <w:szCs w:val="28"/>
-        </w:rPr>
-      </w:pPr>
-    </w:p>
-    <w:p>
-      <w:pPr>
-        <w:rPr>
-          <w:b/>
-          <w:sz w:val="28"/>
-          <w:szCs w:val="28"/>
-        </w:rPr>
-      </w:pPr>
-    </w:p>
-    <w:p>
-      <w:pPr>
-        <w:rPr>
-          <w:b/>
-          <w:sz w:val="28"/>
-          <w:szCs w:val="28"/>
-        </w:rPr>
-      </w:pPr>
-    </w:p>
-    <w:p>
-      <w:pPr>
-        <w:rPr>
-          <w:b/>
-          <w:sz w:val="28"/>
-          <w:szCs w:val="28"/>
-        </w:rPr>
-      </w:pPr>
-    </w:p>
-    <w:p>
-      <w:pPr>
-        <w:rPr>
-          <w:b/>
-          <w:sz w:val="28"/>
-          <w:szCs w:val="28"/>
-        </w:rPr>
-      </w:pPr>
-    </w:p>
-    <w:p>
-      <w:pPr>
-        <w:rPr>
-          <w:b/>
-          <w:sz w:val="28"/>
-          <w:szCs w:val="28"/>
-        </w:rPr>
-      </w:pPr>
-    </w:p>
-    <w:p>
-      <w:pPr>
-        <w:rPr>
-          <w:b/>
-          <w:sz w:val="28"/>
-          <w:szCs w:val="28"/>
-        </w:rPr>
-      </w:pPr>
-    </w:p>
-    <w:p>
-      <w:pPr>
-        <w:rPr>
-          <w:b/>
+          <w:sz w:val="28"/>
+          <w:szCs w:val="28"/>
+        </w:rPr>
+      </w:pPr>
+    </w:p>
+    <w:p>
+      <w:pPr>
+        <w:rPr>
+          <w:sz w:val="28"/>
+          <w:szCs w:val="28"/>
+        </w:rPr>
+      </w:pPr>
+    </w:p>
+    <w:p>
+      <w:pPr>
+        <w:rPr>
+          <w:sz w:val="28"/>
+          <w:szCs w:val="28"/>
+        </w:rPr>
+      </w:pPr>
+    </w:p>
+    <w:p>
+      <w:pPr>
+        <w:rPr>
+          <w:sz w:val="28"/>
+          <w:szCs w:val="28"/>
+        </w:rPr>
+      </w:pPr>
+    </w:p>
+    <w:p>
+      <w:pPr>
+        <w:rPr>
+          <w:sz w:val="28"/>
+          <w:szCs w:val="28"/>
+        </w:rPr>
+      </w:pPr>
+    </w:p>
+    <w:p>
+      <w:pPr>
+        <w:rPr>
+          <w:sz w:val="28"/>
+          <w:szCs w:val="28"/>
+        </w:rPr>
+      </w:pPr>
+    </w:p>
+    <w:p>
+      <w:pPr>
+        <w:rPr>
+          <w:sz w:val="28"/>
+          <w:szCs w:val="28"/>
+        </w:rPr>
+      </w:pPr>
+    </w:p>
+    <w:p>
+      <w:pPr>
+        <w:rPr>
+          <w:sz w:val="28"/>
+          <w:szCs w:val="28"/>
+        </w:rPr>
+      </w:pPr>
+    </w:p>
+    <w:p>
+      <w:pPr>
+        <w:rPr>
+          <w:sz w:val="28"/>
+          <w:szCs w:val="28"/>
+        </w:rPr>
+      </w:pPr>
+    </w:p>
+    <w:p>
+      <w:pPr>
+        <w:rPr>
+          <w:sz w:val="28"/>
+          <w:szCs w:val="28"/>
+        </w:rPr>
+      </w:pPr>
+    </w:p>
+    <w:p>
+      <w:pPr>
+        <w:rPr>
+          <w:sz w:val="28"/>
+          <w:szCs w:val="28"/>
+        </w:rPr>
+      </w:pPr>
+    </w:p>
+    <w:p>
+      <w:pPr>
+        <w:rPr>
           <w:sz w:val="28"/>
           <w:szCs w:val="28"/>
         </w:rPr>
@@ -505,6 +462,82 @@
       </w:pPr>
       <w:r>
         <w:rPr>
+          <w:noProof/>
+        </w:rPr>
+        <mc:AlternateContent>
+          <mc:Choice Requires="wps">
+            <w:drawing>
+              <wp:anchor distT="0" distB="0" distL="114300" distR="114300" simplePos="0" relativeHeight="251659264" behindDoc="0" locked="0" layoutInCell="1" allowOverlap="1" wp14:anchorId="02BBDCD6" wp14:editId="2B3BA4AF">
+                <wp:simplePos x="0" y="0"/>
+                <wp:positionH relativeFrom="column">
+                  <wp:posOffset>2518913</wp:posOffset>
+                </wp:positionH>
+                <wp:positionV relativeFrom="paragraph">
+                  <wp:posOffset>454696</wp:posOffset>
+                </wp:positionV>
+                <wp:extent cx="785004" cy="439947"/>
+                <wp:effectExtent l="0" t="0" r="15240" b="17780"/>
+                <wp:wrapNone/>
+                <wp:docPr id="1259107424" name="Прямоугольник 1"/>
+                <wp:cNvGraphicFramePr/>
+                <a:graphic xmlns:a="http://schemas.openxmlformats.org/drawingml/2006/main">
+                  <a:graphicData uri="http://schemas.microsoft.com/office/word/2010/wordprocessingShape">
+                    <wps:wsp>
+                      <wps:cNvSpPr/>
+                      <wps:spPr>
+                        <a:xfrm>
+                          <a:off x="0" y="0"/>
+                          <a:ext cx="785004" cy="439947"/>
+                        </a:xfrm>
+                        <a:prstGeom prst="rect">
+                          <a:avLst/>
+                        </a:prstGeom>
+                        <a:solidFill>
+                          <a:schemeClr val="bg1"/>
+                        </a:solidFill>
+                        <a:ln>
+                          <a:solidFill>
+                            <a:schemeClr val="bg1"/>
+                          </a:solidFill>
+                        </a:ln>
+                      </wps:spPr>
+                      <wps:style>
+                        <a:lnRef idx="2">
+                          <a:schemeClr val="accent1">
+                            <a:shade val="15000"/>
+                          </a:schemeClr>
+                        </a:lnRef>
+                        <a:fillRef idx="1">
+                          <a:schemeClr val="accent1"/>
+                        </a:fillRef>
+                        <a:effectRef idx="0">
+                          <a:schemeClr val="accent1"/>
+                        </a:effectRef>
+                        <a:fontRef idx="minor">
+                          <a:schemeClr val="lt1"/>
+                        </a:fontRef>
+                      </wps:style>
+                      <wps:bodyPr rot="0" spcFirstLastPara="0" vertOverflow="overflow" horzOverflow="overflow" vert="horz" wrap="square" lIns="91440" tIns="45720" rIns="91440" bIns="45720" numCol="1" spcCol="0" rtlCol="0" fromWordArt="0" anchor="ctr" anchorCtr="0" forceAA="0" compatLnSpc="1">
+                        <a:prstTxWarp prst="textNoShape">
+                          <a:avLst/>
+                        </a:prstTxWarp>
+                        <a:noAutofit/>
+                      </wps:bodyPr>
+                    </wps:wsp>
+                  </a:graphicData>
+                </a:graphic>
+              </wp:anchor>
+            </w:drawing>
+          </mc:Choice>
+          <mc:Fallback>
+            <w:pict>
+              <v:rect w14:anchorId="5366131D" id="Прямоугольник 1" o:spid="_x0000_s1026" style="position:absolute;margin-left:198.35pt;margin-top:35.8pt;width:61.8pt;height:34.65pt;z-index:251659264;visibility:visible;mso-wrap-style:square;mso-wrap-distance-left:9pt;mso-wrap-distance-top:0;mso-wrap-distance-right:9pt;mso-wrap-distance-bottom:0;mso-position-horizontal:absolute;mso-position-horizontal-relative:text;mso-position-vertical:absolute;mso-position-vertical-relative:text;v-text-anchor:middle" o:gfxdata="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" fillcolor="white [3212]" strokecolor="white [3212]" strokeweight="1.5pt"/>
+            </w:pict>
+          </mc:Fallback>
+        </mc:AlternateContent>
+      </w:r>
+      <w:r>
+        <w:rPr>
           <w:sz w:val="28"/>
           <w:szCs w:val="28"/>
         </w:rPr>
@@ -529,8 +562,6 @@
       <w:pPr>
         <w:jc w:val="center"/>
         <w:rPr>
-          <w:b/>
-          <w:bCs/>
           <w:sz w:val="28"/>
           <w:szCs w:val="28"/>
         </w:rPr>
@@ -556,12 +587,6 @@
           <w:docPartUnique/>
         </w:docPartObj>
       </w:sdtPr>
-      <w:sdtEndPr>
-        <w:rPr>
-          <w:b/>
-          <w:bCs/>
-        </w:rPr>
-      </w:sdtEndPr>
       <w:sdtContent>
         <w:p>
           <w:pPr>
@@ -579,14 +604,17 @@
             <w:tabs>
               <w:tab w:val="right" w:leader="dot" w:pos="9345"/>
             </w:tabs>
+            <w:spacing w:before="0"/>
             <w:rPr>
-              <w:rFonts w:eastAsiaTheme="minorEastAsia" w:hAnsiTheme="minorHAnsi" w:cstheme="minorBidi"/>
+              <w:rFonts w:ascii="Times New Roman" w:eastAsiaTheme="minorEastAsia"/>
               <w:b w:val="0"/>
               <w:bCs w:val="0"/>
               <w:i w:val="0"/>
               <w:iCs w:val="0"/>
               <w:noProof/>
               <w:kern w:val="2"/>
+              <w:sz w:val="28"/>
+              <w:szCs w:val="28"/>
               <w:lang w:val="ru-RU"/>
               <w14:ligatures w14:val="standardContextual"/>
             </w:rPr>
@@ -627,60 +655,115 @@
             </w:rPr>
             <w:fldChar w:fldCharType="separate"/>
           </w:r>
-          <w:hyperlink w:anchor="_Toc232094653" w:history="1">
+          <w:hyperlink w:anchor="_Toc232671744" w:history="1">
             <w:r>
               <w:rPr>
                 <w:rStyle w:val="a8"/>
-                <w:rFonts w:eastAsia="Times New Roman"/>
+                <w:rFonts w:ascii="Times New Roman" w:eastAsia="Times New Roman"/>
+                <w:b w:val="0"/>
+                <w:bCs w:val="0"/>
+                <w:i w:val="0"/>
+                <w:iCs w:val="0"/>
                 <w:noProof/>
+                <w:sz w:val="28"/>
+                <w:szCs w:val="28"/>
               </w:rPr>
               <w:t>ВВЕДЕНИЕ</w:t>
             </w:r>
             <w:r>
               <w:rPr>
+                <w:rFonts w:ascii="Times New Roman"/>
+                <w:b w:val="0"/>
+                <w:bCs w:val="0"/>
+                <w:i w:val="0"/>
+                <w:iCs w:val="0"/>
                 <w:noProof/>
                 <w:webHidden/>
+                <w:sz w:val="28"/>
+                <w:szCs w:val="28"/>
               </w:rPr>
               <w:tab/>
             </w:r>
             <w:r>
               <w:rPr>
+                <w:rFonts w:ascii="Times New Roman"/>
+                <w:b w:val="0"/>
+                <w:bCs w:val="0"/>
+                <w:i w:val="0"/>
+                <w:iCs w:val="0"/>
                 <w:noProof/>
                 <w:webHidden/>
+                <w:sz w:val="28"/>
+                <w:szCs w:val="28"/>
               </w:rPr>
               <w:fldChar w:fldCharType="begin"/>
             </w:r>
             <w:r>
               <w:rPr>
+                <w:rFonts w:ascii="Times New Roman"/>
+                <w:b w:val="0"/>
+                <w:bCs w:val="0"/>
+                <w:i w:val="0"/>
+                <w:iCs w:val="0"/>
                 <w:noProof/>
                 <w:webHidden/>
-              </w:rPr>
-              <w:instrText xml:space="preserve"> PAGEREF _Toc232094653 \h </w:instrText>
-            </w:r>
-            <w:r>
-              <w:rPr>
+                <w:sz w:val="28"/>
+                <w:szCs w:val="28"/>
+              </w:rPr>
+              <w:instrText xml:space="preserve"> PAGEREF _Toc232671744 \h </w:instrText>
+            </w:r>
+            <w:r>
+              <w:rPr>
+                <w:rFonts w:ascii="Times New Roman"/>
+                <w:b w:val="0"/>
+                <w:bCs w:val="0"/>
+                <w:i w:val="0"/>
+                <w:iCs w:val="0"/>
                 <w:noProof/>
                 <w:webHidden/>
-              </w:rPr>
-            </w:r>
-            <w:r>
-              <w:rPr>
+                <w:sz w:val="28"/>
+                <w:szCs w:val="28"/>
+              </w:rPr>
+            </w:r>
+            <w:r>
+              <w:rPr>
+                <w:rFonts w:ascii="Times New Roman"/>
+                <w:b w:val="0"/>
+                <w:bCs w:val="0"/>
+                <w:i w:val="0"/>
+                <w:iCs w:val="0"/>
                 <w:noProof/>
                 <w:webHidden/>
+                <w:sz w:val="28"/>
+                <w:szCs w:val="28"/>
               </w:rPr>
               <w:fldChar w:fldCharType="separate"/>
             </w:r>
             <w:r>
               <w:rPr>
+                <w:rFonts w:ascii="Times New Roman"/>
+                <w:b w:val="0"/>
+                <w:bCs w:val="0"/>
+                <w:i w:val="0"/>
+                <w:iCs w:val="0"/>
                 <w:noProof/>
                 <w:webHidden/>
+                <w:sz w:val="28"/>
+                <w:szCs w:val="28"/>
               </w:rPr>
               <w:t>3</w:t>
             </w:r>
             <w:r>
               <w:rPr>
+                <w:rFonts w:ascii="Times New Roman"/>
+                <w:b w:val="0"/>
+                <w:bCs w:val="0"/>
+                <w:i w:val="0"/>
+                <w:iCs w:val="0"/>
                 <w:noProof/>
                 <w:webHidden/>
+                <w:sz w:val="28"/>
+                <w:szCs w:val="28"/>
               </w:rPr>
               <w:fldChar w:fldCharType="end"/>
             </w:r>
@@ -692,96 +775,130 @@
             <w:tabs>
               <w:tab w:val="right" w:leader="dot" w:pos="9345"/>
             </w:tabs>
+            <w:spacing w:before="0"/>
             <w:rPr>
-              <w:rFonts w:eastAsiaTheme="minorEastAsia" w:hAnsiTheme="minorHAnsi" w:cstheme="minorBidi"/>
+              <w:rFonts w:ascii="Times New Roman" w:eastAsiaTheme="minorEastAsia"/>
               <w:b w:val="0"/>
               <w:bCs w:val="0"/>
               <w:i w:val="0"/>
               <w:iCs w:val="0"/>
               <w:noProof/>
               <w:kern w:val="2"/>
+              <w:sz w:val="28"/>
+              <w:szCs w:val="28"/>
               <w:lang w:val="ru-RU"/>
               <w14:ligatures w14:val="standardContextual"/>
             </w:rPr>
           </w:pPr>
-          <w:hyperlink w:anchor="_Toc232094654" w:history="1">
+          <w:hyperlink w:anchor="_Toc232671745" w:history="1">
             <w:r>
               <w:rPr>
                 <w:rStyle w:val="a8"/>
-                <w:rFonts w:eastAsia="Times New Roman"/>
+                <w:rFonts w:ascii="Times New Roman" w:eastAsia="Times New Roman"/>
+                <w:b w:val="0"/>
+                <w:bCs w:val="0"/>
+                <w:i w:val="0"/>
+                <w:iCs w:val="0"/>
                 <w:noProof/>
-              </w:rPr>
-              <w:t xml:space="preserve">1 </w:t>
-            </w:r>
-            <w:r>
-              <w:rPr>
-                <w:rStyle w:val="a8"/>
-                <w:rFonts w:eastAsia="Times New Roman"/>
-                <w:noProof/>
-              </w:rPr>
-              <w:t>Аналитическая</w:t>
-            </w:r>
-            <w:r>
-              <w:rPr>
-                <w:rStyle w:val="a8"/>
-                <w:rFonts w:eastAsia="Times New Roman"/>
-                <w:noProof/>
-              </w:rPr>
-              <w:t xml:space="preserve"> </w:t>
-            </w:r>
-            <w:r>
-              <w:rPr>
-                <w:rStyle w:val="a8"/>
-                <w:rFonts w:eastAsia="Times New Roman"/>
-                <w:noProof/>
-              </w:rPr>
-              <w:t>часть</w:t>
-            </w:r>
-            <w:r>
-              <w:rPr>
+                <w:sz w:val="28"/>
+                <w:szCs w:val="28"/>
+              </w:rPr>
+              <w:t>1 Аналитическая часть</w:t>
+            </w:r>
+            <w:r>
+              <w:rPr>
+                <w:rFonts w:ascii="Times New Roman"/>
+                <w:b w:val="0"/>
+                <w:bCs w:val="0"/>
+                <w:i w:val="0"/>
+                <w:iCs w:val="0"/>
                 <w:noProof/>
                 <w:webHidden/>
+                <w:sz w:val="28"/>
+                <w:szCs w:val="28"/>
               </w:rPr>
               <w:tab/>
             </w:r>
             <w:r>
               <w:rPr>
+                <w:rFonts w:ascii="Times New Roman"/>
+                <w:b w:val="0"/>
+                <w:bCs w:val="0"/>
+                <w:i w:val="0"/>
+                <w:iCs w:val="0"/>
                 <w:noProof/>
                 <w:webHidden/>
+                <w:sz w:val="28"/>
+                <w:szCs w:val="28"/>
               </w:rPr>
               <w:fldChar w:fldCharType="begin"/>
             </w:r>
             <w:r>
               <w:rPr>
+                <w:rFonts w:ascii="Times New Roman"/>
+                <w:b w:val="0"/>
+                <w:bCs w:val="0"/>
+                <w:i w:val="0"/>
+                <w:iCs w:val="0"/>
                 <w:noProof/>
                 <w:webHidden/>
-              </w:rPr>
-              <w:instrText xml:space="preserve"> PAGEREF _Toc232094654 \h </w:instrText>
-            </w:r>
-            <w:r>
-              <w:rPr>
+                <w:sz w:val="28"/>
+                <w:szCs w:val="28"/>
+              </w:rPr>
+              <w:instrText xml:space="preserve"> PAGEREF _Toc232671745 \h </w:instrText>
+            </w:r>
+            <w:r>
+              <w:rPr>
+                <w:rFonts w:ascii="Times New Roman"/>
+                <w:b w:val="0"/>
+                <w:bCs w:val="0"/>
+                <w:i w:val="0"/>
+                <w:iCs w:val="0"/>
                 <w:noProof/>
                 <w:webHidden/>
-              </w:rPr>
-            </w:r>
-            <w:r>
-              <w:rPr>
+                <w:sz w:val="28"/>
+                <w:szCs w:val="28"/>
+              </w:rPr>
+            </w:r>
+            <w:r>
+              <w:rPr>
+                <w:rFonts w:ascii="Times New Roman"/>
+                <w:b w:val="0"/>
+                <w:bCs w:val="0"/>
+                <w:i w:val="0"/>
+                <w:iCs w:val="0"/>
                 <w:noProof/>
                 <w:webHidden/>
+                <w:sz w:val="28"/>
+                <w:szCs w:val="28"/>
               </w:rPr>
               <w:fldChar w:fldCharType="separate"/>
             </w:r>
             <w:r>
               <w:rPr>
+                <w:rFonts w:ascii="Times New Roman"/>
+                <w:b w:val="0"/>
+                <w:bCs w:val="0"/>
+                <w:i w:val="0"/>
+                <w:iCs w:val="0"/>
                 <w:noProof/>
                 <w:webHidden/>
+                <w:sz w:val="28"/>
+                <w:szCs w:val="28"/>
               </w:rPr>
               <w:t>4</w:t>
             </w:r>
             <w:r>
               <w:rPr>
+                <w:rFonts w:ascii="Times New Roman"/>
+                <w:b w:val="0"/>
+                <w:bCs w:val="0"/>
+                <w:i w:val="0"/>
+                <w:iCs w:val="0"/>
                 <w:noProof/>
                 <w:webHidden/>
+                <w:sz w:val="28"/>
+                <w:szCs w:val="28"/>
               </w:rPr>
               <w:fldChar w:fldCharType="end"/>
             </w:r>
@@ -793,144 +910,112 @@
             <w:tabs>
               <w:tab w:val="right" w:leader="dot" w:pos="9345"/>
             </w:tabs>
+            <w:spacing w:before="0"/>
             <w:rPr>
-              <w:rFonts w:eastAsiaTheme="minorEastAsia" w:hAnsiTheme="minorHAnsi" w:cstheme="minorBidi"/>
+              <w:rFonts w:ascii="Times New Roman" w:eastAsiaTheme="minorEastAsia"/>
               <w:b w:val="0"/>
               <w:bCs w:val="0"/>
               <w:noProof/>
               <w:kern w:val="2"/>
-              <w:sz w:val="24"/>
-              <w:szCs w:val="24"/>
+              <w:sz w:val="28"/>
+              <w:szCs w:val="28"/>
               <w:lang w:val="ru-RU"/>
               <w14:ligatures w14:val="standardContextual"/>
             </w:rPr>
           </w:pPr>
-          <w:hyperlink w:anchor="_Toc232094655" w:history="1">
+          <w:hyperlink w:anchor="_Toc232671746" w:history="1">
             <w:r>
               <w:rPr>
                 <w:rStyle w:val="a8"/>
-                <w:rFonts w:eastAsia="Times New Roman"/>
+                <w:rFonts w:ascii="Times New Roman" w:eastAsia="Times New Roman"/>
+                <w:b w:val="0"/>
+                <w:bCs w:val="0"/>
                 <w:noProof/>
-              </w:rPr>
-              <w:t xml:space="preserve">1.1 </w:t>
-            </w:r>
-            <w:r>
-              <w:rPr>
-                <w:rStyle w:val="a8"/>
-                <w:rFonts w:eastAsia="Times New Roman"/>
-                <w:noProof/>
-              </w:rPr>
-              <w:t>Технико</w:t>
-            </w:r>
-            <w:r>
-              <w:rPr>
-                <w:rStyle w:val="a8"/>
-                <w:rFonts w:eastAsia="Times New Roman"/>
-                <w:noProof/>
-              </w:rPr>
-              <w:t>-</w:t>
-            </w:r>
-            <w:r>
-              <w:rPr>
-                <w:rStyle w:val="a8"/>
-                <w:rFonts w:eastAsia="Times New Roman"/>
-                <w:noProof/>
-              </w:rPr>
-              <w:t>экономическая</w:t>
-            </w:r>
-            <w:r>
-              <w:rPr>
-                <w:rStyle w:val="a8"/>
-                <w:rFonts w:eastAsia="Times New Roman"/>
-                <w:noProof/>
-              </w:rPr>
-              <w:t xml:space="preserve"> </w:t>
-            </w:r>
-            <w:r>
-              <w:rPr>
-                <w:rStyle w:val="a8"/>
-                <w:rFonts w:eastAsia="Times New Roman"/>
-                <w:noProof/>
-              </w:rPr>
-              <w:t>характеристика</w:t>
-            </w:r>
-            <w:r>
-              <w:rPr>
-                <w:rStyle w:val="a8"/>
-                <w:rFonts w:eastAsia="Times New Roman"/>
-                <w:noProof/>
-              </w:rPr>
-              <w:t xml:space="preserve"> </w:t>
-            </w:r>
-            <w:r>
-              <w:rPr>
-                <w:rStyle w:val="a8"/>
-                <w:rFonts w:eastAsia="Times New Roman"/>
-                <w:noProof/>
-              </w:rPr>
-              <w:t>предметной</w:t>
-            </w:r>
-            <w:r>
-              <w:rPr>
-                <w:rStyle w:val="a8"/>
-                <w:rFonts w:eastAsia="Times New Roman"/>
-                <w:noProof/>
-              </w:rPr>
-              <w:t xml:space="preserve"> </w:t>
-            </w:r>
-            <w:r>
-              <w:rPr>
-                <w:rStyle w:val="a8"/>
-                <w:rFonts w:eastAsia="Times New Roman"/>
-                <w:noProof/>
-              </w:rPr>
-              <w:t>области</w:t>
-            </w:r>
-            <w:r>
-              <w:rPr>
+                <w:sz w:val="28"/>
+                <w:szCs w:val="28"/>
+              </w:rPr>
+              <w:t>1.1 Технико-экономическая характеристика предметной области</w:t>
+            </w:r>
+            <w:r>
+              <w:rPr>
+                <w:rFonts w:ascii="Times New Roman"/>
+                <w:b w:val="0"/>
+                <w:bCs w:val="0"/>
                 <w:noProof/>
                 <w:webHidden/>
+                <w:sz w:val="28"/>
+                <w:szCs w:val="28"/>
               </w:rPr>
               <w:tab/>
             </w:r>
             <w:r>
               <w:rPr>
+                <w:rFonts w:ascii="Times New Roman"/>
+                <w:b w:val="0"/>
+                <w:bCs w:val="0"/>
                 <w:noProof/>
                 <w:webHidden/>
+                <w:sz w:val="28"/>
+                <w:szCs w:val="28"/>
               </w:rPr>
               <w:fldChar w:fldCharType="begin"/>
             </w:r>
             <w:r>
               <w:rPr>
+                <w:rFonts w:ascii="Times New Roman"/>
+                <w:b w:val="0"/>
+                <w:bCs w:val="0"/>
                 <w:noProof/>
                 <w:webHidden/>
-              </w:rPr>
-              <w:instrText xml:space="preserve"> PAGEREF _Toc232094655 \h </w:instrText>
-            </w:r>
-            <w:r>
-              <w:rPr>
+                <w:sz w:val="28"/>
+                <w:szCs w:val="28"/>
+              </w:rPr>
+              <w:instrText xml:space="preserve"> PAGEREF _Toc232671746 \h </w:instrText>
+            </w:r>
+            <w:r>
+              <w:rPr>
+                <w:rFonts w:ascii="Times New Roman"/>
+                <w:b w:val="0"/>
+                <w:bCs w:val="0"/>
                 <w:noProof/>
                 <w:webHidden/>
-              </w:rPr>
-            </w:r>
-            <w:r>
-              <w:rPr>
+                <w:sz w:val="28"/>
+                <w:szCs w:val="28"/>
+              </w:rPr>
+            </w:r>
+            <w:r>
+              <w:rPr>
+                <w:rFonts w:ascii="Times New Roman"/>
+                <w:b w:val="0"/>
+                <w:bCs w:val="0"/>
                 <w:noProof/>
                 <w:webHidden/>
+                <w:sz w:val="28"/>
+                <w:szCs w:val="28"/>
               </w:rPr>
               <w:fldChar w:fldCharType="separate"/>
             </w:r>
             <w:r>
               <w:rPr>
+                <w:rFonts w:ascii="Times New Roman"/>
+                <w:b w:val="0"/>
+                <w:bCs w:val="0"/>
                 <w:noProof/>
                 <w:webHidden/>
+                <w:sz w:val="28"/>
+                <w:szCs w:val="28"/>
               </w:rPr>
               <w:t>4</w:t>
             </w:r>
             <w:r>
               <w:rPr>
+                <w:rFonts w:ascii="Times New Roman"/>
+                <w:b w:val="0"/>
+                <w:bCs w:val="0"/>
                 <w:noProof/>
                 <w:webHidden/>
+                <w:sz w:val="28"/>
+                <w:szCs w:val="28"/>
               </w:rPr>
               <w:fldChar w:fldCharType="end"/>
             </w:r>
@@ -942,96 +1027,112 @@
             <w:tabs>
               <w:tab w:val="right" w:leader="dot" w:pos="9345"/>
             </w:tabs>
+            <w:spacing w:before="0"/>
             <w:rPr>
-              <w:rFonts w:eastAsiaTheme="minorEastAsia" w:hAnsiTheme="minorHAnsi" w:cstheme="minorBidi"/>
+              <w:rFonts w:ascii="Times New Roman" w:eastAsiaTheme="minorEastAsia"/>
               <w:b w:val="0"/>
               <w:bCs w:val="0"/>
               <w:noProof/>
               <w:kern w:val="2"/>
-              <w:sz w:val="24"/>
-              <w:szCs w:val="24"/>
+              <w:sz w:val="28"/>
+              <w:szCs w:val="28"/>
               <w:lang w:val="ru-RU"/>
               <w14:ligatures w14:val="standardContextual"/>
             </w:rPr>
           </w:pPr>
-          <w:hyperlink w:anchor="_Toc232094656" w:history="1">
+          <w:hyperlink w:anchor="_Toc232671747" w:history="1">
             <w:r>
               <w:rPr>
                 <w:rStyle w:val="a8"/>
-                <w:rFonts w:eastAsia="Times New Roman"/>
+                <w:rFonts w:ascii="Times New Roman" w:eastAsia="Times New Roman"/>
+                <w:b w:val="0"/>
+                <w:bCs w:val="0"/>
                 <w:noProof/>
-              </w:rPr>
-              <w:t xml:space="preserve">1.2 </w:t>
-            </w:r>
-            <w:r>
-              <w:rPr>
-                <w:rStyle w:val="a8"/>
-                <w:rFonts w:eastAsia="Times New Roman"/>
-                <w:noProof/>
-              </w:rPr>
-              <w:t>Постановка</w:t>
-            </w:r>
-            <w:r>
-              <w:rPr>
-                <w:rStyle w:val="a8"/>
-                <w:rFonts w:eastAsia="Times New Roman"/>
-                <w:noProof/>
-              </w:rPr>
-              <w:t xml:space="preserve"> </w:t>
-            </w:r>
-            <w:r>
-              <w:rPr>
-                <w:rStyle w:val="a8"/>
-                <w:rFonts w:eastAsia="Times New Roman"/>
-                <w:noProof/>
-              </w:rPr>
-              <w:t>задачи</w:t>
-            </w:r>
-            <w:r>
-              <w:rPr>
+                <w:sz w:val="28"/>
+                <w:szCs w:val="28"/>
+              </w:rPr>
+              <w:t>1.2 Постановка задачи</w:t>
+            </w:r>
+            <w:r>
+              <w:rPr>
+                <w:rFonts w:ascii="Times New Roman"/>
+                <w:b w:val="0"/>
+                <w:bCs w:val="0"/>
                 <w:noProof/>
                 <w:webHidden/>
+                <w:sz w:val="28"/>
+                <w:szCs w:val="28"/>
               </w:rPr>
               <w:tab/>
             </w:r>
             <w:r>
               <w:rPr>
+                <w:rFonts w:ascii="Times New Roman"/>
+                <w:b w:val="0"/>
+                <w:bCs w:val="0"/>
                 <w:noProof/>
                 <w:webHidden/>
+                <w:sz w:val="28"/>
+                <w:szCs w:val="28"/>
               </w:rPr>
               <w:fldChar w:fldCharType="begin"/>
             </w:r>
             <w:r>
               <w:rPr>
+                <w:rFonts w:ascii="Times New Roman"/>
+                <w:b w:val="0"/>
+                <w:bCs w:val="0"/>
                 <w:noProof/>
                 <w:webHidden/>
-              </w:rPr>
-              <w:instrText xml:space="preserve"> PAGEREF _Toc232094656 \h </w:instrText>
-            </w:r>
-            <w:r>
-              <w:rPr>
+                <w:sz w:val="28"/>
+                <w:szCs w:val="28"/>
+              </w:rPr>
+              <w:instrText xml:space="preserve"> PAGEREF _Toc232671747 \h </w:instrText>
+            </w:r>
+            <w:r>
+              <w:rPr>
+                <w:rFonts w:ascii="Times New Roman"/>
+                <w:b w:val="0"/>
+                <w:bCs w:val="0"/>
                 <w:noProof/>
                 <w:webHidden/>
-              </w:rPr>
-            </w:r>
-            <w:r>
-              <w:rPr>
+                <w:sz w:val="28"/>
+                <w:szCs w:val="28"/>
+              </w:rPr>
+            </w:r>
+            <w:r>
+              <w:rPr>
+                <w:rFonts w:ascii="Times New Roman"/>
+                <w:b w:val="0"/>
+                <w:bCs w:val="0"/>
                 <w:noProof/>
                 <w:webHidden/>
+                <w:sz w:val="28"/>
+                <w:szCs w:val="28"/>
               </w:rPr>
               <w:fldChar w:fldCharType="separate"/>
             </w:r>
             <w:r>
               <w:rPr>
+                <w:rFonts w:ascii="Times New Roman"/>
+                <w:b w:val="0"/>
+                <w:bCs w:val="0"/>
                 <w:noProof/>
                 <w:webHidden/>
+                <w:sz w:val="28"/>
+                <w:szCs w:val="28"/>
               </w:rPr>
               <w:t>7</w:t>
             </w:r>
             <w:r>
               <w:rPr>
+                <w:rFonts w:ascii="Times New Roman"/>
+                <w:b w:val="0"/>
+                <w:bCs w:val="0"/>
                 <w:noProof/>
                 <w:webHidden/>
+                <w:sz w:val="28"/>
+                <w:szCs w:val="28"/>
               </w:rPr>
               <w:fldChar w:fldCharType="end"/>
             </w:r>
@@ -1043,160 +1144,112 @@
             <w:tabs>
               <w:tab w:val="right" w:leader="dot" w:pos="9345"/>
             </w:tabs>
+            <w:spacing w:before="0"/>
             <w:rPr>
-              <w:rFonts w:eastAsiaTheme="minorEastAsia" w:hAnsiTheme="minorHAnsi" w:cstheme="minorBidi"/>
+              <w:rFonts w:ascii="Times New Roman" w:eastAsiaTheme="minorEastAsia"/>
               <w:b w:val="0"/>
               <w:bCs w:val="0"/>
               <w:noProof/>
               <w:kern w:val="2"/>
-              <w:sz w:val="24"/>
-              <w:szCs w:val="24"/>
+              <w:sz w:val="28"/>
+              <w:szCs w:val="28"/>
               <w:lang w:val="ru-RU"/>
               <w14:ligatures w14:val="standardContextual"/>
             </w:rPr>
           </w:pPr>
-          <w:hyperlink w:anchor="_Toc232094657" w:history="1">
+          <w:hyperlink w:anchor="_Toc232671748" w:history="1">
             <w:r>
               <w:rPr>
                 <w:rStyle w:val="a8"/>
-                <w:rFonts w:eastAsia="Times New Roman"/>
+                <w:rFonts w:ascii="Times New Roman" w:eastAsia="Times New Roman"/>
+                <w:b w:val="0"/>
+                <w:bCs w:val="0"/>
                 <w:noProof/>
-              </w:rPr>
-              <w:t xml:space="preserve">1.3 </w:t>
-            </w:r>
-            <w:r>
-              <w:rPr>
-                <w:rStyle w:val="a8"/>
-                <w:rFonts w:eastAsia="Times New Roman"/>
-                <w:noProof/>
-              </w:rPr>
-              <w:t>Обоснование</w:t>
-            </w:r>
-            <w:r>
-              <w:rPr>
-                <w:rStyle w:val="a8"/>
-                <w:rFonts w:eastAsia="Times New Roman"/>
-                <w:noProof/>
-              </w:rPr>
-              <w:t xml:space="preserve"> </w:t>
-            </w:r>
-            <w:r>
-              <w:rPr>
-                <w:rStyle w:val="a8"/>
-                <w:rFonts w:eastAsia="Times New Roman"/>
-                <w:noProof/>
-              </w:rPr>
-              <w:t>проектных</w:t>
-            </w:r>
-            <w:r>
-              <w:rPr>
-                <w:rStyle w:val="a8"/>
-                <w:rFonts w:eastAsia="Times New Roman"/>
-                <w:noProof/>
-              </w:rPr>
-              <w:t xml:space="preserve"> </w:t>
-            </w:r>
-            <w:r>
-              <w:rPr>
-                <w:rStyle w:val="a8"/>
-                <w:rFonts w:eastAsia="Times New Roman"/>
-                <w:noProof/>
-              </w:rPr>
-              <w:t>решений</w:t>
-            </w:r>
-            <w:r>
-              <w:rPr>
-                <w:rStyle w:val="a8"/>
-                <w:rFonts w:eastAsia="Times New Roman"/>
-                <w:noProof/>
-              </w:rPr>
-              <w:t xml:space="preserve"> </w:t>
-            </w:r>
-            <w:r>
-              <w:rPr>
-                <w:rStyle w:val="a8"/>
-                <w:rFonts w:eastAsia="Times New Roman"/>
-                <w:noProof/>
-              </w:rPr>
-              <w:t>по</w:t>
-            </w:r>
-            <w:r>
-              <w:rPr>
-                <w:rStyle w:val="a8"/>
-                <w:rFonts w:eastAsia="Times New Roman"/>
-                <w:noProof/>
-              </w:rPr>
-              <w:t xml:space="preserve"> </w:t>
-            </w:r>
-            <w:r>
-              <w:rPr>
-                <w:rStyle w:val="a8"/>
-                <w:rFonts w:eastAsia="Times New Roman"/>
-                <w:noProof/>
-              </w:rPr>
-              <w:t>видам</w:t>
-            </w:r>
-            <w:r>
-              <w:rPr>
-                <w:rStyle w:val="a8"/>
-                <w:rFonts w:eastAsia="Times New Roman"/>
-                <w:noProof/>
-              </w:rPr>
-              <w:t xml:space="preserve"> </w:t>
-            </w:r>
-            <w:r>
-              <w:rPr>
-                <w:rStyle w:val="a8"/>
-                <w:rFonts w:eastAsia="Times New Roman"/>
-                <w:noProof/>
-              </w:rPr>
-              <w:t>обеспечения</w:t>
-            </w:r>
-            <w:r>
-              <w:rPr>
+                <w:sz w:val="28"/>
+                <w:szCs w:val="28"/>
+              </w:rPr>
+              <w:t>1.3 Обоснование проектных решений по видам обеспечения</w:t>
+            </w:r>
+            <w:r>
+              <w:rPr>
+                <w:rFonts w:ascii="Times New Roman"/>
+                <w:b w:val="0"/>
+                <w:bCs w:val="0"/>
                 <w:noProof/>
                 <w:webHidden/>
+                <w:sz w:val="28"/>
+                <w:szCs w:val="28"/>
               </w:rPr>
               <w:tab/>
             </w:r>
             <w:r>
               <w:rPr>
+                <w:rFonts w:ascii="Times New Roman"/>
+                <w:b w:val="0"/>
+                <w:bCs w:val="0"/>
                 <w:noProof/>
                 <w:webHidden/>
+                <w:sz w:val="28"/>
+                <w:szCs w:val="28"/>
               </w:rPr>
               <w:fldChar w:fldCharType="begin"/>
             </w:r>
             <w:r>
               <w:rPr>
+                <w:rFonts w:ascii="Times New Roman"/>
+                <w:b w:val="0"/>
+                <w:bCs w:val="0"/>
                 <w:noProof/>
                 <w:webHidden/>
-              </w:rPr>
-              <w:instrText xml:space="preserve"> PAGEREF _Toc232094657 \h </w:instrText>
-            </w:r>
-            <w:r>
-              <w:rPr>
+                <w:sz w:val="28"/>
+                <w:szCs w:val="28"/>
+              </w:rPr>
+              <w:instrText xml:space="preserve"> PAGEREF _Toc232671748 \h </w:instrText>
+            </w:r>
+            <w:r>
+              <w:rPr>
+                <w:rFonts w:ascii="Times New Roman"/>
+                <w:b w:val="0"/>
+                <w:bCs w:val="0"/>
                 <w:noProof/>
                 <w:webHidden/>
-              </w:rPr>
-            </w:r>
-            <w:r>
-              <w:rPr>
+                <w:sz w:val="28"/>
+                <w:szCs w:val="28"/>
+              </w:rPr>
+            </w:r>
+            <w:r>
+              <w:rPr>
+                <w:rFonts w:ascii="Times New Roman"/>
+                <w:b w:val="0"/>
+                <w:bCs w:val="0"/>
                 <w:noProof/>
                 <w:webHidden/>
+                <w:sz w:val="28"/>
+                <w:szCs w:val="28"/>
               </w:rPr>
               <w:fldChar w:fldCharType="separate"/>
             </w:r>
             <w:r>
               <w:rPr>
+                <w:rFonts w:ascii="Times New Roman"/>
+                <w:b w:val="0"/>
+                <w:bCs w:val="0"/>
                 <w:noProof/>
                 <w:webHidden/>
+                <w:sz w:val="28"/>
+                <w:szCs w:val="28"/>
               </w:rPr>
               <w:t>8</w:t>
             </w:r>
             <w:r>
               <w:rPr>
+                <w:rFonts w:ascii="Times New Roman"/>
+                <w:b w:val="0"/>
+                <w:bCs w:val="0"/>
                 <w:noProof/>
                 <w:webHidden/>
+                <w:sz w:val="28"/>
+                <w:szCs w:val="28"/>
               </w:rPr>
               <w:fldChar w:fldCharType="end"/>
             </w:r>
@@ -1209,157 +1262,92 @@
               <w:tab w:val="right" w:leader="dot" w:pos="9345"/>
             </w:tabs>
             <w:rPr>
-              <w:rFonts w:eastAsiaTheme="minorEastAsia" w:hAnsiTheme="minorHAnsi" w:cstheme="minorBidi"/>
+              <w:rFonts w:ascii="Times New Roman" w:eastAsiaTheme="minorEastAsia"/>
               <w:noProof/>
               <w:kern w:val="2"/>
-              <w:sz w:val="24"/>
-              <w:szCs w:val="24"/>
+              <w:sz w:val="28"/>
+              <w:szCs w:val="28"/>
               <w:lang w:val="ru-RU"/>
               <w14:ligatures w14:val="standardContextual"/>
             </w:rPr>
           </w:pPr>
-          <w:hyperlink w:anchor="_Toc232094658" w:history="1">
+          <w:hyperlink w:anchor="_Toc232671749" w:history="1">
             <w:r>
               <w:rPr>
                 <w:rStyle w:val="a8"/>
-                <w:rFonts w:eastAsia="Times New Roman"/>
+                <w:rFonts w:ascii="Times New Roman" w:eastAsia="Times New Roman"/>
                 <w:noProof/>
-              </w:rPr>
-              <w:t xml:space="preserve">1.3.1 </w:t>
-            </w:r>
-            <w:r>
-              <w:rPr>
-                <w:rStyle w:val="a8"/>
-                <w:rFonts w:eastAsia="Times New Roman"/>
-                <w:noProof/>
-              </w:rPr>
-              <w:t>Обоснование</w:t>
-            </w:r>
-            <w:r>
-              <w:rPr>
-                <w:rStyle w:val="a8"/>
-                <w:rFonts w:eastAsia="Times New Roman"/>
-                <w:noProof/>
-              </w:rPr>
-              <w:t xml:space="preserve"> </w:t>
-            </w:r>
-            <w:r>
-              <w:rPr>
-                <w:rStyle w:val="a8"/>
-                <w:rFonts w:eastAsia="Times New Roman"/>
-                <w:noProof/>
-              </w:rPr>
-              <w:t>проектных</w:t>
-            </w:r>
-            <w:r>
-              <w:rPr>
-                <w:rStyle w:val="a8"/>
-                <w:rFonts w:eastAsia="Times New Roman"/>
-                <w:noProof/>
-              </w:rPr>
-              <w:t xml:space="preserve"> </w:t>
-            </w:r>
-            <w:r>
-              <w:rPr>
-                <w:rStyle w:val="a8"/>
-                <w:rFonts w:eastAsia="Times New Roman"/>
-                <w:noProof/>
-              </w:rPr>
-              <w:t>решений</w:t>
-            </w:r>
-            <w:r>
-              <w:rPr>
-                <w:rStyle w:val="a8"/>
-                <w:rFonts w:eastAsia="Times New Roman"/>
-                <w:noProof/>
-              </w:rPr>
-              <w:t xml:space="preserve"> </w:t>
-            </w:r>
-            <w:r>
-              <w:rPr>
-                <w:rStyle w:val="a8"/>
-                <w:rFonts w:eastAsia="Times New Roman"/>
-                <w:noProof/>
-              </w:rPr>
-              <w:t>по</w:t>
-            </w:r>
-            <w:r>
-              <w:rPr>
-                <w:rStyle w:val="a8"/>
-                <w:rFonts w:eastAsia="Times New Roman"/>
-                <w:noProof/>
-              </w:rPr>
-              <w:t xml:space="preserve"> </w:t>
-            </w:r>
-            <w:r>
-              <w:rPr>
-                <w:rStyle w:val="a8"/>
-                <w:rFonts w:eastAsia="Times New Roman"/>
-                <w:noProof/>
-              </w:rPr>
-              <w:t>информационному</w:t>
-            </w:r>
-            <w:r>
-              <w:rPr>
-                <w:rStyle w:val="a8"/>
-                <w:rFonts w:eastAsia="Times New Roman"/>
-                <w:noProof/>
-              </w:rPr>
-              <w:t xml:space="preserve"> </w:t>
-            </w:r>
-            <w:r>
-              <w:rPr>
-                <w:rStyle w:val="a8"/>
-                <w:rFonts w:eastAsia="Times New Roman"/>
-                <w:noProof/>
-              </w:rPr>
-              <w:t>обеспечению</w:t>
-            </w:r>
-            <w:r>
-              <w:rPr>
+                <w:sz w:val="28"/>
+                <w:szCs w:val="28"/>
+              </w:rPr>
+              <w:t>1.3.1 Обоснование проектных решений по информационному обеспечению</w:t>
+            </w:r>
+            <w:r>
+              <w:rPr>
+                <w:rFonts w:ascii="Times New Roman"/>
                 <w:noProof/>
                 <w:webHidden/>
+                <w:sz w:val="28"/>
+                <w:szCs w:val="28"/>
               </w:rPr>
               <w:tab/>
             </w:r>
             <w:r>
               <w:rPr>
+                <w:rFonts w:ascii="Times New Roman"/>
                 <w:noProof/>
                 <w:webHidden/>
+                <w:sz w:val="28"/>
+                <w:szCs w:val="28"/>
               </w:rPr>
               <w:fldChar w:fldCharType="begin"/>
             </w:r>
             <w:r>
               <w:rPr>
+                <w:rFonts w:ascii="Times New Roman"/>
                 <w:noProof/>
                 <w:webHidden/>
-              </w:rPr>
-              <w:instrText xml:space="preserve"> PAGEREF _Toc232094658 \h </w:instrText>
-            </w:r>
-            <w:r>
-              <w:rPr>
+                <w:sz w:val="28"/>
+                <w:szCs w:val="28"/>
+              </w:rPr>
+              <w:instrText xml:space="preserve"> PAGEREF _Toc232671749 \h </w:instrText>
+            </w:r>
+            <w:r>
+              <w:rPr>
+                <w:rFonts w:ascii="Times New Roman"/>
                 <w:noProof/>
                 <w:webHidden/>
-              </w:rPr>
-            </w:r>
-            <w:r>
-              <w:rPr>
+                <w:sz w:val="28"/>
+                <w:szCs w:val="28"/>
+              </w:rPr>
+            </w:r>
+            <w:r>
+              <w:rPr>
+                <w:rFonts w:ascii="Times New Roman"/>
                 <w:noProof/>
                 <w:webHidden/>
+                <w:sz w:val="28"/>
+                <w:szCs w:val="28"/>
               </w:rPr>
               <w:fldChar w:fldCharType="separate"/>
             </w:r>
             <w:r>
               <w:rPr>
+                <w:rFonts w:ascii="Times New Roman"/>
                 <w:noProof/>
                 <w:webHidden/>
+                <w:sz w:val="28"/>
+                <w:szCs w:val="28"/>
               </w:rPr>
               <w:t>8</w:t>
             </w:r>
             <w:r>
               <w:rPr>
+                <w:rFonts w:ascii="Times New Roman"/>
                 <w:noProof/>
                 <w:webHidden/>
+                <w:sz w:val="28"/>
+                <w:szCs w:val="28"/>
               </w:rPr>
               <w:fldChar w:fldCharType="end"/>
             </w:r>
@@ -1372,157 +1360,92 @@
               <w:tab w:val="right" w:leader="dot" w:pos="9345"/>
             </w:tabs>
             <w:rPr>
-              <w:rFonts w:eastAsiaTheme="minorEastAsia" w:hAnsiTheme="minorHAnsi" w:cstheme="minorBidi"/>
+              <w:rFonts w:ascii="Times New Roman" w:eastAsiaTheme="minorEastAsia"/>
               <w:noProof/>
               <w:kern w:val="2"/>
-              <w:sz w:val="24"/>
-              <w:szCs w:val="24"/>
+              <w:sz w:val="28"/>
+              <w:szCs w:val="28"/>
               <w:lang w:val="ru-RU"/>
               <w14:ligatures w14:val="standardContextual"/>
             </w:rPr>
           </w:pPr>
-          <w:hyperlink w:anchor="_Toc232094659" w:history="1">
+          <w:hyperlink w:anchor="_Toc232671750" w:history="1">
             <w:r>
               <w:rPr>
                 <w:rStyle w:val="a8"/>
-                <w:rFonts w:eastAsia="Times New Roman"/>
+                <w:rFonts w:ascii="Times New Roman" w:eastAsia="Times New Roman"/>
                 <w:noProof/>
-              </w:rPr>
-              <w:t xml:space="preserve">1.3.2 </w:t>
-            </w:r>
-            <w:r>
-              <w:rPr>
-                <w:rStyle w:val="a8"/>
-                <w:rFonts w:eastAsia="Times New Roman"/>
-                <w:noProof/>
-              </w:rPr>
-              <w:t>Обоснование</w:t>
-            </w:r>
-            <w:r>
-              <w:rPr>
-                <w:rStyle w:val="a8"/>
-                <w:rFonts w:eastAsia="Times New Roman"/>
-                <w:noProof/>
-              </w:rPr>
-              <w:t xml:space="preserve"> </w:t>
-            </w:r>
-            <w:r>
-              <w:rPr>
-                <w:rStyle w:val="a8"/>
-                <w:rFonts w:eastAsia="Times New Roman"/>
-                <w:noProof/>
-              </w:rPr>
-              <w:t>проектных</w:t>
-            </w:r>
-            <w:r>
-              <w:rPr>
-                <w:rStyle w:val="a8"/>
-                <w:rFonts w:eastAsia="Times New Roman"/>
-                <w:noProof/>
-              </w:rPr>
-              <w:t xml:space="preserve"> </w:t>
-            </w:r>
-            <w:r>
-              <w:rPr>
-                <w:rStyle w:val="a8"/>
-                <w:rFonts w:eastAsia="Times New Roman"/>
-                <w:noProof/>
-              </w:rPr>
-              <w:t>решений</w:t>
-            </w:r>
-            <w:r>
-              <w:rPr>
-                <w:rStyle w:val="a8"/>
-                <w:rFonts w:eastAsia="Times New Roman"/>
-                <w:noProof/>
-              </w:rPr>
-              <w:t xml:space="preserve"> </w:t>
-            </w:r>
-            <w:r>
-              <w:rPr>
-                <w:rStyle w:val="a8"/>
-                <w:rFonts w:eastAsia="Times New Roman"/>
-                <w:noProof/>
-              </w:rPr>
-              <w:t>по</w:t>
-            </w:r>
-            <w:r>
-              <w:rPr>
-                <w:rStyle w:val="a8"/>
-                <w:rFonts w:eastAsia="Times New Roman"/>
-                <w:noProof/>
-              </w:rPr>
-              <w:t xml:space="preserve"> </w:t>
-            </w:r>
-            <w:r>
-              <w:rPr>
-                <w:rStyle w:val="a8"/>
-                <w:rFonts w:eastAsia="Times New Roman"/>
-                <w:noProof/>
-              </w:rPr>
-              <w:t>технологическому</w:t>
-            </w:r>
-            <w:r>
-              <w:rPr>
-                <w:rStyle w:val="a8"/>
-                <w:rFonts w:eastAsia="Times New Roman"/>
-                <w:noProof/>
-              </w:rPr>
-              <w:t xml:space="preserve"> </w:t>
-            </w:r>
-            <w:r>
-              <w:rPr>
-                <w:rStyle w:val="a8"/>
-                <w:rFonts w:eastAsia="Times New Roman"/>
-                <w:noProof/>
-              </w:rPr>
-              <w:t>обеспечению</w:t>
-            </w:r>
-            <w:r>
-              <w:rPr>
+                <w:sz w:val="28"/>
+                <w:szCs w:val="28"/>
+              </w:rPr>
+              <w:t>1.3.2 Обоснование проектных решений по технологическому обеспечению</w:t>
+            </w:r>
+            <w:r>
+              <w:rPr>
+                <w:rFonts w:ascii="Times New Roman"/>
                 <w:noProof/>
                 <w:webHidden/>
+                <w:sz w:val="28"/>
+                <w:szCs w:val="28"/>
               </w:rPr>
               <w:tab/>
             </w:r>
             <w:r>
               <w:rPr>
+                <w:rFonts w:ascii="Times New Roman"/>
                 <w:noProof/>
                 <w:webHidden/>
+                <w:sz w:val="28"/>
+                <w:szCs w:val="28"/>
               </w:rPr>
               <w:fldChar w:fldCharType="begin"/>
             </w:r>
             <w:r>
               <w:rPr>
+                <w:rFonts w:ascii="Times New Roman"/>
                 <w:noProof/>
                 <w:webHidden/>
-              </w:rPr>
-              <w:instrText xml:space="preserve"> PAGEREF _Toc232094659 \h </w:instrText>
-            </w:r>
-            <w:r>
-              <w:rPr>
+                <w:sz w:val="28"/>
+                <w:szCs w:val="28"/>
+              </w:rPr>
+              <w:instrText xml:space="preserve"> PAGEREF _Toc232671750 \h </w:instrText>
+            </w:r>
+            <w:r>
+              <w:rPr>
+                <w:rFonts w:ascii="Times New Roman"/>
                 <w:noProof/>
                 <w:webHidden/>
-              </w:rPr>
-            </w:r>
-            <w:r>
-              <w:rPr>
+                <w:sz w:val="28"/>
+                <w:szCs w:val="28"/>
+              </w:rPr>
+            </w:r>
+            <w:r>
+              <w:rPr>
+                <w:rFonts w:ascii="Times New Roman"/>
                 <w:noProof/>
                 <w:webHidden/>
+                <w:sz w:val="28"/>
+                <w:szCs w:val="28"/>
               </w:rPr>
               <w:fldChar w:fldCharType="separate"/>
             </w:r>
             <w:r>
               <w:rPr>
+                <w:rFonts w:ascii="Times New Roman"/>
                 <w:noProof/>
                 <w:webHidden/>
+                <w:sz w:val="28"/>
+                <w:szCs w:val="28"/>
               </w:rPr>
               <w:t>10</w:t>
             </w:r>
             <w:r>
               <w:rPr>
+                <w:rFonts w:ascii="Times New Roman"/>
                 <w:noProof/>
                 <w:webHidden/>
+                <w:sz w:val="28"/>
+                <w:szCs w:val="28"/>
               </w:rPr>
               <w:fldChar w:fldCharType="end"/>
             </w:r>
@@ -1535,157 +1458,92 @@
               <w:tab w:val="right" w:leader="dot" w:pos="9345"/>
             </w:tabs>
             <w:rPr>
-              <w:rFonts w:eastAsiaTheme="minorEastAsia" w:hAnsiTheme="minorHAnsi" w:cstheme="minorBidi"/>
+              <w:rFonts w:ascii="Times New Roman" w:eastAsiaTheme="minorEastAsia"/>
               <w:noProof/>
               <w:kern w:val="2"/>
-              <w:sz w:val="24"/>
-              <w:szCs w:val="24"/>
+              <w:sz w:val="28"/>
+              <w:szCs w:val="28"/>
               <w:lang w:val="ru-RU"/>
               <w14:ligatures w14:val="standardContextual"/>
             </w:rPr>
           </w:pPr>
-          <w:hyperlink w:anchor="_Toc232094660" w:history="1">
+          <w:hyperlink w:anchor="_Toc232671751" w:history="1">
             <w:r>
               <w:rPr>
                 <w:rStyle w:val="a8"/>
-                <w:rFonts w:eastAsia="Times New Roman"/>
+                <w:rFonts w:ascii="Times New Roman" w:eastAsia="Times New Roman"/>
                 <w:noProof/>
-              </w:rPr>
-              <w:t xml:space="preserve">1.3.3 </w:t>
-            </w:r>
-            <w:r>
-              <w:rPr>
-                <w:rStyle w:val="a8"/>
-                <w:rFonts w:eastAsia="Times New Roman"/>
-                <w:noProof/>
-              </w:rPr>
-              <w:t>Обоснование</w:t>
-            </w:r>
-            <w:r>
-              <w:rPr>
-                <w:rStyle w:val="a8"/>
-                <w:rFonts w:eastAsia="Times New Roman"/>
-                <w:noProof/>
-              </w:rPr>
-              <w:t xml:space="preserve"> </w:t>
-            </w:r>
-            <w:r>
-              <w:rPr>
-                <w:rStyle w:val="a8"/>
-                <w:rFonts w:eastAsia="Times New Roman"/>
-                <w:noProof/>
-              </w:rPr>
-              <w:t>проектных</w:t>
-            </w:r>
-            <w:r>
-              <w:rPr>
-                <w:rStyle w:val="a8"/>
-                <w:rFonts w:eastAsia="Times New Roman"/>
-                <w:noProof/>
-              </w:rPr>
-              <w:t xml:space="preserve"> </w:t>
-            </w:r>
-            <w:r>
-              <w:rPr>
-                <w:rStyle w:val="a8"/>
-                <w:rFonts w:eastAsia="Times New Roman"/>
-                <w:noProof/>
-              </w:rPr>
-              <w:t>решений</w:t>
-            </w:r>
-            <w:r>
-              <w:rPr>
-                <w:rStyle w:val="a8"/>
-                <w:rFonts w:eastAsia="Times New Roman"/>
-                <w:noProof/>
-              </w:rPr>
-              <w:t xml:space="preserve"> </w:t>
-            </w:r>
-            <w:r>
-              <w:rPr>
-                <w:rStyle w:val="a8"/>
-                <w:rFonts w:eastAsia="Times New Roman"/>
-                <w:noProof/>
-              </w:rPr>
-              <w:t>по</w:t>
-            </w:r>
-            <w:r>
-              <w:rPr>
-                <w:rStyle w:val="a8"/>
-                <w:rFonts w:eastAsia="Times New Roman"/>
-                <w:noProof/>
-              </w:rPr>
-              <w:t xml:space="preserve"> </w:t>
-            </w:r>
-            <w:r>
-              <w:rPr>
-                <w:rStyle w:val="a8"/>
-                <w:rFonts w:eastAsia="Times New Roman"/>
-                <w:noProof/>
-              </w:rPr>
-              <w:t>программному</w:t>
-            </w:r>
-            <w:r>
-              <w:rPr>
-                <w:rStyle w:val="a8"/>
-                <w:rFonts w:eastAsia="Times New Roman"/>
-                <w:noProof/>
-              </w:rPr>
-              <w:t xml:space="preserve"> </w:t>
-            </w:r>
-            <w:r>
-              <w:rPr>
-                <w:rStyle w:val="a8"/>
-                <w:rFonts w:eastAsia="Times New Roman"/>
-                <w:noProof/>
-              </w:rPr>
-              <w:t>обеспечению</w:t>
-            </w:r>
-            <w:r>
-              <w:rPr>
+                <w:sz w:val="28"/>
+                <w:szCs w:val="28"/>
+              </w:rPr>
+              <w:t>1.3.3 Обоснование проектных решений по программному обеспечению</w:t>
+            </w:r>
+            <w:r>
+              <w:rPr>
+                <w:rFonts w:ascii="Times New Roman"/>
                 <w:noProof/>
                 <w:webHidden/>
+                <w:sz w:val="28"/>
+                <w:szCs w:val="28"/>
               </w:rPr>
               <w:tab/>
             </w:r>
             <w:r>
               <w:rPr>
+                <w:rFonts w:ascii="Times New Roman"/>
                 <w:noProof/>
                 <w:webHidden/>
+                <w:sz w:val="28"/>
+                <w:szCs w:val="28"/>
               </w:rPr>
               <w:fldChar w:fldCharType="begin"/>
             </w:r>
             <w:r>
               <w:rPr>
+                <w:rFonts w:ascii="Times New Roman"/>
                 <w:noProof/>
                 <w:webHidden/>
-              </w:rPr>
-              <w:instrText xml:space="preserve"> PAGEREF _Toc232094660 \h </w:instrText>
-            </w:r>
-            <w:r>
-              <w:rPr>
+                <w:sz w:val="28"/>
+                <w:szCs w:val="28"/>
+              </w:rPr>
+              <w:instrText xml:space="preserve"> PAGEREF _Toc232671751 \h </w:instrText>
+            </w:r>
+            <w:r>
+              <w:rPr>
+                <w:rFonts w:ascii="Times New Roman"/>
                 <w:noProof/>
                 <w:webHidden/>
-              </w:rPr>
-            </w:r>
-            <w:r>
-              <w:rPr>
+                <w:sz w:val="28"/>
+                <w:szCs w:val="28"/>
+              </w:rPr>
+            </w:r>
+            <w:r>
+              <w:rPr>
+                <w:rFonts w:ascii="Times New Roman"/>
                 <w:noProof/>
                 <w:webHidden/>
+                <w:sz w:val="28"/>
+                <w:szCs w:val="28"/>
               </w:rPr>
               <w:fldChar w:fldCharType="separate"/>
             </w:r>
             <w:r>
               <w:rPr>
+                <w:rFonts w:ascii="Times New Roman"/>
                 <w:noProof/>
                 <w:webHidden/>
+                <w:sz w:val="28"/>
+                <w:szCs w:val="28"/>
               </w:rPr>
               <w:t>11</w:t>
             </w:r>
             <w:r>
               <w:rPr>
+                <w:rFonts w:ascii="Times New Roman"/>
                 <w:noProof/>
                 <w:webHidden/>
+                <w:sz w:val="28"/>
+                <w:szCs w:val="28"/>
               </w:rPr>
               <w:fldChar w:fldCharType="end"/>
             </w:r>
@@ -1698,157 +1556,92 @@
               <w:tab w:val="right" w:leader="dot" w:pos="9345"/>
             </w:tabs>
             <w:rPr>
-              <w:rFonts w:eastAsiaTheme="minorEastAsia" w:hAnsiTheme="minorHAnsi" w:cstheme="minorBidi"/>
+              <w:rFonts w:ascii="Times New Roman" w:eastAsiaTheme="minorEastAsia"/>
               <w:noProof/>
               <w:kern w:val="2"/>
-              <w:sz w:val="24"/>
-              <w:szCs w:val="24"/>
+              <w:sz w:val="28"/>
+              <w:szCs w:val="28"/>
               <w:lang w:val="ru-RU"/>
               <w14:ligatures w14:val="standardContextual"/>
             </w:rPr>
           </w:pPr>
-          <w:hyperlink w:anchor="_Toc232094661" w:history="1">
+          <w:hyperlink w:anchor="_Toc232671752" w:history="1">
             <w:r>
               <w:rPr>
                 <w:rStyle w:val="a8"/>
-                <w:rFonts w:eastAsia="Times New Roman"/>
+                <w:rFonts w:ascii="Times New Roman" w:eastAsia="Times New Roman"/>
                 <w:noProof/>
-              </w:rPr>
-              <w:t xml:space="preserve">1.3.4 </w:t>
-            </w:r>
-            <w:r>
-              <w:rPr>
-                <w:rStyle w:val="a8"/>
-                <w:rFonts w:eastAsia="Times New Roman"/>
-                <w:noProof/>
-              </w:rPr>
-              <w:t>Обоснование</w:t>
-            </w:r>
-            <w:r>
-              <w:rPr>
-                <w:rStyle w:val="a8"/>
-                <w:rFonts w:eastAsia="Times New Roman"/>
-                <w:noProof/>
-              </w:rPr>
-              <w:t xml:space="preserve"> </w:t>
-            </w:r>
-            <w:r>
-              <w:rPr>
-                <w:rStyle w:val="a8"/>
-                <w:rFonts w:eastAsia="Times New Roman"/>
-                <w:noProof/>
-              </w:rPr>
-              <w:t>проектных</w:t>
-            </w:r>
-            <w:r>
-              <w:rPr>
-                <w:rStyle w:val="a8"/>
-                <w:rFonts w:eastAsia="Times New Roman"/>
-                <w:noProof/>
-              </w:rPr>
-              <w:t xml:space="preserve"> </w:t>
-            </w:r>
-            <w:r>
-              <w:rPr>
-                <w:rStyle w:val="a8"/>
-                <w:rFonts w:eastAsia="Times New Roman"/>
-                <w:noProof/>
-              </w:rPr>
-              <w:t>решений</w:t>
-            </w:r>
-            <w:r>
-              <w:rPr>
-                <w:rStyle w:val="a8"/>
-                <w:rFonts w:eastAsia="Times New Roman"/>
-                <w:noProof/>
-              </w:rPr>
-              <w:t xml:space="preserve"> </w:t>
-            </w:r>
-            <w:r>
-              <w:rPr>
-                <w:rStyle w:val="a8"/>
-                <w:rFonts w:eastAsia="Times New Roman"/>
-                <w:noProof/>
-              </w:rPr>
-              <w:t>по</w:t>
-            </w:r>
-            <w:r>
-              <w:rPr>
-                <w:rStyle w:val="a8"/>
-                <w:rFonts w:eastAsia="Times New Roman"/>
-                <w:noProof/>
-              </w:rPr>
-              <w:t xml:space="preserve"> </w:t>
-            </w:r>
-            <w:r>
-              <w:rPr>
-                <w:rStyle w:val="a8"/>
-                <w:rFonts w:eastAsia="Times New Roman"/>
-                <w:noProof/>
-              </w:rPr>
-              <w:t>техническому</w:t>
-            </w:r>
-            <w:r>
-              <w:rPr>
-                <w:rStyle w:val="a8"/>
-                <w:rFonts w:eastAsia="Times New Roman"/>
-                <w:noProof/>
-              </w:rPr>
-              <w:t xml:space="preserve"> </w:t>
-            </w:r>
-            <w:r>
-              <w:rPr>
-                <w:rStyle w:val="a8"/>
-                <w:rFonts w:eastAsia="Times New Roman"/>
-                <w:noProof/>
-              </w:rPr>
-              <w:t>обеспечению</w:t>
-            </w:r>
-            <w:r>
-              <w:rPr>
+                <w:sz w:val="28"/>
+                <w:szCs w:val="28"/>
+              </w:rPr>
+              <w:t>1.3.4 Обоснование проектных решений по техническому обеспечению</w:t>
+            </w:r>
+            <w:r>
+              <w:rPr>
+                <w:rFonts w:ascii="Times New Roman"/>
                 <w:noProof/>
                 <w:webHidden/>
+                <w:sz w:val="28"/>
+                <w:szCs w:val="28"/>
               </w:rPr>
               <w:tab/>
             </w:r>
             <w:r>
               <w:rPr>
+                <w:rFonts w:ascii="Times New Roman"/>
                 <w:noProof/>
                 <w:webHidden/>
+                <w:sz w:val="28"/>
+                <w:szCs w:val="28"/>
               </w:rPr>
               <w:fldChar w:fldCharType="begin"/>
             </w:r>
             <w:r>
               <w:rPr>
+                <w:rFonts w:ascii="Times New Roman"/>
                 <w:noProof/>
                 <w:webHidden/>
-              </w:rPr>
-              <w:instrText xml:space="preserve"> PAGEREF _Toc232094661 \h </w:instrText>
-            </w:r>
-            <w:r>
-              <w:rPr>
+                <w:sz w:val="28"/>
+                <w:szCs w:val="28"/>
+              </w:rPr>
+              <w:instrText xml:space="preserve"> PAGEREF _Toc232671752 \h </w:instrText>
+            </w:r>
+            <w:r>
+              <w:rPr>
+                <w:rFonts w:ascii="Times New Roman"/>
                 <w:noProof/>
                 <w:webHidden/>
-              </w:rPr>
-            </w:r>
-            <w:r>
-              <w:rPr>
+                <w:sz w:val="28"/>
+                <w:szCs w:val="28"/>
+              </w:rPr>
+            </w:r>
+            <w:r>
+              <w:rPr>
+                <w:rFonts w:ascii="Times New Roman"/>
                 <w:noProof/>
                 <w:webHidden/>
+                <w:sz w:val="28"/>
+                <w:szCs w:val="28"/>
               </w:rPr>
               <w:fldChar w:fldCharType="separate"/>
             </w:r>
             <w:r>
               <w:rPr>
+                <w:rFonts w:ascii="Times New Roman"/>
                 <w:noProof/>
                 <w:webHidden/>
-              </w:rPr>
-              <w:t>14</w:t>
-            </w:r>
-            <w:r>
-              <w:rPr>
+                <w:sz w:val="28"/>
+                <w:szCs w:val="28"/>
+              </w:rPr>
+              <w:t>13</w:t>
+            </w:r>
+            <w:r>
+              <w:rPr>
+                <w:rFonts w:ascii="Times New Roman"/>
                 <w:noProof/>
                 <w:webHidden/>
+                <w:sz w:val="28"/>
+                <w:szCs w:val="28"/>
               </w:rPr>
               <w:fldChar w:fldCharType="end"/>
             </w:r>
@@ -1860,96 +1653,130 @@
             <w:tabs>
               <w:tab w:val="right" w:leader="dot" w:pos="9345"/>
             </w:tabs>
+            <w:spacing w:before="0"/>
             <w:rPr>
-              <w:rFonts w:eastAsiaTheme="minorEastAsia" w:hAnsiTheme="minorHAnsi" w:cstheme="minorBidi"/>
+              <w:rFonts w:ascii="Times New Roman" w:eastAsiaTheme="minorEastAsia"/>
               <w:b w:val="0"/>
               <w:bCs w:val="0"/>
               <w:i w:val="0"/>
               <w:iCs w:val="0"/>
               <w:noProof/>
               <w:kern w:val="2"/>
+              <w:sz w:val="28"/>
+              <w:szCs w:val="28"/>
               <w:lang w:val="ru-RU"/>
               <w14:ligatures w14:val="standardContextual"/>
             </w:rPr>
           </w:pPr>
-          <w:hyperlink w:anchor="_Toc232094662" w:history="1">
+          <w:hyperlink w:anchor="_Toc232671753" w:history="1">
             <w:r>
               <w:rPr>
                 <w:rStyle w:val="a8"/>
-                <w:rFonts w:eastAsia="Times New Roman"/>
+                <w:rFonts w:ascii="Times New Roman" w:eastAsia="Times New Roman"/>
+                <w:b w:val="0"/>
+                <w:bCs w:val="0"/>
+                <w:i w:val="0"/>
+                <w:iCs w:val="0"/>
                 <w:noProof/>
-              </w:rPr>
-              <w:t xml:space="preserve">2 </w:t>
-            </w:r>
-            <w:r>
-              <w:rPr>
-                <w:rStyle w:val="a8"/>
-                <w:rFonts w:eastAsia="Times New Roman"/>
-                <w:noProof/>
-              </w:rPr>
-              <w:t>Проектная</w:t>
-            </w:r>
-            <w:r>
-              <w:rPr>
-                <w:rStyle w:val="a8"/>
-                <w:rFonts w:eastAsia="Times New Roman"/>
-                <w:noProof/>
-              </w:rPr>
-              <w:t xml:space="preserve"> </w:t>
-            </w:r>
-            <w:r>
-              <w:rPr>
-                <w:rStyle w:val="a8"/>
-                <w:rFonts w:eastAsia="Times New Roman"/>
-                <w:noProof/>
-              </w:rPr>
-              <w:t>часть</w:t>
-            </w:r>
-            <w:r>
-              <w:rPr>
+                <w:sz w:val="28"/>
+                <w:szCs w:val="28"/>
+              </w:rPr>
+              <w:t>2 Проектная часть</w:t>
+            </w:r>
+            <w:r>
+              <w:rPr>
+                <w:rFonts w:ascii="Times New Roman"/>
+                <w:b w:val="0"/>
+                <w:bCs w:val="0"/>
+                <w:i w:val="0"/>
+                <w:iCs w:val="0"/>
                 <w:noProof/>
                 <w:webHidden/>
+                <w:sz w:val="28"/>
+                <w:szCs w:val="28"/>
               </w:rPr>
               <w:tab/>
             </w:r>
             <w:r>
               <w:rPr>
+                <w:rFonts w:ascii="Times New Roman"/>
+                <w:b w:val="0"/>
+                <w:bCs w:val="0"/>
+                <w:i w:val="0"/>
+                <w:iCs w:val="0"/>
                 <w:noProof/>
                 <w:webHidden/>
+                <w:sz w:val="28"/>
+                <w:szCs w:val="28"/>
               </w:rPr>
               <w:fldChar w:fldCharType="begin"/>
             </w:r>
             <w:r>
               <w:rPr>
+                <w:rFonts w:ascii="Times New Roman"/>
+                <w:b w:val="0"/>
+                <w:bCs w:val="0"/>
+                <w:i w:val="0"/>
+                <w:iCs w:val="0"/>
                 <w:noProof/>
                 <w:webHidden/>
-              </w:rPr>
-              <w:instrText xml:space="preserve"> PAGEREF _Toc232094662 \h </w:instrText>
-            </w:r>
-            <w:r>
-              <w:rPr>
+                <w:sz w:val="28"/>
+                <w:szCs w:val="28"/>
+              </w:rPr>
+              <w:instrText xml:space="preserve"> PAGEREF _Toc232671753 \h </w:instrText>
+            </w:r>
+            <w:r>
+              <w:rPr>
+                <w:rFonts w:ascii="Times New Roman"/>
+                <w:b w:val="0"/>
+                <w:bCs w:val="0"/>
+                <w:i w:val="0"/>
+                <w:iCs w:val="0"/>
                 <w:noProof/>
                 <w:webHidden/>
-              </w:rPr>
-            </w:r>
-            <w:r>
-              <w:rPr>
+                <w:sz w:val="28"/>
+                <w:szCs w:val="28"/>
+              </w:rPr>
+            </w:r>
+            <w:r>
+              <w:rPr>
+                <w:rFonts w:ascii="Times New Roman"/>
+                <w:b w:val="0"/>
+                <w:bCs w:val="0"/>
+                <w:i w:val="0"/>
+                <w:iCs w:val="0"/>
                 <w:noProof/>
                 <w:webHidden/>
+                <w:sz w:val="28"/>
+                <w:szCs w:val="28"/>
               </w:rPr>
               <w:fldChar w:fldCharType="separate"/>
             </w:r>
             <w:r>
               <w:rPr>
+                <w:rFonts w:ascii="Times New Roman"/>
+                <w:b w:val="0"/>
+                <w:bCs w:val="0"/>
+                <w:i w:val="0"/>
+                <w:iCs w:val="0"/>
                 <w:noProof/>
                 <w:webHidden/>
-              </w:rPr>
-              <w:t>16</w:t>
-            </w:r>
-            <w:r>
-              <w:rPr>
+                <w:sz w:val="28"/>
+                <w:szCs w:val="28"/>
+              </w:rPr>
+              <w:t>15</w:t>
+            </w:r>
+            <w:r>
+              <w:rPr>
+                <w:rFonts w:ascii="Times New Roman"/>
+                <w:b w:val="0"/>
+                <w:bCs w:val="0"/>
+                <w:i w:val="0"/>
+                <w:iCs w:val="0"/>
                 <w:noProof/>
                 <w:webHidden/>
+                <w:sz w:val="28"/>
+                <w:szCs w:val="28"/>
               </w:rPr>
               <w:fldChar w:fldCharType="end"/>
             </w:r>
@@ -1961,176 +1788,112 @@
             <w:tabs>
               <w:tab w:val="right" w:leader="dot" w:pos="9345"/>
             </w:tabs>
+            <w:spacing w:before="0"/>
             <w:rPr>
-              <w:rFonts w:eastAsiaTheme="minorEastAsia" w:hAnsiTheme="minorHAnsi" w:cstheme="minorBidi"/>
+              <w:rFonts w:ascii="Times New Roman" w:eastAsiaTheme="minorEastAsia"/>
               <w:b w:val="0"/>
               <w:bCs w:val="0"/>
               <w:noProof/>
               <w:kern w:val="2"/>
-              <w:sz w:val="24"/>
-              <w:szCs w:val="24"/>
+              <w:sz w:val="28"/>
+              <w:szCs w:val="28"/>
               <w:lang w:val="ru-RU"/>
               <w14:ligatures w14:val="standardContextual"/>
             </w:rPr>
           </w:pPr>
-          <w:hyperlink w:anchor="_Toc232094663" w:history="1">
+          <w:hyperlink w:anchor="_Toc232671754" w:history="1">
             <w:r>
               <w:rPr>
                 <w:rStyle w:val="a8"/>
-                <w:rFonts w:eastAsia="Times New Roman"/>
+                <w:rFonts w:ascii="Times New Roman" w:eastAsia="Times New Roman"/>
+                <w:b w:val="0"/>
+                <w:bCs w:val="0"/>
                 <w:noProof/>
-              </w:rPr>
-              <w:t xml:space="preserve">2.1 </w:t>
-            </w:r>
-            <w:r>
-              <w:rPr>
-                <w:rStyle w:val="a8"/>
-                <w:rFonts w:eastAsia="Times New Roman"/>
-                <w:noProof/>
-              </w:rPr>
-              <w:t>Характеристика</w:t>
-            </w:r>
-            <w:r>
-              <w:rPr>
-                <w:rStyle w:val="a8"/>
-                <w:rFonts w:eastAsia="Times New Roman"/>
-                <w:noProof/>
-              </w:rPr>
-              <w:t xml:space="preserve"> </w:t>
-            </w:r>
-            <w:r>
-              <w:rPr>
-                <w:rStyle w:val="a8"/>
-                <w:rFonts w:eastAsia="Times New Roman"/>
-                <w:noProof/>
-              </w:rPr>
-              <w:t>объектов</w:t>
-            </w:r>
-            <w:r>
-              <w:rPr>
-                <w:rStyle w:val="a8"/>
-                <w:rFonts w:eastAsia="Times New Roman"/>
-                <w:noProof/>
-              </w:rPr>
-              <w:t xml:space="preserve"> </w:t>
-            </w:r>
-            <w:r>
-              <w:rPr>
-                <w:rStyle w:val="a8"/>
-                <w:rFonts w:eastAsia="Times New Roman"/>
-                <w:noProof/>
-              </w:rPr>
-              <w:t>базы</w:t>
-            </w:r>
-            <w:r>
-              <w:rPr>
-                <w:rStyle w:val="a8"/>
-                <w:rFonts w:eastAsia="Times New Roman"/>
-                <w:noProof/>
-              </w:rPr>
-              <w:t xml:space="preserve"> </w:t>
-            </w:r>
-            <w:r>
-              <w:rPr>
-                <w:rStyle w:val="a8"/>
-                <w:rFonts w:eastAsia="Times New Roman"/>
-                <w:noProof/>
-              </w:rPr>
-              <w:t>данных</w:t>
-            </w:r>
-            <w:r>
-              <w:rPr>
-                <w:rStyle w:val="a8"/>
-                <w:rFonts w:eastAsia="Times New Roman"/>
-                <w:noProof/>
-              </w:rPr>
-              <w:t xml:space="preserve"> </w:t>
-            </w:r>
-            <w:r>
-              <w:rPr>
-                <w:rStyle w:val="a8"/>
-                <w:rFonts w:eastAsia="Times New Roman"/>
-                <w:noProof/>
-              </w:rPr>
-              <w:t>и</w:t>
-            </w:r>
-            <w:r>
-              <w:rPr>
-                <w:rStyle w:val="a8"/>
-                <w:rFonts w:eastAsia="Times New Roman"/>
-                <w:noProof/>
-              </w:rPr>
-              <w:t xml:space="preserve"> </w:t>
-            </w:r>
-            <w:r>
-              <w:rPr>
-                <w:rStyle w:val="a8"/>
-                <w:rFonts w:eastAsia="Times New Roman"/>
-                <w:noProof/>
-              </w:rPr>
-              <w:t>их</w:t>
-            </w:r>
-            <w:r>
-              <w:rPr>
-                <w:rStyle w:val="a8"/>
-                <w:rFonts w:eastAsia="Times New Roman"/>
-                <w:noProof/>
-              </w:rPr>
-              <w:t xml:space="preserve"> </w:t>
-            </w:r>
-            <w:r>
-              <w:rPr>
-                <w:rStyle w:val="a8"/>
-                <w:rFonts w:eastAsia="Times New Roman"/>
-                <w:noProof/>
-              </w:rPr>
-              <w:t>взаимосвязей</w:t>
-            </w:r>
-            <w:r>
-              <w:rPr>
+                <w:sz w:val="28"/>
+                <w:szCs w:val="28"/>
+              </w:rPr>
+              <w:t>2.1 Характеристика объектов базы данных и их взаимосвязей</w:t>
+            </w:r>
+            <w:r>
+              <w:rPr>
+                <w:rFonts w:ascii="Times New Roman"/>
+                <w:b w:val="0"/>
+                <w:bCs w:val="0"/>
                 <w:noProof/>
                 <w:webHidden/>
+                <w:sz w:val="28"/>
+                <w:szCs w:val="28"/>
               </w:rPr>
               <w:tab/>
             </w:r>
             <w:r>
               <w:rPr>
+                <w:rFonts w:ascii="Times New Roman"/>
+                <w:b w:val="0"/>
+                <w:bCs w:val="0"/>
                 <w:noProof/>
                 <w:webHidden/>
+                <w:sz w:val="28"/>
+                <w:szCs w:val="28"/>
               </w:rPr>
               <w:fldChar w:fldCharType="begin"/>
             </w:r>
             <w:r>
               <w:rPr>
+                <w:rFonts w:ascii="Times New Roman"/>
+                <w:b w:val="0"/>
+                <w:bCs w:val="0"/>
                 <w:noProof/>
                 <w:webHidden/>
-              </w:rPr>
-              <w:instrText xml:space="preserve"> PAGEREF _Toc232094663 \h </w:instrText>
-            </w:r>
-            <w:r>
-              <w:rPr>
+                <w:sz w:val="28"/>
+                <w:szCs w:val="28"/>
+              </w:rPr>
+              <w:instrText xml:space="preserve"> PAGEREF _Toc232671754 \h </w:instrText>
+            </w:r>
+            <w:r>
+              <w:rPr>
+                <w:rFonts w:ascii="Times New Roman"/>
+                <w:b w:val="0"/>
+                <w:bCs w:val="0"/>
                 <w:noProof/>
                 <w:webHidden/>
-              </w:rPr>
-            </w:r>
-            <w:r>
-              <w:rPr>
+                <w:sz w:val="28"/>
+                <w:szCs w:val="28"/>
+              </w:rPr>
+            </w:r>
+            <w:r>
+              <w:rPr>
+                <w:rFonts w:ascii="Times New Roman"/>
+                <w:b w:val="0"/>
+                <w:bCs w:val="0"/>
                 <w:noProof/>
                 <w:webHidden/>
+                <w:sz w:val="28"/>
+                <w:szCs w:val="28"/>
               </w:rPr>
               <w:fldChar w:fldCharType="separate"/>
             </w:r>
             <w:r>
               <w:rPr>
+                <w:rFonts w:ascii="Times New Roman"/>
+                <w:b w:val="0"/>
+                <w:bCs w:val="0"/>
                 <w:noProof/>
                 <w:webHidden/>
-              </w:rPr>
-              <w:t>16</w:t>
-            </w:r>
-            <w:r>
-              <w:rPr>
+                <w:sz w:val="28"/>
+                <w:szCs w:val="28"/>
+              </w:rPr>
+              <w:t>15</w:t>
+            </w:r>
+            <w:r>
+              <w:rPr>
+                <w:rFonts w:ascii="Times New Roman"/>
+                <w:b w:val="0"/>
+                <w:bCs w:val="0"/>
                 <w:noProof/>
                 <w:webHidden/>
+                <w:sz w:val="28"/>
+                <w:szCs w:val="28"/>
               </w:rPr>
               <w:fldChar w:fldCharType="end"/>
             </w:r>
@@ -2142,144 +1905,112 @@
             <w:tabs>
               <w:tab w:val="right" w:leader="dot" w:pos="9345"/>
             </w:tabs>
+            <w:spacing w:before="0"/>
             <w:rPr>
-              <w:rFonts w:eastAsiaTheme="minorEastAsia" w:hAnsiTheme="minorHAnsi" w:cstheme="minorBidi"/>
+              <w:rFonts w:ascii="Times New Roman" w:eastAsiaTheme="minorEastAsia"/>
               <w:b w:val="0"/>
               <w:bCs w:val="0"/>
               <w:noProof/>
               <w:kern w:val="2"/>
-              <w:sz w:val="24"/>
-              <w:szCs w:val="24"/>
+              <w:sz w:val="28"/>
+              <w:szCs w:val="28"/>
               <w:lang w:val="ru-RU"/>
               <w14:ligatures w14:val="standardContextual"/>
             </w:rPr>
           </w:pPr>
-          <w:hyperlink w:anchor="_Toc232094664" w:history="1">
+          <w:hyperlink w:anchor="_Toc232671755" w:history="1">
             <w:r>
               <w:rPr>
                 <w:rStyle w:val="a8"/>
-                <w:rFonts w:eastAsia="Times New Roman"/>
+                <w:rFonts w:ascii="Times New Roman" w:eastAsia="Times New Roman"/>
+                <w:b w:val="0"/>
+                <w:bCs w:val="0"/>
                 <w:noProof/>
-              </w:rPr>
-              <w:t xml:space="preserve">2.2 </w:t>
-            </w:r>
-            <w:r>
-              <w:rPr>
-                <w:rStyle w:val="a8"/>
-                <w:rFonts w:eastAsia="Times New Roman"/>
-                <w:noProof/>
-              </w:rPr>
-              <w:t>Первичные</w:t>
-            </w:r>
-            <w:r>
-              <w:rPr>
-                <w:rStyle w:val="a8"/>
-                <w:rFonts w:eastAsia="Times New Roman"/>
-                <w:noProof/>
-              </w:rPr>
-              <w:t xml:space="preserve"> </w:t>
-            </w:r>
-            <w:r>
-              <w:rPr>
-                <w:rStyle w:val="a8"/>
-                <w:rFonts w:eastAsia="Times New Roman"/>
-                <w:noProof/>
-              </w:rPr>
-              <w:t>и</w:t>
-            </w:r>
-            <w:r>
-              <w:rPr>
-                <w:rStyle w:val="a8"/>
-                <w:rFonts w:eastAsia="Times New Roman"/>
-                <w:noProof/>
-              </w:rPr>
-              <w:t xml:space="preserve"> </w:t>
-            </w:r>
-            <w:r>
-              <w:rPr>
-                <w:rStyle w:val="a8"/>
-                <w:rFonts w:eastAsia="Times New Roman"/>
-                <w:noProof/>
-              </w:rPr>
-              <w:t>внешние</w:t>
-            </w:r>
-            <w:r>
-              <w:rPr>
-                <w:rStyle w:val="a8"/>
-                <w:rFonts w:eastAsia="Times New Roman"/>
-                <w:noProof/>
-              </w:rPr>
-              <w:t xml:space="preserve"> </w:t>
-            </w:r>
-            <w:r>
-              <w:rPr>
-                <w:rStyle w:val="a8"/>
-                <w:rFonts w:eastAsia="Times New Roman"/>
-                <w:noProof/>
-              </w:rPr>
-              <w:t>ключи</w:t>
-            </w:r>
-            <w:r>
-              <w:rPr>
-                <w:rStyle w:val="a8"/>
-                <w:rFonts w:eastAsia="Times New Roman"/>
-                <w:noProof/>
-              </w:rPr>
-              <w:t xml:space="preserve"> </w:t>
-            </w:r>
-            <w:r>
-              <w:rPr>
-                <w:rStyle w:val="a8"/>
-                <w:rFonts w:eastAsia="Times New Roman"/>
-                <w:noProof/>
-              </w:rPr>
-              <w:t>отношений</w:t>
-            </w:r>
-            <w:r>
-              <w:rPr>
+                <w:sz w:val="28"/>
+                <w:szCs w:val="28"/>
+              </w:rPr>
+              <w:t>2.2 Первичные и внешние ключи отношений</w:t>
+            </w:r>
+            <w:r>
+              <w:rPr>
+                <w:rFonts w:ascii="Times New Roman"/>
+                <w:b w:val="0"/>
+                <w:bCs w:val="0"/>
                 <w:noProof/>
                 <w:webHidden/>
+                <w:sz w:val="28"/>
+                <w:szCs w:val="28"/>
               </w:rPr>
               <w:tab/>
             </w:r>
             <w:r>
               <w:rPr>
+                <w:rFonts w:ascii="Times New Roman"/>
+                <w:b w:val="0"/>
+                <w:bCs w:val="0"/>
                 <w:noProof/>
                 <w:webHidden/>
+                <w:sz w:val="28"/>
+                <w:szCs w:val="28"/>
               </w:rPr>
               <w:fldChar w:fldCharType="begin"/>
             </w:r>
             <w:r>
               <w:rPr>
+                <w:rFonts w:ascii="Times New Roman"/>
+                <w:b w:val="0"/>
+                <w:bCs w:val="0"/>
                 <w:noProof/>
                 <w:webHidden/>
-              </w:rPr>
-              <w:instrText xml:space="preserve"> PAGEREF _Toc232094664 \h </w:instrText>
-            </w:r>
-            <w:r>
-              <w:rPr>
+                <w:sz w:val="28"/>
+                <w:szCs w:val="28"/>
+              </w:rPr>
+              <w:instrText xml:space="preserve"> PAGEREF _Toc232671755 \h </w:instrText>
+            </w:r>
+            <w:r>
+              <w:rPr>
+                <w:rFonts w:ascii="Times New Roman"/>
+                <w:b w:val="0"/>
+                <w:bCs w:val="0"/>
                 <w:noProof/>
                 <w:webHidden/>
-              </w:rPr>
-            </w:r>
-            <w:r>
-              <w:rPr>
+                <w:sz w:val="28"/>
+                <w:szCs w:val="28"/>
+              </w:rPr>
+            </w:r>
+            <w:r>
+              <w:rPr>
+                <w:rFonts w:ascii="Times New Roman"/>
+                <w:b w:val="0"/>
+                <w:bCs w:val="0"/>
                 <w:noProof/>
                 <w:webHidden/>
+                <w:sz w:val="28"/>
+                <w:szCs w:val="28"/>
               </w:rPr>
               <w:fldChar w:fldCharType="separate"/>
             </w:r>
             <w:r>
               <w:rPr>
+                <w:rFonts w:ascii="Times New Roman"/>
+                <w:b w:val="0"/>
+                <w:bCs w:val="0"/>
                 <w:noProof/>
                 <w:webHidden/>
-              </w:rPr>
-              <w:t>21</w:t>
-            </w:r>
-            <w:r>
-              <w:rPr>
+                <w:sz w:val="28"/>
+                <w:szCs w:val="28"/>
+              </w:rPr>
+              <w:t>20</w:t>
+            </w:r>
+            <w:r>
+              <w:rPr>
+                <w:rFonts w:ascii="Times New Roman"/>
+                <w:b w:val="0"/>
+                <w:bCs w:val="0"/>
                 <w:noProof/>
                 <w:webHidden/>
+                <w:sz w:val="28"/>
+                <w:szCs w:val="28"/>
               </w:rPr>
               <w:fldChar w:fldCharType="end"/>
             </w:r>
@@ -2291,96 +2022,112 @@
             <w:tabs>
               <w:tab w:val="right" w:leader="dot" w:pos="9345"/>
             </w:tabs>
+            <w:spacing w:before="0"/>
             <w:rPr>
-              <w:rFonts w:eastAsiaTheme="minorEastAsia" w:hAnsiTheme="minorHAnsi" w:cstheme="minorBidi"/>
+              <w:rFonts w:ascii="Times New Roman" w:eastAsiaTheme="minorEastAsia"/>
               <w:b w:val="0"/>
               <w:bCs w:val="0"/>
               <w:noProof/>
               <w:kern w:val="2"/>
-              <w:sz w:val="24"/>
-              <w:szCs w:val="24"/>
+              <w:sz w:val="28"/>
+              <w:szCs w:val="28"/>
               <w:lang w:val="ru-RU"/>
               <w14:ligatures w14:val="standardContextual"/>
             </w:rPr>
           </w:pPr>
-          <w:hyperlink w:anchor="_Toc232094665" w:history="1">
+          <w:hyperlink w:anchor="_Toc232671756" w:history="1">
             <w:r>
               <w:rPr>
                 <w:rStyle w:val="a8"/>
-                <w:rFonts w:eastAsia="Times New Roman"/>
+                <w:rFonts w:ascii="Times New Roman" w:eastAsia="Times New Roman"/>
+                <w:b w:val="0"/>
+                <w:bCs w:val="0"/>
                 <w:noProof/>
-              </w:rPr>
-              <w:t xml:space="preserve">2.3 </w:t>
-            </w:r>
-            <w:r>
-              <w:rPr>
-                <w:rStyle w:val="a8"/>
-                <w:rFonts w:eastAsia="Times New Roman"/>
-                <w:noProof/>
-              </w:rPr>
-              <w:t>Нормализация</w:t>
-            </w:r>
-            <w:r>
-              <w:rPr>
-                <w:rStyle w:val="a8"/>
-                <w:rFonts w:eastAsia="Times New Roman"/>
-                <w:noProof/>
-              </w:rPr>
-              <w:t xml:space="preserve"> </w:t>
-            </w:r>
-            <w:r>
-              <w:rPr>
-                <w:rStyle w:val="a8"/>
-                <w:rFonts w:eastAsia="Times New Roman"/>
-                <w:noProof/>
-              </w:rPr>
-              <w:t>отношений</w:t>
-            </w:r>
-            <w:r>
-              <w:rPr>
+                <w:sz w:val="28"/>
+                <w:szCs w:val="28"/>
+              </w:rPr>
+              <w:t>2.3 Нормализация отношений</w:t>
+            </w:r>
+            <w:r>
+              <w:rPr>
+                <w:rFonts w:ascii="Times New Roman"/>
+                <w:b w:val="0"/>
+                <w:bCs w:val="0"/>
                 <w:noProof/>
                 <w:webHidden/>
+                <w:sz w:val="28"/>
+                <w:szCs w:val="28"/>
               </w:rPr>
               <w:tab/>
             </w:r>
             <w:r>
               <w:rPr>
+                <w:rFonts w:ascii="Times New Roman"/>
+                <w:b w:val="0"/>
+                <w:bCs w:val="0"/>
                 <w:noProof/>
                 <w:webHidden/>
+                <w:sz w:val="28"/>
+                <w:szCs w:val="28"/>
               </w:rPr>
               <w:fldChar w:fldCharType="begin"/>
             </w:r>
             <w:r>
               <w:rPr>
+                <w:rFonts w:ascii="Times New Roman"/>
+                <w:b w:val="0"/>
+                <w:bCs w:val="0"/>
                 <w:noProof/>
                 <w:webHidden/>
-              </w:rPr>
-              <w:instrText xml:space="preserve"> PAGEREF _Toc232094665 \h </w:instrText>
-            </w:r>
-            <w:r>
-              <w:rPr>
+                <w:sz w:val="28"/>
+                <w:szCs w:val="28"/>
+              </w:rPr>
+              <w:instrText xml:space="preserve"> PAGEREF _Toc232671756 \h </w:instrText>
+            </w:r>
+            <w:r>
+              <w:rPr>
+                <w:rFonts w:ascii="Times New Roman"/>
+                <w:b w:val="0"/>
+                <w:bCs w:val="0"/>
                 <w:noProof/>
                 <w:webHidden/>
-              </w:rPr>
-            </w:r>
-            <w:r>
-              <w:rPr>
+                <w:sz w:val="28"/>
+                <w:szCs w:val="28"/>
+              </w:rPr>
+            </w:r>
+            <w:r>
+              <w:rPr>
+                <w:rFonts w:ascii="Times New Roman"/>
+                <w:b w:val="0"/>
+                <w:bCs w:val="0"/>
                 <w:noProof/>
                 <w:webHidden/>
+                <w:sz w:val="28"/>
+                <w:szCs w:val="28"/>
               </w:rPr>
               <w:fldChar w:fldCharType="separate"/>
             </w:r>
             <w:r>
               <w:rPr>
+                <w:rFonts w:ascii="Times New Roman"/>
+                <w:b w:val="0"/>
+                <w:bCs w:val="0"/>
                 <w:noProof/>
                 <w:webHidden/>
-              </w:rPr>
-              <w:t>23</w:t>
-            </w:r>
-            <w:r>
-              <w:rPr>
+                <w:sz w:val="28"/>
+                <w:szCs w:val="28"/>
+              </w:rPr>
+              <w:t>22</w:t>
+            </w:r>
+            <w:r>
+              <w:rPr>
+                <w:rFonts w:ascii="Times New Roman"/>
+                <w:b w:val="0"/>
+                <w:bCs w:val="0"/>
                 <w:noProof/>
                 <w:webHidden/>
+                <w:sz w:val="28"/>
+                <w:szCs w:val="28"/>
               </w:rPr>
               <w:fldChar w:fldCharType="end"/>
             </w:r>
@@ -2392,128 +2139,112 @@
             <w:tabs>
               <w:tab w:val="right" w:leader="dot" w:pos="9345"/>
             </w:tabs>
+            <w:spacing w:before="0"/>
             <w:rPr>
-              <w:rFonts w:eastAsiaTheme="minorEastAsia" w:hAnsiTheme="minorHAnsi" w:cstheme="minorBidi"/>
+              <w:rFonts w:ascii="Times New Roman" w:eastAsiaTheme="minorEastAsia"/>
               <w:b w:val="0"/>
               <w:bCs w:val="0"/>
               <w:noProof/>
               <w:kern w:val="2"/>
-              <w:sz w:val="24"/>
-              <w:szCs w:val="24"/>
+              <w:sz w:val="28"/>
+              <w:szCs w:val="28"/>
               <w:lang w:val="ru-RU"/>
               <w14:ligatures w14:val="standardContextual"/>
             </w:rPr>
           </w:pPr>
-          <w:hyperlink w:anchor="_Toc232094666" w:history="1">
+          <w:hyperlink w:anchor="_Toc232671757" w:history="1">
             <w:r>
               <w:rPr>
                 <w:rStyle w:val="a8"/>
-                <w:rFonts w:eastAsia="Times New Roman"/>
+                <w:rFonts w:ascii="Times New Roman" w:eastAsia="Times New Roman"/>
+                <w:b w:val="0"/>
+                <w:bCs w:val="0"/>
                 <w:noProof/>
-              </w:rPr>
-              <w:t xml:space="preserve">2.4 </w:t>
-            </w:r>
-            <w:r>
-              <w:rPr>
-                <w:rStyle w:val="a8"/>
-                <w:rFonts w:eastAsia="Times New Roman"/>
-                <w:noProof/>
-              </w:rPr>
-              <w:t>Инфологическая</w:t>
-            </w:r>
-            <w:r>
-              <w:rPr>
-                <w:rStyle w:val="a8"/>
-                <w:rFonts w:eastAsia="Times New Roman"/>
-                <w:noProof/>
-              </w:rPr>
-              <w:t xml:space="preserve"> </w:t>
-            </w:r>
-            <w:r>
-              <w:rPr>
-                <w:rStyle w:val="a8"/>
-                <w:rFonts w:eastAsia="Times New Roman"/>
-                <w:noProof/>
-              </w:rPr>
-              <w:t>модель</w:t>
-            </w:r>
-            <w:r>
-              <w:rPr>
-                <w:rStyle w:val="a8"/>
-                <w:rFonts w:eastAsia="Times New Roman"/>
-                <w:noProof/>
-              </w:rPr>
-              <w:t xml:space="preserve"> </w:t>
-            </w:r>
-            <w:r>
-              <w:rPr>
-                <w:rStyle w:val="a8"/>
-                <w:rFonts w:eastAsia="Times New Roman"/>
-                <w:noProof/>
-              </w:rPr>
-              <w:t>базы</w:t>
-            </w:r>
-            <w:r>
-              <w:rPr>
-                <w:rStyle w:val="a8"/>
-                <w:rFonts w:eastAsia="Times New Roman"/>
-                <w:noProof/>
-              </w:rPr>
-              <w:t xml:space="preserve"> </w:t>
-            </w:r>
-            <w:r>
-              <w:rPr>
-                <w:rStyle w:val="a8"/>
-                <w:rFonts w:eastAsia="Times New Roman"/>
-                <w:noProof/>
-              </w:rPr>
-              <w:t>данных</w:t>
-            </w:r>
-            <w:r>
-              <w:rPr>
+                <w:sz w:val="28"/>
+                <w:szCs w:val="28"/>
+              </w:rPr>
+              <w:t>2.4 Инфологическая модель базы данных</w:t>
+            </w:r>
+            <w:r>
+              <w:rPr>
+                <w:rFonts w:ascii="Times New Roman"/>
+                <w:b w:val="0"/>
+                <w:bCs w:val="0"/>
                 <w:noProof/>
                 <w:webHidden/>
+                <w:sz w:val="28"/>
+                <w:szCs w:val="28"/>
               </w:rPr>
               <w:tab/>
             </w:r>
             <w:r>
               <w:rPr>
+                <w:rFonts w:ascii="Times New Roman"/>
+                <w:b w:val="0"/>
+                <w:bCs w:val="0"/>
                 <w:noProof/>
                 <w:webHidden/>
+                <w:sz w:val="28"/>
+                <w:szCs w:val="28"/>
               </w:rPr>
               <w:fldChar w:fldCharType="begin"/>
             </w:r>
             <w:r>
               <w:rPr>
+                <w:rFonts w:ascii="Times New Roman"/>
+                <w:b w:val="0"/>
+                <w:bCs w:val="0"/>
                 <w:noProof/>
                 <w:webHidden/>
-              </w:rPr>
-              <w:instrText xml:space="preserve"> PAGEREF _Toc232094666 \h </w:instrText>
-            </w:r>
-            <w:r>
-              <w:rPr>
+                <w:sz w:val="28"/>
+                <w:szCs w:val="28"/>
+              </w:rPr>
+              <w:instrText xml:space="preserve"> PAGEREF _Toc232671757 \h </w:instrText>
+            </w:r>
+            <w:r>
+              <w:rPr>
+                <w:rFonts w:ascii="Times New Roman"/>
+                <w:b w:val="0"/>
+                <w:bCs w:val="0"/>
                 <w:noProof/>
                 <w:webHidden/>
-              </w:rPr>
-            </w:r>
-            <w:r>
-              <w:rPr>
+                <w:sz w:val="28"/>
+                <w:szCs w:val="28"/>
+              </w:rPr>
+            </w:r>
+            <w:r>
+              <w:rPr>
+                <w:rFonts w:ascii="Times New Roman"/>
+                <w:b w:val="0"/>
+                <w:bCs w:val="0"/>
                 <w:noProof/>
                 <w:webHidden/>
+                <w:sz w:val="28"/>
+                <w:szCs w:val="28"/>
               </w:rPr>
               <w:fldChar w:fldCharType="separate"/>
             </w:r>
             <w:r>
               <w:rPr>
+                <w:rFonts w:ascii="Times New Roman"/>
+                <w:b w:val="0"/>
+                <w:bCs w:val="0"/>
                 <w:noProof/>
                 <w:webHidden/>
-              </w:rPr>
-              <w:t>24</w:t>
-            </w:r>
-            <w:r>
-              <w:rPr>
+                <w:sz w:val="28"/>
+                <w:szCs w:val="28"/>
+              </w:rPr>
+              <w:t>23</w:t>
+            </w:r>
+            <w:r>
+              <w:rPr>
+                <w:rFonts w:ascii="Times New Roman"/>
+                <w:b w:val="0"/>
+                <w:bCs w:val="0"/>
                 <w:noProof/>
                 <w:webHidden/>
+                <w:sz w:val="28"/>
+                <w:szCs w:val="28"/>
               </w:rPr>
               <w:fldChar w:fldCharType="end"/>
             </w:r>
@@ -2525,160 +2256,112 @@
             <w:tabs>
               <w:tab w:val="right" w:leader="dot" w:pos="9345"/>
             </w:tabs>
+            <w:spacing w:before="0"/>
             <w:rPr>
-              <w:rFonts w:eastAsiaTheme="minorEastAsia" w:hAnsiTheme="minorHAnsi" w:cstheme="minorBidi"/>
+              <w:rFonts w:ascii="Times New Roman" w:eastAsiaTheme="minorEastAsia"/>
               <w:b w:val="0"/>
               <w:bCs w:val="0"/>
               <w:noProof/>
               <w:kern w:val="2"/>
-              <w:sz w:val="24"/>
-              <w:szCs w:val="24"/>
+              <w:sz w:val="28"/>
+              <w:szCs w:val="28"/>
               <w:lang w:val="ru-RU"/>
               <w14:ligatures w14:val="standardContextual"/>
             </w:rPr>
           </w:pPr>
-          <w:hyperlink w:anchor="_Toc232094667" w:history="1">
+          <w:hyperlink w:anchor="_Toc232671758" w:history="1">
             <w:r>
               <w:rPr>
                 <w:rStyle w:val="a8"/>
-                <w:rFonts w:eastAsia="Times New Roman"/>
+                <w:rFonts w:ascii="Times New Roman" w:eastAsia="Times New Roman"/>
+                <w:b w:val="0"/>
+                <w:bCs w:val="0"/>
                 <w:noProof/>
-              </w:rPr>
-              <w:t xml:space="preserve">2.5 </w:t>
-            </w:r>
-            <w:r>
-              <w:rPr>
-                <w:rStyle w:val="a8"/>
-                <w:rFonts w:eastAsia="Times New Roman"/>
-                <w:noProof/>
-              </w:rPr>
-              <w:t>Технология</w:t>
-            </w:r>
-            <w:r>
-              <w:rPr>
-                <w:rStyle w:val="a8"/>
-                <w:rFonts w:eastAsia="Times New Roman"/>
-                <w:noProof/>
-              </w:rPr>
-              <w:t xml:space="preserve"> </w:t>
-            </w:r>
-            <w:r>
-              <w:rPr>
-                <w:rStyle w:val="a8"/>
-                <w:rFonts w:eastAsia="Times New Roman"/>
-                <w:noProof/>
-              </w:rPr>
-              <w:t>сбора</w:t>
-            </w:r>
-            <w:r>
-              <w:rPr>
-                <w:rStyle w:val="a8"/>
-                <w:rFonts w:eastAsia="Times New Roman"/>
-                <w:noProof/>
-              </w:rPr>
-              <w:t xml:space="preserve">, </w:t>
-            </w:r>
-            <w:r>
-              <w:rPr>
-                <w:rStyle w:val="a8"/>
-                <w:rFonts w:eastAsia="Times New Roman"/>
-                <w:noProof/>
-              </w:rPr>
-              <w:t>хранения</w:t>
-            </w:r>
-            <w:r>
-              <w:rPr>
-                <w:rStyle w:val="a8"/>
-                <w:rFonts w:eastAsia="Times New Roman"/>
-                <w:noProof/>
-              </w:rPr>
-              <w:t xml:space="preserve"> </w:t>
-            </w:r>
-            <w:r>
-              <w:rPr>
-                <w:rStyle w:val="a8"/>
-                <w:rFonts w:eastAsia="Times New Roman"/>
-                <w:noProof/>
-              </w:rPr>
-              <w:t>и</w:t>
-            </w:r>
-            <w:r>
-              <w:rPr>
-                <w:rStyle w:val="a8"/>
-                <w:rFonts w:eastAsia="Times New Roman"/>
-                <w:noProof/>
-              </w:rPr>
-              <w:t xml:space="preserve"> </w:t>
-            </w:r>
-            <w:r>
-              <w:rPr>
-                <w:rStyle w:val="a8"/>
-                <w:rFonts w:eastAsia="Times New Roman"/>
-                <w:noProof/>
-              </w:rPr>
-              <w:t>вывода</w:t>
-            </w:r>
-            <w:r>
-              <w:rPr>
-                <w:rStyle w:val="a8"/>
-                <w:rFonts w:eastAsia="Times New Roman"/>
-                <w:noProof/>
-              </w:rPr>
-              <w:t xml:space="preserve"> </w:t>
-            </w:r>
-            <w:r>
-              <w:rPr>
-                <w:rStyle w:val="a8"/>
-                <w:rFonts w:eastAsia="Times New Roman"/>
-                <w:noProof/>
-              </w:rPr>
-              <w:t>информации</w:t>
-            </w:r>
-            <w:r>
-              <w:rPr>
+                <w:sz w:val="28"/>
+                <w:szCs w:val="28"/>
+              </w:rPr>
+              <w:t>2.5 Технология сбора, хранения и вывода информации</w:t>
+            </w:r>
+            <w:r>
+              <w:rPr>
+                <w:rFonts w:ascii="Times New Roman"/>
+                <w:b w:val="0"/>
+                <w:bCs w:val="0"/>
                 <w:noProof/>
                 <w:webHidden/>
+                <w:sz w:val="28"/>
+                <w:szCs w:val="28"/>
               </w:rPr>
               <w:tab/>
             </w:r>
             <w:r>
               <w:rPr>
+                <w:rFonts w:ascii="Times New Roman"/>
+                <w:b w:val="0"/>
+                <w:bCs w:val="0"/>
                 <w:noProof/>
                 <w:webHidden/>
+                <w:sz w:val="28"/>
+                <w:szCs w:val="28"/>
               </w:rPr>
               <w:fldChar w:fldCharType="begin"/>
             </w:r>
             <w:r>
               <w:rPr>
+                <w:rFonts w:ascii="Times New Roman"/>
+                <w:b w:val="0"/>
+                <w:bCs w:val="0"/>
                 <w:noProof/>
                 <w:webHidden/>
-              </w:rPr>
-              <w:instrText xml:space="preserve"> PAGEREF _Toc232094667 \h </w:instrText>
-            </w:r>
-            <w:r>
-              <w:rPr>
+                <w:sz w:val="28"/>
+                <w:szCs w:val="28"/>
+              </w:rPr>
+              <w:instrText xml:space="preserve"> PAGEREF _Toc232671758 \h </w:instrText>
+            </w:r>
+            <w:r>
+              <w:rPr>
+                <w:rFonts w:ascii="Times New Roman"/>
+                <w:b w:val="0"/>
+                <w:bCs w:val="0"/>
                 <w:noProof/>
                 <w:webHidden/>
-              </w:rPr>
-            </w:r>
-            <w:r>
-              <w:rPr>
+                <w:sz w:val="28"/>
+                <w:szCs w:val="28"/>
+              </w:rPr>
+            </w:r>
+            <w:r>
+              <w:rPr>
+                <w:rFonts w:ascii="Times New Roman"/>
+                <w:b w:val="0"/>
+                <w:bCs w:val="0"/>
                 <w:noProof/>
                 <w:webHidden/>
+                <w:sz w:val="28"/>
+                <w:szCs w:val="28"/>
               </w:rPr>
               <w:fldChar w:fldCharType="separate"/>
             </w:r>
             <w:r>
               <w:rPr>
+                <w:rFonts w:ascii="Times New Roman"/>
+                <w:b w:val="0"/>
+                <w:bCs w:val="0"/>
                 <w:noProof/>
                 <w:webHidden/>
-              </w:rPr>
-              <w:t>26</w:t>
-            </w:r>
-            <w:r>
-              <w:rPr>
+                <w:sz w:val="28"/>
+                <w:szCs w:val="28"/>
+              </w:rPr>
+              <w:t>25</w:t>
+            </w:r>
+            <w:r>
+              <w:rPr>
+                <w:rFonts w:ascii="Times New Roman"/>
+                <w:b w:val="0"/>
+                <w:bCs w:val="0"/>
                 <w:noProof/>
                 <w:webHidden/>
+                <w:sz w:val="28"/>
+                <w:szCs w:val="28"/>
               </w:rPr>
               <w:fldChar w:fldCharType="end"/>
             </w:r>
@@ -2690,176 +2373,112 @@
             <w:tabs>
               <w:tab w:val="right" w:leader="dot" w:pos="9345"/>
             </w:tabs>
+            <w:spacing w:before="0"/>
             <w:rPr>
-              <w:rFonts w:eastAsiaTheme="minorEastAsia" w:hAnsiTheme="minorHAnsi" w:cstheme="minorBidi"/>
+              <w:rFonts w:ascii="Times New Roman" w:eastAsiaTheme="minorEastAsia"/>
               <w:b w:val="0"/>
               <w:bCs w:val="0"/>
               <w:noProof/>
               <w:kern w:val="2"/>
-              <w:sz w:val="24"/>
-              <w:szCs w:val="24"/>
+              <w:sz w:val="28"/>
+              <w:szCs w:val="28"/>
               <w:lang w:val="ru-RU"/>
               <w14:ligatures w14:val="standardContextual"/>
             </w:rPr>
           </w:pPr>
-          <w:hyperlink w:anchor="_Toc232094668" w:history="1">
+          <w:hyperlink w:anchor="_Toc232671759" w:history="1">
             <w:r>
               <w:rPr>
                 <w:rStyle w:val="a8"/>
-                <w:rFonts w:eastAsia="Times New Roman"/>
+                <w:rFonts w:ascii="Times New Roman" w:eastAsia="Times New Roman"/>
+                <w:b w:val="0"/>
+                <w:bCs w:val="0"/>
                 <w:noProof/>
-              </w:rPr>
-              <w:t xml:space="preserve">2.6 </w:t>
-            </w:r>
-            <w:r>
-              <w:rPr>
-                <w:rStyle w:val="a8"/>
-                <w:rFonts w:eastAsia="Times New Roman"/>
-                <w:noProof/>
-              </w:rPr>
-              <w:t>Программные</w:t>
-            </w:r>
-            <w:r>
-              <w:rPr>
-                <w:rStyle w:val="a8"/>
-                <w:rFonts w:eastAsia="Times New Roman"/>
-                <w:noProof/>
-              </w:rPr>
-              <w:t xml:space="preserve"> </w:t>
-            </w:r>
-            <w:r>
-              <w:rPr>
-                <w:rStyle w:val="a8"/>
-                <w:rFonts w:eastAsia="Times New Roman"/>
-                <w:noProof/>
-              </w:rPr>
-              <w:t>модули</w:t>
-            </w:r>
-            <w:r>
-              <w:rPr>
-                <w:rStyle w:val="a8"/>
-                <w:rFonts w:eastAsia="Times New Roman"/>
-                <w:noProof/>
-              </w:rPr>
-              <w:t xml:space="preserve">, </w:t>
-            </w:r>
-            <w:r>
-              <w:rPr>
-                <w:rStyle w:val="a8"/>
-                <w:rFonts w:eastAsia="Times New Roman"/>
-                <w:noProof/>
-              </w:rPr>
-              <w:t>алгоритмы</w:t>
-            </w:r>
-            <w:r>
-              <w:rPr>
-                <w:rStyle w:val="a8"/>
-                <w:rFonts w:eastAsia="Times New Roman"/>
-                <w:noProof/>
-              </w:rPr>
-              <w:t xml:space="preserve"> </w:t>
-            </w:r>
-            <w:r>
-              <w:rPr>
-                <w:rStyle w:val="a8"/>
-                <w:rFonts w:eastAsia="Times New Roman"/>
-                <w:noProof/>
-              </w:rPr>
-              <w:t>и</w:t>
-            </w:r>
-            <w:r>
-              <w:rPr>
-                <w:rStyle w:val="a8"/>
-                <w:rFonts w:eastAsia="Times New Roman"/>
-                <w:noProof/>
-              </w:rPr>
-              <w:t xml:space="preserve"> </w:t>
-            </w:r>
-            <w:r>
-              <w:rPr>
-                <w:rStyle w:val="a8"/>
-                <w:rFonts w:eastAsia="Times New Roman"/>
-                <w:noProof/>
-              </w:rPr>
-              <w:t>связи</w:t>
-            </w:r>
-            <w:r>
-              <w:rPr>
-                <w:rStyle w:val="a8"/>
-                <w:rFonts w:eastAsia="Times New Roman"/>
-                <w:noProof/>
-              </w:rPr>
-              <w:t xml:space="preserve"> </w:t>
-            </w:r>
-            <w:r>
-              <w:rPr>
-                <w:rStyle w:val="a8"/>
-                <w:rFonts w:eastAsia="Times New Roman"/>
-                <w:noProof/>
-              </w:rPr>
-              <w:t>между</w:t>
-            </w:r>
-            <w:r>
-              <w:rPr>
-                <w:rStyle w:val="a8"/>
-                <w:rFonts w:eastAsia="Times New Roman"/>
-                <w:noProof/>
-              </w:rPr>
-              <w:t xml:space="preserve"> </w:t>
-            </w:r>
-            <w:r>
-              <w:rPr>
-                <w:rStyle w:val="a8"/>
-                <w:rFonts w:eastAsia="Times New Roman"/>
-                <w:noProof/>
-              </w:rPr>
-              <w:t>ними</w:t>
-            </w:r>
-            <w:r>
-              <w:rPr>
+                <w:sz w:val="28"/>
+                <w:szCs w:val="28"/>
+              </w:rPr>
+              <w:t>2.6 Программные модули, алгоритмы и связи между ними</w:t>
+            </w:r>
+            <w:r>
+              <w:rPr>
+                <w:rFonts w:ascii="Times New Roman"/>
+                <w:b w:val="0"/>
+                <w:bCs w:val="0"/>
                 <w:noProof/>
                 <w:webHidden/>
+                <w:sz w:val="28"/>
+                <w:szCs w:val="28"/>
               </w:rPr>
               <w:tab/>
             </w:r>
             <w:r>
               <w:rPr>
+                <w:rFonts w:ascii="Times New Roman"/>
+                <w:b w:val="0"/>
+                <w:bCs w:val="0"/>
                 <w:noProof/>
                 <w:webHidden/>
+                <w:sz w:val="28"/>
+                <w:szCs w:val="28"/>
               </w:rPr>
               <w:fldChar w:fldCharType="begin"/>
             </w:r>
             <w:r>
               <w:rPr>
+                <w:rFonts w:ascii="Times New Roman"/>
+                <w:b w:val="0"/>
+                <w:bCs w:val="0"/>
                 <w:noProof/>
                 <w:webHidden/>
-              </w:rPr>
-              <w:instrText xml:space="preserve"> PAGEREF _Toc232094668 \h </w:instrText>
-            </w:r>
-            <w:r>
-              <w:rPr>
+                <w:sz w:val="28"/>
+                <w:szCs w:val="28"/>
+              </w:rPr>
+              <w:instrText xml:space="preserve"> PAGEREF _Toc232671759 \h </w:instrText>
+            </w:r>
+            <w:r>
+              <w:rPr>
+                <w:rFonts w:ascii="Times New Roman"/>
+                <w:b w:val="0"/>
+                <w:bCs w:val="0"/>
                 <w:noProof/>
                 <w:webHidden/>
-              </w:rPr>
-            </w:r>
-            <w:r>
-              <w:rPr>
+                <w:sz w:val="28"/>
+                <w:szCs w:val="28"/>
+              </w:rPr>
+            </w:r>
+            <w:r>
+              <w:rPr>
+                <w:rFonts w:ascii="Times New Roman"/>
+                <w:b w:val="0"/>
+                <w:bCs w:val="0"/>
                 <w:noProof/>
                 <w:webHidden/>
+                <w:sz w:val="28"/>
+                <w:szCs w:val="28"/>
               </w:rPr>
               <w:fldChar w:fldCharType="separate"/>
             </w:r>
             <w:r>
               <w:rPr>
+                <w:rFonts w:ascii="Times New Roman"/>
+                <w:b w:val="0"/>
+                <w:bCs w:val="0"/>
                 <w:noProof/>
                 <w:webHidden/>
-              </w:rPr>
-              <w:t>27</w:t>
-            </w:r>
-            <w:r>
-              <w:rPr>
+                <w:sz w:val="28"/>
+                <w:szCs w:val="28"/>
+              </w:rPr>
+              <w:t>26</w:t>
+            </w:r>
+            <w:r>
+              <w:rPr>
+                <w:rFonts w:ascii="Times New Roman"/>
+                <w:b w:val="0"/>
+                <w:bCs w:val="0"/>
                 <w:noProof/>
                 <w:webHidden/>
+                <w:sz w:val="28"/>
+                <w:szCs w:val="28"/>
               </w:rPr>
               <w:fldChar w:fldCharType="end"/>
             </w:r>
@@ -2871,96 +2490,112 @@
             <w:tabs>
               <w:tab w:val="right" w:leader="dot" w:pos="9345"/>
             </w:tabs>
+            <w:spacing w:before="0"/>
             <w:rPr>
-              <w:rFonts w:eastAsiaTheme="minorEastAsia" w:hAnsiTheme="minorHAnsi" w:cstheme="minorBidi"/>
+              <w:rFonts w:ascii="Times New Roman" w:eastAsiaTheme="minorEastAsia"/>
               <w:b w:val="0"/>
               <w:bCs w:val="0"/>
               <w:noProof/>
               <w:kern w:val="2"/>
-              <w:sz w:val="24"/>
-              <w:szCs w:val="24"/>
+              <w:sz w:val="28"/>
+              <w:szCs w:val="28"/>
               <w:lang w:val="ru-RU"/>
               <w14:ligatures w14:val="standardContextual"/>
             </w:rPr>
           </w:pPr>
-          <w:hyperlink w:anchor="_Toc232094669" w:history="1">
+          <w:hyperlink w:anchor="_Toc232671760" w:history="1">
             <w:r>
               <w:rPr>
                 <w:rStyle w:val="a8"/>
-                <w:rFonts w:eastAsia="Times New Roman"/>
+                <w:rFonts w:ascii="Times New Roman" w:eastAsia="Times New Roman"/>
+                <w:b w:val="0"/>
+                <w:bCs w:val="0"/>
                 <w:noProof/>
-              </w:rPr>
-              <w:t xml:space="preserve">2.7 </w:t>
-            </w:r>
-            <w:r>
-              <w:rPr>
-                <w:rStyle w:val="a8"/>
-                <w:rFonts w:eastAsia="Times New Roman"/>
-                <w:noProof/>
-              </w:rPr>
-              <w:t>Пользовательский</w:t>
-            </w:r>
-            <w:r>
-              <w:rPr>
-                <w:rStyle w:val="a8"/>
-                <w:rFonts w:eastAsia="Times New Roman"/>
-                <w:noProof/>
-              </w:rPr>
-              <w:t xml:space="preserve"> </w:t>
-            </w:r>
-            <w:r>
-              <w:rPr>
-                <w:rStyle w:val="a8"/>
-                <w:rFonts w:eastAsia="Times New Roman"/>
-                <w:noProof/>
-              </w:rPr>
-              <w:t>интерфейс</w:t>
-            </w:r>
-            <w:r>
-              <w:rPr>
+                <w:sz w:val="28"/>
+                <w:szCs w:val="28"/>
+              </w:rPr>
+              <w:t>2.7 Пользовательский интерфейс</w:t>
+            </w:r>
+            <w:r>
+              <w:rPr>
+                <w:rFonts w:ascii="Times New Roman"/>
+                <w:b w:val="0"/>
+                <w:bCs w:val="0"/>
                 <w:noProof/>
                 <w:webHidden/>
+                <w:sz w:val="28"/>
+                <w:szCs w:val="28"/>
               </w:rPr>
               <w:tab/>
             </w:r>
             <w:r>
               <w:rPr>
+                <w:rFonts w:ascii="Times New Roman"/>
+                <w:b w:val="0"/>
+                <w:bCs w:val="0"/>
                 <w:noProof/>
                 <w:webHidden/>
+                <w:sz w:val="28"/>
+                <w:szCs w:val="28"/>
               </w:rPr>
               <w:fldChar w:fldCharType="begin"/>
             </w:r>
             <w:r>
               <w:rPr>
+                <w:rFonts w:ascii="Times New Roman"/>
+                <w:b w:val="0"/>
+                <w:bCs w:val="0"/>
                 <w:noProof/>
                 <w:webHidden/>
-              </w:rPr>
-              <w:instrText xml:space="preserve"> PAGEREF _Toc232094669 \h </w:instrText>
-            </w:r>
-            <w:r>
-              <w:rPr>
+                <w:sz w:val="28"/>
+                <w:szCs w:val="28"/>
+              </w:rPr>
+              <w:instrText xml:space="preserve"> PAGEREF _Toc232671760 \h </w:instrText>
+            </w:r>
+            <w:r>
+              <w:rPr>
+                <w:rFonts w:ascii="Times New Roman"/>
+                <w:b w:val="0"/>
+                <w:bCs w:val="0"/>
                 <w:noProof/>
                 <w:webHidden/>
-              </w:rPr>
-            </w:r>
-            <w:r>
-              <w:rPr>
+                <w:sz w:val="28"/>
+                <w:szCs w:val="28"/>
+              </w:rPr>
+            </w:r>
+            <w:r>
+              <w:rPr>
+                <w:rFonts w:ascii="Times New Roman"/>
+                <w:b w:val="0"/>
+                <w:bCs w:val="0"/>
                 <w:noProof/>
                 <w:webHidden/>
+                <w:sz w:val="28"/>
+                <w:szCs w:val="28"/>
               </w:rPr>
               <w:fldChar w:fldCharType="separate"/>
             </w:r>
             <w:r>
               <w:rPr>
+                <w:rFonts w:ascii="Times New Roman"/>
+                <w:b w:val="0"/>
+                <w:bCs w:val="0"/>
                 <w:noProof/>
                 <w:webHidden/>
+                <w:sz w:val="28"/>
+                <w:szCs w:val="28"/>
               </w:rPr>
               <w:t>29</w:t>
             </w:r>
             <w:r>
               <w:rPr>
+                <w:rFonts w:ascii="Times New Roman"/>
+                <w:b w:val="0"/>
+                <w:bCs w:val="0"/>
                 <w:noProof/>
                 <w:webHidden/>
+                <w:sz w:val="28"/>
+                <w:szCs w:val="28"/>
               </w:rPr>
               <w:fldChar w:fldCharType="end"/>
             </w:r>
@@ -2972,71 +2607,130 @@
             <w:tabs>
               <w:tab w:val="right" w:leader="dot" w:pos="9345"/>
             </w:tabs>
+            <w:spacing w:before="0"/>
             <w:rPr>
-              <w:rFonts w:eastAsiaTheme="minorEastAsia" w:hAnsiTheme="minorHAnsi" w:cstheme="minorBidi"/>
+              <w:rFonts w:ascii="Times New Roman" w:eastAsiaTheme="minorEastAsia"/>
               <w:b w:val="0"/>
               <w:bCs w:val="0"/>
               <w:i w:val="0"/>
               <w:iCs w:val="0"/>
               <w:noProof/>
               <w:kern w:val="2"/>
+              <w:sz w:val="28"/>
+              <w:szCs w:val="28"/>
               <w:lang w:val="ru-RU"/>
               <w14:ligatures w14:val="standardContextual"/>
             </w:rPr>
           </w:pPr>
-          <w:hyperlink w:anchor="_Toc232094670" w:history="1">
+          <w:hyperlink w:anchor="_Toc232671761" w:history="1">
             <w:r>
               <w:rPr>
                 <w:rStyle w:val="a8"/>
+                <w:rFonts w:ascii="Times New Roman"/>
+                <w:b w:val="0"/>
+                <w:bCs w:val="0"/>
+                <w:i w:val="0"/>
+                <w:iCs w:val="0"/>
                 <w:noProof/>
+                <w:sz w:val="28"/>
+                <w:szCs w:val="28"/>
               </w:rPr>
               <w:t>ЗАКЛЮЧЕНИЕ</w:t>
             </w:r>
             <w:r>
               <w:rPr>
+                <w:rFonts w:ascii="Times New Roman"/>
+                <w:b w:val="0"/>
+                <w:bCs w:val="0"/>
+                <w:i w:val="0"/>
+                <w:iCs w:val="0"/>
                 <w:noProof/>
                 <w:webHidden/>
+                <w:sz w:val="28"/>
+                <w:szCs w:val="28"/>
               </w:rPr>
               <w:tab/>
             </w:r>
             <w:r>
               <w:rPr>
+                <w:rFonts w:ascii="Times New Roman"/>
+                <w:b w:val="0"/>
+                <w:bCs w:val="0"/>
+                <w:i w:val="0"/>
+                <w:iCs w:val="0"/>
                 <w:noProof/>
                 <w:webHidden/>
+                <w:sz w:val="28"/>
+                <w:szCs w:val="28"/>
               </w:rPr>
               <w:fldChar w:fldCharType="begin"/>
             </w:r>
             <w:r>
               <w:rPr>
+                <w:rFonts w:ascii="Times New Roman"/>
+                <w:b w:val="0"/>
+                <w:bCs w:val="0"/>
+                <w:i w:val="0"/>
+                <w:iCs w:val="0"/>
                 <w:noProof/>
                 <w:webHidden/>
-              </w:rPr>
-              <w:instrText xml:space="preserve"> PAGEREF _Toc232094670 \h </w:instrText>
-            </w:r>
-            <w:r>
-              <w:rPr>
+                <w:sz w:val="28"/>
+                <w:szCs w:val="28"/>
+              </w:rPr>
+              <w:instrText xml:space="preserve"> PAGEREF _Toc232671761 \h </w:instrText>
+            </w:r>
+            <w:r>
+              <w:rPr>
+                <w:rFonts w:ascii="Times New Roman"/>
+                <w:b w:val="0"/>
+                <w:bCs w:val="0"/>
+                <w:i w:val="0"/>
+                <w:iCs w:val="0"/>
                 <w:noProof/>
                 <w:webHidden/>
-              </w:rPr>
-            </w:r>
-            <w:r>
-              <w:rPr>
+                <w:sz w:val="28"/>
+                <w:szCs w:val="28"/>
+              </w:rPr>
+            </w:r>
+            <w:r>
+              <w:rPr>
+                <w:rFonts w:ascii="Times New Roman"/>
+                <w:b w:val="0"/>
+                <w:bCs w:val="0"/>
+                <w:i w:val="0"/>
+                <w:iCs w:val="0"/>
                 <w:noProof/>
                 <w:webHidden/>
+                <w:sz w:val="28"/>
+                <w:szCs w:val="28"/>
               </w:rPr>
               <w:fldChar w:fldCharType="separate"/>
             </w:r>
             <w:r>
               <w:rPr>
+                <w:rFonts w:ascii="Times New Roman"/>
+                <w:b w:val="0"/>
+                <w:bCs w:val="0"/>
+                <w:i w:val="0"/>
+                <w:iCs w:val="0"/>
                 <w:noProof/>
                 <w:webHidden/>
-              </w:rPr>
-              <w:t>36</w:t>
-            </w:r>
-            <w:r>
-              <w:rPr>
+                <w:sz w:val="28"/>
+                <w:szCs w:val="28"/>
+              </w:rPr>
+              <w:t>35</w:t>
+            </w:r>
+            <w:r>
+              <w:rPr>
+                <w:rFonts w:ascii="Times New Roman"/>
+                <w:b w:val="0"/>
+                <w:bCs w:val="0"/>
+                <w:i w:val="0"/>
+                <w:iCs w:val="0"/>
                 <w:noProof/>
                 <w:webHidden/>
+                <w:sz w:val="28"/>
+                <w:szCs w:val="28"/>
               </w:rPr>
               <w:fldChar w:fldCharType="end"/>
             </w:r>
@@ -3048,99 +2742,130 @@
             <w:tabs>
               <w:tab w:val="right" w:leader="dot" w:pos="9345"/>
             </w:tabs>
+            <w:spacing w:before="0"/>
             <w:rPr>
-              <w:rFonts w:eastAsiaTheme="minorEastAsia" w:hAnsiTheme="minorHAnsi" w:cstheme="minorBidi"/>
+              <w:rFonts w:ascii="Times New Roman" w:eastAsiaTheme="minorEastAsia"/>
               <w:b w:val="0"/>
               <w:bCs w:val="0"/>
               <w:i w:val="0"/>
               <w:iCs w:val="0"/>
               <w:noProof/>
               <w:kern w:val="2"/>
+              <w:sz w:val="28"/>
+              <w:szCs w:val="28"/>
               <w:lang w:val="ru-RU"/>
               <w14:ligatures w14:val="standardContextual"/>
             </w:rPr>
           </w:pPr>
-          <w:hyperlink w:anchor="_Toc232094671" w:history="1">
+          <w:hyperlink w:anchor="_Toc232671762" w:history="1">
             <w:r>
               <w:rPr>
                 <w:rStyle w:val="a8"/>
+                <w:rFonts w:ascii="Times New Roman"/>
+                <w:b w:val="0"/>
+                <w:bCs w:val="0"/>
+                <w:i w:val="0"/>
+                <w:iCs w:val="0"/>
                 <w:noProof/>
-              </w:rPr>
-              <w:t>СПИСОК</w:t>
-            </w:r>
-            <w:r>
-              <w:rPr>
-                <w:rStyle w:val="a8"/>
-                <w:noProof/>
-              </w:rPr>
-              <w:t xml:space="preserve"> </w:t>
-            </w:r>
-            <w:r>
-              <w:rPr>
-                <w:rStyle w:val="a8"/>
-                <w:noProof/>
-              </w:rPr>
-              <w:t>ИСПОЛЬЗУЕМОЙ</w:t>
-            </w:r>
-            <w:r>
-              <w:rPr>
-                <w:rStyle w:val="a8"/>
-                <w:noProof/>
-              </w:rPr>
-              <w:t xml:space="preserve"> </w:t>
-            </w:r>
-            <w:r>
-              <w:rPr>
-                <w:rStyle w:val="a8"/>
-                <w:noProof/>
-              </w:rPr>
-              <w:t>ЛИТЕРАТУРЫ</w:t>
-            </w:r>
-            <w:r>
-              <w:rPr>
+                <w:sz w:val="28"/>
+                <w:szCs w:val="28"/>
+              </w:rPr>
+              <w:t>СПИСОК ИСПОЛЬЗУЕМОЙ ЛИТЕРАТУРЫ</w:t>
+            </w:r>
+            <w:r>
+              <w:rPr>
+                <w:rFonts w:ascii="Times New Roman"/>
+                <w:b w:val="0"/>
+                <w:bCs w:val="0"/>
+                <w:i w:val="0"/>
+                <w:iCs w:val="0"/>
                 <w:noProof/>
                 <w:webHidden/>
+                <w:sz w:val="28"/>
+                <w:szCs w:val="28"/>
               </w:rPr>
               <w:tab/>
             </w:r>
             <w:r>
               <w:rPr>
+                <w:rFonts w:ascii="Times New Roman"/>
+                <w:b w:val="0"/>
+                <w:bCs w:val="0"/>
+                <w:i w:val="0"/>
+                <w:iCs w:val="0"/>
                 <w:noProof/>
                 <w:webHidden/>
+                <w:sz w:val="28"/>
+                <w:szCs w:val="28"/>
               </w:rPr>
               <w:fldChar w:fldCharType="begin"/>
             </w:r>
             <w:r>
               <w:rPr>
+                <w:rFonts w:ascii="Times New Roman"/>
+                <w:b w:val="0"/>
+                <w:bCs w:val="0"/>
+                <w:i w:val="0"/>
+                <w:iCs w:val="0"/>
                 <w:noProof/>
                 <w:webHidden/>
-              </w:rPr>
-              <w:instrText xml:space="preserve"> PAGEREF _Toc232094671 \h </w:instrText>
-            </w:r>
-            <w:r>
-              <w:rPr>
+                <w:sz w:val="28"/>
+                <w:szCs w:val="28"/>
+              </w:rPr>
+              <w:instrText xml:space="preserve"> PAGEREF _Toc232671762 \h </w:instrText>
+            </w:r>
+            <w:r>
+              <w:rPr>
+                <w:rFonts w:ascii="Times New Roman"/>
+                <w:b w:val="0"/>
+                <w:bCs w:val="0"/>
+                <w:i w:val="0"/>
+                <w:iCs w:val="0"/>
                 <w:noProof/>
                 <w:webHidden/>
-              </w:rPr>
-            </w:r>
-            <w:r>
-              <w:rPr>
+                <w:sz w:val="28"/>
+                <w:szCs w:val="28"/>
+              </w:rPr>
+            </w:r>
+            <w:r>
+              <w:rPr>
+                <w:rFonts w:ascii="Times New Roman"/>
+                <w:b w:val="0"/>
+                <w:bCs w:val="0"/>
+                <w:i w:val="0"/>
+                <w:iCs w:val="0"/>
                 <w:noProof/>
                 <w:webHidden/>
+                <w:sz w:val="28"/>
+                <w:szCs w:val="28"/>
               </w:rPr>
               <w:fldChar w:fldCharType="separate"/>
             </w:r>
             <w:r>
               <w:rPr>
+                <w:rFonts w:ascii="Times New Roman"/>
+                <w:b w:val="0"/>
+                <w:bCs w:val="0"/>
+                <w:i w:val="0"/>
+                <w:iCs w:val="0"/>
                 <w:noProof/>
                 <w:webHidden/>
-              </w:rPr>
-              <w:t>37</w:t>
-            </w:r>
-            <w:r>
-              <w:rPr>
+                <w:sz w:val="28"/>
+                <w:szCs w:val="28"/>
+              </w:rPr>
+              <w:t>36</w:t>
+            </w:r>
+            <w:r>
+              <w:rPr>
+                <w:rFonts w:ascii="Times New Roman"/>
+                <w:b w:val="0"/>
+                <w:bCs w:val="0"/>
+                <w:i w:val="0"/>
+                <w:iCs w:val="0"/>
                 <w:noProof/>
                 <w:webHidden/>
+                <w:sz w:val="28"/>
+                <w:szCs w:val="28"/>
               </w:rPr>
               <w:fldChar w:fldCharType="end"/>
             </w:r>
@@ -3150,8 +2875,6 @@
           <w:pPr>
             <w:jc w:val="both"/>
             <w:rPr>
-              <w:b/>
-              <w:bCs/>
               <w:sz w:val="28"/>
               <w:szCs w:val="28"/>
             </w:rPr>
@@ -3172,20 +2895,101 @@
         <w:spacing w:before="0" w:after="0"/>
         <w:rPr>
           <w:rFonts w:eastAsia="Times New Roman"/>
-          <w:szCs w:val="28"/>
-        </w:rPr>
-      </w:pPr>
+          <w:bCs w:val="0"/>
+          <w:szCs w:val="28"/>
+        </w:rPr>
+      </w:pPr>
+      <w:r>
+        <w:rPr>
+          <w:noProof/>
+        </w:rPr>
+        <mc:AlternateContent>
+          <mc:Choice Requires="wps">
+            <w:drawing>
+              <wp:anchor distT="0" distB="0" distL="114300" distR="114300" simplePos="0" relativeHeight="251661312" behindDoc="0" locked="0" layoutInCell="1" allowOverlap="1" wp14:anchorId="57528AA4" wp14:editId="16E1574E">
+                <wp:simplePos x="0" y="0"/>
+                <wp:positionH relativeFrom="margin">
+                  <wp:align>center</wp:align>
+                </wp:positionH>
+                <wp:positionV relativeFrom="paragraph">
+                  <wp:posOffset>4304581</wp:posOffset>
+                </wp:positionV>
+                <wp:extent cx="785004" cy="439947"/>
+                <wp:effectExtent l="0" t="0" r="15240" b="17780"/>
+                <wp:wrapNone/>
+                <wp:docPr id="2119900788" name="Прямоугольник 1"/>
+                <wp:cNvGraphicFramePr/>
+                <a:graphic xmlns:a="http://schemas.openxmlformats.org/drawingml/2006/main">
+                  <a:graphicData uri="http://schemas.microsoft.com/office/word/2010/wordprocessingShape">
+                    <wps:wsp>
+                      <wps:cNvSpPr/>
+                      <wps:spPr>
+                        <a:xfrm>
+                          <a:off x="0" y="0"/>
+                          <a:ext cx="785004" cy="439947"/>
+                        </a:xfrm>
+                        <a:prstGeom prst="rect">
+                          <a:avLst/>
+                        </a:prstGeom>
+                        <a:solidFill>
+                          <a:schemeClr val="bg1"/>
+                        </a:solidFill>
+                        <a:ln>
+                          <a:solidFill>
+                            <a:schemeClr val="bg1"/>
+                          </a:solidFill>
+                        </a:ln>
+                      </wps:spPr>
+                      <wps:style>
+                        <a:lnRef idx="2">
+                          <a:schemeClr val="accent1">
+                            <a:shade val="15000"/>
+                          </a:schemeClr>
+                        </a:lnRef>
+                        <a:fillRef idx="1">
+                          <a:schemeClr val="accent1"/>
+                        </a:fillRef>
+                        <a:effectRef idx="0">
+                          <a:schemeClr val="accent1"/>
+                        </a:effectRef>
+                        <a:fontRef idx="minor">
+                          <a:schemeClr val="lt1"/>
+                        </a:fontRef>
+                      </wps:style>
+                      <wps:bodyPr rot="0" spcFirstLastPara="0" vertOverflow="overflow" horzOverflow="overflow" vert="horz" wrap="square" lIns="91440" tIns="45720" rIns="91440" bIns="45720" numCol="1" spcCol="0" rtlCol="0" fromWordArt="0" anchor="ctr" anchorCtr="0" forceAA="0" compatLnSpc="1">
+                        <a:prstTxWarp prst="textNoShape">
+                          <a:avLst/>
+                        </a:prstTxWarp>
+                        <a:noAutofit/>
+                      </wps:bodyPr>
+                    </wps:wsp>
+                  </a:graphicData>
+                </a:graphic>
+              </wp:anchor>
+            </w:drawing>
+          </mc:Choice>
+          <mc:Fallback>
+            <w:pict>
+              <v:rect w14:anchorId="1EA96086" id="Прямоугольник 1" o:spid="_x0000_s1026" style="position:absolute;margin-left:0;margin-top:338.95pt;width:61.8pt;height:34.65pt;z-index:251661312;visibility:visible;mso-wrap-style:square;mso-wrap-distance-left:9pt;mso-wrap-distance-top:0;mso-wrap-distance-right:9pt;mso-wrap-distance-bottom:0;mso-position-horizontal:center;mso-position-horizontal-relative:margin;mso-position-vertical:absolute;mso-position-vertical-relative:text;v-text-anchor:middle" o:gfxdata="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" fillcolor="white [3212]" strokecolor="white [3212]" strokeweight="1.5pt">
+                <w10:wrap anchorx="margin"/>
+              </v:rect>
+            </w:pict>
+          </mc:Fallback>
+        </mc:AlternateContent>
+      </w:r>
       <w:r>
         <w:rPr>
           <w:rFonts w:eastAsia="Times New Roman"/>
+          <w:bCs w:val="0"/>
           <w:szCs w:val="28"/>
         </w:rPr>
         <w:br w:type="page"/>
       </w:r>
-      <w:bookmarkStart w:id="0" w:name="_Toc232094653"/>
+      <w:bookmarkStart w:id="0" w:name="_Toc232671744"/>
       <w:r>
         <w:rPr>
           <w:rFonts w:eastAsia="Times New Roman"/>
+          <w:bCs w:val="0"/>
           <w:szCs w:val="28"/>
         </w:rPr>
         <w:lastRenderedPageBreak/>
@@ -3226,7 +3030,7 @@
           <w:sz w:val="28"/>
           <w:szCs w:val="28"/>
         </w:rPr>
-        <w:t xml:space="preserve"> продажей, </w:t>
+        <w:t xml:space="preserve"> продажей, комплексным сопровождением</w:t>
       </w:r>
       <w:r>
         <w:rPr>
@@ -3234,23 +3038,7 @@
           <w:sz w:val="28"/>
           <w:szCs w:val="28"/>
         </w:rPr>
-        <w:t>комплексным сопровождением</w:t>
-      </w:r>
-      <w:r>
-        <w:rPr>
-          <w:rFonts w:eastAsia="Times New Roman"/>
-          <w:sz w:val="28"/>
-          <w:szCs w:val="28"/>
-        </w:rPr>
-        <w:t xml:space="preserve"> </w:t>
-      </w:r>
-      <w:r>
-        <w:rPr>
-          <w:rFonts w:eastAsia="Times New Roman"/>
-          <w:sz w:val="28"/>
-          <w:szCs w:val="28"/>
-        </w:rPr>
-        <w:t>программных продуктов «1</w:t>
+        <w:t xml:space="preserve"> программных продуктов «1</w:t>
       </w:r>
       <w:proofErr w:type="gramStart"/>
       <w:r>
@@ -3462,7 +3250,6 @@
         <w:jc w:val="both"/>
         <w:rPr>
           <w:rFonts w:eastAsia="Times New Roman"/>
-          <w:bCs/>
           <w:kern w:val="36"/>
           <w:sz w:val="28"/>
           <w:szCs w:val="28"/>
@@ -3477,13 +3264,15 @@
         <w:jc w:val="both"/>
         <w:rPr>
           <w:rFonts w:eastAsia="Times New Roman"/>
-          <w:szCs w:val="28"/>
-        </w:rPr>
-      </w:pPr>
-      <w:bookmarkStart w:id="1" w:name="_Toc232094654"/>
+          <w:bCs w:val="0"/>
+          <w:szCs w:val="28"/>
+        </w:rPr>
+      </w:pPr>
+      <w:bookmarkStart w:id="1" w:name="_Toc232671745"/>
       <w:r>
         <w:rPr>
           <w:rFonts w:eastAsia="Times New Roman"/>
+          <w:bCs w:val="0"/>
           <w:szCs w:val="28"/>
         </w:rPr>
         <w:t>1 Аналитическая часть</w:t>
@@ -3507,13 +3296,15 @@
         <w:jc w:val="both"/>
         <w:rPr>
           <w:rFonts w:eastAsia="Times New Roman"/>
-          <w:szCs w:val="28"/>
-        </w:rPr>
-      </w:pPr>
-      <w:bookmarkStart w:id="2" w:name="_Toc232094655"/>
+          <w:bCs w:val="0"/>
+          <w:szCs w:val="28"/>
+        </w:rPr>
+      </w:pPr>
+      <w:bookmarkStart w:id="2" w:name="_Toc232671746"/>
       <w:r>
         <w:rPr>
           <w:rFonts w:eastAsia="Times New Roman"/>
+          <w:bCs w:val="0"/>
           <w:szCs w:val="28"/>
         </w:rPr>
         <w:t>1.1 Технико-экономическая характеристика предметной области</w:t>
@@ -3641,35 +3432,14 @@
           <w:sz w:val="28"/>
           <w:szCs w:val="28"/>
         </w:rPr>
-        <w:t>комплексным сопровождением</w:t>
-      </w:r>
-      <w:r>
-        <w:rPr>
-          <w:sz w:val="28"/>
-          <w:szCs w:val="28"/>
-        </w:rPr>
-        <w:t xml:space="preserve"> </w:t>
-      </w:r>
-      <w:r>
-        <w:rPr>
-          <w:sz w:val="28"/>
-          <w:szCs w:val="28"/>
-        </w:rPr>
-        <w:t>программных продуктов</w:t>
-      </w:r>
-      <w:r>
-        <w:rPr>
-          <w:sz w:val="28"/>
-          <w:szCs w:val="28"/>
-        </w:rPr>
-        <w:t xml:space="preserve"> </w:t>
-      </w:r>
-      <w:r>
-        <w:rPr>
-          <w:sz w:val="28"/>
-          <w:szCs w:val="28"/>
-        </w:rPr>
-        <w:t>на платформе «1</w:t>
+        <w:t>комплексным сопровождением программных продуктов</w:t>
+      </w:r>
+      <w:r>
+        <w:rPr>
+          <w:sz w:val="28"/>
+          <w:szCs w:val="28"/>
+        </w:rPr>
+        <w:t xml:space="preserve"> на платформе «1</w:t>
       </w:r>
       <w:proofErr w:type="gramStart"/>
       <w:r>
@@ -4337,14 +4107,7 @@
           <w:sz w:val="28"/>
           <w:szCs w:val="28"/>
         </w:rPr>
-        <w:t xml:space="preserve"> автоматизация</w:t>
-      </w:r>
-      <w:r>
-        <w:rPr>
-          <w:sz w:val="28"/>
-          <w:szCs w:val="28"/>
-        </w:rPr>
-        <w:t xml:space="preserve"> </w:t>
+        <w:t xml:space="preserve"> автоматизация </w:t>
       </w:r>
       <w:r>
         <w:rPr>
@@ -4605,13 +4368,15 @@
         <w:jc w:val="both"/>
         <w:rPr>
           <w:rFonts w:eastAsia="Times New Roman"/>
-          <w:szCs w:val="28"/>
-        </w:rPr>
-      </w:pPr>
-      <w:bookmarkStart w:id="3" w:name="_Toc232094656"/>
+          <w:bCs w:val="0"/>
+          <w:szCs w:val="28"/>
+        </w:rPr>
+      </w:pPr>
+      <w:bookmarkStart w:id="3" w:name="_Toc232671747"/>
       <w:r>
         <w:rPr>
           <w:rFonts w:eastAsia="Times New Roman"/>
+          <w:bCs w:val="0"/>
           <w:szCs w:val="28"/>
         </w:rPr>
         <w:t>1.2 Постановка задачи</w:t>
@@ -4742,6 +4507,7 @@
         <w:rPr>
           <w:sz w:val="28"/>
           <w:szCs w:val="28"/>
+          <w:lang w:val="en-US"/>
         </w:rPr>
       </w:pPr>
       <w:r>
@@ -4751,6 +4517,30 @@
         </w:rPr>
         <w:t>Стек программного обеспечения выбран такой: клиентская часть - библиотека React со сборщиком Vite; серверная часть - среда выполнения Node.js с веб-фреймворком Express; СУБД - встраиваемая реляционная SQLite [11], [12], [13], [14], [15].</w:t>
       </w:r>
+    </w:p>
+    <w:p>
+      <w:pPr>
+        <w:pStyle w:val="a3"/>
+        <w:spacing w:after="0"/>
+        <w:jc w:val="both"/>
+        <w:rPr>
+          <w:sz w:val="28"/>
+          <w:szCs w:val="28"/>
+          <w:lang w:val="en-US"/>
+        </w:rPr>
+      </w:pPr>
+    </w:p>
+    <w:p>
+      <w:pPr>
+        <w:pStyle w:val="a3"/>
+        <w:spacing w:after="0"/>
+        <w:jc w:val="both"/>
+        <w:rPr>
+          <w:sz w:val="28"/>
+          <w:szCs w:val="28"/>
+          <w:lang w:val="en-US"/>
+        </w:rPr>
+      </w:pPr>
     </w:p>
     <w:p>
       <w:pPr>
@@ -4760,13 +4550,15 @@
         <w:jc w:val="both"/>
         <w:rPr>
           <w:rFonts w:eastAsia="Times New Roman"/>
-          <w:szCs w:val="28"/>
-        </w:rPr>
-      </w:pPr>
-      <w:bookmarkStart w:id="4" w:name="_Toc232094657"/>
+          <w:bCs w:val="0"/>
+          <w:szCs w:val="28"/>
+        </w:rPr>
+      </w:pPr>
+      <w:bookmarkStart w:id="4" w:name="_Toc232671748"/>
       <w:r>
         <w:rPr>
           <w:rFonts w:eastAsia="Times New Roman"/>
+          <w:bCs w:val="0"/>
           <w:szCs w:val="28"/>
         </w:rPr>
         <w:t>1.3 Обоснование проектных решений по видам обеспечения</w:t>
@@ -4790,12 +4582,14 @@
         <w:jc w:val="both"/>
         <w:rPr>
           <w:rFonts w:eastAsia="Times New Roman"/>
-        </w:rPr>
-      </w:pPr>
-      <w:bookmarkStart w:id="5" w:name="_Toc232094658"/>
+          <w:bCs w:val="0"/>
+        </w:rPr>
+      </w:pPr>
+      <w:bookmarkStart w:id="5" w:name="_Toc232671749"/>
       <w:r>
         <w:rPr>
           <w:rFonts w:eastAsia="Times New Roman"/>
+          <w:bCs w:val="0"/>
         </w:rPr>
         <w:t>1.3.1 Обоснование проектных решений по информационному обеспечению</w:t>
       </w:r>
@@ -4885,8 +4679,8 @@
       </w:tblPr>
       <w:tblGrid>
         <w:gridCol w:w="3293"/>
-        <w:gridCol w:w="1867"/>
-        <w:gridCol w:w="4179"/>
+        <w:gridCol w:w="1831"/>
+        <w:gridCol w:w="4215"/>
       </w:tblGrid>
       <w:tr>
         <w:trPr>
@@ -4915,21 +4709,16 @@
               <w:jc w:val="both"/>
               <w:rPr>
                 <w:rFonts w:eastAsia="Times New Roman"/>
-                <w:b/>
-                <w:bCs/>
-                <w:sz w:val="28"/>
-                <w:szCs w:val="28"/>
-              </w:rPr>
-            </w:pPr>
-            <w:r>
-              <w:rPr>
-                <w:rFonts w:eastAsia="Times New Roman"/>
-                <w:b/>
-                <w:bCs/>
-                <w:sz w:val="28"/>
-                <w:szCs w:val="28"/>
-              </w:rPr>
-              <w:lastRenderedPageBreak/>
+                <w:sz w:val="28"/>
+                <w:szCs w:val="28"/>
+              </w:rPr>
+            </w:pPr>
+            <w:r>
+              <w:rPr>
+                <w:rFonts w:eastAsia="Times New Roman"/>
+                <w:sz w:val="28"/>
+                <w:szCs w:val="28"/>
+              </w:rPr>
               <w:t>Экранная форма</w:t>
             </w:r>
           </w:p>
@@ -4957,17 +4746,13 @@
               <w:jc w:val="both"/>
               <w:rPr>
                 <w:rFonts w:eastAsia="Times New Roman"/>
-                <w:b/>
-                <w:bCs/>
-                <w:sz w:val="28"/>
-                <w:szCs w:val="28"/>
-              </w:rPr>
-            </w:pPr>
-            <w:r>
-              <w:rPr>
-                <w:rFonts w:eastAsia="Times New Roman"/>
-                <w:b/>
-                <w:bCs/>
+                <w:sz w:val="28"/>
+                <w:szCs w:val="28"/>
+              </w:rPr>
+            </w:pPr>
+            <w:r>
+              <w:rPr>
+                <w:rFonts w:eastAsia="Times New Roman"/>
                 <w:sz w:val="28"/>
                 <w:szCs w:val="28"/>
               </w:rPr>
@@ -4998,17 +4783,13 @@
               <w:jc w:val="both"/>
               <w:rPr>
                 <w:rFonts w:eastAsia="Times New Roman"/>
-                <w:b/>
-                <w:bCs/>
-                <w:sz w:val="28"/>
-                <w:szCs w:val="28"/>
-              </w:rPr>
-            </w:pPr>
-            <w:r>
-              <w:rPr>
-                <w:rFonts w:eastAsia="Times New Roman"/>
-                <w:b/>
-                <w:bCs/>
+                <w:sz w:val="28"/>
+                <w:szCs w:val="28"/>
+              </w:rPr>
+            </w:pPr>
+            <w:r>
+              <w:rPr>
+                <w:rFonts w:eastAsia="Times New Roman"/>
                 <w:sz w:val="28"/>
                 <w:szCs w:val="28"/>
               </w:rPr>
@@ -5853,15 +5634,8 @@
           <w:sz w:val="28"/>
           <w:szCs w:val="28"/>
         </w:rPr>
-        <w:t xml:space="preserve">Информационная база организована как интегрированная база данных с локальной организацией: все семь таблиц лежат в одном файле СУБД SQLite [15]. Этот способ выбран вместо совокупности локальных файлов, потому что </w:t>
-      </w:r>
-      <w:r>
-        <w:rPr>
-          <w:sz w:val="28"/>
-          <w:szCs w:val="28"/>
-        </w:rPr>
         <w:lastRenderedPageBreak/>
-        <w:t>дает централизованный контроль целостности связей между сущностями, исключает дублирование данных и упрощает резервное копирование - копируется один файл, что хорошо ложится на принятую на предприятии практику.</w:t>
+        <w:t>Информационная база организована как интегрированная база данных с локальной организацией: все семь таблиц лежат в одном файле СУБД SQLite [15]. Этот способ выбран вместо совокупности локальных файлов, потому что дает централизованный контроль целостности связей между сущностями, исключает дублирование данных и упрощает резервное копирование - копируется один файл, что хорошо ложится на принятую на предприятии практику.</w:t>
       </w:r>
     </w:p>
     <w:p>
@@ -5890,12 +5664,14 @@
         <w:jc w:val="both"/>
         <w:rPr>
           <w:rFonts w:eastAsia="Times New Roman"/>
-        </w:rPr>
-      </w:pPr>
-      <w:bookmarkStart w:id="6" w:name="_Toc232094659"/>
+          <w:bCs w:val="0"/>
+        </w:rPr>
+      </w:pPr>
+      <w:bookmarkStart w:id="6" w:name="_Toc232671750"/>
       <w:r>
         <w:rPr>
           <w:rFonts w:eastAsia="Times New Roman"/>
+          <w:bCs w:val="0"/>
         </w:rPr>
         <w:t>1.3.2 Обоснование проектных решений по технологическому обеспечению</w:t>
       </w:r>
@@ -5981,7 +5757,15 @@
           <w:sz w:val="28"/>
           <w:szCs w:val="28"/>
         </w:rPr>
-        <w:t>Достоверность и целостность информации контролируются на нескольких уровнях: обязательность и форматы полей проверяются на клиентской стороне; сервер валидирует данные повторно; СУБД добавляет декларативные ограничения - первичные и внешние ключи (контроль внешних ключей принудительно включается командой PRAGMA foreign_keys = ON), ограничения уникальности и проверки CHECK [7], [8], [15]. Удаление записей, на которые ссылаются связанные данные, запрещено на уровне базы (правило ON DELETE RESTRICT) и сопровождается понятным сообщением о причине отказа. Макет рассчитан на одно рабочее место менеджера, поэтому разграничение прав доступа и парольная защита в нем не реализуются - данные защищаются средствами операционной системы, принятым на предприятии разграничением доступа к серверу и резервным копированием файла базы.</w:t>
+        <w:t xml:space="preserve">Достоверность и целостность информации контролируются на нескольких уровнях: обязательность и форматы полей проверяются на клиентской стороне; сервер валидирует данные повторно; СУБД добавляет декларативные ограничения - первичные и внешние ключи (контроль внешних ключей принудительно включается командой PRAGMA foreign_keys = ON), ограничения уникальности и проверки CHECK [7], [8], [15]. Удаление записей, на которые ссылаются связанные данные, запрещено на уровне базы (правило ON DELETE RESTRICT) и сопровождается понятным сообщением о причине отказа. Макет рассчитан на одно рабочее место менеджера, поэтому разграничение прав доступа и парольная защита в нем не реализуются - данные защищаются средствами операционной системы, принятым на </w:t>
+      </w:r>
+      <w:r>
+        <w:rPr>
+          <w:sz w:val="28"/>
+          <w:szCs w:val="28"/>
+        </w:rPr>
+        <w:lastRenderedPageBreak/>
+        <w:t>предприятии разграничением доступа к серверу и резервным копированием файла базы.</w:t>
       </w:r>
     </w:p>
     <w:p>
@@ -5999,15 +5783,7 @@
           <w:sz w:val="28"/>
           <w:szCs w:val="28"/>
         </w:rPr>
-        <w:t xml:space="preserve">Выдача результатной информации построена на немедленном отображении актуальных данных: после каждого сохранения списки и сводки </w:t>
-      </w:r>
-      <w:r>
-        <w:rPr>
-          <w:sz w:val="28"/>
-          <w:szCs w:val="28"/>
-        </w:rPr>
-        <w:lastRenderedPageBreak/>
-        <w:t>запрашиваются с сервера заново, так что пользователь видит текущее состояние базы, а не устаревшую копию. Ошибки, с которыми он может столкнуться, обрабатываются по-разному: незаполненная форма (не выбран договор, не указана тема) - сообщение у соответствующего поля еще до отправки данных; нарушение целостности (попытка удалить клиента с договорами) - сообщение с указанием причины и связанной сущности; обрыв связи с сервером - экран состояния с предложением повторить запрос; пустая выборка (нет заявок за выбранный период) - поясняющее состояние «данных нет» вместо пустой таблицы.</w:t>
+        <w:t>Выдача результатной информации построена на немедленном отображении актуальных данных: после каждого сохранения списки и сводки запрашиваются с сервера заново, так что пользователь видит текущее состояние базы, а не устаревшую копию. Ошибки, с которыми он может столкнуться, обрабатываются по-разному: незаполненная форма (не выбран договор, не указана тема) - сообщение у соответствующего поля еще до отправки данных; нарушение целостности (попытка удалить клиента с договорами) - сообщение с указанием причины и связанной сущности; обрыв связи с сервером - экран состояния с предложением повторить запрос; пустая выборка (нет заявок за выбранный период) - поясняющее состояние «данных нет» вместо пустой таблицы.</w:t>
       </w:r>
     </w:p>
     <w:p>
@@ -6054,12 +5830,14 @@
         <w:jc w:val="both"/>
         <w:rPr>
           <w:rFonts w:eastAsia="Times New Roman"/>
-        </w:rPr>
-      </w:pPr>
-      <w:bookmarkStart w:id="7" w:name="_Toc232094660"/>
+          <w:bCs w:val="0"/>
+        </w:rPr>
+      </w:pPr>
+      <w:bookmarkStart w:id="7" w:name="_Toc232671751"/>
       <w:r>
         <w:rPr>
           <w:rFonts w:eastAsia="Times New Roman"/>
+          <w:bCs w:val="0"/>
         </w:rPr>
         <w:t>1.3.3 Обоснование проектных решений по программному обеспечению</w:t>
       </w:r>
@@ -6164,11 +5942,11 @@
         <w:tblLook w:val="04A0" w:firstRow="1" w:lastRow="0" w:firstColumn="1" w:lastColumn="0" w:noHBand="0" w:noVBand="1"/>
       </w:tblPr>
       <w:tblGrid>
-        <w:gridCol w:w="2655"/>
-        <w:gridCol w:w="1686"/>
-        <w:gridCol w:w="2167"/>
-        <w:gridCol w:w="1464"/>
-        <w:gridCol w:w="1367"/>
+        <w:gridCol w:w="2678"/>
+        <w:gridCol w:w="1701"/>
+        <w:gridCol w:w="2186"/>
+        <w:gridCol w:w="1396"/>
+        <w:gridCol w:w="1378"/>
       </w:tblGrid>
       <w:tr>
         <w:trPr>
@@ -6197,17 +5975,13 @@
               <w:jc w:val="both"/>
               <w:rPr>
                 <w:rFonts w:eastAsia="Times New Roman"/>
-                <w:b/>
-                <w:bCs/>
-                <w:sz w:val="28"/>
-                <w:szCs w:val="28"/>
-              </w:rPr>
-            </w:pPr>
-            <w:r>
-              <w:rPr>
-                <w:rFonts w:eastAsia="Times New Roman"/>
-                <w:b/>
-                <w:bCs/>
+                <w:sz w:val="28"/>
+                <w:szCs w:val="28"/>
+              </w:rPr>
+            </w:pPr>
+            <w:r>
+              <w:rPr>
+                <w:rFonts w:eastAsia="Times New Roman"/>
                 <w:sz w:val="28"/>
                 <w:szCs w:val="28"/>
               </w:rPr>
@@ -6238,8 +6012,6 @@
               <w:jc w:val="both"/>
               <w:rPr>
                 <w:rFonts w:eastAsia="Times New Roman"/>
-                <w:b/>
-                <w:bCs/>
                 <w:sz w:val="28"/>
                 <w:szCs w:val="28"/>
               </w:rPr>
@@ -6248,8 +6020,6 @@
             <w:r>
               <w:rPr>
                 <w:rFonts w:eastAsia="Times New Roman"/>
-                <w:b/>
-                <w:bCs/>
                 <w:sz w:val="28"/>
                 <w:szCs w:val="28"/>
               </w:rPr>
@@ -6281,17 +6051,13 @@
               <w:jc w:val="both"/>
               <w:rPr>
                 <w:rFonts w:eastAsia="Times New Roman"/>
-                <w:b/>
-                <w:bCs/>
-                <w:sz w:val="28"/>
-                <w:szCs w:val="28"/>
-              </w:rPr>
-            </w:pPr>
-            <w:r>
-              <w:rPr>
-                <w:rFonts w:eastAsia="Times New Roman"/>
-                <w:b/>
-                <w:bCs/>
+                <w:sz w:val="28"/>
+                <w:szCs w:val="28"/>
+              </w:rPr>
+            </w:pPr>
+            <w:r>
+              <w:rPr>
+                <w:rFonts w:eastAsia="Times New Roman"/>
                 <w:sz w:val="28"/>
                 <w:szCs w:val="28"/>
               </w:rPr>
@@ -6322,8 +6088,6 @@
               <w:jc w:val="both"/>
               <w:rPr>
                 <w:rFonts w:eastAsia="Times New Roman"/>
-                <w:b/>
-                <w:bCs/>
                 <w:sz w:val="28"/>
                 <w:szCs w:val="28"/>
               </w:rPr>
@@ -6332,8 +6096,6 @@
             <w:r>
               <w:rPr>
                 <w:rFonts w:eastAsia="Times New Roman"/>
-                <w:b/>
-                <w:bCs/>
                 <w:sz w:val="28"/>
                 <w:szCs w:val="28"/>
               </w:rPr>
@@ -6365,17 +6127,13 @@
               <w:jc w:val="both"/>
               <w:rPr>
                 <w:rFonts w:eastAsia="Times New Roman"/>
-                <w:b/>
-                <w:bCs/>
-                <w:sz w:val="28"/>
-                <w:szCs w:val="28"/>
-              </w:rPr>
-            </w:pPr>
-            <w:r>
-              <w:rPr>
-                <w:rFonts w:eastAsia="Times New Roman"/>
-                <w:b/>
-                <w:bCs/>
+                <w:sz w:val="28"/>
+                <w:szCs w:val="28"/>
+              </w:rPr>
+            </w:pPr>
+            <w:r>
+              <w:rPr>
+                <w:rFonts w:eastAsia="Times New Roman"/>
                 <w:sz w:val="28"/>
                 <w:szCs w:val="28"/>
               </w:rPr>
@@ -6975,6 +6733,7 @@
                 <w:sz w:val="28"/>
                 <w:szCs w:val="28"/>
               </w:rPr>
+              <w:lastRenderedPageBreak/>
               <w:t>Поддержка SQL, ключей, транзакций</w:t>
             </w:r>
           </w:p>
@@ -7160,7 +6919,6 @@
                 <w:sz w:val="28"/>
                 <w:szCs w:val="28"/>
               </w:rPr>
-              <w:lastRenderedPageBreak/>
               <w:t>Многопользовательская работа</w:t>
             </w:r>
           </w:p>
@@ -7510,6 +7268,7 @@
     <w:p>
       <w:pPr>
         <w:pStyle w:val="a3"/>
+        <w:spacing w:after="0"/>
         <w:jc w:val="both"/>
         <w:rPr>
           <w:sz w:val="28"/>
@@ -7626,17 +7385,13 @@
               <w:jc w:val="both"/>
               <w:rPr>
                 <w:rFonts w:eastAsia="Times New Roman"/>
-                <w:b/>
-                <w:bCs/>
-                <w:sz w:val="28"/>
-                <w:szCs w:val="28"/>
-              </w:rPr>
-            </w:pPr>
-            <w:r>
-              <w:rPr>
-                <w:rFonts w:eastAsia="Times New Roman"/>
-                <w:b/>
-                <w:bCs/>
+                <w:sz w:val="28"/>
+                <w:szCs w:val="28"/>
+              </w:rPr>
+            </w:pPr>
+            <w:r>
+              <w:rPr>
+                <w:rFonts w:eastAsia="Times New Roman"/>
                 <w:sz w:val="28"/>
                 <w:szCs w:val="28"/>
               </w:rPr>
@@ -7667,17 +7422,13 @@
               <w:jc w:val="both"/>
               <w:rPr>
                 <w:rFonts w:eastAsia="Times New Roman"/>
-                <w:b/>
-                <w:bCs/>
-                <w:sz w:val="28"/>
-                <w:szCs w:val="28"/>
-              </w:rPr>
-            </w:pPr>
-            <w:r>
-              <w:rPr>
-                <w:rFonts w:eastAsia="Times New Roman"/>
-                <w:b/>
-                <w:bCs/>
+                <w:sz w:val="28"/>
+                <w:szCs w:val="28"/>
+              </w:rPr>
+            </w:pPr>
+            <w:r>
+              <w:rPr>
+                <w:rFonts w:eastAsia="Times New Roman"/>
                 <w:sz w:val="28"/>
                 <w:szCs w:val="28"/>
               </w:rPr>
@@ -7708,17 +7459,13 @@
               <w:jc w:val="both"/>
               <w:rPr>
                 <w:rFonts w:eastAsia="Times New Roman"/>
-                <w:b/>
-                <w:bCs/>
-                <w:sz w:val="28"/>
-                <w:szCs w:val="28"/>
-              </w:rPr>
-            </w:pPr>
-            <w:r>
-              <w:rPr>
-                <w:rFonts w:eastAsia="Times New Roman"/>
-                <w:b/>
-                <w:bCs/>
+                <w:sz w:val="28"/>
+                <w:szCs w:val="28"/>
+              </w:rPr>
+            </w:pPr>
+            <w:r>
+              <w:rPr>
+                <w:rFonts w:eastAsia="Times New Roman"/>
                 <w:sz w:val="28"/>
                 <w:szCs w:val="28"/>
               </w:rPr>
@@ -7728,8 +7475,6 @@
             <w:r>
               <w:rPr>
                 <w:rFonts w:eastAsia="Times New Roman"/>
-                <w:b/>
-                <w:bCs/>
                 <w:sz w:val="28"/>
                 <w:szCs w:val="28"/>
               </w:rPr>
@@ -7739,8 +7484,6 @@
             <w:r>
               <w:rPr>
                 <w:rFonts w:eastAsia="Times New Roman"/>
-                <w:b/>
-                <w:bCs/>
                 <w:sz w:val="28"/>
                 <w:szCs w:val="28"/>
               </w:rPr>
@@ -7771,17 +7514,13 @@
               <w:jc w:val="both"/>
               <w:rPr>
                 <w:rFonts w:eastAsia="Times New Roman"/>
-                <w:b/>
-                <w:bCs/>
-                <w:sz w:val="28"/>
-                <w:szCs w:val="28"/>
-              </w:rPr>
-            </w:pPr>
-            <w:r>
-              <w:rPr>
-                <w:rFonts w:eastAsia="Times New Roman"/>
-                <w:b/>
-                <w:bCs/>
+                <w:sz w:val="28"/>
+                <w:szCs w:val="28"/>
+              </w:rPr>
+            </w:pPr>
+            <w:r>
+              <w:rPr>
+                <w:rFonts w:eastAsia="Times New Roman"/>
                 <w:sz w:val="28"/>
                 <w:szCs w:val="28"/>
               </w:rPr>
@@ -7791,8 +7530,6 @@
             <w:r>
               <w:rPr>
                 <w:rFonts w:eastAsia="Times New Roman"/>
-                <w:b/>
-                <w:bCs/>
                 <w:sz w:val="28"/>
                 <w:szCs w:val="28"/>
               </w:rPr>
@@ -7802,8 +7539,6 @@
             <w:r>
               <w:rPr>
                 <w:rFonts w:eastAsia="Times New Roman"/>
-                <w:b/>
-                <w:bCs/>
                 <w:sz w:val="28"/>
                 <w:szCs w:val="28"/>
               </w:rPr>
@@ -8585,33 +8320,23 @@
           <w:sz w:val="28"/>
           <w:szCs w:val="28"/>
         </w:rPr>
-        <w:t>Выбрана связка Node.js + Express: один язык JavaScript на клиенте и сервере сокращает трудоемкость разработки и сопровождения, формат JSON для платформы родной, а минималистичный фреймворк Express позволяет поднять REST API без лишней инфраструктуры [11], [12], [14]. Сравнение клиентских фреймворков приведено в таблице 4.</w:t>
-      </w:r>
-    </w:p>
-    <w:p>
-      <w:pPr>
-        <w:rPr>
-          <w:sz w:val="28"/>
-          <w:szCs w:val="28"/>
-        </w:rPr>
-      </w:pPr>
+        <w:t xml:space="preserve">Выбрана связка Node.js + Express: один язык JavaScript на клиенте и сервере сокращает трудоемкость разработки и сопровождения, формат JSON </w:t>
+      </w:r>
       <w:r>
         <w:rPr>
           <w:sz w:val="28"/>
           <w:szCs w:val="28"/>
         </w:rPr>
         <w:lastRenderedPageBreak/>
-        <w:br w:type="page"/>
-      </w:r>
-    </w:p>
-    <w:p>
-      <w:pPr>
-        <w:pStyle w:val="table-caption"/>
-        <w:spacing w:before="0" w:after="0"/>
-        <w:jc w:val="both"/>
-        <w:rPr>
-          <w:sz w:val="28"/>
-          <w:szCs w:val="28"/>
+        <w:t>для платформы родной, а минималистичный фреймворк Express позволяет поднять REST API без лишней инфраструктуры [11], [12], [14]. Сравнение клиентских фреймворков приведено в таблице 4.</w:t>
+      </w:r>
+    </w:p>
+    <w:p>
+      <w:pPr>
+        <w:rPr>
+          <w:sz w:val="28"/>
+          <w:szCs w:val="28"/>
+          <w:lang w:val="en-US"/>
         </w:rPr>
       </w:pPr>
     </w:p>
@@ -8707,17 +8432,13 @@
               <w:jc w:val="both"/>
               <w:rPr>
                 <w:rFonts w:eastAsia="Times New Roman"/>
-                <w:b/>
-                <w:bCs/>
-                <w:sz w:val="28"/>
-                <w:szCs w:val="28"/>
-              </w:rPr>
-            </w:pPr>
-            <w:r>
-              <w:rPr>
-                <w:rFonts w:eastAsia="Times New Roman"/>
-                <w:b/>
-                <w:bCs/>
+                <w:sz w:val="28"/>
+                <w:szCs w:val="28"/>
+              </w:rPr>
+            </w:pPr>
+            <w:r>
+              <w:rPr>
+                <w:rFonts w:eastAsia="Times New Roman"/>
                 <w:sz w:val="28"/>
                 <w:szCs w:val="28"/>
               </w:rPr>
@@ -8748,8 +8469,6 @@
               <w:jc w:val="both"/>
               <w:rPr>
                 <w:rFonts w:eastAsia="Times New Roman"/>
-                <w:b/>
-                <w:bCs/>
                 <w:sz w:val="28"/>
                 <w:szCs w:val="28"/>
               </w:rPr>
@@ -8758,8 +8477,6 @@
             <w:r>
               <w:rPr>
                 <w:rFonts w:eastAsia="Times New Roman"/>
-                <w:b/>
-                <w:bCs/>
                 <w:sz w:val="28"/>
                 <w:szCs w:val="28"/>
               </w:rPr>
@@ -8791,8 +8508,6 @@
               <w:jc w:val="both"/>
               <w:rPr>
                 <w:rFonts w:eastAsia="Times New Roman"/>
-                <w:b/>
-                <w:bCs/>
                 <w:sz w:val="28"/>
                 <w:szCs w:val="28"/>
               </w:rPr>
@@ -8801,8 +8516,6 @@
             <w:r>
               <w:rPr>
                 <w:rFonts w:eastAsia="Times New Roman"/>
-                <w:b/>
-                <w:bCs/>
                 <w:sz w:val="28"/>
                 <w:szCs w:val="28"/>
               </w:rPr>
@@ -8834,8 +8547,6 @@
               <w:jc w:val="both"/>
               <w:rPr>
                 <w:rFonts w:eastAsia="Times New Roman"/>
-                <w:b/>
-                <w:bCs/>
                 <w:sz w:val="28"/>
                 <w:szCs w:val="28"/>
               </w:rPr>
@@ -8844,8 +8555,6 @@
             <w:r>
               <w:rPr>
                 <w:rFonts w:eastAsia="Times New Roman"/>
-                <w:b/>
-                <w:bCs/>
                 <w:sz w:val="28"/>
                 <w:szCs w:val="28"/>
               </w:rPr>
@@ -9655,6 +9364,7 @@
           <w:rFonts w:eastAsia="Times New Roman"/>
           <w:sz w:val="28"/>
           <w:szCs w:val="28"/>
+          <w:lang w:val="en-US"/>
         </w:rPr>
       </w:pPr>
     </w:p>
@@ -9664,6 +9374,7 @@
           <w:rFonts w:eastAsia="Times New Roman"/>
           <w:sz w:val="28"/>
           <w:szCs w:val="28"/>
+          <w:lang w:val="en-US"/>
         </w:rPr>
       </w:pPr>
     </w:p>
@@ -9675,12 +9386,14 @@
         <w:jc w:val="both"/>
         <w:rPr>
           <w:rFonts w:eastAsia="Times New Roman"/>
-        </w:rPr>
-      </w:pPr>
-      <w:bookmarkStart w:id="8" w:name="_Toc232094661"/>
+          <w:bCs w:val="0"/>
+        </w:rPr>
+      </w:pPr>
+      <w:bookmarkStart w:id="8" w:name="_Toc232671752"/>
       <w:r>
         <w:rPr>
           <w:rFonts w:eastAsia="Times New Roman"/>
+          <w:bCs w:val="0"/>
         </w:rPr>
         <w:t>1.3.4 Обоснование проектных решений по техническому обеспечению</w:t>
       </w:r>
@@ -9710,7 +9423,7 @@
           <w:sz w:val="28"/>
           <w:szCs w:val="28"/>
         </w:rPr>
-        <w:t xml:space="preserve">Капитальной реорганизации технической инфраструктуры внедрение не требует: имеющийся парк техники предприятия заведомо превосходит потребности приложения. Минимальные требования к рабочему месту - процессор уровня Intel Core i3, оперативная память 8 ГБ, твердотельный накопитель, монитор 1920×1080, Windows 10, современный браузер (Chrome, Edge) и установленная среда Node.js версии 24 и выше для запуска серверной </w:t>
+        <w:t xml:space="preserve">Капитальной реорганизации технической инфраструктуры внедрение не требует: имеющийся парк техники предприятия заведомо превосходит потребности приложения. Минимальные требования к рабочему месту - </w:t>
       </w:r>
       <w:r>
         <w:rPr>
@@ -9718,7 +9431,7 @@
           <w:szCs w:val="28"/>
         </w:rPr>
         <w:lastRenderedPageBreak/>
-        <w:t>части. Рабочие станции предприятия (Intel Core i7-4770, 32 ГБ оперативной памяти, SSD, два монитора 1920×1080) перекрывают эти требования с многократным запасом; два монитора к тому же удобны, чтобы держать перед глазами одновременно систему учета заявок и 1С-Коннект или Битрикс24.</w:t>
+        <w:t>процессор уровня Intel Core i3, оперативная память 8 ГБ, твердотельный накопитель, монитор 1920×1080, Windows 10, современный браузер (Chrome, Edge) и установленная среда Node.js версии 24 и выше для запуска серверной части. Рабочие станции предприятия (Intel Core i7-4770, 32 ГБ оперативной памяти, SSD, два монитора 1920×1080) перекрывают эти требования с многократным запасом; два монитора к тому же удобны, чтобы держать перед глазами одновременно систему учета заявок и 1С-Коннект или Битрикс24.</w:t>
       </w:r>
     </w:p>
     <w:p>
@@ -9765,7 +9478,6 @@
       <w:pPr>
         <w:rPr>
           <w:rFonts w:eastAsia="Times New Roman"/>
-          <w:bCs/>
           <w:kern w:val="36"/>
           <w:sz w:val="28"/>
           <w:szCs w:val="28"/>
@@ -9783,17 +9495,20 @@
     <w:p>
       <w:pPr>
         <w:pStyle w:val="1"/>
+        <w:spacing w:before="0" w:after="0"/>
         <w:ind w:firstLine="708"/>
         <w:jc w:val="left"/>
         <w:rPr>
           <w:rFonts w:eastAsia="Times New Roman"/>
-          <w:szCs w:val="28"/>
-        </w:rPr>
-      </w:pPr>
-      <w:bookmarkStart w:id="9" w:name="_Toc232094662"/>
+          <w:bCs w:val="0"/>
+          <w:szCs w:val="28"/>
+        </w:rPr>
+      </w:pPr>
+      <w:bookmarkStart w:id="9" w:name="_Toc232671753"/>
       <w:r>
         <w:rPr>
           <w:rFonts w:eastAsia="Times New Roman"/>
+          <w:bCs w:val="0"/>
           <w:szCs w:val="28"/>
         </w:rPr>
         <w:lastRenderedPageBreak/>
@@ -9809,13 +9524,15 @@
         <w:jc w:val="both"/>
         <w:rPr>
           <w:rFonts w:eastAsia="Times New Roman"/>
-          <w:szCs w:val="28"/>
-        </w:rPr>
-      </w:pPr>
-      <w:bookmarkStart w:id="10" w:name="_Toc232094663"/>
+          <w:bCs w:val="0"/>
+          <w:szCs w:val="28"/>
+        </w:rPr>
+      </w:pPr>
+      <w:bookmarkStart w:id="10" w:name="_Toc232671754"/>
       <w:r>
         <w:rPr>
           <w:rFonts w:eastAsia="Times New Roman"/>
+          <w:bCs w:val="0"/>
           <w:szCs w:val="28"/>
         </w:rPr>
         <w:t>2.1 Характеристика объектов базы данных и их взаимосвязей</w:t>
@@ -9987,17 +9704,13 @@
               <w:jc w:val="both"/>
               <w:rPr>
                 <w:rFonts w:eastAsia="Times New Roman"/>
-                <w:b/>
-                <w:bCs/>
-                <w:sz w:val="28"/>
-                <w:szCs w:val="28"/>
-              </w:rPr>
-            </w:pPr>
-            <w:r>
-              <w:rPr>
-                <w:rFonts w:eastAsia="Times New Roman"/>
-                <w:b/>
-                <w:bCs/>
+                <w:sz w:val="28"/>
+                <w:szCs w:val="28"/>
+              </w:rPr>
+            </w:pPr>
+            <w:r>
+              <w:rPr>
+                <w:rFonts w:eastAsia="Times New Roman"/>
                 <w:sz w:val="28"/>
                 <w:szCs w:val="28"/>
               </w:rPr>
@@ -10028,17 +9741,13 @@
               <w:jc w:val="both"/>
               <w:rPr>
                 <w:rFonts w:eastAsia="Times New Roman"/>
-                <w:b/>
-                <w:bCs/>
-                <w:sz w:val="28"/>
-                <w:szCs w:val="28"/>
-              </w:rPr>
-            </w:pPr>
-            <w:r>
-              <w:rPr>
-                <w:rFonts w:eastAsia="Times New Roman"/>
-                <w:b/>
-                <w:bCs/>
+                <w:sz w:val="28"/>
+                <w:szCs w:val="28"/>
+              </w:rPr>
+            </w:pPr>
+            <w:r>
+              <w:rPr>
+                <w:rFonts w:eastAsia="Times New Roman"/>
                 <w:sz w:val="28"/>
                 <w:szCs w:val="28"/>
               </w:rPr>
@@ -10069,17 +9778,13 @@
               <w:jc w:val="both"/>
               <w:rPr>
                 <w:rFonts w:eastAsia="Times New Roman"/>
-                <w:b/>
-                <w:bCs/>
-                <w:sz w:val="28"/>
-                <w:szCs w:val="28"/>
-              </w:rPr>
-            </w:pPr>
-            <w:r>
-              <w:rPr>
-                <w:rFonts w:eastAsia="Times New Roman"/>
-                <w:b/>
-                <w:bCs/>
+                <w:sz w:val="28"/>
+                <w:szCs w:val="28"/>
+              </w:rPr>
+            </w:pPr>
+            <w:r>
+              <w:rPr>
+                <w:rFonts w:eastAsia="Times New Roman"/>
                 <w:sz w:val="28"/>
                 <w:szCs w:val="28"/>
               </w:rPr>
@@ -10110,17 +9815,13 @@
               <w:jc w:val="both"/>
               <w:rPr>
                 <w:rFonts w:eastAsia="Times New Roman"/>
-                <w:b/>
-                <w:bCs/>
-                <w:sz w:val="28"/>
-                <w:szCs w:val="28"/>
-              </w:rPr>
-            </w:pPr>
-            <w:r>
-              <w:rPr>
-                <w:rFonts w:eastAsia="Times New Roman"/>
-                <w:b/>
-                <w:bCs/>
+                <w:sz w:val="28"/>
+                <w:szCs w:val="28"/>
+              </w:rPr>
+            </w:pPr>
+            <w:r>
+              <w:rPr>
+                <w:rFonts w:eastAsia="Times New Roman"/>
                 <w:sz w:val="28"/>
                 <w:szCs w:val="28"/>
               </w:rPr>
@@ -11521,6 +11222,21 @@
     </w:p>
     <w:p>
       <w:pPr>
+        <w:rPr>
+          <w:sz w:val="28"/>
+          <w:szCs w:val="28"/>
+        </w:rPr>
+      </w:pPr>
+      <w:r>
+        <w:rPr>
+          <w:sz w:val="28"/>
+          <w:szCs w:val="28"/>
+        </w:rPr>
+        <w:br w:type="page"/>
+      </w:r>
+    </w:p>
+    <w:p>
+      <w:pPr>
         <w:pStyle w:val="table-caption"/>
         <w:spacing w:before="0" w:after="0"/>
         <w:jc w:val="both"/>
@@ -11534,6 +11250,7 @@
           <w:sz w:val="28"/>
           <w:szCs w:val="28"/>
         </w:rPr>
+        <w:lastRenderedPageBreak/>
         <w:t xml:space="preserve">Таблица 6 </w:t>
       </w:r>
       <w:r>
@@ -11611,17 +11328,13 @@
               <w:jc w:val="both"/>
               <w:rPr>
                 <w:rFonts w:eastAsia="Times New Roman"/>
-                <w:b/>
-                <w:bCs/>
-                <w:sz w:val="28"/>
-                <w:szCs w:val="28"/>
-              </w:rPr>
-            </w:pPr>
-            <w:r>
-              <w:rPr>
-                <w:rFonts w:eastAsia="Times New Roman"/>
-                <w:b/>
-                <w:bCs/>
+                <w:sz w:val="28"/>
+                <w:szCs w:val="28"/>
+              </w:rPr>
+            </w:pPr>
+            <w:r>
+              <w:rPr>
+                <w:rFonts w:eastAsia="Times New Roman"/>
                 <w:sz w:val="28"/>
                 <w:szCs w:val="28"/>
               </w:rPr>
@@ -11652,17 +11365,13 @@
               <w:jc w:val="both"/>
               <w:rPr>
                 <w:rFonts w:eastAsia="Times New Roman"/>
-                <w:b/>
-                <w:bCs/>
-                <w:sz w:val="28"/>
-                <w:szCs w:val="28"/>
-              </w:rPr>
-            </w:pPr>
-            <w:r>
-              <w:rPr>
-                <w:rFonts w:eastAsia="Times New Roman"/>
-                <w:b/>
-                <w:bCs/>
+                <w:sz w:val="28"/>
+                <w:szCs w:val="28"/>
+              </w:rPr>
+            </w:pPr>
+            <w:r>
+              <w:rPr>
+                <w:rFonts w:eastAsia="Times New Roman"/>
                 <w:sz w:val="28"/>
                 <w:szCs w:val="28"/>
               </w:rPr>
@@ -11693,17 +11402,13 @@
               <w:jc w:val="both"/>
               <w:rPr>
                 <w:rFonts w:eastAsia="Times New Roman"/>
-                <w:b/>
-                <w:bCs/>
-                <w:sz w:val="28"/>
-                <w:szCs w:val="28"/>
-              </w:rPr>
-            </w:pPr>
-            <w:r>
-              <w:rPr>
-                <w:rFonts w:eastAsia="Times New Roman"/>
-                <w:b/>
-                <w:bCs/>
+                <w:sz w:val="28"/>
+                <w:szCs w:val="28"/>
+              </w:rPr>
+            </w:pPr>
+            <w:r>
+              <w:rPr>
+                <w:rFonts w:eastAsia="Times New Roman"/>
                 <w:sz w:val="28"/>
                 <w:szCs w:val="28"/>
               </w:rPr>
@@ -11734,17 +11439,13 @@
               <w:jc w:val="both"/>
               <w:rPr>
                 <w:rFonts w:eastAsia="Times New Roman"/>
-                <w:b/>
-                <w:bCs/>
-                <w:sz w:val="28"/>
-                <w:szCs w:val="28"/>
-              </w:rPr>
-            </w:pPr>
-            <w:r>
-              <w:rPr>
-                <w:rFonts w:eastAsia="Times New Roman"/>
-                <w:b/>
-                <w:bCs/>
+                <w:sz w:val="28"/>
+                <w:szCs w:val="28"/>
+              </w:rPr>
+            </w:pPr>
+            <w:r>
+              <w:rPr>
+                <w:rFonts w:eastAsia="Times New Roman"/>
                 <w:sz w:val="28"/>
                 <w:szCs w:val="28"/>
               </w:rPr>
@@ -11790,7 +11491,6 @@
                 <w:sz w:val="28"/>
                 <w:szCs w:val="28"/>
               </w:rPr>
-              <w:lastRenderedPageBreak/>
               <w:t>id</w:t>
             </w:r>
             <w:proofErr w:type="spellEnd"/>
@@ -12945,17 +12645,13 @@
               <w:jc w:val="both"/>
               <w:rPr>
                 <w:rFonts w:eastAsia="Times New Roman"/>
-                <w:b/>
-                <w:bCs/>
-                <w:sz w:val="28"/>
-                <w:szCs w:val="28"/>
-              </w:rPr>
-            </w:pPr>
-            <w:r>
-              <w:rPr>
-                <w:rFonts w:eastAsia="Times New Roman"/>
-                <w:b/>
-                <w:bCs/>
+                <w:sz w:val="28"/>
+                <w:szCs w:val="28"/>
+              </w:rPr>
+            </w:pPr>
+            <w:r>
+              <w:rPr>
+                <w:rFonts w:eastAsia="Times New Roman"/>
                 <w:sz w:val="28"/>
                 <w:szCs w:val="28"/>
               </w:rPr>
@@ -12986,17 +12682,13 @@
               <w:jc w:val="both"/>
               <w:rPr>
                 <w:rFonts w:eastAsia="Times New Roman"/>
-                <w:b/>
-                <w:bCs/>
-                <w:sz w:val="28"/>
-                <w:szCs w:val="28"/>
-              </w:rPr>
-            </w:pPr>
-            <w:r>
-              <w:rPr>
-                <w:rFonts w:eastAsia="Times New Roman"/>
-                <w:b/>
-                <w:bCs/>
+                <w:sz w:val="28"/>
+                <w:szCs w:val="28"/>
+              </w:rPr>
+            </w:pPr>
+            <w:r>
+              <w:rPr>
+                <w:rFonts w:eastAsia="Times New Roman"/>
                 <w:sz w:val="28"/>
                 <w:szCs w:val="28"/>
               </w:rPr>
@@ -13027,17 +12719,13 @@
               <w:jc w:val="both"/>
               <w:rPr>
                 <w:rFonts w:eastAsia="Times New Roman"/>
-                <w:b/>
-                <w:bCs/>
-                <w:sz w:val="28"/>
-                <w:szCs w:val="28"/>
-              </w:rPr>
-            </w:pPr>
-            <w:r>
-              <w:rPr>
-                <w:rFonts w:eastAsia="Times New Roman"/>
-                <w:b/>
-                <w:bCs/>
+                <w:sz w:val="28"/>
+                <w:szCs w:val="28"/>
+              </w:rPr>
+            </w:pPr>
+            <w:r>
+              <w:rPr>
+                <w:rFonts w:eastAsia="Times New Roman"/>
                 <w:sz w:val="28"/>
                 <w:szCs w:val="28"/>
               </w:rPr>
@@ -13068,17 +12756,13 @@
               <w:jc w:val="both"/>
               <w:rPr>
                 <w:rFonts w:eastAsia="Times New Roman"/>
-                <w:b/>
-                <w:bCs/>
-                <w:sz w:val="28"/>
-                <w:szCs w:val="28"/>
-              </w:rPr>
-            </w:pPr>
-            <w:r>
-              <w:rPr>
-                <w:rFonts w:eastAsia="Times New Roman"/>
-                <w:b/>
-                <w:bCs/>
+                <w:sz w:val="28"/>
+                <w:szCs w:val="28"/>
+              </w:rPr>
+            </w:pPr>
+            <w:r>
+              <w:rPr>
+                <w:rFonts w:eastAsia="Times New Roman"/>
                 <w:sz w:val="28"/>
                 <w:szCs w:val="28"/>
               </w:rPr>
@@ -13881,6 +13565,7 @@
                 <w:sz w:val="28"/>
                 <w:szCs w:val="28"/>
               </w:rPr>
+              <w:lastRenderedPageBreak/>
               <w:t>support_type</w:t>
             </w:r>
             <w:proofErr w:type="spellEnd"/>
@@ -14032,7 +13717,6 @@
                 <w:sz w:val="28"/>
                 <w:szCs w:val="28"/>
               </w:rPr>
-              <w:lastRenderedPageBreak/>
               <w:t>tariff</w:t>
             </w:r>
             <w:proofErr w:type="spellEnd"/>
@@ -14583,17 +14267,13 @@
               <w:jc w:val="both"/>
               <w:rPr>
                 <w:rFonts w:eastAsia="Times New Roman"/>
-                <w:b/>
-                <w:bCs/>
-                <w:sz w:val="28"/>
-                <w:szCs w:val="28"/>
-              </w:rPr>
-            </w:pPr>
-            <w:r>
-              <w:rPr>
-                <w:rFonts w:eastAsia="Times New Roman"/>
-                <w:b/>
-                <w:bCs/>
+                <w:sz w:val="28"/>
+                <w:szCs w:val="28"/>
+              </w:rPr>
+            </w:pPr>
+            <w:r>
+              <w:rPr>
+                <w:rFonts w:eastAsia="Times New Roman"/>
                 <w:sz w:val="28"/>
                 <w:szCs w:val="28"/>
               </w:rPr>
@@ -14624,17 +14304,13 @@
               <w:jc w:val="both"/>
               <w:rPr>
                 <w:rFonts w:eastAsia="Times New Roman"/>
-                <w:b/>
-                <w:bCs/>
-                <w:sz w:val="28"/>
-                <w:szCs w:val="28"/>
-              </w:rPr>
-            </w:pPr>
-            <w:r>
-              <w:rPr>
-                <w:rFonts w:eastAsia="Times New Roman"/>
-                <w:b/>
-                <w:bCs/>
+                <w:sz w:val="28"/>
+                <w:szCs w:val="28"/>
+              </w:rPr>
+            </w:pPr>
+            <w:r>
+              <w:rPr>
+                <w:rFonts w:eastAsia="Times New Roman"/>
                 <w:sz w:val="28"/>
                 <w:szCs w:val="28"/>
               </w:rPr>
@@ -14665,17 +14341,13 @@
               <w:jc w:val="both"/>
               <w:rPr>
                 <w:rFonts w:eastAsia="Times New Roman"/>
-                <w:b/>
-                <w:bCs/>
-                <w:sz w:val="28"/>
-                <w:szCs w:val="28"/>
-              </w:rPr>
-            </w:pPr>
-            <w:r>
-              <w:rPr>
-                <w:rFonts w:eastAsia="Times New Roman"/>
-                <w:b/>
-                <w:bCs/>
+                <w:sz w:val="28"/>
+                <w:szCs w:val="28"/>
+              </w:rPr>
+            </w:pPr>
+            <w:r>
+              <w:rPr>
+                <w:rFonts w:eastAsia="Times New Roman"/>
                 <w:sz w:val="28"/>
                 <w:szCs w:val="28"/>
               </w:rPr>
@@ -14706,17 +14378,13 @@
               <w:jc w:val="both"/>
               <w:rPr>
                 <w:rFonts w:eastAsia="Times New Roman"/>
-                <w:b/>
-                <w:bCs/>
-                <w:sz w:val="28"/>
-                <w:szCs w:val="28"/>
-              </w:rPr>
-            </w:pPr>
-            <w:r>
-              <w:rPr>
-                <w:rFonts w:eastAsia="Times New Roman"/>
-                <w:b/>
-                <w:bCs/>
+                <w:sz w:val="28"/>
+                <w:szCs w:val="28"/>
+              </w:rPr>
+            </w:pPr>
+            <w:r>
+              <w:rPr>
+                <w:rFonts w:eastAsia="Times New Roman"/>
                 <w:sz w:val="28"/>
                 <w:szCs w:val="28"/>
               </w:rPr>
@@ -15501,17 +15169,13 @@
               <w:jc w:val="both"/>
               <w:rPr>
                 <w:rFonts w:eastAsia="Times New Roman"/>
-                <w:b/>
-                <w:bCs/>
-                <w:sz w:val="28"/>
-                <w:szCs w:val="28"/>
-              </w:rPr>
-            </w:pPr>
-            <w:r>
-              <w:rPr>
-                <w:rFonts w:eastAsia="Times New Roman"/>
-                <w:b/>
-                <w:bCs/>
+                <w:sz w:val="28"/>
+                <w:szCs w:val="28"/>
+              </w:rPr>
+            </w:pPr>
+            <w:r>
+              <w:rPr>
+                <w:rFonts w:eastAsia="Times New Roman"/>
                 <w:sz w:val="28"/>
                 <w:szCs w:val="28"/>
               </w:rPr>
@@ -15542,17 +15206,13 @@
               <w:jc w:val="both"/>
               <w:rPr>
                 <w:rFonts w:eastAsia="Times New Roman"/>
-                <w:b/>
-                <w:bCs/>
-                <w:sz w:val="28"/>
-                <w:szCs w:val="28"/>
-              </w:rPr>
-            </w:pPr>
-            <w:r>
-              <w:rPr>
-                <w:rFonts w:eastAsia="Times New Roman"/>
-                <w:b/>
-                <w:bCs/>
+                <w:sz w:val="28"/>
+                <w:szCs w:val="28"/>
+              </w:rPr>
+            </w:pPr>
+            <w:r>
+              <w:rPr>
+                <w:rFonts w:eastAsia="Times New Roman"/>
                 <w:sz w:val="28"/>
                 <w:szCs w:val="28"/>
               </w:rPr>
@@ -15583,17 +15243,13 @@
               <w:jc w:val="both"/>
               <w:rPr>
                 <w:rFonts w:eastAsia="Times New Roman"/>
-                <w:b/>
-                <w:bCs/>
-                <w:sz w:val="28"/>
-                <w:szCs w:val="28"/>
-              </w:rPr>
-            </w:pPr>
-            <w:r>
-              <w:rPr>
-                <w:rFonts w:eastAsia="Times New Roman"/>
-                <w:b/>
-                <w:bCs/>
+                <w:sz w:val="28"/>
+                <w:szCs w:val="28"/>
+              </w:rPr>
+            </w:pPr>
+            <w:r>
+              <w:rPr>
+                <w:rFonts w:eastAsia="Times New Roman"/>
                 <w:sz w:val="28"/>
                 <w:szCs w:val="28"/>
               </w:rPr>
@@ -15624,17 +15280,13 @@
               <w:jc w:val="both"/>
               <w:rPr>
                 <w:rFonts w:eastAsia="Times New Roman"/>
-                <w:b/>
-                <w:bCs/>
-                <w:sz w:val="28"/>
-                <w:szCs w:val="28"/>
-              </w:rPr>
-            </w:pPr>
-            <w:r>
-              <w:rPr>
-                <w:rFonts w:eastAsia="Times New Roman"/>
-                <w:b/>
-                <w:bCs/>
+                <w:sz w:val="28"/>
+                <w:szCs w:val="28"/>
+              </w:rPr>
+            </w:pPr>
+            <w:r>
+              <w:rPr>
+                <w:rFonts w:eastAsia="Times New Roman"/>
                 <w:sz w:val="28"/>
                 <w:szCs w:val="28"/>
               </w:rPr>
@@ -16409,17 +16061,13 @@
               <w:jc w:val="both"/>
               <w:rPr>
                 <w:rFonts w:eastAsia="Times New Roman"/>
-                <w:b/>
-                <w:bCs/>
-                <w:sz w:val="28"/>
-                <w:szCs w:val="28"/>
-              </w:rPr>
-            </w:pPr>
-            <w:r>
-              <w:rPr>
-                <w:rFonts w:eastAsia="Times New Roman"/>
-                <w:b/>
-                <w:bCs/>
+                <w:sz w:val="28"/>
+                <w:szCs w:val="28"/>
+              </w:rPr>
+            </w:pPr>
+            <w:r>
+              <w:rPr>
+                <w:rFonts w:eastAsia="Times New Roman"/>
                 <w:sz w:val="28"/>
                 <w:szCs w:val="28"/>
               </w:rPr>
@@ -16450,17 +16098,13 @@
               <w:jc w:val="both"/>
               <w:rPr>
                 <w:rFonts w:eastAsia="Times New Roman"/>
-                <w:b/>
-                <w:bCs/>
-                <w:sz w:val="28"/>
-                <w:szCs w:val="28"/>
-              </w:rPr>
-            </w:pPr>
-            <w:r>
-              <w:rPr>
-                <w:rFonts w:eastAsia="Times New Roman"/>
-                <w:b/>
-                <w:bCs/>
+                <w:sz w:val="28"/>
+                <w:szCs w:val="28"/>
+              </w:rPr>
+            </w:pPr>
+            <w:r>
+              <w:rPr>
+                <w:rFonts w:eastAsia="Times New Roman"/>
                 <w:sz w:val="28"/>
                 <w:szCs w:val="28"/>
               </w:rPr>
@@ -16491,17 +16135,13 @@
               <w:jc w:val="both"/>
               <w:rPr>
                 <w:rFonts w:eastAsia="Times New Roman"/>
-                <w:b/>
-                <w:bCs/>
-                <w:sz w:val="28"/>
-                <w:szCs w:val="28"/>
-              </w:rPr>
-            </w:pPr>
-            <w:r>
-              <w:rPr>
-                <w:rFonts w:eastAsia="Times New Roman"/>
-                <w:b/>
-                <w:bCs/>
+                <w:sz w:val="28"/>
+                <w:szCs w:val="28"/>
+              </w:rPr>
+            </w:pPr>
+            <w:r>
+              <w:rPr>
+                <w:rFonts w:eastAsia="Times New Roman"/>
                 <w:sz w:val="28"/>
                 <w:szCs w:val="28"/>
               </w:rPr>
@@ -16532,17 +16172,13 @@
               <w:jc w:val="both"/>
               <w:rPr>
                 <w:rFonts w:eastAsia="Times New Roman"/>
-                <w:b/>
-                <w:bCs/>
-                <w:sz w:val="28"/>
-                <w:szCs w:val="28"/>
-              </w:rPr>
-            </w:pPr>
-            <w:r>
-              <w:rPr>
-                <w:rFonts w:eastAsia="Times New Roman"/>
-                <w:b/>
-                <w:bCs/>
+                <w:sz w:val="28"/>
+                <w:szCs w:val="28"/>
+              </w:rPr>
+            </w:pPr>
+            <w:r>
+              <w:rPr>
+                <w:rFonts w:eastAsia="Times New Roman"/>
                 <w:sz w:val="28"/>
                 <w:szCs w:val="28"/>
               </w:rPr>
@@ -18357,17 +17993,13 @@
               <w:jc w:val="both"/>
               <w:rPr>
                 <w:rFonts w:eastAsia="Times New Roman"/>
-                <w:b/>
-                <w:bCs/>
-                <w:sz w:val="28"/>
-                <w:szCs w:val="28"/>
-              </w:rPr>
-            </w:pPr>
-            <w:r>
-              <w:rPr>
-                <w:rFonts w:eastAsia="Times New Roman"/>
-                <w:b/>
-                <w:bCs/>
+                <w:sz w:val="28"/>
+                <w:szCs w:val="28"/>
+              </w:rPr>
+            </w:pPr>
+            <w:r>
+              <w:rPr>
+                <w:rFonts w:eastAsia="Times New Roman"/>
                 <w:sz w:val="28"/>
                 <w:szCs w:val="28"/>
               </w:rPr>
@@ -18398,17 +18030,13 @@
               <w:jc w:val="both"/>
               <w:rPr>
                 <w:rFonts w:eastAsia="Times New Roman"/>
-                <w:b/>
-                <w:bCs/>
-                <w:sz w:val="28"/>
-                <w:szCs w:val="28"/>
-              </w:rPr>
-            </w:pPr>
-            <w:r>
-              <w:rPr>
-                <w:rFonts w:eastAsia="Times New Roman"/>
-                <w:b/>
-                <w:bCs/>
+                <w:sz w:val="28"/>
+                <w:szCs w:val="28"/>
+              </w:rPr>
+            </w:pPr>
+            <w:r>
+              <w:rPr>
+                <w:rFonts w:eastAsia="Times New Roman"/>
                 <w:sz w:val="28"/>
                 <w:szCs w:val="28"/>
               </w:rPr>
@@ -18439,17 +18067,13 @@
               <w:jc w:val="both"/>
               <w:rPr>
                 <w:rFonts w:eastAsia="Times New Roman"/>
-                <w:b/>
-                <w:bCs/>
-                <w:sz w:val="28"/>
-                <w:szCs w:val="28"/>
-              </w:rPr>
-            </w:pPr>
-            <w:r>
-              <w:rPr>
-                <w:rFonts w:eastAsia="Times New Roman"/>
-                <w:b/>
-                <w:bCs/>
+                <w:sz w:val="28"/>
+                <w:szCs w:val="28"/>
+              </w:rPr>
+            </w:pPr>
+            <w:r>
+              <w:rPr>
+                <w:rFonts w:eastAsia="Times New Roman"/>
                 <w:sz w:val="28"/>
                 <w:szCs w:val="28"/>
               </w:rPr>
@@ -18480,17 +18104,13 @@
               <w:jc w:val="both"/>
               <w:rPr>
                 <w:rFonts w:eastAsia="Times New Roman"/>
-                <w:b/>
-                <w:bCs/>
-                <w:sz w:val="28"/>
-                <w:szCs w:val="28"/>
-              </w:rPr>
-            </w:pPr>
-            <w:r>
-              <w:rPr>
-                <w:rFonts w:eastAsia="Times New Roman"/>
-                <w:b/>
-                <w:bCs/>
+                <w:sz w:val="28"/>
+                <w:szCs w:val="28"/>
+              </w:rPr>
+            </w:pPr>
+            <w:r>
+              <w:rPr>
+                <w:rFonts w:eastAsia="Times New Roman"/>
                 <w:sz w:val="28"/>
                 <w:szCs w:val="28"/>
               </w:rPr>
@@ -19664,13 +19284,15 @@
         <w:jc w:val="both"/>
         <w:rPr>
           <w:rFonts w:eastAsia="Times New Roman"/>
-          <w:szCs w:val="28"/>
-        </w:rPr>
-      </w:pPr>
-      <w:bookmarkStart w:id="11" w:name="_Toc232094664"/>
+          <w:bCs w:val="0"/>
+          <w:szCs w:val="28"/>
+        </w:rPr>
+      </w:pPr>
+      <w:bookmarkStart w:id="11" w:name="_Toc232671755"/>
       <w:r>
         <w:rPr>
           <w:rFonts w:eastAsia="Times New Roman"/>
+          <w:bCs w:val="0"/>
           <w:szCs w:val="28"/>
         </w:rPr>
         <w:t>2.2 Первичные и внешние ключи отношений</w:t>
@@ -19779,11 +19401,11 @@
         <w:tblLook w:val="04A0" w:firstRow="1" w:lastRow="0" w:firstColumn="1" w:lastColumn="0" w:noHBand="0" w:noVBand="1"/>
       </w:tblPr>
       <w:tblGrid>
-        <w:gridCol w:w="1561"/>
-        <w:gridCol w:w="1602"/>
-        <w:gridCol w:w="2822"/>
-        <w:gridCol w:w="1699"/>
-        <w:gridCol w:w="1655"/>
+        <w:gridCol w:w="1527"/>
+        <w:gridCol w:w="1526"/>
+        <w:gridCol w:w="2910"/>
+        <w:gridCol w:w="1749"/>
+        <w:gridCol w:w="1627"/>
       </w:tblGrid>
       <w:tr>
         <w:trPr>
@@ -19812,17 +19434,13 @@
               <w:jc w:val="both"/>
               <w:rPr>
                 <w:rFonts w:eastAsia="Times New Roman"/>
-                <w:b/>
-                <w:bCs/>
-                <w:sz w:val="28"/>
-                <w:szCs w:val="28"/>
-              </w:rPr>
-            </w:pPr>
-            <w:r>
-              <w:rPr>
-                <w:rFonts w:eastAsia="Times New Roman"/>
-                <w:b/>
-                <w:bCs/>
+                <w:sz w:val="28"/>
+                <w:szCs w:val="28"/>
+              </w:rPr>
+            </w:pPr>
+            <w:r>
+              <w:rPr>
+                <w:rFonts w:eastAsia="Times New Roman"/>
                 <w:sz w:val="28"/>
                 <w:szCs w:val="28"/>
               </w:rPr>
@@ -19853,17 +19471,13 @@
               <w:jc w:val="both"/>
               <w:rPr>
                 <w:rFonts w:eastAsia="Times New Roman"/>
-                <w:b/>
-                <w:bCs/>
-                <w:sz w:val="28"/>
-                <w:szCs w:val="28"/>
-              </w:rPr>
-            </w:pPr>
-            <w:r>
-              <w:rPr>
-                <w:rFonts w:eastAsia="Times New Roman"/>
-                <w:b/>
-                <w:bCs/>
+                <w:sz w:val="28"/>
+                <w:szCs w:val="28"/>
+              </w:rPr>
+            </w:pPr>
+            <w:r>
+              <w:rPr>
+                <w:rFonts w:eastAsia="Times New Roman"/>
                 <w:sz w:val="28"/>
                 <w:szCs w:val="28"/>
               </w:rPr>
@@ -19894,17 +19508,13 @@
               <w:jc w:val="both"/>
               <w:rPr>
                 <w:rFonts w:eastAsia="Times New Roman"/>
-                <w:b/>
-                <w:bCs/>
-                <w:sz w:val="28"/>
-                <w:szCs w:val="28"/>
-              </w:rPr>
-            </w:pPr>
-            <w:r>
-              <w:rPr>
-                <w:rFonts w:eastAsia="Times New Roman"/>
-                <w:b/>
-                <w:bCs/>
+                <w:sz w:val="28"/>
+                <w:szCs w:val="28"/>
+              </w:rPr>
+            </w:pPr>
+            <w:r>
+              <w:rPr>
+                <w:rFonts w:eastAsia="Times New Roman"/>
                 <w:sz w:val="28"/>
                 <w:szCs w:val="28"/>
               </w:rPr>
@@ -19935,17 +19545,13 @@
               <w:jc w:val="both"/>
               <w:rPr>
                 <w:rFonts w:eastAsia="Times New Roman"/>
-                <w:b/>
-                <w:bCs/>
-                <w:sz w:val="28"/>
-                <w:szCs w:val="28"/>
-              </w:rPr>
-            </w:pPr>
-            <w:r>
-              <w:rPr>
-                <w:rFonts w:eastAsia="Times New Roman"/>
-                <w:b/>
-                <w:bCs/>
+                <w:sz w:val="28"/>
+                <w:szCs w:val="28"/>
+              </w:rPr>
+            </w:pPr>
+            <w:r>
+              <w:rPr>
+                <w:rFonts w:eastAsia="Times New Roman"/>
                 <w:sz w:val="28"/>
                 <w:szCs w:val="28"/>
               </w:rPr>
@@ -19976,17 +19582,13 @@
               <w:jc w:val="both"/>
               <w:rPr>
                 <w:rFonts w:eastAsia="Times New Roman"/>
-                <w:b/>
-                <w:bCs/>
-                <w:sz w:val="28"/>
-                <w:szCs w:val="28"/>
-              </w:rPr>
-            </w:pPr>
-            <w:r>
-              <w:rPr>
-                <w:rFonts w:eastAsia="Times New Roman"/>
-                <w:b/>
-                <w:bCs/>
+                <w:sz w:val="28"/>
+                <w:szCs w:val="28"/>
+              </w:rPr>
+            </w:pPr>
+            <w:r>
+              <w:rPr>
+                <w:rFonts w:eastAsia="Times New Roman"/>
                 <w:sz w:val="28"/>
                 <w:szCs w:val="28"/>
               </w:rPr>
@@ -21625,16 +21227,7 @@
           <w:rFonts w:eastAsia="Times New Roman"/>
           <w:sz w:val="28"/>
           <w:szCs w:val="28"/>
-        </w:rPr>
-      </w:pPr>
-    </w:p>
-    <w:p>
-      <w:pPr>
-        <w:jc w:val="both"/>
-        <w:rPr>
-          <w:rFonts w:eastAsia="Times New Roman"/>
-          <w:sz w:val="28"/>
-          <w:szCs w:val="28"/>
+          <w:lang w:val="en-US"/>
         </w:rPr>
       </w:pPr>
     </w:p>
@@ -21646,15 +21239,18 @@
         <w:jc w:val="both"/>
         <w:rPr>
           <w:rFonts w:eastAsia="Times New Roman"/>
-          <w:szCs w:val="28"/>
-        </w:rPr>
-      </w:pPr>
-      <w:bookmarkStart w:id="12" w:name="_Toc232094665"/>
+          <w:bCs w:val="0"/>
+          <w:szCs w:val="28"/>
+        </w:rPr>
+      </w:pPr>
+      <w:bookmarkStart w:id="12" w:name="_Toc232671756"/>
       <w:r>
         <w:rPr>
           <w:rFonts w:eastAsia="Times New Roman"/>
-          <w:szCs w:val="28"/>
-        </w:rPr>
+          <w:bCs w:val="0"/>
+          <w:szCs w:val="28"/>
+        </w:rPr>
+        <w:lastRenderedPageBreak/>
         <w:t>2.3 Нормализация отношений</w:t>
       </w:r>
       <w:bookmarkEnd w:id="12"/>
@@ -21773,7 +21369,7 @@
           <w:sz w:val="28"/>
           <w:szCs w:val="28"/>
         </w:rPr>
-        <w:t xml:space="preserve">Третья нормальная форма (3НФ) требует устранить транзитивные зависимости неключевых атрибутов [7], [8]. Для этого выполнена декомпозиция. Сведения о клиенте (наименование, БИН/ИИН, контакты) зависят от клиента, а не от договора, - они вынесены из договоров в отношение clients, на которое договоры ссылаются внешним ключом client_id. Сведения о договоре (номер, сроки, тариф) вынесены из заявок в отношение contracts. Наименования статусов и категорий зависят от самих статусов и категорий, а не от заявки, - они ушли в отношения-классификаторы statuses и categories, в </w:t>
+        <w:t xml:space="preserve">Третья нормальная форма (3НФ) требует устранить транзитивные зависимости неключевых атрибутов [7], [8]. Для этого выполнена декомпозиция. Сведения о клиенте (наименование, БИН/ИИН, контакты) зависят от клиента, а не от договора, - они вынесены из договоров в отношение clients, на которое договоры ссылаются внешним ключом client_id. Сведения о договоре (номер, сроки, тариф) вынесены из заявок в отношение contracts. Наименования статусов и категорий зависят от самих статусов и категорий, а не от заявки, - они ушли в отношения-классификаторы statuses и categories, в заявке остались только ссылки status_id и category_id. Сведения об </w:t>
       </w:r>
       <w:r>
         <w:rPr>
@@ -21781,7 +21377,7 @@
           <w:szCs w:val="28"/>
         </w:rPr>
         <w:lastRenderedPageBreak/>
-        <w:t>заявке остались только ссылки status_id и category_id. Сведения об исполнителе (ФИО, должность) вынесены в отношение employees. В итоге каждый факт хранится в базе ровно один раз: смена, например, телефона клиента - правка одной записи.</w:t>
+        <w:t>исполнителе (ФИО, должность) вынесены в отношение employees. В итоге каждый факт хранится в базе ровно один раз: смена, например, телефона клиента - правка одной записи.</w:t>
       </w:r>
     </w:p>
     <w:p>
@@ -21830,13 +21426,15 @@
         <w:jc w:val="both"/>
         <w:rPr>
           <w:rFonts w:eastAsia="Times New Roman"/>
-          <w:szCs w:val="28"/>
-        </w:rPr>
-      </w:pPr>
-      <w:bookmarkStart w:id="13" w:name="_Toc232094666"/>
+          <w:bCs w:val="0"/>
+          <w:szCs w:val="28"/>
+        </w:rPr>
+      </w:pPr>
+      <w:bookmarkStart w:id="13" w:name="_Toc232671757"/>
       <w:r>
         <w:rPr>
           <w:rFonts w:eastAsia="Times New Roman"/>
+          <w:bCs w:val="0"/>
           <w:szCs w:val="28"/>
         </w:rPr>
         <w:t>2.4 Инфологическая модель базы данных</w:t>
@@ -22332,7 +21930,7 @@
                     </pic:cNvPicPr>
                   </pic:nvPicPr>
                   <pic:blipFill>
-                    <a:blip r:embed="rId7" cstate="print">
+                    <a:blip r:embed="rId8" cstate="print">
                       <a:extLst>
                         <a:ext uri="{28A0092B-C50C-407E-A947-70E740481C1C}">
                           <a14:useLocalDpi xmlns:a14="http://schemas.microsoft.com/office/drawing/2010/main" val="0"/>
@@ -22509,13 +22107,15 @@
         <w:jc w:val="both"/>
         <w:rPr>
           <w:rFonts w:eastAsia="Times New Roman"/>
-          <w:szCs w:val="28"/>
-        </w:rPr>
-      </w:pPr>
-      <w:bookmarkStart w:id="14" w:name="_Toc232094667"/>
+          <w:bCs w:val="0"/>
+          <w:szCs w:val="28"/>
+        </w:rPr>
+      </w:pPr>
+      <w:bookmarkStart w:id="14" w:name="_Toc232671758"/>
       <w:r>
         <w:rPr>
           <w:rFonts w:eastAsia="Times New Roman"/>
+          <w:bCs w:val="0"/>
           <w:szCs w:val="28"/>
         </w:rPr>
         <w:t>2.5 Технология сбора, хранения и вывода информации</w:t>
@@ -22641,13 +22241,15 @@
         <w:jc w:val="both"/>
         <w:rPr>
           <w:rFonts w:eastAsia="Times New Roman"/>
-          <w:szCs w:val="28"/>
-        </w:rPr>
-      </w:pPr>
-      <w:bookmarkStart w:id="15" w:name="_Toc232094668"/>
+          <w:bCs w:val="0"/>
+          <w:szCs w:val="28"/>
+        </w:rPr>
+      </w:pPr>
+      <w:bookmarkStart w:id="15" w:name="_Toc232671759"/>
       <w:r>
         <w:rPr>
           <w:rFonts w:eastAsia="Times New Roman"/>
+          <w:bCs w:val="0"/>
           <w:szCs w:val="28"/>
         </w:rPr>
         <w:t>2.6 Программные модули, алгоритмы и связи между ними</w:t>
@@ -22766,17 +22368,13 @@
               <w:jc w:val="both"/>
               <w:rPr>
                 <w:rFonts w:eastAsia="Times New Roman"/>
-                <w:b/>
-                <w:bCs/>
-                <w:sz w:val="28"/>
-                <w:szCs w:val="28"/>
-              </w:rPr>
-            </w:pPr>
-            <w:r>
-              <w:rPr>
-                <w:rFonts w:eastAsia="Times New Roman"/>
-                <w:b/>
-                <w:bCs/>
+                <w:sz w:val="28"/>
+                <w:szCs w:val="28"/>
+              </w:rPr>
+            </w:pPr>
+            <w:r>
+              <w:rPr>
+                <w:rFonts w:eastAsia="Times New Roman"/>
                 <w:sz w:val="28"/>
                 <w:szCs w:val="28"/>
               </w:rPr>
@@ -22807,17 +22405,13 @@
               <w:jc w:val="both"/>
               <w:rPr>
                 <w:rFonts w:eastAsia="Times New Roman"/>
-                <w:b/>
-                <w:bCs/>
-                <w:sz w:val="28"/>
-                <w:szCs w:val="28"/>
-              </w:rPr>
-            </w:pPr>
-            <w:r>
-              <w:rPr>
-                <w:rFonts w:eastAsia="Times New Roman"/>
-                <w:b/>
-                <w:bCs/>
+                <w:sz w:val="28"/>
+                <w:szCs w:val="28"/>
+              </w:rPr>
+            </w:pPr>
+            <w:r>
+              <w:rPr>
+                <w:rFonts w:eastAsia="Times New Roman"/>
                 <w:sz w:val="28"/>
                 <w:szCs w:val="28"/>
               </w:rPr>
@@ -23711,17 +23305,13 @@
               <w:jc w:val="both"/>
               <w:rPr>
                 <w:rFonts w:eastAsia="Times New Roman"/>
-                <w:b/>
-                <w:bCs/>
-                <w:sz w:val="28"/>
-                <w:szCs w:val="28"/>
-              </w:rPr>
-            </w:pPr>
-            <w:r>
-              <w:rPr>
-                <w:rFonts w:eastAsia="Times New Roman"/>
-                <w:b/>
-                <w:bCs/>
+                <w:sz w:val="28"/>
+                <w:szCs w:val="28"/>
+              </w:rPr>
+            </w:pPr>
+            <w:r>
+              <w:rPr>
+                <w:rFonts w:eastAsia="Times New Roman"/>
                 <w:sz w:val="28"/>
                 <w:szCs w:val="28"/>
               </w:rPr>
@@ -23752,17 +23342,13 @@
               <w:jc w:val="both"/>
               <w:rPr>
                 <w:rFonts w:eastAsia="Times New Roman"/>
-                <w:b/>
-                <w:bCs/>
-                <w:sz w:val="28"/>
-                <w:szCs w:val="28"/>
-              </w:rPr>
-            </w:pPr>
-            <w:r>
-              <w:rPr>
-                <w:rFonts w:eastAsia="Times New Roman"/>
-                <w:b/>
-                <w:bCs/>
+                <w:sz w:val="28"/>
+                <w:szCs w:val="28"/>
+              </w:rPr>
+            </w:pPr>
+            <w:r>
+              <w:rPr>
+                <w:rFonts w:eastAsia="Times New Roman"/>
                 <w:sz w:val="28"/>
                 <w:szCs w:val="28"/>
               </w:rPr>
@@ -24808,21 +24394,44 @@
     </w:p>
     <w:p>
       <w:pPr>
+        <w:rPr>
+          <w:rFonts w:eastAsia="Times New Roman"/>
+          <w:sz w:val="28"/>
+          <w:szCs w:val="28"/>
+          <w:lang w:val="en-US"/>
+        </w:rPr>
+      </w:pPr>
+    </w:p>
+    <w:p>
+      <w:pPr>
+        <w:rPr>
+          <w:rFonts w:eastAsia="Times New Roman"/>
+          <w:sz w:val="28"/>
+          <w:szCs w:val="28"/>
+          <w:lang w:val="en-US"/>
+        </w:rPr>
+      </w:pPr>
+    </w:p>
+    <w:p>
+      <w:pPr>
         <w:pStyle w:val="2"/>
         <w:spacing w:before="0" w:after="0"/>
         <w:ind w:firstLine="708"/>
         <w:jc w:val="both"/>
         <w:rPr>
           <w:rFonts w:eastAsia="Times New Roman"/>
-          <w:szCs w:val="28"/>
-        </w:rPr>
-      </w:pPr>
-      <w:bookmarkStart w:id="16" w:name="_Toc232094669"/>
+          <w:bCs w:val="0"/>
+          <w:szCs w:val="28"/>
+        </w:rPr>
+      </w:pPr>
+      <w:bookmarkStart w:id="16" w:name="_Toc232671760"/>
       <w:r>
         <w:rPr>
           <w:rFonts w:eastAsia="Times New Roman"/>
-          <w:szCs w:val="28"/>
-        </w:rPr>
+          <w:bCs w:val="0"/>
+          <w:szCs w:val="28"/>
+        </w:rPr>
+        <w:lastRenderedPageBreak/>
         <w:t>2.7 Пользовательский интерфейс</w:t>
       </w:r>
       <w:bookmarkEnd w:id="16"/>
@@ -24852,7 +24461,6 @@
           <w:sz w:val="28"/>
           <w:szCs w:val="28"/>
         </w:rPr>
-        <w:lastRenderedPageBreak/>
         <w:t>Пользовательский интерфейс - одностраничное веб-приложение (SPA) с постоянной навигационной панелью на шесть разделов: «Дашборд», «Заявки», «Клиенты», «Договоры», «Сотрудники», «Отчеты». Экраны выдержаны в едином стиле: данные выводятся таблицами и карточками, ввод идет через модальные формы, для длительных операций есть индикаторы загрузки, для пустых списков и ошибок - поясняющие состояния с подсказками.</w:t>
       </w:r>
     </w:p>
@@ -24898,10 +24506,10 @@
           <w:szCs w:val="28"/>
         </w:rPr>
         <w:drawing>
-          <wp:inline distT="0" distB="0" distL="0" distR="0" wp14:anchorId="3DEC4599" wp14:editId="31A4722C">
-            <wp:extent cx="4597400" cy="3880485"/>
-            <wp:effectExtent l="19050" t="19050" r="12700" b="24765"/>
-            <wp:docPr id="1109870303" name="Рисунок 1"/>
+          <wp:inline distT="0" distB="0" distL="0" distR="0" wp14:anchorId="6CF02AED" wp14:editId="186507E0">
+            <wp:extent cx="5940425" cy="4695190"/>
+            <wp:effectExtent l="0" t="0" r="3175" b="0"/>
+            <wp:docPr id="855770556" name="Рисунок 1"/>
             <wp:cNvGraphicFramePr>
               <a:graphicFrameLocks xmlns:a="http://schemas.openxmlformats.org/drawingml/2006/main" noChangeAspect="1"/>
             </wp:cNvGraphicFramePr>
@@ -24909,141 +24517,7 @@
               <a:graphicData uri="http://schemas.openxmlformats.org/drawingml/2006/picture">
                 <pic:pic xmlns:pic="http://schemas.openxmlformats.org/drawingml/2006/picture">
                   <pic:nvPicPr>
-                    <pic:cNvPr id="1109870303" name=""/>
-                    <pic:cNvPicPr/>
-                  </pic:nvPicPr>
-                  <pic:blipFill>
-                    <a:blip r:embed="rId8" cstate="print">
-                      <a:extLst>
-                        <a:ext uri="{28A0092B-C50C-407E-A947-70E740481C1C}">
-                          <a14:useLocalDpi xmlns:a14="http://schemas.microsoft.com/office/drawing/2010/main" val="0"/>
-                        </a:ext>
-                      </a:extLst>
-                    </a:blip>
-                    <a:stretch>
-                      <a:fillRect/>
-                    </a:stretch>
-                  </pic:blipFill>
-                  <pic:spPr>
-                    <a:xfrm>
-                      <a:off x="0" y="0"/>
-                      <a:ext cx="4597400" cy="3880485"/>
-                    </a:xfrm>
-                    <a:prstGeom prst="rect">
-                      <a:avLst/>
-                    </a:prstGeom>
-                    <a:ln w="6350">
-                      <a:solidFill>
-                        <a:schemeClr val="tx1"/>
-                      </a:solidFill>
-                    </a:ln>
-                  </pic:spPr>
-                </pic:pic>
-              </a:graphicData>
-            </a:graphic>
-          </wp:inline>
-        </w:drawing>
-      </w:r>
-    </w:p>
-    <w:p>
-      <w:pPr>
-        <w:pStyle w:val="figure-caption"/>
-        <w:spacing w:before="0" w:after="0"/>
-        <w:rPr>
-          <w:sz w:val="28"/>
-          <w:szCs w:val="28"/>
-        </w:rPr>
-      </w:pPr>
-      <w:r>
-        <w:rPr>
-          <w:sz w:val="28"/>
-          <w:szCs w:val="28"/>
-        </w:rPr>
-        <w:t xml:space="preserve">Рисунок 2 </w:t>
-      </w:r>
-      <w:r>
-        <w:rPr>
-          <w:sz w:val="28"/>
-          <w:szCs w:val="28"/>
-        </w:rPr>
-        <w:t>-</w:t>
-      </w:r>
-      <w:r>
-        <w:rPr>
-          <w:sz w:val="28"/>
-          <w:szCs w:val="28"/>
-        </w:rPr>
-        <w:t xml:space="preserve"> Дашборд системы</w:t>
-      </w:r>
-    </w:p>
-    <w:p>
-      <w:pPr>
-        <w:pStyle w:val="figure-caption"/>
-        <w:spacing w:before="0" w:after="0"/>
-        <w:rPr>
-          <w:sz w:val="28"/>
-          <w:szCs w:val="28"/>
-        </w:rPr>
-      </w:pPr>
-    </w:p>
-    <w:p>
-      <w:pPr>
-        <w:pStyle w:val="a3"/>
-        <w:spacing w:after="0"/>
-        <w:jc w:val="both"/>
-        <w:rPr>
-          <w:sz w:val="28"/>
-          <w:szCs w:val="28"/>
-        </w:rPr>
-      </w:pPr>
-      <w:r>
-        <w:rPr>
-          <w:sz w:val="28"/>
-          <w:szCs w:val="28"/>
-        </w:rPr>
-        <w:t>Основной рабочий экран - список заявок (рисунок 3). Таблица содержит столбцы: номер, тема, клиент, исполнитель, статус, дедлайн, затраченные часы. Строки просроченных заявок подсвечены; фильтр «просроченные» оставляет только нарушенные сроки. Над списком - строка поиска по теме и описанию заявок. Отсюда же выполняется переход в карточку любой заявки и к созданию новой.</w:t>
-      </w:r>
-    </w:p>
-    <w:p>
-      <w:pPr>
-        <w:pStyle w:val="a3"/>
-        <w:spacing w:after="0"/>
-        <w:jc w:val="both"/>
-        <w:rPr>
-          <w:sz w:val="28"/>
-          <w:szCs w:val="28"/>
-        </w:rPr>
-      </w:pPr>
-    </w:p>
-    <w:p>
-      <w:pPr>
-        <w:pStyle w:val="figure-caption"/>
-        <w:spacing w:before="0" w:after="0"/>
-        <w:rPr>
-          <w:sz w:val="28"/>
-          <w:szCs w:val="28"/>
-        </w:rPr>
-      </w:pPr>
-      <w:r>
-        <w:rPr>
-          <w:noProof/>
-          <w:sz w:val="28"/>
-          <w:szCs w:val="28"/>
-        </w:rPr>
-        <w:lastRenderedPageBreak/>
-        <w:drawing>
-          <wp:inline distT="0" distB="0" distL="0" distR="0" wp14:anchorId="31275C75" wp14:editId="3417FFB0">
-            <wp:extent cx="5940425" cy="4992370"/>
-            <wp:effectExtent l="19050" t="19050" r="22225" b="17780"/>
-            <wp:docPr id="54577723" name="Рисунок 1"/>
-            <wp:cNvGraphicFramePr>
-              <a:graphicFrameLocks xmlns:a="http://schemas.openxmlformats.org/drawingml/2006/main" noChangeAspect="1"/>
-            </wp:cNvGraphicFramePr>
-            <a:graphic xmlns:a="http://schemas.openxmlformats.org/drawingml/2006/main">
-              <a:graphicData uri="http://schemas.openxmlformats.org/drawingml/2006/picture">
-                <pic:pic xmlns:pic="http://schemas.openxmlformats.org/drawingml/2006/picture">
-                  <pic:nvPicPr>
-                    <pic:cNvPr id="54577723" name=""/>
+                    <pic:cNvPr id="855770556" name=""/>
                     <pic:cNvPicPr/>
                   </pic:nvPicPr>
                   <pic:blipFill>
@@ -25055,16 +24529,11 @@
                   <pic:spPr>
                     <a:xfrm>
                       <a:off x="0" y="0"/>
-                      <a:ext cx="5940425" cy="4992370"/>
+                      <a:ext cx="5940425" cy="4695190"/>
                     </a:xfrm>
                     <a:prstGeom prst="rect">
                       <a:avLst/>
                     </a:prstGeom>
-                    <a:ln w="6350">
-                      <a:solidFill>
-                        <a:schemeClr val="tx1"/>
-                      </a:solidFill>
-                    </a:ln>
                   </pic:spPr>
                 </pic:pic>
               </a:graphicData>
@@ -25072,12 +24541,22 @@
           </wp:inline>
         </w:drawing>
       </w:r>
-      <w:r>
-        <w:rPr>
-          <w:sz w:val="28"/>
-          <w:szCs w:val="28"/>
-        </w:rPr>
-        <w:t xml:space="preserve">Рисунок 3 </w:t>
+    </w:p>
+    <w:p>
+      <w:pPr>
+        <w:pStyle w:val="figure-caption"/>
+        <w:spacing w:before="0" w:after="0"/>
+        <w:rPr>
+          <w:sz w:val="28"/>
+          <w:szCs w:val="28"/>
+        </w:rPr>
+      </w:pPr>
+      <w:r>
+        <w:rPr>
+          <w:sz w:val="28"/>
+          <w:szCs w:val="28"/>
+        </w:rPr>
+        <w:t xml:space="preserve">Рисунок 2 </w:t>
       </w:r>
       <w:r>
         <w:rPr>
@@ -25091,7 +24570,7 @@
           <w:sz w:val="28"/>
           <w:szCs w:val="28"/>
         </w:rPr>
-        <w:t xml:space="preserve"> Список заявок с поиском и фильтром просроченных</w:t>
+        <w:t xml:space="preserve"> Дашборд системы</w:t>
       </w:r>
     </w:p>
     <w:p>
@@ -25119,8 +24598,19 @@
           <w:sz w:val="28"/>
           <w:szCs w:val="28"/>
         </w:rPr>
-        <w:t>Заявка создается и редактируется в форме (рисунок 4). Договор (с указанием клиента), категория, статус, ответственный сотрудник и приоритет выбираются из выпадающих списков; тема, описание и дедлайн вводятся вручную. Обязательны договор, категория, статус, ответственный, тема и приоритет; описание и дедлайн можно оставить пустыми. При редактировании доступны те же поля, включая смену статуса по мере выполнения работ.</w:t>
-      </w:r>
+        <w:t>Основной рабочий экран - список заявок (рисунок 3). Таблица содержит столбцы: номер, тема, клиент, исполнитель, статус, дедлайн, затраченные часы. Строки просроченных заявок подсвечены; фильтр «просроченные» оставляет только нарушенные сроки. Над списком - строка поиска по теме и описанию заявок. Отсюда же выполняется переход в карточку любой заявки и к созданию новой.</w:t>
+      </w:r>
+    </w:p>
+    <w:p>
+      <w:pPr>
+        <w:pStyle w:val="a3"/>
+        <w:spacing w:after="0"/>
+        <w:jc w:val="both"/>
+        <w:rPr>
+          <w:sz w:val="28"/>
+          <w:szCs w:val="28"/>
+        </w:rPr>
+      </w:pPr>
     </w:p>
     <w:p>
       <w:pPr>
@@ -25133,16 +24623,14 @@
       </w:pPr>
       <w:r>
         <w:rPr>
-          <w:noProof/>
-          <w:sz w:val="28"/>
-          <w:szCs w:val="28"/>
-        </w:rPr>
-        <w:lastRenderedPageBreak/>
+          <w:sz w:val="28"/>
+          <w:szCs w:val="28"/>
+        </w:rPr>
         <w:drawing>
-          <wp:inline distT="0" distB="0" distL="0" distR="0" wp14:anchorId="7D66BDB9" wp14:editId="69895B4A">
-            <wp:extent cx="5940425" cy="4693285"/>
+          <wp:inline distT="0" distB="0" distL="0" distR="0" wp14:anchorId="11C09A49" wp14:editId="01FBDA85">
+            <wp:extent cx="5940425" cy="4763135"/>
             <wp:effectExtent l="0" t="0" r="3175" b="0"/>
-            <wp:docPr id="1913783257" name="Рисунок 1"/>
+            <wp:docPr id="1700860940" name="Рисунок 1"/>
             <wp:cNvGraphicFramePr>
               <a:graphicFrameLocks xmlns:a="http://schemas.openxmlformats.org/drawingml/2006/main" noChangeAspect="1"/>
             </wp:cNvGraphicFramePr>
@@ -25150,7 +24638,7 @@
               <a:graphicData uri="http://schemas.openxmlformats.org/drawingml/2006/picture">
                 <pic:pic xmlns:pic="http://schemas.openxmlformats.org/drawingml/2006/picture">
                   <pic:nvPicPr>
-                    <pic:cNvPr id="1913783257" name=""/>
+                    <pic:cNvPr id="1700860940" name=""/>
                     <pic:cNvPicPr/>
                   </pic:nvPicPr>
                   <pic:blipFill>
@@ -25162,7 +24650,7 @@
                   <pic:spPr>
                     <a:xfrm>
                       <a:off x="0" y="0"/>
-                      <a:ext cx="5940425" cy="4693285"/>
+                      <a:ext cx="5940425" cy="4763135"/>
                     </a:xfrm>
                     <a:prstGeom prst="rect">
                       <a:avLst/>
@@ -25179,7 +24667,7 @@
           <w:sz w:val="28"/>
           <w:szCs w:val="28"/>
         </w:rPr>
-        <w:t xml:space="preserve">Рисунок 4 </w:t>
+        <w:t xml:space="preserve">Рисунок 3 </w:t>
       </w:r>
       <w:r>
         <w:rPr>
@@ -25193,7 +24681,7 @@
           <w:sz w:val="28"/>
           <w:szCs w:val="28"/>
         </w:rPr>
-        <w:t xml:space="preserve"> Форма создания и редактирования заявки</w:t>
+        <w:t xml:space="preserve"> Список заявок с поиском и фильтром просроченных</w:t>
       </w:r>
     </w:p>
     <w:p>
@@ -25221,19 +24709,8 @@
           <w:sz w:val="28"/>
           <w:szCs w:val="28"/>
         </w:rPr>
-        <w:t>Карточка заявки (рисунок 5) собирает все данные обращения: клиента и договор, категорию, статус, ответственного, приоритет, тему, описание, дату создания и дедлайн. Ниже ведется история работ - все записи о выполненных действиях с исполнителем, датой, описанием и затраченными часами.</w:t>
-      </w:r>
-    </w:p>
-    <w:p>
-      <w:pPr>
-        <w:pStyle w:val="a3"/>
-        <w:spacing w:after="0"/>
-        <w:jc w:val="both"/>
-        <w:rPr>
-          <w:sz w:val="28"/>
-          <w:szCs w:val="28"/>
-        </w:rPr>
-      </w:pPr>
+        <w:t>Заявка создается и редактируется в форме (рисунок 4). Договор (с указанием клиента), категория, статус, ответственный сотрудник и приоритет выбираются из выпадающих списков; тема, описание и дедлайн вводятся вручную. Обязательны договор, категория, статус, ответственный, тема и приоритет; описание и дедлайн можно оставить пустыми. При редактировании доступны те же поля, включая смену статуса по мере выполнения работ.</w:t>
+      </w:r>
     </w:p>
     <w:p>
       <w:pPr>
@@ -25246,15 +24723,15 @@
       </w:pPr>
       <w:r>
         <w:rPr>
-          <w:noProof/>
-          <w:sz w:val="28"/>
-          <w:szCs w:val="28"/>
-        </w:rPr>
+          <w:sz w:val="28"/>
+          <w:szCs w:val="28"/>
+        </w:rPr>
+        <w:lastRenderedPageBreak/>
         <w:drawing>
-          <wp:inline distT="0" distB="0" distL="0" distR="0" wp14:anchorId="25E3401C" wp14:editId="0EB7A909">
-            <wp:extent cx="4302125" cy="2407442"/>
-            <wp:effectExtent l="19050" t="19050" r="22225" b="12065"/>
-            <wp:docPr id="1631335284" name="Рисунок 1"/>
+          <wp:inline distT="0" distB="0" distL="0" distR="0" wp14:anchorId="35CA8ED3" wp14:editId="70EC844D">
+            <wp:extent cx="5940425" cy="4541520"/>
+            <wp:effectExtent l="0" t="0" r="3175" b="0"/>
+            <wp:docPr id="281888745" name="Рисунок 1"/>
             <wp:cNvGraphicFramePr>
               <a:graphicFrameLocks xmlns:a="http://schemas.openxmlformats.org/drawingml/2006/main" noChangeAspect="1"/>
             </wp:cNvGraphicFramePr>
@@ -25262,7 +24739,7 @@
               <a:graphicData uri="http://schemas.openxmlformats.org/drawingml/2006/picture">
                 <pic:pic xmlns:pic="http://schemas.openxmlformats.org/drawingml/2006/picture">
                   <pic:nvPicPr>
-                    <pic:cNvPr id="1631335284" name=""/>
+                    <pic:cNvPr id="281888745" name=""/>
                     <pic:cNvPicPr/>
                   </pic:nvPicPr>
                   <pic:blipFill>
@@ -25274,16 +24751,11 @@
                   <pic:spPr>
                     <a:xfrm>
                       <a:off x="0" y="0"/>
-                      <a:ext cx="4307610" cy="2410511"/>
+                      <a:ext cx="5940425" cy="4541520"/>
                     </a:xfrm>
                     <a:prstGeom prst="rect">
                       <a:avLst/>
                     </a:prstGeom>
-                    <a:ln w="6350">
-                      <a:solidFill>
-                        <a:schemeClr val="tx1"/>
-                      </a:solidFill>
-                    </a:ln>
                   </pic:spPr>
                 </pic:pic>
               </a:graphicData>
@@ -25291,6 +24763,27 @@
           </wp:inline>
         </w:drawing>
       </w:r>
+      <w:r>
+        <w:rPr>
+          <w:sz w:val="28"/>
+          <w:szCs w:val="28"/>
+        </w:rPr>
+        <w:t xml:space="preserve">Рисунок 4 </w:t>
+      </w:r>
+      <w:r>
+        <w:rPr>
+          <w:sz w:val="28"/>
+          <w:szCs w:val="28"/>
+        </w:rPr>
+        <w:t>-</w:t>
+      </w:r>
+      <w:r>
+        <w:rPr>
+          <w:sz w:val="28"/>
+          <w:szCs w:val="28"/>
+        </w:rPr>
+        <w:t xml:space="preserve"> Форма создания и редактирования заявки</w:t>
+      </w:r>
     </w:p>
     <w:p>
       <w:pPr>
@@ -25301,27 +24794,6 @@
           <w:szCs w:val="28"/>
         </w:rPr>
       </w:pPr>
-      <w:r>
-        <w:rPr>
-          <w:sz w:val="28"/>
-          <w:szCs w:val="28"/>
-        </w:rPr>
-        <w:t xml:space="preserve">Рисунок 5 </w:t>
-      </w:r>
-      <w:r>
-        <w:rPr>
-          <w:sz w:val="28"/>
-          <w:szCs w:val="28"/>
-        </w:rPr>
-        <w:t>-</w:t>
-      </w:r>
-      <w:r>
-        <w:rPr>
-          <w:sz w:val="28"/>
-          <w:szCs w:val="28"/>
-        </w:rPr>
-        <w:t xml:space="preserve"> Карточка заявки с историей работ</w:t>
-      </w:r>
     </w:p>
     <w:p>
       <w:pPr>
@@ -25338,24 +24810,7 @@
           <w:sz w:val="28"/>
           <w:szCs w:val="28"/>
         </w:rPr>
-        <w:lastRenderedPageBreak/>
-        <w:t xml:space="preserve">Новая запись о работе добавляется прямо из карточки через отдельную форму (рисунок 6): выбирается исполнитель, указываются дата, описание выполненной работы и количество затраченных часов; число часов проверяется на </w:t>
-      </w:r>
-      <w:proofErr w:type="spellStart"/>
-      <w:r>
-        <w:rPr>
-          <w:sz w:val="28"/>
-          <w:szCs w:val="28"/>
-        </w:rPr>
-        <w:t>неотрицательность</w:t>
-      </w:r>
-      <w:proofErr w:type="spellEnd"/>
-      <w:r>
-        <w:rPr>
-          <w:sz w:val="28"/>
-          <w:szCs w:val="28"/>
-        </w:rPr>
-        <w:t>.</w:t>
+        <w:t>Карточка заявки (рисунок 5) собирает все данные обращения: клиента и договор, категорию, статус, ответственного, приоритет, тему, описание, дату создания и дедлайн. Ниже ведется история работ - все записи о выполненных действиях с исполнителем, датой, описанием и затраченными часами.</w:t>
       </w:r>
     </w:p>
     <w:p>
@@ -25380,15 +24835,14 @@
       </w:pPr>
       <w:r>
         <w:rPr>
-          <w:noProof/>
           <w:sz w:val="28"/>
           <w:szCs w:val="28"/>
         </w:rPr>
         <w:drawing>
-          <wp:inline distT="0" distB="0" distL="0" distR="0" wp14:anchorId="643C301D" wp14:editId="527E4C4B">
-            <wp:extent cx="4895850" cy="3143250"/>
-            <wp:effectExtent l="19050" t="19050" r="19050" b="19050"/>
-            <wp:docPr id="951976084" name="Рисунок 1"/>
+          <wp:inline distT="0" distB="0" distL="0" distR="0" wp14:anchorId="2FA9FA14" wp14:editId="33F3AC22">
+            <wp:extent cx="5940425" cy="2879725"/>
+            <wp:effectExtent l="0" t="0" r="3175" b="0"/>
+            <wp:docPr id="60238699" name="Рисунок 1"/>
             <wp:cNvGraphicFramePr>
               <a:graphicFrameLocks xmlns:a="http://schemas.openxmlformats.org/drawingml/2006/main" noChangeAspect="1"/>
             </wp:cNvGraphicFramePr>
@@ -25396,7 +24850,7 @@
               <a:graphicData uri="http://schemas.openxmlformats.org/drawingml/2006/picture">
                 <pic:pic xmlns:pic="http://schemas.openxmlformats.org/drawingml/2006/picture">
                   <pic:nvPicPr>
-                    <pic:cNvPr id="951976084" name=""/>
+                    <pic:cNvPr id="60238699" name=""/>
                     <pic:cNvPicPr/>
                   </pic:nvPicPr>
                   <pic:blipFill>
@@ -25408,16 +24862,11 @@
                   <pic:spPr>
                     <a:xfrm>
                       <a:off x="0" y="0"/>
-                      <a:ext cx="4900621" cy="3146313"/>
+                      <a:ext cx="5940425" cy="2879725"/>
                     </a:xfrm>
                     <a:prstGeom prst="rect">
                       <a:avLst/>
                     </a:prstGeom>
-                    <a:ln w="6350">
-                      <a:solidFill>
-                        <a:schemeClr val="tx1"/>
-                      </a:solidFill>
-                    </a:ln>
                   </pic:spPr>
                 </pic:pic>
               </a:graphicData>
@@ -25440,7 +24889,7 @@
           <w:sz w:val="28"/>
           <w:szCs w:val="28"/>
         </w:rPr>
-        <w:t xml:space="preserve">Рисунок 6 </w:t>
+        <w:t xml:space="preserve">Рисунок 5 </w:t>
       </w:r>
       <w:r>
         <w:rPr>
@@ -25454,18 +24903,8 @@
           <w:sz w:val="28"/>
           <w:szCs w:val="28"/>
         </w:rPr>
-        <w:t xml:space="preserve"> Форма добавления записи о выполненной работе</w:t>
-      </w:r>
-    </w:p>
-    <w:p>
-      <w:pPr>
-        <w:pStyle w:val="figure-caption"/>
-        <w:spacing w:before="0" w:after="0"/>
-        <w:rPr>
-          <w:sz w:val="28"/>
-          <w:szCs w:val="28"/>
-        </w:rPr>
-      </w:pPr>
+        <w:t xml:space="preserve"> Карточка заявки с историей работ</w:t>
+      </w:r>
     </w:p>
     <w:p>
       <w:pPr>
@@ -25482,7 +24921,24 @@
           <w:sz w:val="28"/>
           <w:szCs w:val="28"/>
         </w:rPr>
-        <w:t>Справочник клиентов (рисунок 7) - список организаций со столбцами: клиент, БИН/ИИН, контактное лицо, телефон, email, дата создания. Записи можно добавлять, редактировать и удалять; при попытке удалить клиента, у которого есть договоры, система объясняет, почему отказала.</w:t>
+        <w:lastRenderedPageBreak/>
+        <w:t xml:space="preserve">Новая запись о работе добавляется прямо из карточки через отдельную форму (рисунок 6): выбирается исполнитель, указываются дата, описание выполненной работы и количество затраченных часов; число часов проверяется на </w:t>
+      </w:r>
+      <w:proofErr w:type="spellStart"/>
+      <w:r>
+        <w:rPr>
+          <w:sz w:val="28"/>
+          <w:szCs w:val="28"/>
+        </w:rPr>
+        <w:t>неотрицательность</w:t>
+      </w:r>
+      <w:proofErr w:type="spellEnd"/>
+      <w:r>
+        <w:rPr>
+          <w:sz w:val="28"/>
+          <w:szCs w:val="28"/>
+        </w:rPr>
+        <w:t>.</w:t>
       </w:r>
     </w:p>
     <w:p>
@@ -25507,15 +24963,14 @@
       </w:pPr>
       <w:r>
         <w:rPr>
-          <w:noProof/>
           <w:sz w:val="28"/>
           <w:szCs w:val="28"/>
         </w:rPr>
         <w:drawing>
-          <wp:inline distT="0" distB="0" distL="0" distR="0" wp14:anchorId="2203299B" wp14:editId="6EE87A3A">
-            <wp:extent cx="5940425" cy="2886075"/>
-            <wp:effectExtent l="19050" t="19050" r="22225" b="28575"/>
-            <wp:docPr id="1560614608" name="Рисунок 1"/>
+          <wp:inline distT="0" distB="0" distL="0" distR="0" wp14:anchorId="181D46EB" wp14:editId="29A49905">
+            <wp:extent cx="5940425" cy="3729355"/>
+            <wp:effectExtent l="0" t="0" r="3175" b="4445"/>
+            <wp:docPr id="1982565459" name="Рисунок 1"/>
             <wp:cNvGraphicFramePr>
               <a:graphicFrameLocks xmlns:a="http://schemas.openxmlformats.org/drawingml/2006/main" noChangeAspect="1"/>
             </wp:cNvGraphicFramePr>
@@ -25523,7 +24978,7 @@
               <a:graphicData uri="http://schemas.openxmlformats.org/drawingml/2006/picture">
                 <pic:pic xmlns:pic="http://schemas.openxmlformats.org/drawingml/2006/picture">
                   <pic:nvPicPr>
-                    <pic:cNvPr id="1560614608" name=""/>
+                    <pic:cNvPr id="1982565459" name=""/>
                     <pic:cNvPicPr/>
                   </pic:nvPicPr>
                   <pic:blipFill>
@@ -25535,16 +24990,11 @@
                   <pic:spPr>
                     <a:xfrm>
                       <a:off x="0" y="0"/>
-                      <a:ext cx="5940425" cy="2886075"/>
+                      <a:ext cx="5940425" cy="3729355"/>
                     </a:xfrm>
                     <a:prstGeom prst="rect">
                       <a:avLst/>
                     </a:prstGeom>
-                    <a:ln w="6350">
-                      <a:solidFill>
-                        <a:schemeClr val="tx1"/>
-                      </a:solidFill>
-                    </a:ln>
                   </pic:spPr>
                 </pic:pic>
               </a:graphicData>
@@ -25552,12 +25002,22 @@
           </wp:inline>
         </w:drawing>
       </w:r>
-      <w:r>
-        <w:rPr>
-          <w:sz w:val="28"/>
-          <w:szCs w:val="28"/>
-        </w:rPr>
-        <w:t xml:space="preserve">Рисунок 7 </w:t>
+    </w:p>
+    <w:p>
+      <w:pPr>
+        <w:pStyle w:val="figure-caption"/>
+        <w:spacing w:before="0" w:after="0"/>
+        <w:rPr>
+          <w:sz w:val="28"/>
+          <w:szCs w:val="28"/>
+        </w:rPr>
+      </w:pPr>
+      <w:r>
+        <w:rPr>
+          <w:sz w:val="28"/>
+          <w:szCs w:val="28"/>
+        </w:rPr>
+        <w:t xml:space="preserve">Рисунок 6 </w:t>
       </w:r>
       <w:r>
         <w:rPr>
@@ -25571,8 +25031,18 @@
           <w:sz w:val="28"/>
           <w:szCs w:val="28"/>
         </w:rPr>
-        <w:t xml:space="preserve"> Справочник «Клиенты»</w:t>
-      </w:r>
+        <w:t xml:space="preserve"> Форма добавления записи о выполненной работе</w:t>
+      </w:r>
+    </w:p>
+    <w:p>
+      <w:pPr>
+        <w:pStyle w:val="figure-caption"/>
+        <w:spacing w:before="0" w:after="0"/>
+        <w:rPr>
+          <w:sz w:val="28"/>
+          <w:szCs w:val="28"/>
+        </w:rPr>
+      </w:pPr>
     </w:p>
     <w:p>
       <w:pPr>
@@ -25589,8 +25059,7 @@
           <w:sz w:val="28"/>
           <w:szCs w:val="28"/>
         </w:rPr>
-        <w:lastRenderedPageBreak/>
-        <w:t>Справочник договоров (рисунок 8) выводит номер договора, клиента, даты начала и окончания, тип сопровождения и тариф. Клиент в форме договора выбирается из выпадающего списка - ввести несуществующего нельзя. Удаление договора с зарегистрированными заявками блокируется.</w:t>
+        <w:t>Справочник клиентов (рисунок 7) - список организаций со столбцами: клиент, БИН/ИИН, контактное лицо, телефон, email, дата создания. Записи можно добавлять, редактировать и удалять; при попытке удалить клиента, у которого есть договоры, система объясняет, почему отказала.</w:t>
       </w:r>
     </w:p>
     <w:p>
@@ -25615,15 +25084,14 @@
       </w:pPr>
       <w:r>
         <w:rPr>
-          <w:noProof/>
           <w:sz w:val="28"/>
           <w:szCs w:val="28"/>
         </w:rPr>
         <w:drawing>
-          <wp:inline distT="0" distB="0" distL="0" distR="0" wp14:anchorId="5A926A57" wp14:editId="2B4FA884">
-            <wp:extent cx="5940425" cy="2752725"/>
-            <wp:effectExtent l="19050" t="19050" r="22225" b="28575"/>
-            <wp:docPr id="837458916" name="Рисунок 1"/>
+          <wp:inline distT="0" distB="0" distL="0" distR="0" wp14:anchorId="696E0F65" wp14:editId="4DB68FDB">
+            <wp:extent cx="5940425" cy="2466975"/>
+            <wp:effectExtent l="0" t="0" r="3175" b="9525"/>
+            <wp:docPr id="288872256" name="Рисунок 1"/>
             <wp:cNvGraphicFramePr>
               <a:graphicFrameLocks xmlns:a="http://schemas.openxmlformats.org/drawingml/2006/main" noChangeAspect="1"/>
             </wp:cNvGraphicFramePr>
@@ -25631,7 +25099,7 @@
               <a:graphicData uri="http://schemas.openxmlformats.org/drawingml/2006/picture">
                 <pic:pic xmlns:pic="http://schemas.openxmlformats.org/drawingml/2006/picture">
                   <pic:nvPicPr>
-                    <pic:cNvPr id="837458916" name=""/>
+                    <pic:cNvPr id="288872256" name=""/>
                     <pic:cNvPicPr/>
                   </pic:nvPicPr>
                   <pic:blipFill>
@@ -25643,16 +25111,11 @@
                   <pic:spPr>
                     <a:xfrm>
                       <a:off x="0" y="0"/>
-                      <a:ext cx="5940425" cy="2752725"/>
+                      <a:ext cx="5940425" cy="2466975"/>
                     </a:xfrm>
                     <a:prstGeom prst="rect">
                       <a:avLst/>
                     </a:prstGeom>
-                    <a:ln w="6350">
-                      <a:solidFill>
-                        <a:schemeClr val="tx1"/>
-                      </a:solidFill>
-                    </a:ln>
                   </pic:spPr>
                 </pic:pic>
               </a:graphicData>
@@ -25665,7 +25128,7 @@
           <w:sz w:val="28"/>
           <w:szCs w:val="28"/>
         </w:rPr>
-        <w:t xml:space="preserve">Рисунок 8 </w:t>
+        <w:t xml:space="preserve">Рисунок 7 </w:t>
       </w:r>
       <w:r>
         <w:rPr>
@@ -25679,18 +25142,8 @@
           <w:sz w:val="28"/>
           <w:szCs w:val="28"/>
         </w:rPr>
-        <w:t xml:space="preserve"> Справочник «Договоры»</w:t>
-      </w:r>
-    </w:p>
-    <w:p>
-      <w:pPr>
-        <w:pStyle w:val="figure-caption"/>
-        <w:spacing w:before="0" w:after="0"/>
-        <w:rPr>
-          <w:sz w:val="28"/>
-          <w:szCs w:val="28"/>
-        </w:rPr>
-      </w:pPr>
+        <w:t xml:space="preserve"> Справочник «Клиенты»</w:t>
+      </w:r>
     </w:p>
     <w:p>
       <w:pPr>
@@ -25707,7 +25160,8 @@
           <w:sz w:val="28"/>
           <w:szCs w:val="28"/>
         </w:rPr>
-        <w:t>Справочник сотрудников (рисунок 9) показывает ФИО, должность, телефон, email и число активных заявок и записей о работах каждого специалиста. Сотрудника, связанного с заявками или работами, удалить нельзя - система сообщает причину.</w:t>
+        <w:lastRenderedPageBreak/>
+        <w:t>Справочник договоров (рисунок 8) выводит номер договора, клиента, даты начала и окончания, тип сопровождения и тариф. Клиент в форме договора выбирается из выпадающего списка - ввести несуществующего нельзя. Удаление договора с зарегистрированными заявками блокируется.</w:t>
       </w:r>
     </w:p>
     <w:p>
@@ -25732,15 +25186,14 @@
       </w:pPr>
       <w:r>
         <w:rPr>
-          <w:noProof/>
           <w:sz w:val="28"/>
           <w:szCs w:val="28"/>
         </w:rPr>
         <w:drawing>
-          <wp:inline distT="0" distB="0" distL="0" distR="0" wp14:anchorId="6C3DE3BA" wp14:editId="15369F26">
-            <wp:extent cx="5940425" cy="2409190"/>
-            <wp:effectExtent l="19050" t="19050" r="22225" b="10160"/>
-            <wp:docPr id="1569649936" name="Рисунок 1"/>
+          <wp:inline distT="0" distB="0" distL="0" distR="0" wp14:anchorId="6ED50076" wp14:editId="0E6C7C78">
+            <wp:extent cx="5940425" cy="2375535"/>
+            <wp:effectExtent l="0" t="0" r="3175" b="5715"/>
+            <wp:docPr id="913624722" name="Рисунок 1"/>
             <wp:cNvGraphicFramePr>
               <a:graphicFrameLocks xmlns:a="http://schemas.openxmlformats.org/drawingml/2006/main" noChangeAspect="1"/>
             </wp:cNvGraphicFramePr>
@@ -25748,7 +25201,7 @@
               <a:graphicData uri="http://schemas.openxmlformats.org/drawingml/2006/picture">
                 <pic:pic xmlns:pic="http://schemas.openxmlformats.org/drawingml/2006/picture">
                   <pic:nvPicPr>
-                    <pic:cNvPr id="1569649936" name=""/>
+                    <pic:cNvPr id="913624722" name=""/>
                     <pic:cNvPicPr/>
                   </pic:nvPicPr>
                   <pic:blipFill>
@@ -25760,16 +25213,11 @@
                   <pic:spPr>
                     <a:xfrm>
                       <a:off x="0" y="0"/>
-                      <a:ext cx="5940425" cy="2409190"/>
+                      <a:ext cx="5940425" cy="2375535"/>
                     </a:xfrm>
                     <a:prstGeom prst="rect">
                       <a:avLst/>
                     </a:prstGeom>
-                    <a:ln w="6350">
-                      <a:solidFill>
-                        <a:schemeClr val="tx1"/>
-                      </a:solidFill>
-                    </a:ln>
                   </pic:spPr>
                 </pic:pic>
               </a:graphicData>
@@ -25782,7 +25230,7 @@
           <w:sz w:val="28"/>
           <w:szCs w:val="28"/>
         </w:rPr>
-        <w:t xml:space="preserve">Рисунок 9 </w:t>
+        <w:t xml:space="preserve">Рисунок 8 </w:t>
       </w:r>
       <w:r>
         <w:rPr>
@@ -25796,7 +25244,7 @@
           <w:sz w:val="28"/>
           <w:szCs w:val="28"/>
         </w:rPr>
-        <w:t xml:space="preserve"> Справочник «Сотрудники»</w:t>
+        <w:t xml:space="preserve"> Справочник «Договоры»</w:t>
       </w:r>
     </w:p>
     <w:p>
@@ -25824,15 +25272,7 @@
           <w:sz w:val="28"/>
           <w:szCs w:val="28"/>
         </w:rPr>
-        <w:t xml:space="preserve">Экран «Отчеты» (рисунок 10) объединяет два отчета. «Заявки за период»: пользователь задает диапазон дат и получает таблицу заявок, созданных в этом периоде. «Часы по сотрудникам»: суммарные затраченные часы по каждому исполнителю, при желании - с ограничением периодом. </w:t>
-      </w:r>
-      <w:r>
-        <w:rPr>
-          <w:sz w:val="28"/>
-          <w:szCs w:val="28"/>
-        </w:rPr>
-        <w:lastRenderedPageBreak/>
-        <w:t>Кнопка экспорта выгружает сформированный отчет в файл CSV, который корректно открывается в Microsoft Excel.</w:t>
+        <w:t>Справочник сотрудников (рисунок 9) показывает ФИО, должность, телефон, email и число активных заявок и записей о работах каждого специалиста. Сотрудника, связанного с заявками или работами, удалить нельзя - система сообщает причину.</w:t>
       </w:r>
     </w:p>
     <w:p>
@@ -25857,15 +25297,14 @@
       </w:pPr>
       <w:r>
         <w:rPr>
-          <w:noProof/>
           <w:sz w:val="28"/>
           <w:szCs w:val="28"/>
         </w:rPr>
         <w:drawing>
-          <wp:inline distT="0" distB="0" distL="0" distR="0" wp14:anchorId="4881A09A" wp14:editId="1EE0ED66">
-            <wp:extent cx="5940425" cy="3342005"/>
-            <wp:effectExtent l="19050" t="19050" r="22225" b="10795"/>
-            <wp:docPr id="1893695997" name="Рисунок 1"/>
+          <wp:inline distT="0" distB="0" distL="0" distR="0" wp14:anchorId="779D8E99" wp14:editId="3514530A">
+            <wp:extent cx="5940425" cy="2256790"/>
+            <wp:effectExtent l="0" t="0" r="3175" b="0"/>
+            <wp:docPr id="430274157" name="Рисунок 1"/>
             <wp:cNvGraphicFramePr>
               <a:graphicFrameLocks xmlns:a="http://schemas.openxmlformats.org/drawingml/2006/main" noChangeAspect="1"/>
             </wp:cNvGraphicFramePr>
@@ -25873,7 +25312,7 @@
               <a:graphicData uri="http://schemas.openxmlformats.org/drawingml/2006/picture">
                 <pic:pic xmlns:pic="http://schemas.openxmlformats.org/drawingml/2006/picture">
                   <pic:nvPicPr>
-                    <pic:cNvPr id="1893695997" name=""/>
+                    <pic:cNvPr id="430274157" name=""/>
                     <pic:cNvPicPr/>
                   </pic:nvPicPr>
                   <pic:blipFill>
@@ -25885,16 +25324,11 @@
                   <pic:spPr>
                     <a:xfrm>
                       <a:off x="0" y="0"/>
-                      <a:ext cx="5940425" cy="3342005"/>
+                      <a:ext cx="5940425" cy="2256790"/>
                     </a:xfrm>
                     <a:prstGeom prst="rect">
                       <a:avLst/>
                     </a:prstGeom>
-                    <a:ln w="6350">
-                      <a:solidFill>
-                        <a:schemeClr val="tx1"/>
-                      </a:solidFill>
-                    </a:ln>
                   </pic:spPr>
                 </pic:pic>
               </a:graphicData>
@@ -25907,7 +25341,7 @@
           <w:sz w:val="28"/>
           <w:szCs w:val="28"/>
         </w:rPr>
-        <w:t xml:space="preserve">Рисунок 10 </w:t>
+        <w:t xml:space="preserve">Рисунок 9 </w:t>
       </w:r>
       <w:r>
         <w:rPr>
@@ -25921,7 +25355,7 @@
           <w:sz w:val="28"/>
           <w:szCs w:val="28"/>
         </w:rPr>
-        <w:t xml:space="preserve"> Экран «Отчеты» с экспортом в CSV</w:t>
+        <w:t xml:space="preserve"> Справочник «Сотрудники»</w:t>
       </w:r>
     </w:p>
     <w:p>
@@ -25949,7 +25383,7 @@
           <w:sz w:val="28"/>
           <w:szCs w:val="28"/>
         </w:rPr>
-        <w:t>Валидация во всех формах единая: обязательные поля помечены и проверяются до отправки данных; ссылочные реквизиты выбираются только из существующих записей; числовые поля (часы) проверяются на допустимость значений; при ошибке сервера форма не закрывается и введенные данные не теряются. Состояния интерфейса унифицированы отдельным компонентом: во время запроса - индикатор загрузки, при сбое связи - сообщение об ошибке с возможностью повторить запрос, при отсутствии данных - подсказка, как создать первую запись. Освоив один экран, пользователь точно так же работает со всеми остальными.</w:t>
+        <w:t>Экран «Отчеты» (рисунок 10) объединяет два отчета. «Заявки за период»: пользователь задает диапазон дат и получает таблицу заявок, созданных в этом периоде. «Часы по сотрудникам»: суммарные затраченные часы по каждому исполнителю, при желании - с ограничением периодом. Кнопка экспорта выгружает сформированный отчет в файл CSV, который корректно открывается в Microsoft Excel.</w:t>
       </w:r>
     </w:p>
     <w:p>
@@ -25962,6 +25396,118 @@
           <w:szCs w:val="28"/>
         </w:rPr>
       </w:pPr>
+    </w:p>
+    <w:p>
+      <w:pPr>
+        <w:pStyle w:val="figure-caption"/>
+        <w:spacing w:before="0" w:after="0"/>
+        <w:rPr>
+          <w:sz w:val="28"/>
+          <w:szCs w:val="28"/>
+        </w:rPr>
+      </w:pPr>
+      <w:r>
+        <w:rPr>
+          <w:sz w:val="28"/>
+          <w:szCs w:val="28"/>
+        </w:rPr>
+        <w:lastRenderedPageBreak/>
+        <w:drawing>
+          <wp:inline distT="0" distB="0" distL="0" distR="0" wp14:anchorId="03CE2575" wp14:editId="15EC0ABA">
+            <wp:extent cx="5940425" cy="3143250"/>
+            <wp:effectExtent l="0" t="0" r="3175" b="0"/>
+            <wp:docPr id="2142053702" name="Рисунок 1"/>
+            <wp:cNvGraphicFramePr>
+              <a:graphicFrameLocks xmlns:a="http://schemas.openxmlformats.org/drawingml/2006/main" noChangeAspect="1"/>
+            </wp:cNvGraphicFramePr>
+            <a:graphic xmlns:a="http://schemas.openxmlformats.org/drawingml/2006/main">
+              <a:graphicData uri="http://schemas.openxmlformats.org/drawingml/2006/picture">
+                <pic:pic xmlns:pic="http://schemas.openxmlformats.org/drawingml/2006/picture">
+                  <pic:nvPicPr>
+                    <pic:cNvPr id="2142053702" name=""/>
+                    <pic:cNvPicPr/>
+                  </pic:nvPicPr>
+                  <pic:blipFill>
+                    <a:blip r:embed="rId17"/>
+                    <a:stretch>
+                      <a:fillRect/>
+                    </a:stretch>
+                  </pic:blipFill>
+                  <pic:spPr>
+                    <a:xfrm>
+                      <a:off x="0" y="0"/>
+                      <a:ext cx="5940425" cy="3143250"/>
+                    </a:xfrm>
+                    <a:prstGeom prst="rect">
+                      <a:avLst/>
+                    </a:prstGeom>
+                  </pic:spPr>
+                </pic:pic>
+              </a:graphicData>
+            </a:graphic>
+          </wp:inline>
+        </w:drawing>
+      </w:r>
+      <w:r>
+        <w:rPr>
+          <w:sz w:val="28"/>
+          <w:szCs w:val="28"/>
+        </w:rPr>
+        <w:t xml:space="preserve">Рисунок 10 </w:t>
+      </w:r>
+      <w:r>
+        <w:rPr>
+          <w:sz w:val="28"/>
+          <w:szCs w:val="28"/>
+        </w:rPr>
+        <w:t>-</w:t>
+      </w:r>
+      <w:r>
+        <w:rPr>
+          <w:sz w:val="28"/>
+          <w:szCs w:val="28"/>
+        </w:rPr>
+        <w:t xml:space="preserve"> Экран «Отчеты» с экспортом в CSV</w:t>
+      </w:r>
+    </w:p>
+    <w:p>
+      <w:pPr>
+        <w:pStyle w:val="figure-caption"/>
+        <w:spacing w:before="0" w:after="0"/>
+        <w:rPr>
+          <w:sz w:val="28"/>
+          <w:szCs w:val="28"/>
+        </w:rPr>
+      </w:pPr>
+    </w:p>
+    <w:p>
+      <w:pPr>
+        <w:pStyle w:val="a3"/>
+        <w:spacing w:after="0"/>
+        <w:jc w:val="both"/>
+        <w:rPr>
+          <w:sz w:val="28"/>
+          <w:szCs w:val="28"/>
+        </w:rPr>
+      </w:pPr>
+      <w:r>
+        <w:rPr>
+          <w:sz w:val="28"/>
+          <w:szCs w:val="28"/>
+        </w:rPr>
+        <w:t>Валидация во всех формах единая: обязательные поля помечены и проверяются до отправки данных; ссылочные реквизиты выбираются только из существующих записей; числовые поля (часы) проверяются на допустимость значений; при ошибке сервера форма не закрывается и введенные данные не теряются. Состояния интерфейса унифицированы отдельным компонентом: во время запроса - индикатор загрузки, при сбое связи - сообщение об ошибке с возможностью повторить запрос, при отсутствии данных - подсказка, как создать первую запись. Освоив один экран, пользователь точно так же работает со всеми остальными.</w:t>
+      </w:r>
+    </w:p>
+    <w:p>
+      <w:pPr>
+        <w:pStyle w:val="a3"/>
+        <w:spacing w:after="0"/>
+        <w:jc w:val="both"/>
+        <w:rPr>
+          <w:sz w:val="28"/>
+          <w:szCs w:val="28"/>
+        </w:rPr>
+      </w:pPr>
       <w:r>
         <w:rPr>
           <w:sz w:val="28"/>
@@ -25991,12 +25537,14 @@
         <w:pStyle w:val="1"/>
         <w:spacing w:before="0" w:after="0"/>
         <w:rPr>
-          <w:szCs w:val="28"/>
-        </w:rPr>
-      </w:pPr>
-      <w:bookmarkStart w:id="17" w:name="_Toc232094670"/>
-      <w:r>
-        <w:rPr>
+          <w:bCs w:val="0"/>
+          <w:szCs w:val="28"/>
+        </w:rPr>
+      </w:pPr>
+      <w:bookmarkStart w:id="17" w:name="_Toc232671761"/>
+      <w:r>
+        <w:rPr>
+          <w:bCs w:val="0"/>
           <w:szCs w:val="28"/>
         </w:rPr>
         <w:lastRenderedPageBreak/>
@@ -26258,14 +25806,7 @@
           <w:sz w:val="28"/>
           <w:szCs w:val="28"/>
         </w:rPr>
-        <w:t>рабочих процессов,</w:t>
-      </w:r>
-      <w:r>
-        <w:rPr>
-          <w:sz w:val="28"/>
-          <w:szCs w:val="28"/>
-        </w:rPr>
-        <w:t xml:space="preserve"> проектирования</w:t>
+        <w:t>рабочих процессов, проектирования</w:t>
       </w:r>
       <w:r>
         <w:rPr>
@@ -26305,12 +25846,14 @@
         <w:pStyle w:val="1"/>
         <w:spacing w:before="0" w:after="0"/>
         <w:rPr>
-          <w:szCs w:val="28"/>
-        </w:rPr>
-      </w:pPr>
-      <w:bookmarkStart w:id="18" w:name="_Toc232094671"/>
-      <w:r>
-        <w:rPr>
+          <w:bCs w:val="0"/>
+          <w:szCs w:val="28"/>
+        </w:rPr>
+      </w:pPr>
+      <w:bookmarkStart w:id="18" w:name="_Toc232671762"/>
+      <w:r>
+        <w:rPr>
+          <w:bCs w:val="0"/>
           <w:szCs w:val="28"/>
         </w:rPr>
         <w:lastRenderedPageBreak/>
@@ -26318,7 +25861,14 @@
       </w:r>
       <w:bookmarkEnd w:id="18"/>
     </w:p>
-    <w:p/>
+    <w:p>
+      <w:pPr>
+        <w:rPr>
+          <w:sz w:val="28"/>
+          <w:szCs w:val="28"/>
+        </w:rPr>
+      </w:pPr>
+    </w:p>
     <w:p>
       <w:pPr>
         <w:numPr>
@@ -26424,7 +25974,7 @@
         </w:rPr>
         <w:t>Ломакина, Г. В. Учебно-методическое пособие по изучению дисциплины «Базы данных» [Электронный ресурс] / Институт цифровых технологий. – Калининград, 2022. – Режим доступа: </w:t>
       </w:r>
-      <w:hyperlink r:id="rId17" w:tgtFrame="_blank" w:history="1">
+      <w:hyperlink r:id="rId18" w:tgtFrame="_blank" w:history="1">
         <w:r>
           <w:rPr>
             <w:rStyle w:val="a8"/>
@@ -26915,7 +26465,7 @@
         </w:rPr>
         <w:t>Документация веб-фреймворка Express [Электронный ресурс]. – Режим доступа: </w:t>
       </w:r>
-      <w:hyperlink r:id="rId18" w:tgtFrame="_blank" w:history="1">
+      <w:hyperlink r:id="rId19" w:tgtFrame="_blank" w:history="1">
         <w:r>
           <w:rPr>
             <w:rStyle w:val="a8"/>
@@ -26978,7 +26528,7 @@
         </w:rPr>
         <w:t xml:space="preserve"> [Электронный ресурс]. – Режим доступа: </w:t>
       </w:r>
-      <w:hyperlink r:id="rId19" w:tgtFrame="_blank" w:history="1">
+      <w:hyperlink r:id="rId20" w:tgtFrame="_blank" w:history="1">
         <w:r>
           <w:rPr>
             <w:rStyle w:val="a8"/>
@@ -26999,7 +26549,7 @@
       </w:r>
     </w:p>
     <w:sectPr>
-      <w:footerReference w:type="default" r:id="rId20"/>
+      <w:footerReference w:type="default" r:id="rId21"/>
       <w:pgSz w:w="11906" w:h="16838"/>
       <w:pgMar w:top="1134" w:right="850" w:bottom="1134" w:left="1701" w:header="708" w:footer="708" w:gutter="0"/>
       <w:cols w:space="708"/>
@@ -28596,4 +28146,16 @@
     </a:ext>
   </a:extLst>
 </a:theme>
+</file>
+
+<file path=customXml/item1.xml><?xml version="1.0" encoding="utf-8"?>
+<b:Sources xmlns:b="http://schemas.openxmlformats.org/officeDocument/2006/bibliography" xmlns="http://schemas.openxmlformats.org/officeDocument/2006/bibliography" SelectedStyle="\APASixthEditionOfficeOnline.xsl" StyleName="APA" Version="6"/>
+</file>
+
+<file path=customXml/itemProps1.xml><?xml version="1.0" encoding="utf-8"?>
+<ds:datastoreItem xmlns:ds="http://schemas.openxmlformats.org/officeDocument/2006/customXml" ds:itemID="{ABAE8F42-0FCC-4BA7-856B-F1A82AAB0613}">
+  <ds:schemaRefs>
+    <ds:schemaRef ds:uri="http://schemas.openxmlformats.org/officeDocument/2006/bibliography"/>
+  </ds:schemaRefs>
+</ds:datastoreItem>
 </file>
--- a/docs/Отчет_производственная_практика_2_очеловечивание.docx
+++ b/docs/Отчет_производственная_практика_2_очеловечивание.docx
@@ -20,6 +20,7 @@
     </w:p>
     <w:p>
       <w:pPr>
+        <w:jc w:val="center"/>
         <w:rPr>
           <w:sz w:val="28"/>
           <w:szCs w:val="28"/>
@@ -63,7 +64,14 @@
           <w:sz w:val="28"/>
           <w:szCs w:val="28"/>
         </w:rPr>
-        <w:t>Кафедра название кафедры</w:t>
+        <w:t xml:space="preserve">Кафедра </w:t>
+      </w:r>
+      <w:r>
+        <w:rPr>
+          <w:sz w:val="28"/>
+          <w:szCs w:val="28"/>
+        </w:rPr>
+        <w:t>«Информационно-коммуникационные технологии»</w:t>
       </w:r>
     </w:p>
     <w:p>
@@ -111,7 +119,21 @@
           <w:sz w:val="28"/>
           <w:szCs w:val="28"/>
         </w:rPr>
-        <w:t>по «вид практики» практике</w:t>
+        <w:t xml:space="preserve">По производственной </w:t>
+      </w:r>
+      <w:r>
+        <w:rPr>
+          <w:sz w:val="28"/>
+          <w:szCs w:val="28"/>
+        </w:rPr>
+        <w:t>практике</w:t>
+      </w:r>
+      <w:r>
+        <w:rPr>
+          <w:sz w:val="28"/>
+          <w:szCs w:val="28"/>
+        </w:rPr>
+        <w:t xml:space="preserve"> №2</w:t>
       </w:r>
     </w:p>
     <w:p>
@@ -135,146 +157,194 @@
           <w:sz w:val="28"/>
           <w:szCs w:val="28"/>
         </w:rPr>
-        <w:t>для образовательной программы: Код и наименование образовательной программы</w:t>
-      </w:r>
-    </w:p>
-    <w:p>
-      <w:pPr>
-        <w:rPr>
-          <w:sz w:val="28"/>
-          <w:szCs w:val="28"/>
-        </w:rPr>
-      </w:pPr>
-    </w:p>
-    <w:p>
-      <w:pPr>
-        <w:rPr>
-          <w:sz w:val="28"/>
-          <w:szCs w:val="28"/>
-        </w:rPr>
-      </w:pPr>
-    </w:p>
-    <w:p>
-      <w:pPr>
-        <w:rPr>
-          <w:sz w:val="28"/>
-          <w:szCs w:val="28"/>
-        </w:rPr>
-      </w:pPr>
-    </w:p>
-    <w:p>
-      <w:pPr>
-        <w:rPr>
-          <w:sz w:val="28"/>
-          <w:szCs w:val="28"/>
-        </w:rPr>
-      </w:pPr>
-    </w:p>
-    <w:p>
-      <w:pPr>
-        <w:rPr>
-          <w:sz w:val="28"/>
-          <w:szCs w:val="28"/>
-        </w:rPr>
-      </w:pPr>
-    </w:p>
-    <w:p>
-      <w:pPr>
-        <w:rPr>
-          <w:sz w:val="28"/>
-          <w:szCs w:val="28"/>
-        </w:rPr>
-      </w:pPr>
-    </w:p>
-    <w:p>
-      <w:pPr>
-        <w:rPr>
-          <w:sz w:val="28"/>
-          <w:szCs w:val="28"/>
-        </w:rPr>
-      </w:pPr>
-    </w:p>
-    <w:p>
-      <w:pPr>
-        <w:rPr>
-          <w:sz w:val="28"/>
-          <w:szCs w:val="28"/>
-        </w:rPr>
-      </w:pPr>
-    </w:p>
-    <w:p>
-      <w:pPr>
-        <w:rPr>
-          <w:sz w:val="28"/>
-          <w:szCs w:val="28"/>
-        </w:rPr>
-      </w:pPr>
-    </w:p>
-    <w:p>
-      <w:pPr>
-        <w:rPr>
-          <w:sz w:val="28"/>
-          <w:szCs w:val="28"/>
-        </w:rPr>
-      </w:pPr>
-      <w:r>
-        <w:rPr>
-          <w:sz w:val="28"/>
-          <w:szCs w:val="28"/>
-        </w:rPr>
-        <w:t>Обучающийся ____</w:t>
-      </w:r>
-      <w:r>
-        <w:rPr>
-          <w:sz w:val="28"/>
-          <w:szCs w:val="28"/>
-        </w:rPr>
-        <w:t>____</w:t>
-      </w:r>
-      <w:r>
-        <w:rPr>
-          <w:sz w:val="28"/>
-          <w:szCs w:val="28"/>
-        </w:rPr>
-        <w:t>__________ Ф.И.О</w:t>
-      </w:r>
-    </w:p>
-    <w:p>
-      <w:pPr>
-        <w:rPr>
-          <w:sz w:val="28"/>
-          <w:szCs w:val="28"/>
-        </w:rPr>
-      </w:pPr>
-    </w:p>
-    <w:p>
-      <w:pPr>
-        <w:rPr>
-          <w:sz w:val="28"/>
-          <w:szCs w:val="28"/>
-        </w:rPr>
-      </w:pPr>
-      <w:r>
-        <w:rPr>
-          <w:sz w:val="28"/>
-          <w:szCs w:val="28"/>
-        </w:rPr>
-        <w:t>Руководитель от «название базы практики»</w:t>
-      </w:r>
-    </w:p>
-    <w:p>
-      <w:pPr>
-        <w:rPr>
-          <w:sz w:val="28"/>
-          <w:szCs w:val="28"/>
-        </w:rPr>
-      </w:pPr>
-      <w:r>
-        <w:rPr>
-          <w:sz w:val="28"/>
-          <w:szCs w:val="28"/>
-        </w:rPr>
-        <w:t>Должность_______________________ Ф.И.О</w:t>
+        <w:t>Д</w:t>
+      </w:r>
+      <w:r>
+        <w:rPr>
+          <w:sz w:val="28"/>
+          <w:szCs w:val="28"/>
+        </w:rPr>
+        <w:t>ля образовательной программы:</w:t>
+      </w:r>
+      <w:r>
+        <w:rPr>
+          <w:sz w:val="28"/>
+          <w:szCs w:val="28"/>
+        </w:rPr>
+        <w:t xml:space="preserve"> </w:t>
+      </w:r>
+      <w:r>
+        <w:rPr>
+          <w:sz w:val="28"/>
+          <w:szCs w:val="28"/>
+        </w:rPr>
+        <w:t>«6</w:t>
+      </w:r>
+      <w:r>
+        <w:rPr>
+          <w:sz w:val="28"/>
+          <w:szCs w:val="28"/>
+          <w:lang w:val="en-US"/>
+        </w:rPr>
+        <w:t>B</w:t>
+      </w:r>
+      <w:r>
+        <w:rPr>
+          <w:sz w:val="28"/>
+          <w:szCs w:val="28"/>
+        </w:rPr>
+        <w:t xml:space="preserve">06102 </w:t>
+      </w:r>
+      <w:r>
+        <w:rPr>
+          <w:sz w:val="28"/>
+          <w:szCs w:val="28"/>
+        </w:rPr>
+        <w:t>Информационные системы»</w:t>
+      </w:r>
+      <w:r>
+        <w:rPr>
+          <w:sz w:val="28"/>
+          <w:szCs w:val="28"/>
+        </w:rPr>
+        <w:t xml:space="preserve"> </w:t>
+      </w:r>
+    </w:p>
+    <w:p>
+      <w:pPr>
+        <w:rPr>
+          <w:sz w:val="28"/>
+          <w:szCs w:val="28"/>
+        </w:rPr>
+      </w:pPr>
+    </w:p>
+    <w:p>
+      <w:pPr>
+        <w:rPr>
+          <w:sz w:val="28"/>
+          <w:szCs w:val="28"/>
+        </w:rPr>
+      </w:pPr>
+    </w:p>
+    <w:p>
+      <w:pPr>
+        <w:rPr>
+          <w:sz w:val="28"/>
+          <w:szCs w:val="28"/>
+        </w:rPr>
+      </w:pPr>
+    </w:p>
+    <w:p>
+      <w:pPr>
+        <w:rPr>
+          <w:sz w:val="28"/>
+          <w:szCs w:val="28"/>
+        </w:rPr>
+      </w:pPr>
+    </w:p>
+    <w:p>
+      <w:pPr>
+        <w:rPr>
+          <w:sz w:val="28"/>
+          <w:szCs w:val="28"/>
+        </w:rPr>
+      </w:pPr>
+    </w:p>
+    <w:p>
+      <w:pPr>
+        <w:rPr>
+          <w:sz w:val="28"/>
+          <w:szCs w:val="28"/>
+        </w:rPr>
+      </w:pPr>
+    </w:p>
+    <w:p>
+      <w:pPr>
+        <w:rPr>
+          <w:sz w:val="28"/>
+          <w:szCs w:val="28"/>
+        </w:rPr>
+      </w:pPr>
+    </w:p>
+    <w:p>
+      <w:pPr>
+        <w:rPr>
+          <w:sz w:val="28"/>
+          <w:szCs w:val="28"/>
+        </w:rPr>
+      </w:pPr>
+      <w:r>
+        <w:rPr>
+          <w:sz w:val="28"/>
+          <w:szCs w:val="28"/>
+        </w:rPr>
+        <w:t>Обучающийся</w:t>
+      </w:r>
+      <w:r>
+        <w:rPr>
+          <w:sz w:val="28"/>
+          <w:szCs w:val="28"/>
+        </w:rPr>
+        <w:t xml:space="preserve"> </w:t>
+      </w:r>
+      <w:r>
+        <w:rPr>
+          <w:sz w:val="28"/>
+          <w:szCs w:val="28"/>
+        </w:rPr>
+        <w:t>Сайдашев Кирилл Алексеевич</w:t>
+      </w:r>
+    </w:p>
+    <w:p>
+      <w:pPr>
+        <w:rPr>
+          <w:sz w:val="28"/>
+          <w:szCs w:val="28"/>
+        </w:rPr>
+      </w:pPr>
+    </w:p>
+    <w:p>
+      <w:pPr>
+        <w:rPr>
+          <w:sz w:val="28"/>
+          <w:szCs w:val="28"/>
+        </w:rPr>
+      </w:pPr>
+      <w:r>
+        <w:rPr>
+          <w:sz w:val="28"/>
+          <w:szCs w:val="28"/>
+        </w:rPr>
+        <w:t xml:space="preserve">Руководитель от </w:t>
+      </w:r>
+      <w:r>
+        <w:rPr>
+          <w:sz w:val="28"/>
+          <w:szCs w:val="28"/>
+        </w:rPr>
+        <w:t>ТОО «Фирма ГЕМ СК»</w:t>
+      </w:r>
+    </w:p>
+    <w:p>
+      <w:pPr>
+        <w:rPr>
+          <w:sz w:val="28"/>
+          <w:szCs w:val="28"/>
+        </w:rPr>
+      </w:pPr>
+      <w:r>
+        <w:rPr>
+          <w:sz w:val="28"/>
+          <w:szCs w:val="28"/>
+        </w:rPr>
+        <w:t>Директор: Данилова Оксана Евгеньевна</w:t>
+      </w:r>
+      <w:r>
+        <w:rPr>
+          <w:sz w:val="28"/>
+          <w:szCs w:val="28"/>
+        </w:rPr>
+        <w:t xml:space="preserve"> </w:t>
       </w:r>
     </w:p>
     <w:p>
@@ -321,131 +391,157 @@
           <w:sz w:val="28"/>
           <w:szCs w:val="28"/>
         </w:rPr>
-        <w:t>Должность_________________________ Ф.И.О</w:t>
-      </w:r>
-    </w:p>
-    <w:p>
-      <w:pPr>
-        <w:rPr>
-          <w:sz w:val="28"/>
-          <w:szCs w:val="28"/>
-        </w:rPr>
-      </w:pPr>
-    </w:p>
-    <w:p>
-      <w:pPr>
-        <w:rPr>
-          <w:sz w:val="28"/>
-          <w:szCs w:val="28"/>
-        </w:rPr>
-      </w:pPr>
-    </w:p>
-    <w:p>
-      <w:pPr>
-        <w:rPr>
-          <w:sz w:val="28"/>
-          <w:szCs w:val="28"/>
-        </w:rPr>
-      </w:pPr>
-    </w:p>
-    <w:p>
-      <w:pPr>
-        <w:rPr>
-          <w:sz w:val="28"/>
-          <w:szCs w:val="28"/>
-        </w:rPr>
-      </w:pPr>
-    </w:p>
-    <w:p>
-      <w:pPr>
-        <w:rPr>
-          <w:sz w:val="28"/>
-          <w:szCs w:val="28"/>
-        </w:rPr>
-      </w:pPr>
-    </w:p>
-    <w:p>
-      <w:pPr>
-        <w:rPr>
-          <w:sz w:val="28"/>
-          <w:szCs w:val="28"/>
-        </w:rPr>
-      </w:pPr>
-    </w:p>
-    <w:p>
-      <w:pPr>
-        <w:rPr>
-          <w:sz w:val="28"/>
-          <w:szCs w:val="28"/>
-        </w:rPr>
-      </w:pPr>
-    </w:p>
-    <w:p>
-      <w:pPr>
-        <w:rPr>
-          <w:sz w:val="28"/>
-          <w:szCs w:val="28"/>
-        </w:rPr>
-      </w:pPr>
-    </w:p>
-    <w:p>
-      <w:pPr>
-        <w:rPr>
-          <w:sz w:val="28"/>
-          <w:szCs w:val="28"/>
-        </w:rPr>
-      </w:pPr>
-    </w:p>
-    <w:p>
-      <w:pPr>
-        <w:rPr>
-          <w:sz w:val="28"/>
-          <w:szCs w:val="28"/>
-        </w:rPr>
-      </w:pPr>
-    </w:p>
-    <w:p>
-      <w:pPr>
-        <w:rPr>
-          <w:sz w:val="28"/>
-          <w:szCs w:val="28"/>
-        </w:rPr>
-      </w:pPr>
-    </w:p>
-    <w:p>
-      <w:pPr>
-        <w:rPr>
-          <w:sz w:val="28"/>
-          <w:szCs w:val="28"/>
-        </w:rPr>
-      </w:pPr>
-    </w:p>
-    <w:p>
-      <w:pPr>
-        <w:rPr>
-          <w:sz w:val="28"/>
-          <w:szCs w:val="28"/>
-        </w:rPr>
-      </w:pPr>
-    </w:p>
-    <w:p>
-      <w:pPr>
-        <w:rPr>
-          <w:sz w:val="28"/>
-          <w:szCs w:val="28"/>
-        </w:rPr>
-      </w:pPr>
-    </w:p>
-    <w:p>
-      <w:pPr>
-        <w:rPr>
-          <w:sz w:val="28"/>
-          <w:szCs w:val="28"/>
-        </w:rPr>
-      </w:pPr>
-    </w:p>
-    <w:p>
-      <w:pPr>
+        <w:t>Ассистент кафедры Семейников Артем Николаевич</w:t>
+      </w:r>
+    </w:p>
+    <w:p>
+      <w:pPr>
+        <w:rPr>
+          <w:sz w:val="28"/>
+          <w:szCs w:val="28"/>
+        </w:rPr>
+      </w:pPr>
+    </w:p>
+    <w:p>
+      <w:pPr>
+        <w:rPr>
+          <w:sz w:val="28"/>
+          <w:szCs w:val="28"/>
+        </w:rPr>
+      </w:pPr>
+    </w:p>
+    <w:p>
+      <w:pPr>
+        <w:rPr>
+          <w:sz w:val="28"/>
+          <w:szCs w:val="28"/>
+        </w:rPr>
+      </w:pPr>
+    </w:p>
+    <w:p>
+      <w:pPr>
+        <w:rPr>
+          <w:sz w:val="28"/>
+          <w:szCs w:val="28"/>
+        </w:rPr>
+      </w:pPr>
+    </w:p>
+    <w:p>
+      <w:pPr>
+        <w:rPr>
+          <w:sz w:val="28"/>
+          <w:szCs w:val="28"/>
+        </w:rPr>
+      </w:pPr>
+    </w:p>
+    <w:p>
+      <w:pPr>
+        <w:rPr>
+          <w:sz w:val="28"/>
+          <w:szCs w:val="28"/>
+        </w:rPr>
+      </w:pPr>
+    </w:p>
+    <w:p>
+      <w:pPr>
+        <w:rPr>
+          <w:sz w:val="28"/>
+          <w:szCs w:val="28"/>
+        </w:rPr>
+      </w:pPr>
+    </w:p>
+    <w:p>
+      <w:pPr>
+        <w:rPr>
+          <w:sz w:val="28"/>
+          <w:szCs w:val="28"/>
+        </w:rPr>
+      </w:pPr>
+    </w:p>
+    <w:p>
+      <w:pPr>
+        <w:rPr>
+          <w:sz w:val="28"/>
+          <w:szCs w:val="28"/>
+        </w:rPr>
+      </w:pPr>
+    </w:p>
+    <w:p>
+      <w:pPr>
+        <w:rPr>
+          <w:sz w:val="28"/>
+          <w:szCs w:val="28"/>
+        </w:rPr>
+      </w:pPr>
+    </w:p>
+    <w:p>
+      <w:pPr>
+        <w:rPr>
+          <w:sz w:val="28"/>
+          <w:szCs w:val="28"/>
+        </w:rPr>
+      </w:pPr>
+    </w:p>
+    <w:p>
+      <w:pPr>
+        <w:rPr>
+          <w:sz w:val="28"/>
+          <w:szCs w:val="28"/>
+        </w:rPr>
+      </w:pPr>
+    </w:p>
+    <w:p>
+      <w:pPr>
+        <w:rPr>
+          <w:sz w:val="28"/>
+          <w:szCs w:val="28"/>
+        </w:rPr>
+      </w:pPr>
+    </w:p>
+    <w:p>
+      <w:pPr>
+        <w:rPr>
+          <w:sz w:val="28"/>
+          <w:szCs w:val="28"/>
+        </w:rPr>
+      </w:pPr>
+    </w:p>
+    <w:p>
+      <w:pPr>
+        <w:rPr>
+          <w:sz w:val="28"/>
+          <w:szCs w:val="28"/>
+        </w:rPr>
+      </w:pPr>
+    </w:p>
+    <w:p>
+      <w:pPr>
+        <w:rPr>
+          <w:sz w:val="28"/>
+          <w:szCs w:val="28"/>
+        </w:rPr>
+      </w:pPr>
+    </w:p>
+    <w:p>
+      <w:pPr>
+        <w:rPr>
+          <w:sz w:val="28"/>
+          <w:szCs w:val="28"/>
+        </w:rPr>
+      </w:pPr>
+    </w:p>
+    <w:p>
+      <w:pPr>
+        <w:jc w:val="center"/>
+        <w:rPr>
+          <w:sz w:val="28"/>
+          <w:szCs w:val="28"/>
+        </w:rPr>
+      </w:pPr>
+    </w:p>
+    <w:p>
+      <w:pPr>
+        <w:jc w:val="center"/>
         <w:rPr>
           <w:sz w:val="28"/>
           <w:szCs w:val="28"/>
@@ -3022,7 +3118,39 @@
           <w:sz w:val="28"/>
           <w:szCs w:val="28"/>
         </w:rPr>
-        <w:t>Качество учета клиентских обращений для ИТ-компании напрямую сказывается на качестве обслуживания, а в итоге - на конкурентоспособности. Базой производственной практики стало ТОО «Фирма ГЕМ СК» (г. Петропавловск) - официальный партнер-франчайзи фирмы «1С», который занимается</w:t>
+        <w:t>Качество учета клиентских обращений для ИТ-компании напрямую сказывается на качестве обслуживания, а в итоге - на конкурентоспособности. Базой производственной практики стало ТОО «Фирма ГЕМ СК»</w:t>
+      </w:r>
+      <w:r>
+        <w:rPr>
+          <w:rFonts w:eastAsia="Times New Roman"/>
+          <w:sz w:val="28"/>
+          <w:szCs w:val="28"/>
+        </w:rPr>
+        <w:t xml:space="preserve"> </w:t>
+      </w:r>
+      <w:r>
+        <w:rPr>
+          <w:rFonts w:eastAsia="Times New Roman"/>
+          <w:sz w:val="28"/>
+          <w:szCs w:val="28"/>
+        </w:rPr>
+        <w:t>(г.</w:t>
+      </w:r>
+      <w:r>
+        <w:rPr>
+          <w:rFonts w:eastAsia="Times New Roman"/>
+          <w:sz w:val="28"/>
+          <w:szCs w:val="28"/>
+        </w:rPr>
+        <w:t xml:space="preserve"> </w:t>
+      </w:r>
+      <w:r>
+        <w:rPr>
+          <w:rFonts w:eastAsia="Times New Roman"/>
+          <w:sz w:val="28"/>
+          <w:szCs w:val="28"/>
+        </w:rPr>
+        <w:t>Петропавловск) - официальный партнер-франчайзи фирмы «1С», который занимается</w:t>
       </w:r>
       <w:r>
         <w:rPr>
@@ -3208,7 +3336,61 @@
           <w:sz w:val="28"/>
           <w:szCs w:val="28"/>
         </w:rPr>
-        <w:t xml:space="preserve">Объект исследования - деятельность ТОО «Фирма ГЕМ СК» по сопровождению клиентов; предмет - процессы учета клиентских обращений и их информационное обеспечение. Макет написан на современном стеке: React и Vite на клиентской стороне, Node.js с фреймворком Express на серверной, СУБД SQLite для хранения данных. Отчет состоит из введения, аналитической и проектной </w:t>
+        <w:t xml:space="preserve">Объект исследования - деятельность ТОО «Фирма ГЕМ СК» по сопровождению клиентов; предмет - процессы учета клиентских обращений и их информационное обеспечение. Макет написан на современном стеке: </w:t>
+      </w:r>
+      <w:proofErr w:type="spellStart"/>
+      <w:r>
+        <w:rPr>
+          <w:rFonts w:eastAsia="Times New Roman"/>
+          <w:sz w:val="28"/>
+          <w:szCs w:val="28"/>
+        </w:rPr>
+        <w:t>React</w:t>
+      </w:r>
+      <w:proofErr w:type="spellEnd"/>
+      <w:r>
+        <w:rPr>
+          <w:rFonts w:eastAsia="Times New Roman"/>
+          <w:sz w:val="28"/>
+          <w:szCs w:val="28"/>
+        </w:rPr>
+        <w:t xml:space="preserve"> и </w:t>
+      </w:r>
+      <w:proofErr w:type="spellStart"/>
+      <w:r>
+        <w:rPr>
+          <w:rFonts w:eastAsia="Times New Roman"/>
+          <w:sz w:val="28"/>
+          <w:szCs w:val="28"/>
+        </w:rPr>
+        <w:t>Vite</w:t>
+      </w:r>
+      <w:proofErr w:type="spellEnd"/>
+      <w:r>
+        <w:rPr>
+          <w:rFonts w:eastAsia="Times New Roman"/>
+          <w:sz w:val="28"/>
+          <w:szCs w:val="28"/>
+        </w:rPr>
+        <w:t xml:space="preserve"> на клиентской стороне, Node.js с фреймворком Express на серверной, СУБД </w:t>
+      </w:r>
+      <w:proofErr w:type="spellStart"/>
+      <w:r>
+        <w:rPr>
+          <w:rFonts w:eastAsia="Times New Roman"/>
+          <w:sz w:val="28"/>
+          <w:szCs w:val="28"/>
+        </w:rPr>
+        <w:t>SQLite</w:t>
+      </w:r>
+      <w:proofErr w:type="spellEnd"/>
+      <w:r>
+        <w:rPr>
+          <w:rFonts w:eastAsia="Times New Roman"/>
+          <w:sz w:val="28"/>
+          <w:szCs w:val="28"/>
+        </w:rPr>
+        <w:t xml:space="preserve"> для хранения данных. Отчет состоит из введения, аналитической и проектной </w:t>
       </w:r>
       <w:r>
         <w:rPr>
@@ -3337,7 +3519,23 @@
           <w:sz w:val="28"/>
           <w:szCs w:val="28"/>
         </w:rPr>
-        <w:t xml:space="preserve">База производственной практики - Товарищество с ограниченной ответственностью «Фирма ГЕМ СК» (1С:Франчайзи ГЕМ) по адресу: Республика Казахстан, Северо-Казахстанская область, город Петропавловск, улица Интернациональная, дом 18, н.п. 2. Фирма работает с 1994 года, когда начала поставку и внедрение «1С:Бухгалтерии» в Петропавловске; в январе 2000 года подписан договор о франчайзинге с фирмой «1С», и с тех пор компания остается ее постоянным партнером. Это субъект малого предпринимательства с частной формой собственности, в штате 13 человек. За </w:t>
+        <w:t xml:space="preserve">База производственной практики - Товарищество с ограниченной ответственностью «Фирма ГЕМ СК» (1С:Франчайзи ГЕМ) по адресу: Республика Казахстан, Северо-Казахстанская область, город Петропавловск, улица Интернациональная, дом 18, </w:t>
+      </w:r>
+      <w:proofErr w:type="spellStart"/>
+      <w:r>
+        <w:rPr>
+          <w:sz w:val="28"/>
+          <w:szCs w:val="28"/>
+        </w:rPr>
+        <w:t>н.п</w:t>
+      </w:r>
+      <w:proofErr w:type="spellEnd"/>
+      <w:r>
+        <w:rPr>
+          <w:sz w:val="28"/>
+          <w:szCs w:val="28"/>
+        </w:rPr>
+        <w:t xml:space="preserve">. 2. Фирма работает с 1994 года, когда начала поставку и внедрение «1С:Бухгалтерии» в Петропавловске; в январе 2000 года подписан договор о франчайзинге с фирмой «1С», и с тех пор компания остается ее постоянным партнером. Это субъект малого предпринимательства с частной формой собственности, в штате 13 человек. За </w:t>
       </w:r>
       <w:r>
         <w:rPr>
@@ -4193,14 +4391,42 @@
           <w:sz w:val="28"/>
           <w:szCs w:val="28"/>
         </w:rPr>
-        <w:t xml:space="preserve">расчетов с клиентами, контроля загрузки и </w:t>
-      </w:r>
-      <w:r>
-        <w:rPr>
-          <w:sz w:val="28"/>
-          <w:szCs w:val="28"/>
-        </w:rPr>
-        <w:t xml:space="preserve">эффективности </w:t>
+        <w:t>расчетов с клиентами, контроля загрузки</w:t>
+      </w:r>
+      <w:r>
+        <w:rPr>
+          <w:sz w:val="28"/>
+          <w:szCs w:val="28"/>
+        </w:rPr>
+        <w:t xml:space="preserve">, </w:t>
+      </w:r>
+      <w:r>
+        <w:rPr>
+          <w:sz w:val="28"/>
+          <w:szCs w:val="28"/>
+        </w:rPr>
+        <w:t>эффективности</w:t>
+      </w:r>
+      <w:r>
+        <w:rPr>
+          <w:sz w:val="28"/>
+          <w:szCs w:val="28"/>
+        </w:rPr>
+        <w:t xml:space="preserve"> </w:t>
+      </w:r>
+      <w:r>
+        <w:rPr>
+          <w:sz w:val="28"/>
+          <w:szCs w:val="28"/>
+        </w:rPr>
+        <w:t>и работы</w:t>
+      </w:r>
+      <w:r>
+        <w:rPr>
+          <w:sz w:val="28"/>
+          <w:szCs w:val="28"/>
+        </w:rPr>
+        <w:t xml:space="preserve"> </w:t>
       </w:r>
       <w:r>
         <w:rPr>
@@ -4434,7 +4660,39 @@
           <w:sz w:val="28"/>
           <w:szCs w:val="28"/>
         </w:rPr>
-        <w:t xml:space="preserve"> информация проектируемой базы данных: реквизиты клиентов (наименование, БИН/ИИН, контактное лицо, телефон, email, адрес); сведения о договорах (клиент, номер, даты начала и окончания, тип сопровождения, тариф); сведения о сотрудниках (ФИО, должность, телефон, email); данные заявок (договор, категория, статус, ответственный сотрудник, тема, описание, приоритет, дедлайн); записи о выполненных работах (заявка, исполнитель, дата, описание, затраченные часы). Состав выбран не произвольно: это сведения, реально циркулирующие в процессе сопровождения клиентов, - реквизиты заявки повторяют регламент регистрации обращения, а запись о работе соответствует строке табеля учета рабочего времени.</w:t>
+        <w:t xml:space="preserve"> информация проектируемой базы данных: реквизиты клиентов (наименование, БИН/ИИН, контактное лицо, телефон, </w:t>
+      </w:r>
+      <w:proofErr w:type="spellStart"/>
+      <w:r>
+        <w:rPr>
+          <w:sz w:val="28"/>
+          <w:szCs w:val="28"/>
+        </w:rPr>
+        <w:t>email</w:t>
+      </w:r>
+      <w:proofErr w:type="spellEnd"/>
+      <w:r>
+        <w:rPr>
+          <w:sz w:val="28"/>
+          <w:szCs w:val="28"/>
+        </w:rPr>
+        <w:t xml:space="preserve">, адрес); сведения о договорах (клиент, номер, даты начала и окончания, тип сопровождения, тариф); сведения о сотрудниках (ФИО, должность, телефон, </w:t>
+      </w:r>
+      <w:proofErr w:type="spellStart"/>
+      <w:r>
+        <w:rPr>
+          <w:sz w:val="28"/>
+          <w:szCs w:val="28"/>
+        </w:rPr>
+        <w:t>email</w:t>
+      </w:r>
+      <w:proofErr w:type="spellEnd"/>
+      <w:r>
+        <w:rPr>
+          <w:sz w:val="28"/>
+          <w:szCs w:val="28"/>
+        </w:rPr>
+        <w:t>); данные заявок (договор, категория, статус, ответственный сотрудник, тема, описание, приоритет, дедлайн); записи о выполненных работах (заявка, исполнитель, дата, описание, затраченные часы). Состав выбран не произвольно: это сведения, реально циркулирующие в процессе сопровождения клиентов, - реквизиты заявки повторяют регламент регистрации обращения, а запись о работе соответствует строке табеля учета рабочего времени.</w:t>
       </w:r>
     </w:p>
     <w:p>
@@ -4507,15 +4765,62 @@
         <w:rPr>
           <w:sz w:val="28"/>
           <w:szCs w:val="28"/>
-          <w:lang w:val="en-US"/>
-        </w:rPr>
-      </w:pPr>
-      <w:r>
-        <w:rPr>
-          <w:sz w:val="28"/>
-          <w:szCs w:val="28"/>
-        </w:rPr>
-        <w:t>Стек программного обеспечения выбран такой: клиентская часть - библиотека React со сборщиком Vite; серверная часть - среда выполнения Node.js с веб-фреймворком Express; СУБД - встраиваемая реляционная SQLite [11], [12], [13], [14], [15].</w:t>
+        </w:rPr>
+      </w:pPr>
+      <w:r>
+        <w:rPr>
+          <w:sz w:val="28"/>
+          <w:szCs w:val="28"/>
+        </w:rPr>
+        <w:t xml:space="preserve">Стек программного обеспечения выбран такой: клиентская часть - библиотека </w:t>
+      </w:r>
+      <w:proofErr w:type="spellStart"/>
+      <w:r>
+        <w:rPr>
+          <w:sz w:val="28"/>
+          <w:szCs w:val="28"/>
+        </w:rPr>
+        <w:t>React</w:t>
+      </w:r>
+      <w:proofErr w:type="spellEnd"/>
+      <w:r>
+        <w:rPr>
+          <w:sz w:val="28"/>
+          <w:szCs w:val="28"/>
+        </w:rPr>
+        <w:t xml:space="preserve"> со сборщиком </w:t>
+      </w:r>
+      <w:proofErr w:type="spellStart"/>
+      <w:r>
+        <w:rPr>
+          <w:sz w:val="28"/>
+          <w:szCs w:val="28"/>
+        </w:rPr>
+        <w:t>Vite</w:t>
+      </w:r>
+      <w:proofErr w:type="spellEnd"/>
+      <w:r>
+        <w:rPr>
+          <w:sz w:val="28"/>
+          <w:szCs w:val="28"/>
+        </w:rPr>
+        <w:t xml:space="preserve">; серверная часть - среда выполнения Node.js с веб-фреймворком Express; СУБД - встраиваемая реляционная </w:t>
+      </w:r>
+      <w:proofErr w:type="spellStart"/>
+      <w:r>
+        <w:rPr>
+          <w:sz w:val="28"/>
+          <w:szCs w:val="28"/>
+        </w:rPr>
+        <w:t>SQLite</w:t>
+      </w:r>
+      <w:proofErr w:type="spellEnd"/>
+      <w:r>
+        <w:rPr>
+          <w:sz w:val="28"/>
+          <w:szCs w:val="28"/>
+        </w:rPr>
+        <w:t xml:space="preserve"> [11], [12], [13], [14], [15].</w:t>
       </w:r>
     </w:p>
     <w:p>
@@ -4526,7 +4831,6 @@
         <w:rPr>
           <w:sz w:val="28"/>
           <w:szCs w:val="28"/>
-          <w:lang w:val="en-US"/>
         </w:rPr>
       </w:pPr>
     </w:p>
@@ -4538,7 +4842,6 @@
         <w:rPr>
           <w:sz w:val="28"/>
           <w:szCs w:val="28"/>
-          <w:lang w:val="en-US"/>
         </w:rPr>
       </w:pPr>
     </w:p>
@@ -4616,12 +4919,21 @@
           <w:szCs w:val="28"/>
         </w:rPr>
       </w:pPr>
-      <w:r>
-        <w:rPr>
-          <w:sz w:val="28"/>
-          <w:szCs w:val="28"/>
-        </w:rPr>
-        <w:t>Внемашинное информационное обеспечение задачи - сведения, поступающие от клиентов и циркулирующие в действующих системах предприятия: тексты обращений из 1С-Коннект и телефонных разговоров, договоры обслуживания, контактные данные организаций, табели учета рабочего времени. Унифицированных форм документов для единого учета заявок на предприятии нет, поэтому состав реквизитов входных экранных форм пришлось спроектировать самостоятельно - по действующему регламенту обработки обращений и структуре табелей. Состав экранных форм системы приведен в таблице 1.</w:t>
+      <w:proofErr w:type="spellStart"/>
+      <w:r>
+        <w:rPr>
+          <w:sz w:val="28"/>
+          <w:szCs w:val="28"/>
+        </w:rPr>
+        <w:t>Внемашинное</w:t>
+      </w:r>
+      <w:proofErr w:type="spellEnd"/>
+      <w:r>
+        <w:rPr>
+          <w:sz w:val="28"/>
+          <w:szCs w:val="28"/>
+        </w:rPr>
+        <w:t xml:space="preserve"> информационное обеспечение задачи - сведения, поступающие от клиентов и циркулирующие в действующих системах предприятия: тексты обращений из 1С-Коннект и телефонных разговоров, договоры обслуживания, контактные данные организаций, табели учета рабочего времени. Унифицированных форм документов для единого учета заявок на предприятии нет, поэтому состав реквизитов входных экранных форм пришлось спроектировать самостоятельно - по действующему регламенту обработки обращений и структуре табелей. Состав экранных форм системы приведен в таблице 1.</w:t>
       </w:r>
     </w:p>
     <w:p>
@@ -5635,7 +5947,23 @@
           <w:szCs w:val="28"/>
         </w:rPr>
         <w:lastRenderedPageBreak/>
-        <w:t>Информационная база организована как интегрированная база данных с локальной организацией: все семь таблиц лежат в одном файле СУБД SQLite [15]. Этот способ выбран вместо совокупности локальных файлов, потому что дает централизованный контроль целостности связей между сущностями, исключает дублирование данных и упрощает резервное копирование - копируется один файл, что хорошо ложится на принятую на предприятии практику.</w:t>
+        <w:t xml:space="preserve">Информационная база организована как интегрированная база данных с локальной организацией: все семь таблиц лежат в одном файле СУБД </w:t>
+      </w:r>
+      <w:proofErr w:type="spellStart"/>
+      <w:r>
+        <w:rPr>
+          <w:sz w:val="28"/>
+          <w:szCs w:val="28"/>
+        </w:rPr>
+        <w:t>SQLite</w:t>
+      </w:r>
+      <w:proofErr w:type="spellEnd"/>
+      <w:r>
+        <w:rPr>
+          <w:sz w:val="28"/>
+          <w:szCs w:val="28"/>
+        </w:rPr>
+        <w:t xml:space="preserve"> [15]. Этот способ выбран вместо совокупности локальных файлов, потому что дает централизованный контроль целостности связей между сущностями, исключает дублирование данных и упрощает резервное копирование - копируется один файл, что хорошо ложится на принятую на предприятии практику.</w:t>
       </w:r>
     </w:p>
     <w:p>
@@ -5757,7 +6085,23 @@
           <w:sz w:val="28"/>
           <w:szCs w:val="28"/>
         </w:rPr>
-        <w:t xml:space="preserve">Достоверность и целостность информации контролируются на нескольких уровнях: обязательность и форматы полей проверяются на клиентской стороне; сервер валидирует данные повторно; СУБД добавляет декларативные ограничения - первичные и внешние ключи (контроль внешних ключей принудительно включается командой PRAGMA foreign_keys = ON), ограничения уникальности и проверки CHECK [7], [8], [15]. Удаление записей, на которые ссылаются связанные данные, запрещено на уровне базы (правило ON DELETE RESTRICT) и сопровождается понятным сообщением о причине отказа. Макет рассчитан на одно рабочее место менеджера, поэтому разграничение прав доступа и парольная защита в нем не реализуются - данные защищаются средствами операционной системы, принятым на </w:t>
+        <w:t xml:space="preserve">Достоверность и целостность информации контролируются на нескольких уровнях: обязательность и форматы полей проверяются на клиентской стороне; сервер валидирует данные повторно; СУБД добавляет декларативные ограничения - первичные и внешние ключи (контроль внешних ключей принудительно включается командой PRAGMA </w:t>
+      </w:r>
+      <w:proofErr w:type="spellStart"/>
+      <w:r>
+        <w:rPr>
+          <w:sz w:val="28"/>
+          <w:szCs w:val="28"/>
+        </w:rPr>
+        <w:t>foreign_keys</w:t>
+      </w:r>
+      <w:proofErr w:type="spellEnd"/>
+      <w:r>
+        <w:rPr>
+          <w:sz w:val="28"/>
+          <w:szCs w:val="28"/>
+        </w:rPr>
+        <w:t xml:space="preserve"> = ON), ограничения уникальности и проверки CHECK [7], [8], [15]. Удаление записей, на которые ссылаются связанные данные, запрещено на уровне базы (правило ON DELETE RESTRICT) и сопровождается понятным сообщением о причине отказа. Макет рассчитан на одно рабочее место менеджера, поэтому разграничение прав доступа и парольная защита в нем не реализуются - данные защищаются средствами операционной системы, принятым на </w:t>
       </w:r>
       <w:r>
         <w:rPr>
@@ -7280,7 +7624,55 @@
           <w:sz w:val="28"/>
           <w:szCs w:val="28"/>
         </w:rPr>
-        <w:t>Макет рассчитан на одного пользователя (менеджера), поэтому решают простота развертывания, отсутствие администрирования и нулевая стоимость. Лучше всего под эти критерии подходит SQLite [15]: база хранится в одном файле, сервер СУБД устанавливать и настраивать не нужно, и при этом поддерживается все необходимое для задачи - первичные и внешние ключи, ограничения CHECK и UNIQUE, транзакции, соединения и агрегатные запросы. Серверные СУБД (MySQL, PostgreSQL, MS SQL Server) выигрывают только при многопользовательской работе и больших объемах данных, для макета это избыточно. Если система дорастет до многопользовательского режима, приложение переводится на PostgreSQL без изменения логической схемы данных.</w:t>
+        <w:t xml:space="preserve">Макет рассчитан на одного пользователя (менеджера), поэтому решают простота развертывания, отсутствие администрирования и нулевая стоимость. Лучше всего под эти критерии подходит </w:t>
+      </w:r>
+      <w:proofErr w:type="spellStart"/>
+      <w:r>
+        <w:rPr>
+          <w:sz w:val="28"/>
+          <w:szCs w:val="28"/>
+        </w:rPr>
+        <w:t>SQLite</w:t>
+      </w:r>
+      <w:proofErr w:type="spellEnd"/>
+      <w:r>
+        <w:rPr>
+          <w:sz w:val="28"/>
+          <w:szCs w:val="28"/>
+        </w:rPr>
+        <w:t xml:space="preserve"> [15]: база хранится в одном файле, сервер СУБД устанавливать и настраивать не нужно, и при этом поддерживается все необходимое для задачи - первичные и внешние ключи, ограничения CHECK и UNIQUE, транзакции, соединения и агрегатные запросы. Серверные СУБД (MySQL, </w:t>
+      </w:r>
+      <w:proofErr w:type="spellStart"/>
+      <w:r>
+        <w:rPr>
+          <w:sz w:val="28"/>
+          <w:szCs w:val="28"/>
+        </w:rPr>
+        <w:t>PostgreSQL</w:t>
+      </w:r>
+      <w:proofErr w:type="spellEnd"/>
+      <w:r>
+        <w:rPr>
+          <w:sz w:val="28"/>
+          <w:szCs w:val="28"/>
+        </w:rPr>
+        <w:t xml:space="preserve">, MS SQL Server) выигрывают только при многопользовательской работе и больших объемах данных, для макета это избыточно. Если система дорастет до многопользовательского режима, приложение переводится на </w:t>
+      </w:r>
+      <w:proofErr w:type="spellStart"/>
+      <w:r>
+        <w:rPr>
+          <w:sz w:val="28"/>
+          <w:szCs w:val="28"/>
+        </w:rPr>
+        <w:t>PostgreSQL</w:t>
+      </w:r>
+      <w:proofErr w:type="spellEnd"/>
+      <w:r>
+        <w:rPr>
+          <w:sz w:val="28"/>
+          <w:szCs w:val="28"/>
+        </w:rPr>
+        <w:t xml:space="preserve"> без изменения логической схемы данных.</w:t>
       </w:r>
     </w:p>
     <w:p>
@@ -8336,7 +8728,6 @@
         <w:rPr>
           <w:sz w:val="28"/>
           <w:szCs w:val="28"/>
-          <w:lang w:val="en-US"/>
         </w:rPr>
       </w:pPr>
     </w:p>
@@ -9337,7 +9728,119 @@
           <w:sz w:val="28"/>
           <w:szCs w:val="28"/>
         </w:rPr>
-        <w:t>Выбрана библиотека React со сборщиком Vite: компонентный подход естественно раскладывает интерфейс (таблицы, формы, карточки) на переиспользуемые модули, экосистема React - крупнейшая среди клиентских фреймворков, а сборщик Vite дает быстрый цикл разработки. Angular для макета одного рабочего места избыточен; Vue - равноценная альтернатива, но React предпочтен как более распространенный, под него проще найти специалистов [13].</w:t>
+        <w:t xml:space="preserve">Выбрана библиотека </w:t>
+      </w:r>
+      <w:proofErr w:type="spellStart"/>
+      <w:r>
+        <w:rPr>
+          <w:sz w:val="28"/>
+          <w:szCs w:val="28"/>
+        </w:rPr>
+        <w:t>React</w:t>
+      </w:r>
+      <w:proofErr w:type="spellEnd"/>
+      <w:r>
+        <w:rPr>
+          <w:sz w:val="28"/>
+          <w:szCs w:val="28"/>
+        </w:rPr>
+        <w:t xml:space="preserve"> со сборщиком </w:t>
+      </w:r>
+      <w:proofErr w:type="spellStart"/>
+      <w:r>
+        <w:rPr>
+          <w:sz w:val="28"/>
+          <w:szCs w:val="28"/>
+        </w:rPr>
+        <w:t>Vite</w:t>
+      </w:r>
+      <w:proofErr w:type="spellEnd"/>
+      <w:r>
+        <w:rPr>
+          <w:sz w:val="28"/>
+          <w:szCs w:val="28"/>
+        </w:rPr>
+        <w:t xml:space="preserve">: компонентный подход естественно раскладывает интерфейс (таблицы, формы, карточки) на переиспользуемые модули, экосистема </w:t>
+      </w:r>
+      <w:proofErr w:type="spellStart"/>
+      <w:r>
+        <w:rPr>
+          <w:sz w:val="28"/>
+          <w:szCs w:val="28"/>
+        </w:rPr>
+        <w:t>React</w:t>
+      </w:r>
+      <w:proofErr w:type="spellEnd"/>
+      <w:r>
+        <w:rPr>
+          <w:sz w:val="28"/>
+          <w:szCs w:val="28"/>
+        </w:rPr>
+        <w:t xml:space="preserve"> - крупнейшая среди клиентских фреймворков, а сборщик </w:t>
+      </w:r>
+      <w:proofErr w:type="spellStart"/>
+      <w:r>
+        <w:rPr>
+          <w:sz w:val="28"/>
+          <w:szCs w:val="28"/>
+        </w:rPr>
+        <w:t>Vite</w:t>
+      </w:r>
+      <w:proofErr w:type="spellEnd"/>
+      <w:r>
+        <w:rPr>
+          <w:sz w:val="28"/>
+          <w:szCs w:val="28"/>
+        </w:rPr>
+        <w:t xml:space="preserve"> дает быстрый цикл разработки. </w:t>
+      </w:r>
+      <w:proofErr w:type="spellStart"/>
+      <w:r>
+        <w:rPr>
+          <w:sz w:val="28"/>
+          <w:szCs w:val="28"/>
+        </w:rPr>
+        <w:t>Angular</w:t>
+      </w:r>
+      <w:proofErr w:type="spellEnd"/>
+      <w:r>
+        <w:rPr>
+          <w:sz w:val="28"/>
+          <w:szCs w:val="28"/>
+        </w:rPr>
+        <w:t xml:space="preserve"> для макета одного рабочего места избыточен; </w:t>
+      </w:r>
+      <w:proofErr w:type="spellStart"/>
+      <w:r>
+        <w:rPr>
+          <w:sz w:val="28"/>
+          <w:szCs w:val="28"/>
+        </w:rPr>
+        <w:t>Vue</w:t>
+      </w:r>
+      <w:proofErr w:type="spellEnd"/>
+      <w:r>
+        <w:rPr>
+          <w:sz w:val="28"/>
+          <w:szCs w:val="28"/>
+        </w:rPr>
+        <w:t xml:space="preserve"> - равноценная альтернатива, но </w:t>
+      </w:r>
+      <w:proofErr w:type="spellStart"/>
+      <w:r>
+        <w:rPr>
+          <w:sz w:val="28"/>
+          <w:szCs w:val="28"/>
+        </w:rPr>
+        <w:t>React</w:t>
+      </w:r>
+      <w:proofErr w:type="spellEnd"/>
+      <w:r>
+        <w:rPr>
+          <w:sz w:val="28"/>
+          <w:szCs w:val="28"/>
+        </w:rPr>
+        <w:t xml:space="preserve"> предпочтен как более распространенный, под него проще найти специалистов [13].</w:t>
       </w:r>
     </w:p>
     <w:p>
@@ -9364,7 +9867,6 @@
           <w:rFonts w:eastAsia="Times New Roman"/>
           <w:sz w:val="28"/>
           <w:szCs w:val="28"/>
-          <w:lang w:val="en-US"/>
         </w:rPr>
       </w:pPr>
     </w:p>
@@ -9374,7 +9876,6 @@
           <w:rFonts w:eastAsia="Times New Roman"/>
           <w:sz w:val="28"/>
           <w:szCs w:val="28"/>
-          <w:lang w:val="en-US"/>
         </w:rPr>
       </w:pPr>
     </w:p>
@@ -9431,7 +9932,23 @@
           <w:szCs w:val="28"/>
         </w:rPr>
         <w:lastRenderedPageBreak/>
-        <w:t>процессор уровня Intel Core i3, оперативная память 8 ГБ, твердотельный накопитель, монитор 1920×1080, Windows 10, современный браузер (Chrome, Edge) и установленная среда Node.js версии 24 и выше для запуска серверной части. Рабочие станции предприятия (Intel Core i7-4770, 32 ГБ оперативной памяти, SSD, два монитора 1920×1080) перекрывают эти требования с многократным запасом; два монитора к тому же удобны, чтобы держать перед глазами одновременно систему учета заявок и 1С-Коннект или Битрикс24.</w:t>
+        <w:t>процессор уровня Intel Core i3, оперативная память 8 ГБ, твердотельный накопитель, монитор 1920×1080, Windows 10, современный браузер (</w:t>
+      </w:r>
+      <w:proofErr w:type="spellStart"/>
+      <w:r>
+        <w:rPr>
+          <w:sz w:val="28"/>
+          <w:szCs w:val="28"/>
+        </w:rPr>
+        <w:t>Chrome</w:t>
+      </w:r>
+      <w:proofErr w:type="spellEnd"/>
+      <w:r>
+        <w:rPr>
+          <w:sz w:val="28"/>
+          <w:szCs w:val="28"/>
+        </w:rPr>
+        <w:t>, Edge) и установленная среда Node.js версии 24 и выше для запуска серверной части. Рабочие станции предприятия (Intel Core i7-4770, 32 ГБ оперативной памяти, SSD, два монитора 1920×1080) перекрывают эти требования с многократным запасом; два монитора к тому же удобны, чтобы держать перед глазами одновременно систему учета заявок и 1С-Коннект или Битрикс24.</w:t>
       </w:r>
     </w:p>
     <w:p>
@@ -9518,6 +10035,19 @@
     </w:p>
     <w:p>
       <w:pPr>
+        <w:pStyle w:val="1"/>
+        <w:spacing w:before="0" w:after="0"/>
+        <w:ind w:firstLine="708"/>
+        <w:jc w:val="left"/>
+        <w:rPr>
+          <w:rFonts w:eastAsia="Times New Roman"/>
+          <w:bCs w:val="0"/>
+          <w:szCs w:val="28"/>
+        </w:rPr>
+      </w:pPr>
+    </w:p>
+    <w:p>
+      <w:pPr>
         <w:pStyle w:val="2"/>
         <w:spacing w:before="0" w:after="0"/>
         <w:ind w:left="708"/>
@@ -9564,7 +10094,119 @@
           <w:sz w:val="28"/>
           <w:szCs w:val="28"/>
         </w:rPr>
-        <w:t>База данных системы состоит из семи таблиц двух групп. Справочники - «Клиенты» (clients), «Сотрудники» (employees), «Договоры» (contracts) и фиксированные классификаторы «Статусы» (statuses) и «Категории заявок» (categories). Оперативные таблицы - «Заявки» (tickets) и «Работы по заявке» (work_logs); в них накапливается информация о ходе обслуживания клиентов. Все таблицы связаны внешними ключами в единую согласованную структуру.</w:t>
+        <w:t>База данных системы состоит из семи таблиц двух групп. Справочники - «Клиенты» (</w:t>
+      </w:r>
+      <w:proofErr w:type="spellStart"/>
+      <w:r>
+        <w:rPr>
+          <w:sz w:val="28"/>
+          <w:szCs w:val="28"/>
+        </w:rPr>
+        <w:t>clients</w:t>
+      </w:r>
+      <w:proofErr w:type="spellEnd"/>
+      <w:r>
+        <w:rPr>
+          <w:sz w:val="28"/>
+          <w:szCs w:val="28"/>
+        </w:rPr>
+        <w:t>), «Сотрудники» (</w:t>
+      </w:r>
+      <w:proofErr w:type="spellStart"/>
+      <w:r>
+        <w:rPr>
+          <w:sz w:val="28"/>
+          <w:szCs w:val="28"/>
+        </w:rPr>
+        <w:t>employees</w:t>
+      </w:r>
+      <w:proofErr w:type="spellEnd"/>
+      <w:r>
+        <w:rPr>
+          <w:sz w:val="28"/>
+          <w:szCs w:val="28"/>
+        </w:rPr>
+        <w:t>), «Договоры» (</w:t>
+      </w:r>
+      <w:proofErr w:type="spellStart"/>
+      <w:r>
+        <w:rPr>
+          <w:sz w:val="28"/>
+          <w:szCs w:val="28"/>
+        </w:rPr>
+        <w:t>contracts</w:t>
+      </w:r>
+      <w:proofErr w:type="spellEnd"/>
+      <w:r>
+        <w:rPr>
+          <w:sz w:val="28"/>
+          <w:szCs w:val="28"/>
+        </w:rPr>
+        <w:t>) и фиксированные классификаторы «Статусы» (</w:t>
+      </w:r>
+      <w:proofErr w:type="spellStart"/>
+      <w:r>
+        <w:rPr>
+          <w:sz w:val="28"/>
+          <w:szCs w:val="28"/>
+        </w:rPr>
+        <w:t>statuses</w:t>
+      </w:r>
+      <w:proofErr w:type="spellEnd"/>
+      <w:r>
+        <w:rPr>
+          <w:sz w:val="28"/>
+          <w:szCs w:val="28"/>
+        </w:rPr>
+        <w:t>) и «Категории заявок» (</w:t>
+      </w:r>
+      <w:proofErr w:type="spellStart"/>
+      <w:r>
+        <w:rPr>
+          <w:sz w:val="28"/>
+          <w:szCs w:val="28"/>
+        </w:rPr>
+        <w:t>categories</w:t>
+      </w:r>
+      <w:proofErr w:type="spellEnd"/>
+      <w:r>
+        <w:rPr>
+          <w:sz w:val="28"/>
+          <w:szCs w:val="28"/>
+        </w:rPr>
+        <w:t>). Оперативные таблицы - «Заявки» (</w:t>
+      </w:r>
+      <w:proofErr w:type="spellStart"/>
+      <w:r>
+        <w:rPr>
+          <w:sz w:val="28"/>
+          <w:szCs w:val="28"/>
+        </w:rPr>
+        <w:t>tickets</w:t>
+      </w:r>
+      <w:proofErr w:type="spellEnd"/>
+      <w:r>
+        <w:rPr>
+          <w:sz w:val="28"/>
+          <w:szCs w:val="28"/>
+        </w:rPr>
+        <w:t>) и «Работы по заявке» (</w:t>
+      </w:r>
+      <w:proofErr w:type="spellStart"/>
+      <w:r>
+        <w:rPr>
+          <w:sz w:val="28"/>
+          <w:szCs w:val="28"/>
+        </w:rPr>
+        <w:t>work_logs</w:t>
+      </w:r>
+      <w:proofErr w:type="spellEnd"/>
+      <w:r>
+        <w:rPr>
+          <w:sz w:val="28"/>
+          <w:szCs w:val="28"/>
+        </w:rPr>
+        <w:t>); в них накапливается информация о ходе обслуживания клиентов. Все таблицы связаны внешними ключами в единую согласованную структуру.</w:t>
       </w:r>
     </w:p>
     <w:p>
@@ -11217,7 +11859,23 @@
           <w:sz w:val="28"/>
           <w:szCs w:val="28"/>
         </w:rPr>
-        <w:t>Таблица employees - сведения о сотрудниках компании: исполнителях и диспетчерах, участвующих в обработке заявок. Структура приведена в таблице 6.</w:t>
+        <w:t xml:space="preserve">Таблица </w:t>
+      </w:r>
+      <w:proofErr w:type="spellStart"/>
+      <w:r>
+        <w:rPr>
+          <w:sz w:val="28"/>
+          <w:szCs w:val="28"/>
+        </w:rPr>
+        <w:t>employees</w:t>
+      </w:r>
+      <w:proofErr w:type="spellEnd"/>
+      <w:r>
+        <w:rPr>
+          <w:sz w:val="28"/>
+          <w:szCs w:val="28"/>
+        </w:rPr>
+        <w:t xml:space="preserve"> - сведения о сотрудниках компании: исполнителях и диспетчерах, участвующих в обработке заявок. Структура приведена в таблице 6.</w:t>
       </w:r>
     </w:p>
     <w:p>
@@ -12539,7 +13197,39 @@
           <w:sz w:val="28"/>
           <w:szCs w:val="28"/>
         </w:rPr>
-        <w:t>Таблица contracts хранит договоры сопровождения; каждый договор обязательно привязан к клиенту внешним ключом client_id. Структура приведена в таблице 7.</w:t>
+        <w:t xml:space="preserve">Таблица </w:t>
+      </w:r>
+      <w:proofErr w:type="spellStart"/>
+      <w:r>
+        <w:rPr>
+          <w:sz w:val="28"/>
+          <w:szCs w:val="28"/>
+        </w:rPr>
+        <w:t>contracts</w:t>
+      </w:r>
+      <w:proofErr w:type="spellEnd"/>
+      <w:r>
+        <w:rPr>
+          <w:sz w:val="28"/>
+          <w:szCs w:val="28"/>
+        </w:rPr>
+        <w:t xml:space="preserve"> хранит договоры сопровождения; каждый договор обязательно привязан к клиенту внешним ключом </w:t>
+      </w:r>
+      <w:proofErr w:type="spellStart"/>
+      <w:r>
+        <w:rPr>
+          <w:sz w:val="28"/>
+          <w:szCs w:val="28"/>
+        </w:rPr>
+        <w:t>client_id</w:t>
+      </w:r>
+      <w:proofErr w:type="spellEnd"/>
+      <w:r>
+        <w:rPr>
+          <w:sz w:val="28"/>
+          <w:szCs w:val="28"/>
+        </w:rPr>
+        <w:t>. Структура приведена в таблице 7.</w:t>
       </w:r>
     </w:p>
     <w:p>
@@ -14161,7 +14851,39 @@
           <w:sz w:val="28"/>
           <w:szCs w:val="28"/>
         </w:rPr>
-        <w:t>Таблицы statuses и categories - фиксированные классификаторы с одинаковой структурой: код, наименование и порядок сортировки для вывода в интерфейсе. Их значения заполняются автоматически при первом запуске системы и пользователем не редактируются. Структуры приведены в таблицах 8 и 9.</w:t>
+        <w:t xml:space="preserve">Таблицы </w:t>
+      </w:r>
+      <w:proofErr w:type="spellStart"/>
+      <w:r>
+        <w:rPr>
+          <w:sz w:val="28"/>
+          <w:szCs w:val="28"/>
+        </w:rPr>
+        <w:t>statuses</w:t>
+      </w:r>
+      <w:proofErr w:type="spellEnd"/>
+      <w:r>
+        <w:rPr>
+          <w:sz w:val="28"/>
+          <w:szCs w:val="28"/>
+        </w:rPr>
+        <w:t xml:space="preserve"> и </w:t>
+      </w:r>
+      <w:proofErr w:type="spellStart"/>
+      <w:r>
+        <w:rPr>
+          <w:sz w:val="28"/>
+          <w:szCs w:val="28"/>
+        </w:rPr>
+        <w:t>categories</w:t>
+      </w:r>
+      <w:proofErr w:type="spellEnd"/>
+      <w:r>
+        <w:rPr>
+          <w:sz w:val="28"/>
+          <w:szCs w:val="28"/>
+        </w:rPr>
+        <w:t xml:space="preserve"> - фиксированные классификаторы с одинаковой структурой: код, наименование и порядок сортировки для вывода в интерфейсе. Их значения заполняются автоматически при первом запуске системы и пользователем не редактируются. Структуры приведены в таблицах 8 и 9.</w:t>
       </w:r>
     </w:p>
     <w:p>
@@ -15955,7 +16677,23 @@
           <w:sz w:val="28"/>
           <w:szCs w:val="28"/>
         </w:rPr>
-        <w:t>Таблица tickets - центральная в системе: в ней регистрируются обращения клиентов. Каждая заявка обязательно ссылается на договор, категорию, статус и ответственного сотрудника. Структура приведена в таблице 10.</w:t>
+        <w:t xml:space="preserve">Таблица </w:t>
+      </w:r>
+      <w:proofErr w:type="spellStart"/>
+      <w:r>
+        <w:rPr>
+          <w:sz w:val="28"/>
+          <w:szCs w:val="28"/>
+        </w:rPr>
+        <w:t>tickets</w:t>
+      </w:r>
+      <w:proofErr w:type="spellEnd"/>
+      <w:r>
+        <w:rPr>
+          <w:sz w:val="28"/>
+          <w:szCs w:val="28"/>
+        </w:rPr>
+        <w:t xml:space="preserve"> - центральная в системе: в ней регистрируются обращения клиентов. Каждая заявка обязательно ссылается на договор, категорию, статус и ответственного сотрудника. Структура приведена в таблице 10.</w:t>
       </w:r>
     </w:p>
     <w:p>
@@ -17887,7 +18625,23 @@
           <w:sz w:val="28"/>
           <w:szCs w:val="28"/>
         </w:rPr>
-        <w:t>Таблица work_logs хранит записи о выполненных работах по заявкам - историю действий исполнителей с затраченным временем. Структура приведена в таблице 11.</w:t>
+        <w:t xml:space="preserve">Таблица </w:t>
+      </w:r>
+      <w:proofErr w:type="spellStart"/>
+      <w:r>
+        <w:rPr>
+          <w:sz w:val="28"/>
+          <w:szCs w:val="28"/>
+        </w:rPr>
+        <w:t>work_logs</w:t>
+      </w:r>
+      <w:proofErr w:type="spellEnd"/>
+      <w:r>
+        <w:rPr>
+          <w:sz w:val="28"/>
+          <w:szCs w:val="28"/>
+        </w:rPr>
+        <w:t xml:space="preserve"> хранит записи о выполненных работах по заявкам - историю действий исполнителей с затраченным временем. Структура приведена в таблице 11.</w:t>
       </w:r>
     </w:p>
     <w:p>
@@ -19325,7 +20079,55 @@
           <w:sz w:val="28"/>
           <w:szCs w:val="28"/>
         </w:rPr>
-        <w:t>Первичный ключ во всех отношениях базы - целочисленное поле id с автоинкрементом [7], [8]. Суррогатные ключи выбраны потому, что естественные идентификаторы предметной области изменчивы: наименование клиента может смениться при перерегистрации, номер договора - при перезаключении. Односоставный целочисленный ключ к тому же дает компактные внешние ссылки и быстрые соединения таблиц. Уникальность естественных идентификаторов поддерживается отдельными ограничениями UNIQUE: наименование клиента, ФИО и email сотрудника, номер договора, а также код, наименование и порядок сортировки статусов и категорий.</w:t>
+        <w:t xml:space="preserve">Первичный ключ во всех отношениях базы - целочисленное поле </w:t>
+      </w:r>
+      <w:proofErr w:type="spellStart"/>
+      <w:r>
+        <w:rPr>
+          <w:sz w:val="28"/>
+          <w:szCs w:val="28"/>
+        </w:rPr>
+        <w:t>id</w:t>
+      </w:r>
+      <w:proofErr w:type="spellEnd"/>
+      <w:r>
+        <w:rPr>
+          <w:sz w:val="28"/>
+          <w:szCs w:val="28"/>
+        </w:rPr>
+        <w:t xml:space="preserve"> с </w:t>
+      </w:r>
+      <w:proofErr w:type="spellStart"/>
+      <w:r>
+        <w:rPr>
+          <w:sz w:val="28"/>
+          <w:szCs w:val="28"/>
+        </w:rPr>
+        <w:t>автоинкрементом</w:t>
+      </w:r>
+      <w:proofErr w:type="spellEnd"/>
+      <w:r>
+        <w:rPr>
+          <w:sz w:val="28"/>
+          <w:szCs w:val="28"/>
+        </w:rPr>
+        <w:t xml:space="preserve"> [7], [8]. Суррогатные ключи выбраны потому, что естественные идентификаторы предметной области изменчивы: наименование клиента может смениться при перерегистрации, номер договора - при перезаключении. Односоставный целочисленный ключ к тому же дает компактные внешние ссылки и быстрые соединения таблиц. Уникальность естественных идентификаторов поддерживается отдельными ограничениями UNIQUE: наименование клиента, ФИО и </w:t>
+      </w:r>
+      <w:proofErr w:type="spellStart"/>
+      <w:r>
+        <w:rPr>
+          <w:sz w:val="28"/>
+          <w:szCs w:val="28"/>
+        </w:rPr>
+        <w:t>email</w:t>
+      </w:r>
+      <w:proofErr w:type="spellEnd"/>
+      <w:r>
+        <w:rPr>
+          <w:sz w:val="28"/>
+          <w:szCs w:val="28"/>
+        </w:rPr>
+        <w:t xml:space="preserve"> сотрудника, номер договора, а также код, наименование и порядок сортировки статусов и категорий.</w:t>
       </w:r>
     </w:p>
     <w:p>
@@ -19343,7 +20145,39 @@
           <w:sz w:val="28"/>
           <w:szCs w:val="28"/>
         </w:rPr>
-        <w:t>Ссылочная целостность держится на внешних ключах с правилами ON UPDATE CASCADE (изменение значения первичного ключа автоматически распространяется на ссылающиеся записи) и ON DELETE RESTRICT (запись, на которую есть ссылки, удалить нельзя) [7], [8], [15]. Контроль внешних ключей в SQLite принудительно включается при каждом подключении командой PRAGMA foreign_keys = ON. Сводные сведения о ключах приведены в таблице 12.</w:t>
+        <w:t xml:space="preserve">Ссылочная целостность держится на внешних ключах с правилами ON UPDATE CASCADE (изменение значения первичного ключа автоматически распространяется на ссылающиеся записи) и ON DELETE RESTRICT (запись, на которую есть ссылки, удалить нельзя) [7], [8], [15]. Контроль внешних ключей в </w:t>
+      </w:r>
+      <w:proofErr w:type="spellStart"/>
+      <w:r>
+        <w:rPr>
+          <w:sz w:val="28"/>
+          <w:szCs w:val="28"/>
+        </w:rPr>
+        <w:t>SQLite</w:t>
+      </w:r>
+      <w:proofErr w:type="spellEnd"/>
+      <w:r>
+        <w:rPr>
+          <w:sz w:val="28"/>
+          <w:szCs w:val="28"/>
+        </w:rPr>
+        <w:t xml:space="preserve"> принудительно включается при каждом подключении командой PRAGMA </w:t>
+      </w:r>
+      <w:proofErr w:type="spellStart"/>
+      <w:r>
+        <w:rPr>
+          <w:sz w:val="28"/>
+          <w:szCs w:val="28"/>
+        </w:rPr>
+        <w:t>foreign_keys</w:t>
+      </w:r>
+      <w:proofErr w:type="spellEnd"/>
+      <w:r>
+        <w:rPr>
+          <w:sz w:val="28"/>
+          <w:szCs w:val="28"/>
+        </w:rPr>
+        <w:t xml:space="preserve"> = ON. Сводные сведения о ключах приведены в таблице 12.</w:t>
       </w:r>
     </w:p>
     <w:p>
@@ -21227,7 +22061,6 @@
           <w:rFonts w:eastAsia="Times New Roman"/>
           <w:sz w:val="28"/>
           <w:szCs w:val="28"/>
-          <w:lang w:val="en-US"/>
         </w:rPr>
       </w:pPr>
     </w:p>
@@ -21299,7 +22132,23 @@
           <w:sz w:val="28"/>
           <w:szCs w:val="28"/>
         </w:rPr>
-        <w:t>Для строгого проведения нормализации были выписаны функциональные зависимости предметной области. От идентификатора клиента зависят наименование, БИН/ИИН, контактное лицо, телефон, email и адрес. От идентификатора договора - клиент, номер, даты начала и окончания, тип сопровождения и тариф; реквизиты клиента при этом зависят от договора лишь транзитивно, через клиента. От идентификатора заявки - договор, категория, статус, ответственный сотрудник, тема, описание, приоритет, дата создания и дедлайн; наименования категории и статуса, как и ФИО исполнителя, зависят от заявки транзитивно. От идентификатора записи о работе - заявка, исполнитель, дата, описание и часы. Эти транзитивные зависимости и определили состав отношений-справочников, куда были вынесены соответствующие группы атрибутов.</w:t>
+        <w:t xml:space="preserve">Для строгого проведения нормализации были выписаны функциональные зависимости предметной области. От идентификатора клиента зависят наименование, БИН/ИИН, контактное лицо, телефон, </w:t>
+      </w:r>
+      <w:proofErr w:type="spellStart"/>
+      <w:r>
+        <w:rPr>
+          <w:sz w:val="28"/>
+          <w:szCs w:val="28"/>
+        </w:rPr>
+        <w:t>email</w:t>
+      </w:r>
+      <w:proofErr w:type="spellEnd"/>
+      <w:r>
+        <w:rPr>
+          <w:sz w:val="28"/>
+          <w:szCs w:val="28"/>
+        </w:rPr>
+        <w:t xml:space="preserve"> и адрес. От идентификатора договора - клиент, номер, даты начала и окончания, тип сопровождения и тариф; реквизиты клиента при этом зависят от договора лишь транзитивно, через клиента. От идентификатора заявки - договор, категория, статус, ответственный сотрудник, тема, описание, приоритет, дата создания и дедлайн; наименования категории и статуса, как и ФИО исполнителя, зависят от заявки транзитивно. От идентификатора записи о работе - заявка, исполнитель, дата, описание и часы. Эти транзитивные зависимости и определили состав отношений-справочников, куда были вынесены соответствующие группы атрибутов.</w:t>
       </w:r>
     </w:p>
     <w:p>
@@ -21317,7 +22166,39 @@
           <w:sz w:val="28"/>
           <w:szCs w:val="28"/>
         </w:rPr>
-        <w:t>Приведение к первой нормальной форме (1НФ) потребовало убрать повторяющиеся группы и добиться атомарности значений: перечень работ по заявке вынесен из ячейки в отдельные записи отношения work_logs (одна работа - одна строка со своими датой, описанием, исполнителем и часами), контактные данные клиента разделены на атомарные поля (контактное лицо, телефон, email, адрес), у каждого отношения определен первичный ключ [7], [8].</w:t>
+        <w:t xml:space="preserve">Приведение к первой нормальной форме (1НФ) потребовало убрать повторяющиеся группы и добиться атомарности значений: перечень работ по заявке вынесен из ячейки в отдельные записи отношения </w:t>
+      </w:r>
+      <w:proofErr w:type="spellStart"/>
+      <w:r>
+        <w:rPr>
+          <w:sz w:val="28"/>
+          <w:szCs w:val="28"/>
+        </w:rPr>
+        <w:t>work_logs</w:t>
+      </w:r>
+      <w:proofErr w:type="spellEnd"/>
+      <w:r>
+        <w:rPr>
+          <w:sz w:val="28"/>
+          <w:szCs w:val="28"/>
+        </w:rPr>
+        <w:t xml:space="preserve"> (одна работа - одна строка со своими датой, описанием, исполнителем и часами), контактные данные клиента разделены на атомарные поля (контактное лицо, телефон, </w:t>
+      </w:r>
+      <w:proofErr w:type="spellStart"/>
+      <w:r>
+        <w:rPr>
+          <w:sz w:val="28"/>
+          <w:szCs w:val="28"/>
+        </w:rPr>
+        <w:t>email</w:t>
+      </w:r>
+      <w:proofErr w:type="spellEnd"/>
+      <w:r>
+        <w:rPr>
+          <w:sz w:val="28"/>
+          <w:szCs w:val="28"/>
+        </w:rPr>
+        <w:t>, адрес), у каждого отношения определен первичный ключ [7], [8].</w:t>
       </w:r>
     </w:p>
     <w:p>
@@ -21335,7 +22216,55 @@
           <w:sz w:val="28"/>
           <w:szCs w:val="28"/>
         </w:rPr>
-        <w:t xml:space="preserve">Вторая нормальная форма (2НФ) требует, чтобы неключевые атрибуты не зависели от части составного ключа. В спроектированной схеме все первичные ключи односоставные (суррогатный id), так что частичные зависимости невозможны по построению. Содержательно требование проявилось при проектировании work_logs: вместо составного ключа (заявка, сотрудник, дата) взят суррогатный id </w:t>
+        <w:t xml:space="preserve">Вторая нормальная форма (2НФ) требует, чтобы неключевые атрибуты не зависели от части составного ключа. В спроектированной схеме все первичные ключи односоставные (суррогатный </w:t>
+      </w:r>
+      <w:proofErr w:type="spellStart"/>
+      <w:r>
+        <w:rPr>
+          <w:sz w:val="28"/>
+          <w:szCs w:val="28"/>
+        </w:rPr>
+        <w:t>id</w:t>
+      </w:r>
+      <w:proofErr w:type="spellEnd"/>
+      <w:r>
+        <w:rPr>
+          <w:sz w:val="28"/>
+          <w:szCs w:val="28"/>
+        </w:rPr>
+        <w:t xml:space="preserve">), так что частичные зависимости невозможны по построению. Содержательно требование проявилось при проектировании </w:t>
+      </w:r>
+      <w:proofErr w:type="spellStart"/>
+      <w:r>
+        <w:rPr>
+          <w:sz w:val="28"/>
+          <w:szCs w:val="28"/>
+        </w:rPr>
+        <w:t>work_logs</w:t>
+      </w:r>
+      <w:proofErr w:type="spellEnd"/>
+      <w:r>
+        <w:rPr>
+          <w:sz w:val="28"/>
+          <w:szCs w:val="28"/>
+        </w:rPr>
+        <w:t xml:space="preserve">: вместо составного ключа (заявка, сотрудник, дата) взят суррогатный </w:t>
+      </w:r>
+      <w:proofErr w:type="spellStart"/>
+      <w:r>
+        <w:rPr>
+          <w:sz w:val="28"/>
+          <w:szCs w:val="28"/>
+        </w:rPr>
+        <w:t>id</w:t>
+      </w:r>
+      <w:proofErr w:type="spellEnd"/>
+      <w:r>
+        <w:rPr>
+          <w:sz w:val="28"/>
+          <w:szCs w:val="28"/>
+        </w:rPr>
+        <w:t xml:space="preserve"> </w:t>
       </w:r>
       <w:proofErr w:type="gramStart"/>
       <w:r>
@@ -21369,7 +22298,119 @@
           <w:sz w:val="28"/>
           <w:szCs w:val="28"/>
         </w:rPr>
-        <w:t xml:space="preserve">Третья нормальная форма (3НФ) требует устранить транзитивные зависимости неключевых атрибутов [7], [8]. Для этого выполнена декомпозиция. Сведения о клиенте (наименование, БИН/ИИН, контакты) зависят от клиента, а не от договора, - они вынесены из договоров в отношение clients, на которое договоры ссылаются внешним ключом client_id. Сведения о договоре (номер, сроки, тариф) вынесены из заявок в отношение contracts. Наименования статусов и категорий зависят от самих статусов и категорий, а не от заявки, - они ушли в отношения-классификаторы statuses и categories, в заявке остались только ссылки status_id и category_id. Сведения об </w:t>
+        <w:t xml:space="preserve">Третья нормальная форма (3НФ) требует устранить транзитивные зависимости неключевых атрибутов [7], [8]. Для этого выполнена декомпозиция. Сведения о клиенте (наименование, БИН/ИИН, контакты) зависят от клиента, а не от договора, - они вынесены из договоров в отношение </w:t>
+      </w:r>
+      <w:proofErr w:type="spellStart"/>
+      <w:r>
+        <w:rPr>
+          <w:sz w:val="28"/>
+          <w:szCs w:val="28"/>
+        </w:rPr>
+        <w:t>clients</w:t>
+      </w:r>
+      <w:proofErr w:type="spellEnd"/>
+      <w:r>
+        <w:rPr>
+          <w:sz w:val="28"/>
+          <w:szCs w:val="28"/>
+        </w:rPr>
+        <w:t xml:space="preserve">, на которое договоры ссылаются внешним ключом </w:t>
+      </w:r>
+      <w:proofErr w:type="spellStart"/>
+      <w:r>
+        <w:rPr>
+          <w:sz w:val="28"/>
+          <w:szCs w:val="28"/>
+        </w:rPr>
+        <w:t>client_id</w:t>
+      </w:r>
+      <w:proofErr w:type="spellEnd"/>
+      <w:r>
+        <w:rPr>
+          <w:sz w:val="28"/>
+          <w:szCs w:val="28"/>
+        </w:rPr>
+        <w:t xml:space="preserve">. Сведения о договоре (номер, сроки, тариф) вынесены из заявок в отношение </w:t>
+      </w:r>
+      <w:proofErr w:type="spellStart"/>
+      <w:r>
+        <w:rPr>
+          <w:sz w:val="28"/>
+          <w:szCs w:val="28"/>
+        </w:rPr>
+        <w:t>contracts</w:t>
+      </w:r>
+      <w:proofErr w:type="spellEnd"/>
+      <w:r>
+        <w:rPr>
+          <w:sz w:val="28"/>
+          <w:szCs w:val="28"/>
+        </w:rPr>
+        <w:t xml:space="preserve">. Наименования статусов и категорий зависят от самих статусов и категорий, а не от заявки, - они ушли в отношения-классификаторы </w:t>
+      </w:r>
+      <w:proofErr w:type="spellStart"/>
+      <w:r>
+        <w:rPr>
+          <w:sz w:val="28"/>
+          <w:szCs w:val="28"/>
+        </w:rPr>
+        <w:t>statuses</w:t>
+      </w:r>
+      <w:proofErr w:type="spellEnd"/>
+      <w:r>
+        <w:rPr>
+          <w:sz w:val="28"/>
+          <w:szCs w:val="28"/>
+        </w:rPr>
+        <w:t xml:space="preserve"> и </w:t>
+      </w:r>
+      <w:proofErr w:type="spellStart"/>
+      <w:r>
+        <w:rPr>
+          <w:sz w:val="28"/>
+          <w:szCs w:val="28"/>
+        </w:rPr>
+        <w:t>categories</w:t>
+      </w:r>
+      <w:proofErr w:type="spellEnd"/>
+      <w:r>
+        <w:rPr>
+          <w:sz w:val="28"/>
+          <w:szCs w:val="28"/>
+        </w:rPr>
+        <w:t xml:space="preserve">, в заявке остались только ссылки </w:t>
+      </w:r>
+      <w:proofErr w:type="spellStart"/>
+      <w:r>
+        <w:rPr>
+          <w:sz w:val="28"/>
+          <w:szCs w:val="28"/>
+        </w:rPr>
+        <w:t>status_id</w:t>
+      </w:r>
+      <w:proofErr w:type="spellEnd"/>
+      <w:r>
+        <w:rPr>
+          <w:sz w:val="28"/>
+          <w:szCs w:val="28"/>
+        </w:rPr>
+        <w:t xml:space="preserve"> и </w:t>
+      </w:r>
+      <w:proofErr w:type="spellStart"/>
+      <w:r>
+        <w:rPr>
+          <w:sz w:val="28"/>
+          <w:szCs w:val="28"/>
+        </w:rPr>
+        <w:t>category_id</w:t>
+      </w:r>
+      <w:proofErr w:type="spellEnd"/>
+      <w:r>
+        <w:rPr>
+          <w:sz w:val="28"/>
+          <w:szCs w:val="28"/>
+        </w:rPr>
+        <w:t xml:space="preserve">. Сведения об </w:t>
       </w:r>
       <w:r>
         <w:rPr>
@@ -21377,7 +22418,23 @@
           <w:szCs w:val="28"/>
         </w:rPr>
         <w:lastRenderedPageBreak/>
-        <w:t>исполнителе (ФИО, должность) вынесены в отношение employees. В итоге каждый факт хранится в базе ровно один раз: смена, например, телефона клиента - правка одной записи.</w:t>
+        <w:t xml:space="preserve">исполнителе (ФИО, должность) вынесены в отношение </w:t>
+      </w:r>
+      <w:proofErr w:type="spellStart"/>
+      <w:r>
+        <w:rPr>
+          <w:sz w:val="28"/>
+          <w:szCs w:val="28"/>
+        </w:rPr>
+        <w:t>employees</w:t>
+      </w:r>
+      <w:proofErr w:type="spellEnd"/>
+      <w:r>
+        <w:rPr>
+          <w:sz w:val="28"/>
+          <w:szCs w:val="28"/>
+        </w:rPr>
+        <w:t>. В итоге каждый факт хранится в базе ровно один раз: смена, например, телефона клиента - правка одной записи.</w:t>
       </w:r>
     </w:p>
     <w:p>
@@ -21395,7 +22452,55 @@
           <w:sz w:val="28"/>
           <w:szCs w:val="28"/>
         </w:rPr>
-        <w:t>Связь «многие-ко-многим» между заявками и сотрудниками декомпозирована через ассоциативное отношение work_logs, которое помимо внешних ключей ticket_id и employee_id несет собственные атрибуты связи: дату, описание работы и затраченные часы [7], [8], [9]. Все семь отношений базы в итоге находятся в третьей нормальной форме - избыточность данных минимальна, аномалии вставки, обновления и удаления исключены.</w:t>
+        <w:t xml:space="preserve">Связь «многие-ко-многим» между заявками и сотрудниками декомпозирована через ассоциативное отношение </w:t>
+      </w:r>
+      <w:proofErr w:type="spellStart"/>
+      <w:r>
+        <w:rPr>
+          <w:sz w:val="28"/>
+          <w:szCs w:val="28"/>
+        </w:rPr>
+        <w:t>work_logs</w:t>
+      </w:r>
+      <w:proofErr w:type="spellEnd"/>
+      <w:r>
+        <w:rPr>
+          <w:sz w:val="28"/>
+          <w:szCs w:val="28"/>
+        </w:rPr>
+        <w:t xml:space="preserve">, которое помимо внешних ключей </w:t>
+      </w:r>
+      <w:proofErr w:type="spellStart"/>
+      <w:r>
+        <w:rPr>
+          <w:sz w:val="28"/>
+          <w:szCs w:val="28"/>
+        </w:rPr>
+        <w:t>ticket_id</w:t>
+      </w:r>
+      <w:proofErr w:type="spellEnd"/>
+      <w:r>
+        <w:rPr>
+          <w:sz w:val="28"/>
+          <w:szCs w:val="28"/>
+        </w:rPr>
+        <w:t xml:space="preserve"> и </w:t>
+      </w:r>
+      <w:proofErr w:type="spellStart"/>
+      <w:r>
+        <w:rPr>
+          <w:sz w:val="28"/>
+          <w:szCs w:val="28"/>
+        </w:rPr>
+        <w:t>employee_id</w:t>
+      </w:r>
+      <w:proofErr w:type="spellEnd"/>
+      <w:r>
+        <w:rPr>
+          <w:sz w:val="28"/>
+          <w:szCs w:val="28"/>
+        </w:rPr>
+        <w:t xml:space="preserve"> несет собственные атрибуты связи: дату, описание работы и затраченные часы [7], [8], [9]. Все семь отношений базы в итоге находятся в третьей нормальной форме - избыточность данных минимальна, аномалии вставки, обновления и удаления исключены.</w:t>
       </w:r>
     </w:p>
     <w:p>
@@ -21913,7 +23018,7 @@
         </w:rPr>
         <w:lastRenderedPageBreak/>
         <w:drawing>
-          <wp:inline distT="0" distB="0" distL="0" distR="0" wp14:anchorId="7FDC0757" wp14:editId="295EC77E">
+          <wp:inline distT="0" distB="0" distL="0" distR="0" wp14:anchorId="7FDC0757" wp14:editId="1F273EE4">
             <wp:extent cx="5915025" cy="8279136"/>
             <wp:effectExtent l="19050" t="19050" r="9525" b="26670"/>
             <wp:docPr id="1171700257" name="Рисунок 1"/>
@@ -21951,7 +23056,7 @@
                       <a:avLst/>
                     </a:prstGeom>
                     <a:noFill/>
-                    <a:ln w="6350">
+                    <a:ln w="9525">
                       <a:solidFill>
                         <a:schemeClr val="tx1"/>
                       </a:solidFill>
@@ -22166,7 +23271,71 @@
           <w:sz w:val="28"/>
           <w:szCs w:val="28"/>
         </w:rPr>
-        <w:t>Данные хранятся в единственном файле СУБД SQLite (backend/data/helpdesk.sqlite). При первом запуске на пустой базе сервер сам создает схему всех семи таблиц, заполняет фиксированные классификаторы статусов и категорий и загружает демонстрационные данные по тематике сопровождения 1С: 8 клиентов, 8 договоров, 6 сотрудников, 14 заявок, 25 записей о работах. Этого хватает, чтобы сразу показать работу всех экранов, диаграмм и отчетов. Целостность хранения обеспечивают включенный контроль внешних ключей, ограничения уникальности и проверки значений; резервное копирование сводится к копированию одного файла.</w:t>
+        <w:t xml:space="preserve">Данные хранятся в единственном файле СУБД </w:t>
+      </w:r>
+      <w:proofErr w:type="spellStart"/>
+      <w:r>
+        <w:rPr>
+          <w:sz w:val="28"/>
+          <w:szCs w:val="28"/>
+        </w:rPr>
+        <w:t>SQLite</w:t>
+      </w:r>
+      <w:proofErr w:type="spellEnd"/>
+      <w:r>
+        <w:rPr>
+          <w:sz w:val="28"/>
+          <w:szCs w:val="28"/>
+        </w:rPr>
+        <w:t xml:space="preserve"> (</w:t>
+      </w:r>
+      <w:proofErr w:type="spellStart"/>
+      <w:r>
+        <w:rPr>
+          <w:sz w:val="28"/>
+          <w:szCs w:val="28"/>
+        </w:rPr>
+        <w:t>backend</w:t>
+      </w:r>
+      <w:proofErr w:type="spellEnd"/>
+      <w:r>
+        <w:rPr>
+          <w:sz w:val="28"/>
+          <w:szCs w:val="28"/>
+        </w:rPr>
+        <w:t>/</w:t>
+      </w:r>
+      <w:proofErr w:type="spellStart"/>
+      <w:r>
+        <w:rPr>
+          <w:sz w:val="28"/>
+          <w:szCs w:val="28"/>
+        </w:rPr>
+        <w:t>data</w:t>
+      </w:r>
+      <w:proofErr w:type="spellEnd"/>
+      <w:r>
+        <w:rPr>
+          <w:sz w:val="28"/>
+          <w:szCs w:val="28"/>
+        </w:rPr>
+        <w:t>/</w:t>
+      </w:r>
+      <w:proofErr w:type="spellStart"/>
+      <w:r>
+        <w:rPr>
+          <w:sz w:val="28"/>
+          <w:szCs w:val="28"/>
+        </w:rPr>
+        <w:t>helpdesk.sqlite</w:t>
+      </w:r>
+      <w:proofErr w:type="spellEnd"/>
+      <w:r>
+        <w:rPr>
+          <w:sz w:val="28"/>
+          <w:szCs w:val="28"/>
+        </w:rPr>
+        <w:t>). При первом запуске на пустой базе сервер сам создает схему всех семи таблиц, заполняет фиксированные классификаторы статусов и категорий и загружает демонстрационные данные по тематике сопровождения 1С: 8 клиентов, 8 договоров, 6 сотрудников, 14 заявок, 25 записей о работах. Этого хватает, чтобы сразу показать работу всех экранов, диаграмм и отчетов. Целостность хранения обеспечивают включенный контроль внешних ключей, ограничения уникальности и проверки значений; резервное копирование сводится к копированию одного файла.</w:t>
       </w:r>
     </w:p>
     <w:p>
@@ -22192,7 +23361,23 @@
           <w:szCs w:val="28"/>
         </w:rPr>
         <w:lastRenderedPageBreak/>
-        <w:t>клиента»; по завершении работ - в «Выполнена», а после подтверждения результата менеджером или клиентом - в «Закрыта». Закрытая заявка действий больше не требует и из контроля просроченности исключается. Статус меняется обычным редактированием заявки - в духе требования простоты единого рабочего места.</w:t>
+        <w:t xml:space="preserve">клиента»; по завершении работ - в «Выполнена», а после подтверждения результата менеджером или клиентом - в «Закрыта». Закрытая заявка действий больше не требует и из контроля </w:t>
+      </w:r>
+      <w:proofErr w:type="spellStart"/>
+      <w:r>
+        <w:rPr>
+          <w:sz w:val="28"/>
+          <w:szCs w:val="28"/>
+        </w:rPr>
+        <w:t>просроченности</w:t>
+      </w:r>
+      <w:proofErr w:type="spellEnd"/>
+      <w:r>
+        <w:rPr>
+          <w:sz w:val="28"/>
+          <w:szCs w:val="28"/>
+        </w:rPr>
+        <w:t xml:space="preserve"> исключается. Статус меняется обычным редактированием заявки - в духе требования простоты единого рабочего места.</w:t>
       </w:r>
     </w:p>
     <w:p>
@@ -22210,7 +23395,23 @@
           <w:sz w:val="28"/>
           <w:szCs w:val="28"/>
         </w:rPr>
-        <w:t>Информация выводится по запросам клиентской части к REST API. Сервер выполняет выборки с соединением таблиц (заявки приходят сразу с наименованием клиента, категории, статуса и ФИО исполнителя), вычисляет признак просроченности и агрегаты для дашборда и отчетов; результат возвращается в формате JSON и отображается таблицами, счетчиками и диаграммами [10]. Любой сформированный отчет можно выгрузить в CSV: файл формируется на клиентской стороне с экранированием специальных символов и меткой порядка байтов (BOM), чтобы кириллица корректно открывалась в Microsoft Excel.</w:t>
+        <w:t xml:space="preserve">Информация выводится по запросам клиентской части к REST API. Сервер выполняет выборки с соединением таблиц (заявки приходят сразу с наименованием клиента, категории, статуса и ФИО исполнителя), вычисляет признак </w:t>
+      </w:r>
+      <w:proofErr w:type="spellStart"/>
+      <w:r>
+        <w:rPr>
+          <w:sz w:val="28"/>
+          <w:szCs w:val="28"/>
+        </w:rPr>
+        <w:t>просроченности</w:t>
+      </w:r>
+      <w:proofErr w:type="spellEnd"/>
+      <w:r>
+        <w:rPr>
+          <w:sz w:val="28"/>
+          <w:szCs w:val="28"/>
+        </w:rPr>
+        <w:t xml:space="preserve"> и агрегаты для дашборда и отчетов; результат возвращается в формате JSON и отображается таблицами, счетчиками и диаграммами [10]. Любой сформированный отчет можно выгрузить в CSV: файл формируется на клиентской стороне с экранированием специальных символов и меткой порядка байтов (BOM), чтобы кириллица корректно открывалась в Microsoft Excel.</w:t>
       </w:r>
     </w:p>
     <w:p>
@@ -22282,7 +23483,39 @@
           <w:sz w:val="28"/>
           <w:szCs w:val="28"/>
         </w:rPr>
-        <w:t>Архитектура системы трехслойная клиент-серверная: слой представления (React-приложение в браузере), слой бизнес-логики (REST API на Node.js + Express), слой данных (СУБД SQLite). Слои общаются только через определенные интерфейсы: клиент с сервером - HTTP-запросами с JSON, сервер с базой - SQL-запросами [11], [12], [13], [14], [15]. Состав модулей серверной части приведен в таблице 13.</w:t>
+        <w:t>Архитектура системы трехслойная клиент-серверная: слой представления (</w:t>
+      </w:r>
+      <w:proofErr w:type="spellStart"/>
+      <w:r>
+        <w:rPr>
+          <w:sz w:val="28"/>
+          <w:szCs w:val="28"/>
+        </w:rPr>
+        <w:t>React</w:t>
+      </w:r>
+      <w:proofErr w:type="spellEnd"/>
+      <w:r>
+        <w:rPr>
+          <w:sz w:val="28"/>
+          <w:szCs w:val="28"/>
+        </w:rPr>
+        <w:t xml:space="preserve">-приложение в браузере), слой бизнес-логики (REST API на Node.js + Express), слой данных (СУБД </w:t>
+      </w:r>
+      <w:proofErr w:type="spellStart"/>
+      <w:r>
+        <w:rPr>
+          <w:sz w:val="28"/>
+          <w:szCs w:val="28"/>
+        </w:rPr>
+        <w:t>SQLite</w:t>
+      </w:r>
+      <w:proofErr w:type="spellEnd"/>
+      <w:r>
+        <w:rPr>
+          <w:sz w:val="28"/>
+          <w:szCs w:val="28"/>
+        </w:rPr>
+        <w:t>). Слои общаются только через определенные интерфейсы: клиент с сервером - HTTP-запросами с JSON, сервер с базой - SQL-запросами [11], [12], [13], [14], [15]. Состав модулей серверной части приведен в таблице 13.</w:t>
       </w:r>
     </w:p>
     <w:p>
@@ -24398,7 +25631,6 @@
           <w:rFonts w:eastAsia="Times New Roman"/>
           <w:sz w:val="28"/>
           <w:szCs w:val="28"/>
-          <w:lang w:val="en-US"/>
         </w:rPr>
       </w:pPr>
     </w:p>
@@ -24408,7 +25640,6 @@
           <w:rFonts w:eastAsia="Times New Roman"/>
           <w:sz w:val="28"/>
           <w:szCs w:val="28"/>
-          <w:lang w:val="en-US"/>
         </w:rPr>
       </w:pPr>
     </w:p>
@@ -24506,9 +25737,9 @@
           <w:szCs w:val="28"/>
         </w:rPr>
         <w:drawing>
-          <wp:inline distT="0" distB="0" distL="0" distR="0" wp14:anchorId="6CF02AED" wp14:editId="186507E0">
+          <wp:inline distT="0" distB="0" distL="0" distR="0" wp14:anchorId="6CF02AED" wp14:editId="3FA46654">
             <wp:extent cx="5940425" cy="4695190"/>
-            <wp:effectExtent l="0" t="0" r="3175" b="0"/>
+            <wp:effectExtent l="19050" t="19050" r="22225" b="10160"/>
             <wp:docPr id="855770556" name="Рисунок 1"/>
             <wp:cNvGraphicFramePr>
               <a:graphicFrameLocks xmlns:a="http://schemas.openxmlformats.org/drawingml/2006/main" noChangeAspect="1"/>
@@ -24534,6 +25765,11 @@
                     <a:prstGeom prst="rect">
                       <a:avLst/>
                     </a:prstGeom>
+                    <a:ln w="9525">
+                      <a:solidFill>
+                        <a:schemeClr val="tx1"/>
+                      </a:solidFill>
+                    </a:ln>
                   </pic:spPr>
                 </pic:pic>
               </a:graphicData>
@@ -24623,13 +25859,14 @@
       </w:pPr>
       <w:r>
         <w:rPr>
+          <w:noProof/>
           <w:sz w:val="28"/>
           <w:szCs w:val="28"/>
         </w:rPr>
         <w:drawing>
-          <wp:inline distT="0" distB="0" distL="0" distR="0" wp14:anchorId="11C09A49" wp14:editId="01FBDA85">
+          <wp:inline distT="0" distB="0" distL="0" distR="0" wp14:anchorId="11C09A49" wp14:editId="20F67285">
             <wp:extent cx="5940425" cy="4763135"/>
-            <wp:effectExtent l="0" t="0" r="3175" b="0"/>
+            <wp:effectExtent l="19050" t="19050" r="22225" b="18415"/>
             <wp:docPr id="1700860940" name="Рисунок 1"/>
             <wp:cNvGraphicFramePr>
               <a:graphicFrameLocks xmlns:a="http://schemas.openxmlformats.org/drawingml/2006/main" noChangeAspect="1"/>
@@ -24655,6 +25892,11 @@
                     <a:prstGeom prst="rect">
                       <a:avLst/>
                     </a:prstGeom>
+                    <a:ln>
+                      <a:solidFill>
+                        <a:schemeClr val="tx1"/>
+                      </a:solidFill>
+                    </a:ln>
                   </pic:spPr>
                 </pic:pic>
               </a:graphicData>
@@ -24723,14 +25965,15 @@
       </w:pPr>
       <w:r>
         <w:rPr>
+          <w:noProof/>
           <w:sz w:val="28"/>
           <w:szCs w:val="28"/>
         </w:rPr>
         <w:lastRenderedPageBreak/>
         <w:drawing>
-          <wp:inline distT="0" distB="0" distL="0" distR="0" wp14:anchorId="35CA8ED3" wp14:editId="70EC844D">
+          <wp:inline distT="0" distB="0" distL="0" distR="0" wp14:anchorId="35CA8ED3" wp14:editId="29940F2A">
             <wp:extent cx="5940425" cy="4541520"/>
-            <wp:effectExtent l="0" t="0" r="3175" b="0"/>
+            <wp:effectExtent l="19050" t="19050" r="22225" b="11430"/>
             <wp:docPr id="281888745" name="Рисунок 1"/>
             <wp:cNvGraphicFramePr>
               <a:graphicFrameLocks xmlns:a="http://schemas.openxmlformats.org/drawingml/2006/main" noChangeAspect="1"/>
@@ -24756,6 +25999,11 @@
                     <a:prstGeom prst="rect">
                       <a:avLst/>
                     </a:prstGeom>
+                    <a:ln w="9525">
+                      <a:solidFill>
+                        <a:schemeClr val="tx1"/>
+                      </a:solidFill>
+                    </a:ln>
                   </pic:spPr>
                 </pic:pic>
               </a:graphicData>
@@ -24835,13 +26083,14 @@
       </w:pPr>
       <w:r>
         <w:rPr>
+          <w:noProof/>
           <w:sz w:val="28"/>
           <w:szCs w:val="28"/>
         </w:rPr>
         <w:drawing>
-          <wp:inline distT="0" distB="0" distL="0" distR="0" wp14:anchorId="2FA9FA14" wp14:editId="33F3AC22">
+          <wp:inline distT="0" distB="0" distL="0" distR="0" wp14:anchorId="2FA9FA14" wp14:editId="6D9C4B57">
             <wp:extent cx="5940425" cy="2879725"/>
-            <wp:effectExtent l="0" t="0" r="3175" b="0"/>
+            <wp:effectExtent l="19050" t="19050" r="22225" b="15875"/>
             <wp:docPr id="60238699" name="Рисунок 1"/>
             <wp:cNvGraphicFramePr>
               <a:graphicFrameLocks xmlns:a="http://schemas.openxmlformats.org/drawingml/2006/main" noChangeAspect="1"/>
@@ -24867,6 +26116,11 @@
                     <a:prstGeom prst="rect">
                       <a:avLst/>
                     </a:prstGeom>
+                    <a:ln>
+                      <a:solidFill>
+                        <a:schemeClr val="tx1"/>
+                      </a:solidFill>
+                    </a:ln>
                   </pic:spPr>
                 </pic:pic>
               </a:graphicData>
@@ -24963,13 +26217,14 @@
       </w:pPr>
       <w:r>
         <w:rPr>
+          <w:noProof/>
           <w:sz w:val="28"/>
           <w:szCs w:val="28"/>
         </w:rPr>
         <w:drawing>
-          <wp:inline distT="0" distB="0" distL="0" distR="0" wp14:anchorId="181D46EB" wp14:editId="29A49905">
+          <wp:inline distT="0" distB="0" distL="0" distR="0" wp14:anchorId="181D46EB" wp14:editId="3416781C">
             <wp:extent cx="5940425" cy="3729355"/>
-            <wp:effectExtent l="0" t="0" r="3175" b="4445"/>
+            <wp:effectExtent l="19050" t="19050" r="22225" b="23495"/>
             <wp:docPr id="1982565459" name="Рисунок 1"/>
             <wp:cNvGraphicFramePr>
               <a:graphicFrameLocks xmlns:a="http://schemas.openxmlformats.org/drawingml/2006/main" noChangeAspect="1"/>
@@ -24995,6 +26250,11 @@
                     <a:prstGeom prst="rect">
                       <a:avLst/>
                     </a:prstGeom>
+                    <a:ln>
+                      <a:solidFill>
+                        <a:schemeClr val="tx1"/>
+                      </a:solidFill>
+                    </a:ln>
                   </pic:spPr>
                 </pic:pic>
               </a:graphicData>
@@ -25059,7 +26319,23 @@
           <w:sz w:val="28"/>
           <w:szCs w:val="28"/>
         </w:rPr>
-        <w:t>Справочник клиентов (рисунок 7) - список организаций со столбцами: клиент, БИН/ИИН, контактное лицо, телефон, email, дата создания. Записи можно добавлять, редактировать и удалять; при попытке удалить клиента, у которого есть договоры, система объясняет, почему отказала.</w:t>
+        <w:t xml:space="preserve">Справочник клиентов (рисунок 7) - список организаций со столбцами: клиент, БИН/ИИН, контактное лицо, телефон, </w:t>
+      </w:r>
+      <w:proofErr w:type="spellStart"/>
+      <w:r>
+        <w:rPr>
+          <w:sz w:val="28"/>
+          <w:szCs w:val="28"/>
+        </w:rPr>
+        <w:t>email</w:t>
+      </w:r>
+      <w:proofErr w:type="spellEnd"/>
+      <w:r>
+        <w:rPr>
+          <w:sz w:val="28"/>
+          <w:szCs w:val="28"/>
+        </w:rPr>
+        <w:t>, дата создания. Записи можно добавлять, редактировать и удалять; при попытке удалить клиента, у которого есть договоры, система объясняет, почему отказала.</w:t>
       </w:r>
     </w:p>
     <w:p>
@@ -25084,13 +26360,14 @@
       </w:pPr>
       <w:r>
         <w:rPr>
+          <w:noProof/>
           <w:sz w:val="28"/>
           <w:szCs w:val="28"/>
         </w:rPr>
         <w:drawing>
-          <wp:inline distT="0" distB="0" distL="0" distR="0" wp14:anchorId="696E0F65" wp14:editId="4DB68FDB">
+          <wp:inline distT="0" distB="0" distL="0" distR="0" wp14:anchorId="696E0F65" wp14:editId="7A404FE8">
             <wp:extent cx="5940425" cy="2466975"/>
-            <wp:effectExtent l="0" t="0" r="3175" b="9525"/>
+            <wp:effectExtent l="19050" t="19050" r="22225" b="28575"/>
             <wp:docPr id="288872256" name="Рисунок 1"/>
             <wp:cNvGraphicFramePr>
               <a:graphicFrameLocks xmlns:a="http://schemas.openxmlformats.org/drawingml/2006/main" noChangeAspect="1"/>
@@ -25116,6 +26393,11 @@
                     <a:prstGeom prst="rect">
                       <a:avLst/>
                     </a:prstGeom>
+                    <a:ln>
+                      <a:solidFill>
+                        <a:schemeClr val="tx1"/>
+                      </a:solidFill>
+                    </a:ln>
                   </pic:spPr>
                 </pic:pic>
               </a:graphicData>
@@ -25186,13 +26468,14 @@
       </w:pPr>
       <w:r>
         <w:rPr>
+          <w:noProof/>
           <w:sz w:val="28"/>
           <w:szCs w:val="28"/>
         </w:rPr>
         <w:drawing>
-          <wp:inline distT="0" distB="0" distL="0" distR="0" wp14:anchorId="6ED50076" wp14:editId="0E6C7C78">
+          <wp:inline distT="0" distB="0" distL="0" distR="0" wp14:anchorId="6ED50076" wp14:editId="7BA1B383">
             <wp:extent cx="5940425" cy="2375535"/>
-            <wp:effectExtent l="0" t="0" r="3175" b="5715"/>
+            <wp:effectExtent l="19050" t="19050" r="22225" b="24765"/>
             <wp:docPr id="913624722" name="Рисунок 1"/>
             <wp:cNvGraphicFramePr>
               <a:graphicFrameLocks xmlns:a="http://schemas.openxmlformats.org/drawingml/2006/main" noChangeAspect="1"/>
@@ -25218,6 +26501,11 @@
                     <a:prstGeom prst="rect">
                       <a:avLst/>
                     </a:prstGeom>
+                    <a:ln>
+                      <a:solidFill>
+                        <a:schemeClr val="tx1"/>
+                      </a:solidFill>
+                    </a:ln>
                   </pic:spPr>
                 </pic:pic>
               </a:graphicData>
@@ -25272,7 +26560,23 @@
           <w:sz w:val="28"/>
           <w:szCs w:val="28"/>
         </w:rPr>
-        <w:t>Справочник сотрудников (рисунок 9) показывает ФИО, должность, телефон, email и число активных заявок и записей о работах каждого специалиста. Сотрудника, связанного с заявками или работами, удалить нельзя - система сообщает причину.</w:t>
+        <w:t xml:space="preserve">Справочник сотрудников (рисунок 9) показывает ФИО, должность, телефон, </w:t>
+      </w:r>
+      <w:proofErr w:type="spellStart"/>
+      <w:r>
+        <w:rPr>
+          <w:sz w:val="28"/>
+          <w:szCs w:val="28"/>
+        </w:rPr>
+        <w:t>email</w:t>
+      </w:r>
+      <w:proofErr w:type="spellEnd"/>
+      <w:r>
+        <w:rPr>
+          <w:sz w:val="28"/>
+          <w:szCs w:val="28"/>
+        </w:rPr>
+        <w:t xml:space="preserve"> и число активных заявок и записей о работах каждого специалиста. Сотрудника, связанного с заявками или работами, удалить нельзя - система сообщает причину.</w:t>
       </w:r>
     </w:p>
     <w:p>
@@ -25297,13 +26601,14 @@
       </w:pPr>
       <w:r>
         <w:rPr>
+          <w:noProof/>
           <w:sz w:val="28"/>
           <w:szCs w:val="28"/>
         </w:rPr>
         <w:drawing>
-          <wp:inline distT="0" distB="0" distL="0" distR="0" wp14:anchorId="779D8E99" wp14:editId="3514530A">
+          <wp:inline distT="0" distB="0" distL="0" distR="0" wp14:anchorId="779D8E99" wp14:editId="4ABE0B76">
             <wp:extent cx="5940425" cy="2256790"/>
-            <wp:effectExtent l="0" t="0" r="3175" b="0"/>
+            <wp:effectExtent l="19050" t="19050" r="22225" b="10160"/>
             <wp:docPr id="430274157" name="Рисунок 1"/>
             <wp:cNvGraphicFramePr>
               <a:graphicFrameLocks xmlns:a="http://schemas.openxmlformats.org/drawingml/2006/main" noChangeAspect="1"/>
@@ -25329,6 +26634,11 @@
                     <a:prstGeom prst="rect">
                       <a:avLst/>
                     </a:prstGeom>
+                    <a:ln>
+                      <a:solidFill>
+                        <a:schemeClr val="tx1"/>
+                      </a:solidFill>
+                    </a:ln>
                   </pic:spPr>
                 </pic:pic>
               </a:graphicData>
@@ -25408,14 +26718,15 @@
       </w:pPr>
       <w:r>
         <w:rPr>
+          <w:noProof/>
           <w:sz w:val="28"/>
           <w:szCs w:val="28"/>
         </w:rPr>
         <w:lastRenderedPageBreak/>
         <w:drawing>
-          <wp:inline distT="0" distB="0" distL="0" distR="0" wp14:anchorId="03CE2575" wp14:editId="15EC0ABA">
+          <wp:inline distT="0" distB="0" distL="0" distR="0" wp14:anchorId="03CE2575" wp14:editId="2EC527F0">
             <wp:extent cx="5940425" cy="3143250"/>
-            <wp:effectExtent l="0" t="0" r="3175" b="0"/>
+            <wp:effectExtent l="19050" t="19050" r="22225" b="19050"/>
             <wp:docPr id="2142053702" name="Рисунок 1"/>
             <wp:cNvGraphicFramePr>
               <a:graphicFrameLocks xmlns:a="http://schemas.openxmlformats.org/drawingml/2006/main" noChangeAspect="1"/>
@@ -25441,6 +26752,11 @@
                     <a:prstGeom prst="rect">
                       <a:avLst/>
                     </a:prstGeom>
+                    <a:ln>
+                      <a:solidFill>
+                        <a:schemeClr val="tx1"/>
+                      </a:solidFill>
+                    </a:ln>
                   </pic:spPr>
                 </pic:pic>
               </a:graphicData>
@@ -25616,7 +26932,39 @@
           <w:sz w:val="28"/>
           <w:szCs w:val="28"/>
         </w:rPr>
-        <w:t xml:space="preserve"> раз. Проанализированы информационные потоки, поставлена задача в терминах баз данных, обоснованы проектные решения по всем видам обеспечения, включая программный стек: React и Vite, Node.js с фреймворком Express, СУБД </w:t>
+        <w:t xml:space="preserve"> раз. Проанализированы информационные потоки, поставлена задача в терминах баз данных, обоснованы проектные решения по всем видам обеспечения, включая программный стек: </w:t>
+      </w:r>
+      <w:proofErr w:type="spellStart"/>
+      <w:r>
+        <w:rPr>
+          <w:sz w:val="28"/>
+          <w:szCs w:val="28"/>
+        </w:rPr>
+        <w:t>React</w:t>
+      </w:r>
+      <w:proofErr w:type="spellEnd"/>
+      <w:r>
+        <w:rPr>
+          <w:sz w:val="28"/>
+          <w:szCs w:val="28"/>
+        </w:rPr>
+        <w:t xml:space="preserve"> и </w:t>
+      </w:r>
+      <w:proofErr w:type="spellStart"/>
+      <w:r>
+        <w:rPr>
+          <w:sz w:val="28"/>
+          <w:szCs w:val="28"/>
+        </w:rPr>
+        <w:t>Vite</w:t>
+      </w:r>
+      <w:proofErr w:type="spellEnd"/>
+      <w:r>
+        <w:rPr>
+          <w:sz w:val="28"/>
+          <w:szCs w:val="28"/>
+        </w:rPr>
+        <w:t xml:space="preserve">, Node.js с фреймворком Express, СУБД </w:t>
       </w:r>
       <w:proofErr w:type="spellStart"/>
       <w:r>
@@ -27598,7 +28946,6 @@
   <w:style w:type="character" w:default="1" w:styleId="a0">
     <w:name w:val="Default Paragraph Font"/>
     <w:uiPriority w:val="1"/>
-    <w:semiHidden/>
     <w:unhideWhenUsed/>
   </w:style>
   <w:style w:type="table" w:default="1" w:styleId="a1">
